--- a/32SS Systemy shtuchnogo/2/KNT-122_Onyshchenko_Variant-19_PR2.docx
+++ b/32SS Systemy shtuchnogo/2/KNT-122_Onyshchenko_Variant-19_PR2.docx
@@ -212,7 +212,13 @@
         <w:rPr>
           <w:color w:val="auto"/>
         </w:rPr>
-        <w:t>Робота №1</w:t>
+        <w:t>Робота №</w:t>
+      </w:r>
+      <w:r>
+        <w:rPr>
+          <w:color w:val="auto"/>
+        </w:rPr>
+        <w:t>2</w:t>
       </w:r>
     </w:p>
     <w:p>
@@ -230,7 +236,20 @@
         <w:rPr>
           <w:color w:val="auto"/>
         </w:rPr>
-        <w:t>Тема «Розпізнавання образів на основі метричної класифікації»</w:t>
+        <w:t>Тема «</w:t>
+      </w:r>
+      <w:r>
+        <w:rPr>
+          <w:color w:val="auto"/>
+          <w:lang w:val="uk-UA"/>
+        </w:rPr>
+        <w:t>Самоорганізація та навчання без у</w:t>
+      </w:r>
+      <w:r>
+        <w:rPr>
+          <w:color w:val="auto"/>
+        </w:rPr>
+        <w:t>»</w:t>
       </w:r>
     </w:p>
     <w:p>
@@ -660,9 +679,7 @@
         <w:t xml:space="preserve">2. Згідно з номером студента за журналом для відповідного номера варіанта V сформувати навчаючу вибірку &lt;x,y&gt; обсягом S екземплярів </w:t>
       </w:r>
       <w:r>
-        <w:rPr>
-          <w:color w:val="auto"/>
-        </w:rPr>
+        <w:rPr/>
       </w:r>
       <m:oMath xmlns:m="http://schemas.openxmlformats.org/officeDocument/2006/math">
         <m:sSup>
@@ -691,9 +708,7 @@
         <w:t xml:space="preserve">, s=1, 2, ..., S, що характеризуються N ознаками </w:t>
       </w:r>
       <w:r>
-        <w:rPr>
-          <w:color w:val="auto"/>
-        </w:rPr>
+        <w:rPr/>
       </w:r>
       <m:oMath xmlns:m="http://schemas.openxmlformats.org/officeDocument/2006/math">
         <m:sSubSup>
@@ -730,9 +745,7 @@
         <w:t xml:space="preserve">, j=1, 2, ..., N, та зіставити кожному екземпляру значення цільової ознаки </w:t>
       </w:r>
       <w:r>
-        <w:rPr>
-          <w:color w:val="auto"/>
-        </w:rPr>
+        <w:rPr/>
       </w:r>
       <m:oMath xmlns:m="http://schemas.openxmlformats.org/officeDocument/2006/math">
         <m:r>
@@ -863,9 +876,7 @@
         <w:t xml:space="preserve">4. На основі пронормованої вибірки побудувати розпізнаючу модель за методом еталонів, тобто визначити координати центрів класів (еталонів) у просторі ознак </w:t>
       </w:r>
       <w:r>
-        <w:rPr>
-          <w:color w:val="auto"/>
-        </w:rPr>
+        <w:rPr/>
       </w:r>
       <m:oMath xmlns:m="http://schemas.openxmlformats.org/officeDocument/2006/math">
         <m:sSubSup>
@@ -1010,7 +1021,6 @@
       </w:pPr>
       <w:r>
         <w:rPr>
-          <w:rFonts w:ascii="Times New Roman" w:hAnsi="Times New Roman"/>
           <w:b w:val="false"/>
           <w:color w:val="000000"/>
           <w:sz w:val="28"/>
@@ -1077,7 +1087,6 @@
       </w:pPr>
       <w:r>
         <w:rPr>
-          <w:rFonts w:ascii="Times New Roman" w:hAnsi="Times New Roman"/>
           <w:b w:val="false"/>
           <w:color w:val="000000"/>
           <w:sz w:val="28"/>
@@ -1099,7 +1108,6 @@
       </w:pPr>
       <w:r>
         <w:rPr>
-          <w:rFonts w:ascii="Times New Roman" w:hAnsi="Times New Roman"/>
           <w:color w:val="auto"/>
           <w:sz w:val="28"/>
           <w:szCs w:val="28"/>
@@ -1119,7 +1127,6 @@
       </w:pPr>
       <w:r>
         <w:rPr>
-          <w:rFonts w:ascii="Times New Roman" w:hAnsi="Times New Roman"/>
           <w:color w:val="auto"/>
           <w:sz w:val="28"/>
           <w:szCs w:val="28"/>
@@ -1139,7 +1146,6 @@
       </w:pPr>
       <w:r>
         <w:rPr>
-          <w:rFonts w:ascii="Times New Roman" w:hAnsi="Times New Roman"/>
           <w:color w:val="auto"/>
           <w:sz w:val="28"/>
           <w:szCs w:val="28"/>
@@ -1159,7 +1165,6 @@
       </w:pPr>
       <w:r>
         <w:rPr>
-          <w:rFonts w:ascii="Times New Roman" w:hAnsi="Times New Roman"/>
           <w:color w:val="auto"/>
           <w:sz w:val="28"/>
           <w:szCs w:val="28"/>
@@ -1179,7 +1184,6 @@
       </w:pPr>
       <w:r>
         <w:rPr>
-          <w:rFonts w:ascii="Times New Roman" w:hAnsi="Times New Roman"/>
           <w:color w:val="auto"/>
           <w:sz w:val="28"/>
           <w:szCs w:val="28"/>
@@ -1199,7 +1203,6 @@
       </w:pPr>
       <w:r>
         <w:rPr>
-          <w:rFonts w:ascii="Times New Roman" w:hAnsi="Times New Roman"/>
           <w:color w:val="auto"/>
           <w:sz w:val="28"/>
           <w:szCs w:val="28"/>
@@ -1219,7 +1222,6 @@
       </w:pPr>
       <w:r>
         <w:rPr>
-          <w:rFonts w:ascii="Times New Roman" w:hAnsi="Times New Roman"/>
           <w:b w:val="false"/>
           <w:color w:val="000000"/>
           <w:sz w:val="28"/>
@@ -1241,7 +1243,6 @@
       </w:pPr>
       <w:r>
         <w:rPr>
-          <w:rFonts w:ascii="Times New Roman" w:hAnsi="Times New Roman"/>
           <w:color w:val="auto"/>
           <w:sz w:val="28"/>
           <w:szCs w:val="28"/>
@@ -1270,7 +1271,6 @@
       </w:pPr>
       <w:r>
         <w:rPr>
-          <w:rFonts w:ascii="Times New Roman" w:hAnsi="Times New Roman"/>
           <w:color w:val="auto"/>
           <w:sz w:val="28"/>
           <w:szCs w:val="28"/>
@@ -1289,7 +1289,6 @@
       </w:pPr>
       <w:r>
         <w:rPr>
-          <w:rFonts w:ascii="Times New Roman" w:hAnsi="Times New Roman"/>
           <w:color w:val="auto"/>
           <w:sz w:val="28"/>
           <w:szCs w:val="28"/>
@@ -1298,7 +1297,6 @@
       </w:r>
       <w:r>
         <w:rPr>
-          <w:rFonts w:ascii="Times New Roman" w:hAnsi="Times New Roman"/>
           <w:color w:val="auto"/>
           <w:sz w:val="28"/>
           <w:szCs w:val="28"/>
@@ -1308,7 +1306,6 @@
       </w:r>
       <w:r>
         <w:rPr>
-          <w:rFonts w:ascii="Times New Roman" w:hAnsi="Times New Roman"/>
           <w:color w:val="auto"/>
           <w:sz w:val="28"/>
           <w:szCs w:val="28"/>
@@ -1330,7 +1327,6 @@
       </w:pPr>
       <w:r>
         <w:rPr>
-          <w:rFonts w:ascii="Times New Roman" w:hAnsi="Times New Roman"/>
           <w:color w:val="auto"/>
           <w:sz w:val="28"/>
           <w:szCs w:val="28"/>
@@ -1340,7 +1336,6 @@
       </w:r>
       <w:r>
         <w:rPr>
-          <w:rFonts w:ascii="Times New Roman" w:hAnsi="Times New Roman"/>
           <w:color w:val="auto"/>
           <w:sz w:val="28"/>
           <w:szCs w:val="28"/>
@@ -1362,7 +1357,6 @@
       </w:pPr>
       <w:r>
         <w:rPr>
-          <w:rFonts w:ascii="Times New Roman" w:hAnsi="Times New Roman"/>
           <w:color w:val="auto"/>
           <w:sz w:val="28"/>
           <w:szCs w:val="28"/>
@@ -1372,7 +1366,6 @@
       </w:r>
       <w:r>
         <w:rPr>
-          <w:rFonts w:ascii="Times New Roman" w:hAnsi="Times New Roman"/>
           <w:color w:val="auto"/>
           <w:sz w:val="28"/>
           <w:szCs w:val="28"/>
@@ -1394,7 +1387,6 @@
       </w:pPr>
       <w:r>
         <w:rPr>
-          <w:rFonts w:ascii="Times New Roman" w:hAnsi="Times New Roman"/>
           <w:color w:val="auto"/>
           <w:sz w:val="28"/>
           <w:szCs w:val="28"/>
@@ -1404,7 +1396,6 @@
       </w:r>
       <w:r>
         <w:rPr>
-          <w:rFonts w:ascii="Times New Roman" w:hAnsi="Times New Roman"/>
           <w:color w:val="auto"/>
           <w:sz w:val="28"/>
           <w:szCs w:val="28"/>
@@ -1414,7 +1405,6 @@
       </w:r>
       <w:r>
         <w:rPr>
-          <w:rFonts w:ascii="Times New Roman" w:hAnsi="Times New Roman"/>
           <w:color w:val="auto"/>
           <w:sz w:val="28"/>
           <w:szCs w:val="28"/>
@@ -1436,7 +1426,6 @@
       </w:pPr>
       <w:r>
         <w:rPr>
-          <w:rFonts w:ascii="Times New Roman" w:hAnsi="Times New Roman"/>
           <w:color w:val="auto"/>
           <w:sz w:val="28"/>
           <w:szCs w:val="28"/>
@@ -1446,7 +1435,6 @@
       </w:r>
       <w:r>
         <w:rPr>
-          <w:rFonts w:ascii="Times New Roman" w:hAnsi="Times New Roman"/>
           <w:color w:val="auto"/>
           <w:sz w:val="28"/>
           <w:szCs w:val="28"/>
@@ -1456,7 +1444,6 @@
       </w:r>
       <w:r>
         <w:rPr>
-          <w:rFonts w:ascii="Times New Roman" w:hAnsi="Times New Roman"/>
           <w:color w:val="auto"/>
           <w:sz w:val="28"/>
           <w:szCs w:val="28"/>
@@ -1466,7 +1453,6 @@
       </w:r>
       <w:r>
         <w:rPr>
-          <w:rFonts w:ascii="Times New Roman" w:hAnsi="Times New Roman"/>
           <w:color w:val="auto"/>
           <w:sz w:val="28"/>
           <w:szCs w:val="28"/>
@@ -1488,7 +1474,6 @@
       </w:pPr>
       <w:r>
         <w:rPr>
-          <w:rFonts w:ascii="Times New Roman" w:hAnsi="Times New Roman"/>
           <w:color w:val="auto"/>
           <w:sz w:val="28"/>
           <w:szCs w:val="28"/>
@@ -1498,7 +1483,6 @@
       </w:r>
       <w:r>
         <w:rPr>
-          <w:rFonts w:ascii="Times New Roman" w:hAnsi="Times New Roman"/>
           <w:color w:val="auto"/>
           <w:sz w:val="28"/>
           <w:szCs w:val="28"/>
@@ -1520,7 +1504,6 @@
       </w:pPr>
       <w:r>
         <w:rPr>
-          <w:rFonts w:ascii="Times New Roman" w:hAnsi="Times New Roman"/>
           <w:color w:val="auto"/>
           <w:sz w:val="28"/>
           <w:szCs w:val="28"/>
@@ -1530,7 +1513,6 @@
       </w:r>
       <w:r>
         <w:rPr>
-          <w:rFonts w:ascii="Times New Roman" w:hAnsi="Times New Roman"/>
           <w:color w:val="auto"/>
           <w:sz w:val="28"/>
           <w:szCs w:val="28"/>
@@ -1540,7 +1522,6 @@
       </w:r>
       <w:r>
         <w:rPr>
-          <w:rFonts w:ascii="Times New Roman" w:hAnsi="Times New Roman"/>
           <w:color w:val="auto"/>
           <w:sz w:val="28"/>
           <w:szCs w:val="28"/>
@@ -1550,7 +1531,6 @@
       </w:r>
       <w:r>
         <w:rPr>
-          <w:rFonts w:ascii="Times New Roman" w:hAnsi="Times New Roman"/>
           <w:color w:val="auto"/>
           <w:sz w:val="28"/>
           <w:szCs w:val="28"/>
@@ -1572,7 +1552,6 @@
       </w:pPr>
       <w:r>
         <w:rPr>
-          <w:rFonts w:ascii="Times New Roman" w:hAnsi="Times New Roman"/>
           <w:color w:val="auto"/>
           <w:sz w:val="28"/>
           <w:szCs w:val="28"/>
@@ -1582,7 +1561,6 @@
       </w:r>
       <w:r>
         <w:rPr>
-          <w:rFonts w:ascii="Times New Roman" w:hAnsi="Times New Roman"/>
           <w:color w:val="auto"/>
           <w:sz w:val="28"/>
           <w:szCs w:val="28"/>
@@ -1604,7 +1582,6 @@
       </w:pPr>
       <w:r>
         <w:rPr>
-          <w:rFonts w:ascii="Times New Roman" w:hAnsi="Times New Roman"/>
           <w:color w:val="auto"/>
           <w:sz w:val="28"/>
           <w:szCs w:val="28"/>
@@ -1663,7 +1640,6 @@
       </w:pPr>
       <w:r>
         <w:rPr>
-          <w:rFonts w:ascii="Courier New" w:hAnsi="Courier New"/>
           <w:color w:val="auto"/>
         </w:rPr>
         <w:t>import os</w:t>
@@ -1679,7 +1655,6 @@
       </w:pPr>
       <w:r>
         <w:rPr>
-          <w:rFonts w:ascii="Courier New" w:hAnsi="Courier New"/>
           <w:color w:val="auto"/>
         </w:rPr>
         <w:t>import random</w:t>
@@ -1695,7 +1670,6 @@
       </w:pPr>
       <w:r>
         <w:rPr>
-          <w:rFonts w:ascii="Courier New" w:hAnsi="Courier New"/>
           <w:color w:val="auto"/>
         </w:rPr>
         <w:t>import time</w:t>
@@ -1711,7 +1685,6 @@
       </w:pPr>
       <w:r>
         <w:rPr>
-          <w:rFonts w:ascii="Courier New" w:hAnsi="Courier New"/>
           <w:color w:val="auto"/>
         </w:rPr>
         <w:t>import pandas as pd</w:t>
@@ -1727,7 +1700,6 @@
       </w:pPr>
       <w:r>
         <w:rPr>
-          <w:rFonts w:ascii="Courier New" w:hAnsi="Courier New"/>
           <w:color w:val="auto"/>
         </w:rPr>
         <w:t>import numpy as np</w:t>
@@ -1743,22 +1715,20 @@
       </w:pPr>
       <w:r>
         <w:rPr>
-          <w:rFonts w:ascii="Courier New" w:hAnsi="Courier New"/>
-          <w:color w:val="auto"/>
-        </w:rPr>
-      </w:r>
-    </w:p>
-    <w:p>
-      <w:pPr>
-        <w:pStyle w:val="Code"/>
-        <w:rPr>
-          <w:rFonts w:ascii="Courier New" w:hAnsi="Courier New"/>
-          <w:color w:val="auto"/>
-        </w:rPr>
-      </w:pPr>
-      <w:r>
-        <w:rPr>
-          <w:rFonts w:ascii="Courier New" w:hAnsi="Courier New"/>
+          <w:color w:val="auto"/>
+        </w:rPr>
+      </w:r>
+    </w:p>
+    <w:p>
+      <w:pPr>
+        <w:pStyle w:val="Code"/>
+        <w:rPr>
+          <w:rFonts w:ascii="Courier New" w:hAnsi="Courier New"/>
+          <w:color w:val="auto"/>
+        </w:rPr>
+      </w:pPr>
+      <w:r>
+        <w:rPr>
           <w:color w:val="auto"/>
         </w:rPr>
         <w:t>from sklearn.cluster import KMeans</w:t>
@@ -1774,7 +1744,6 @@
       </w:pPr>
       <w:r>
         <w:rPr>
-          <w:rFonts w:ascii="Courier New" w:hAnsi="Courier New"/>
           <w:color w:val="auto"/>
         </w:rPr>
         <w:t>from sklearn.model_selection import train_test_split</w:t>
@@ -1790,7 +1759,6 @@
       </w:pPr>
       <w:r>
         <w:rPr>
-          <w:rFonts w:ascii="Courier New" w:hAnsi="Courier New"/>
           <w:color w:val="auto"/>
         </w:rPr>
         <w:t>from sklearn.preprocessing import LabelEncoder, normalize</w:t>
@@ -1806,22 +1774,20 @@
       </w:pPr>
       <w:r>
         <w:rPr>
-          <w:rFonts w:ascii="Courier New" w:hAnsi="Courier New"/>
-          <w:color w:val="auto"/>
-        </w:rPr>
-      </w:r>
-    </w:p>
-    <w:p>
-      <w:pPr>
-        <w:pStyle w:val="Code"/>
-        <w:rPr>
-          <w:rFonts w:ascii="Courier New" w:hAnsi="Courier New"/>
-          <w:color w:val="auto"/>
-        </w:rPr>
-      </w:pPr>
-      <w:r>
-        <w:rPr>
-          <w:rFonts w:ascii="Courier New" w:hAnsi="Courier New"/>
+          <w:color w:val="auto"/>
+        </w:rPr>
+      </w:r>
+    </w:p>
+    <w:p>
+      <w:pPr>
+        <w:pStyle w:val="Code"/>
+        <w:rPr>
+          <w:rFonts w:ascii="Courier New" w:hAnsi="Courier New"/>
+          <w:color w:val="auto"/>
+        </w:rPr>
+      </w:pPr>
+      <w:r>
+        <w:rPr>
           <w:color w:val="auto"/>
         </w:rPr>
         <w:t>current_folder = os.path.dirname(os.path.abspath(__file__))</w:t>
@@ -1837,7 +1803,6 @@
       </w:pPr>
       <w:r>
         <w:rPr>
-          <w:rFonts w:ascii="Courier New" w:hAnsi="Courier New"/>
           <w:color w:val="auto"/>
         </w:rPr>
         <w:t>file_path = os.path.join(current_folder, 'train.csv')</w:t>
@@ -1853,7 +1818,6 @@
       </w:pPr>
       <w:r>
         <w:rPr>
-          <w:rFonts w:ascii="Courier New" w:hAnsi="Courier New"/>
           <w:color w:val="auto"/>
         </w:rPr>
         <w:t>df = pd.read_csv(file_path)</w:t>
@@ -1869,22 +1833,20 @@
       </w:pPr>
       <w:r>
         <w:rPr>
-          <w:rFonts w:ascii="Courier New" w:hAnsi="Courier New"/>
-          <w:color w:val="auto"/>
-        </w:rPr>
-      </w:r>
-    </w:p>
-    <w:p>
-      <w:pPr>
-        <w:pStyle w:val="Code"/>
-        <w:rPr>
-          <w:rFonts w:ascii="Courier New" w:hAnsi="Courier New"/>
-          <w:color w:val="auto"/>
-        </w:rPr>
-      </w:pPr>
-      <w:r>
-        <w:rPr>
-          <w:rFonts w:ascii="Courier New" w:hAnsi="Courier New"/>
+          <w:color w:val="auto"/>
+        </w:rPr>
+      </w:r>
+    </w:p>
+    <w:p>
+      <w:pPr>
+        <w:pStyle w:val="Code"/>
+        <w:rPr>
+          <w:rFonts w:ascii="Courier New" w:hAnsi="Courier New"/>
+          <w:color w:val="auto"/>
+        </w:rPr>
+      </w:pPr>
+      <w:r>
+        <w:rPr>
           <w:color w:val="auto"/>
         </w:rPr>
         <w:t># 1.1 Еталони</w:t>
@@ -1900,22 +1862,20 @@
       </w:pPr>
       <w:r>
         <w:rPr>
-          <w:rFonts w:ascii="Courier New" w:hAnsi="Courier New"/>
-          <w:color w:val="auto"/>
-        </w:rPr>
-      </w:r>
-    </w:p>
-    <w:p>
-      <w:pPr>
-        <w:pStyle w:val="Code"/>
-        <w:rPr>
-          <w:rFonts w:ascii="Courier New" w:hAnsi="Courier New"/>
-          <w:color w:val="auto"/>
-        </w:rPr>
-      </w:pPr>
-      <w:r>
-        <w:rPr>
-          <w:rFonts w:ascii="Courier New" w:hAnsi="Courier New"/>
+          <w:color w:val="auto"/>
+        </w:rPr>
+      </w:r>
+    </w:p>
+    <w:p>
+      <w:pPr>
+        <w:pStyle w:val="Code"/>
+        <w:rPr>
+          <w:rFonts w:ascii="Courier New" w:hAnsi="Courier New"/>
+          <w:color w:val="auto"/>
+        </w:rPr>
+      </w:pPr>
+      <w:r>
+        <w:rPr>
           <w:color w:val="auto"/>
         </w:rPr>
         <w:t>needed='Name,Age,Survived'.split(',')</w:t>
@@ -1931,7 +1891,6 @@
       </w:pPr>
       <w:r>
         <w:rPr>
-          <w:rFonts w:ascii="Courier New" w:hAnsi="Courier New"/>
           <w:color w:val="auto"/>
         </w:rPr>
         <w:t>df=df[needed].dropna()</w:t>
@@ -1947,7 +1906,6 @@
       </w:pPr>
       <w:r>
         <w:rPr>
-          <w:rFonts w:ascii="Courier New" w:hAnsi="Courier New"/>
           <w:color w:val="auto"/>
         </w:rPr>
         <w:t>le=LabelEncoder()</w:t>
@@ -1963,22 +1921,20 @@
       </w:pPr>
       <w:r>
         <w:rPr>
-          <w:rFonts w:ascii="Courier New" w:hAnsi="Courier New"/>
-          <w:color w:val="auto"/>
-        </w:rPr>
-      </w:r>
-    </w:p>
-    <w:p>
-      <w:pPr>
-        <w:pStyle w:val="Code"/>
-        <w:rPr>
-          <w:rFonts w:ascii="Courier New" w:hAnsi="Courier New"/>
-          <w:color w:val="auto"/>
-        </w:rPr>
-      </w:pPr>
-      <w:r>
-        <w:rPr>
-          <w:rFonts w:ascii="Courier New" w:hAnsi="Courier New"/>
+          <w:color w:val="auto"/>
+        </w:rPr>
+      </w:r>
+    </w:p>
+    <w:p>
+      <w:pPr>
+        <w:pStyle w:val="Code"/>
+        <w:rPr>
+          <w:rFonts w:ascii="Courier New" w:hAnsi="Courier New"/>
+          <w:color w:val="auto"/>
+        </w:rPr>
+      </w:pPr>
+      <w:r>
+        <w:rPr>
           <w:color w:val="auto"/>
         </w:rPr>
         <w:t>target_feature=df.Survived.to_numpy()</w:t>
@@ -1994,7 +1950,6 @@
       </w:pPr>
       <w:r>
         <w:rPr>
-          <w:rFonts w:ascii="Courier New" w:hAnsi="Courier New"/>
           <w:color w:val="auto"/>
         </w:rPr>
         <w:t>df=df.drop(['Survived'],axis=1)</w:t>
@@ -2010,7 +1965,6 @@
       </w:pPr>
       <w:r>
         <w:rPr>
-          <w:rFonts w:ascii="Courier New" w:hAnsi="Courier New"/>
           <w:color w:val="auto"/>
         </w:rPr>
         <w:t>df=df.drop(['Name'],axis=1)</w:t>
@@ -2026,22 +1980,20 @@
       </w:pPr>
       <w:r>
         <w:rPr>
-          <w:rFonts w:ascii="Courier New" w:hAnsi="Courier New"/>
-          <w:color w:val="auto"/>
-        </w:rPr>
-      </w:r>
-    </w:p>
-    <w:p>
-      <w:pPr>
-        <w:pStyle w:val="Code"/>
-        <w:rPr>
-          <w:rFonts w:ascii="Courier New" w:hAnsi="Courier New"/>
-          <w:color w:val="auto"/>
-        </w:rPr>
-      </w:pPr>
-      <w:r>
-        <w:rPr>
-          <w:rFonts w:ascii="Courier New" w:hAnsi="Courier New"/>
+          <w:color w:val="auto"/>
+        </w:rPr>
+      </w:r>
+    </w:p>
+    <w:p>
+      <w:pPr>
+        <w:pStyle w:val="Code"/>
+        <w:rPr>
+          <w:rFonts w:ascii="Courier New" w:hAnsi="Courier New"/>
+          <w:color w:val="auto"/>
+        </w:rPr>
+      </w:pPr>
+      <w:r>
+        <w:rPr>
           <w:color w:val="auto"/>
         </w:rPr>
         <w:t>X_train,X_test,y_train,y_test=train_test_split(df,target_feature,test_size=0.3)</w:t>
@@ -2057,7 +2009,6 @@
       </w:pPr>
       <w:r>
         <w:rPr>
-          <w:rFonts w:ascii="Courier New" w:hAnsi="Courier New"/>
           <w:color w:val="auto"/>
         </w:rPr>
         <w:t>model=KMeans(n_clusters=3)</w:t>
@@ -2073,7 +2024,6 @@
       </w:pPr>
       <w:r>
         <w:rPr>
-          <w:rFonts w:ascii="Courier New" w:hAnsi="Courier New"/>
           <w:color w:val="auto"/>
         </w:rPr>
         <w:t>model.fit(X_train)</w:t>
@@ -2089,7 +2039,6 @@
       </w:pPr>
       <w:r>
         <w:rPr>
-          <w:rFonts w:ascii="Courier New" w:hAnsi="Courier New"/>
           <w:color w:val="auto"/>
         </w:rPr>
         <w:t>print(f'{model.cluster_centers_ = }')</w:t>
@@ -2105,7 +2054,6 @@
       </w:pPr>
       <w:r>
         <w:rPr>
-          <w:rFonts w:ascii="Courier New" w:hAnsi="Courier New"/>
           <w:color w:val="auto"/>
         </w:rPr>
         <w:t>prediction_results=model.predict(X_test)</w:t>
@@ -2121,7 +2069,6 @@
       </w:pPr>
       <w:r>
         <w:rPr>
-          <w:rFonts w:ascii="Courier New" w:hAnsi="Courier New"/>
           <w:color w:val="auto"/>
         </w:rPr>
         <w:t>print(f'{prediction_results = }')</w:t>
@@ -2137,22 +2084,20 @@
       </w:pPr>
       <w:r>
         <w:rPr>
-          <w:rFonts w:ascii="Courier New" w:hAnsi="Courier New"/>
-          <w:color w:val="auto"/>
-        </w:rPr>
-      </w:r>
-    </w:p>
-    <w:p>
-      <w:pPr>
-        <w:pStyle w:val="Code"/>
-        <w:rPr>
-          <w:rFonts w:ascii="Courier New" w:hAnsi="Courier New"/>
-          <w:color w:val="auto"/>
-        </w:rPr>
-      </w:pPr>
-      <w:r>
-        <w:rPr>
-          <w:rFonts w:ascii="Courier New" w:hAnsi="Courier New"/>
+          <w:color w:val="auto"/>
+        </w:rPr>
+      </w:r>
+    </w:p>
+    <w:p>
+      <w:pPr>
+        <w:pStyle w:val="Code"/>
+        <w:rPr>
+          <w:rFonts w:ascii="Courier New" w:hAnsi="Courier New"/>
+          <w:color w:val="auto"/>
+        </w:rPr>
+      </w:pPr>
+      <w:r>
+        <w:rPr>
           <w:color w:val="auto"/>
         </w:rPr>
         <w:t># 1.2 Вибірка</w:t>
@@ -2168,22 +2113,20 @@
       </w:pPr>
       <w:r>
         <w:rPr>
-          <w:rFonts w:ascii="Courier New" w:hAnsi="Courier New"/>
-          <w:color w:val="auto"/>
-        </w:rPr>
-      </w:r>
-    </w:p>
-    <w:p>
-      <w:pPr>
-        <w:pStyle w:val="Code"/>
-        <w:rPr>
-          <w:rFonts w:ascii="Courier New" w:hAnsi="Courier New"/>
-          <w:color w:val="auto"/>
-        </w:rPr>
-      </w:pPr>
-      <w:r>
-        <w:rPr>
-          <w:rFonts w:ascii="Courier New" w:hAnsi="Courier New"/>
+          <w:color w:val="auto"/>
+        </w:rPr>
+      </w:r>
+    </w:p>
+    <w:p>
+      <w:pPr>
+        <w:pStyle w:val="Code"/>
+        <w:rPr>
+          <w:rFonts w:ascii="Courier New" w:hAnsi="Courier New"/>
+          <w:color w:val="auto"/>
+        </w:rPr>
+      </w:pPr>
+      <w:r>
+        <w:rPr>
           <w:color w:val="auto"/>
         </w:rPr>
         <w:t>def get_target_feature(row: list[int]):</w:t>
@@ -2199,14 +2142,12 @@
       </w:pPr>
       <w:r>
         <w:rPr>
-          <w:rFonts w:ascii="Courier New" w:hAnsi="Courier New"/>
           <w:color w:val="auto"/>
         </w:rPr>
         <w:t xml:space="preserve">    </w:t>
       </w:r>
       <w:r>
         <w:rPr>
-          <w:rFonts w:ascii="Courier New" w:hAnsi="Courier New"/>
           <w:b w:val="false"/>
           <w:color w:val="auto"/>
           <w:sz w:val="21"/>
@@ -2224,14 +2165,12 @@
       </w:pPr>
       <w:r>
         <w:rPr>
-          <w:rFonts w:ascii="Courier New" w:hAnsi="Courier New"/>
           <w:color w:val="auto"/>
         </w:rPr>
         <w:t xml:space="preserve">    </w:t>
       </w:r>
       <w:r>
         <w:rPr>
-          <w:rFonts w:ascii="Courier New" w:hAnsi="Courier New"/>
           <w:b w:val="false"/>
           <w:color w:val="auto"/>
           <w:sz w:val="21"/>
@@ -2249,22 +2188,20 @@
       </w:pPr>
       <w:r>
         <w:rPr>
-          <w:rFonts w:ascii="Courier New" w:hAnsi="Courier New"/>
-          <w:color w:val="auto"/>
-        </w:rPr>
-      </w:r>
-    </w:p>
-    <w:p>
-      <w:pPr>
-        <w:pStyle w:val="Code"/>
-        <w:rPr>
-          <w:rFonts w:ascii="Courier New" w:hAnsi="Courier New"/>
-          <w:color w:val="auto"/>
-        </w:rPr>
-      </w:pPr>
-      <w:r>
-        <w:rPr>
-          <w:rFonts w:ascii="Courier New" w:hAnsi="Courier New"/>
+          <w:color w:val="auto"/>
+        </w:rPr>
+      </w:r>
+    </w:p>
+    <w:p>
+      <w:pPr>
+        <w:pStyle w:val="Code"/>
+        <w:rPr>
+          <w:rFonts w:ascii="Courier New" w:hAnsi="Courier New"/>
+          <w:color w:val="auto"/>
+        </w:rPr>
+      </w:pPr>
+      <w:r>
+        <w:rPr>
           <w:color w:val="auto"/>
         </w:rPr>
         <w:t>variant=19</w:t>
@@ -2280,7 +2217,6 @@
       </w:pPr>
       <w:r>
         <w:rPr>
-          <w:rFonts w:ascii="Courier New" w:hAnsi="Courier New"/>
           <w:color w:val="auto"/>
         </w:rPr>
         <w:t>size=5*variant</w:t>
@@ -2296,7 +2232,6 @@
       </w:pPr>
       <w:r>
         <w:rPr>
-          <w:rFonts w:ascii="Courier New" w:hAnsi="Courier New"/>
           <w:color w:val="auto"/>
         </w:rPr>
         <w:t>number_of_features=3*variant</w:t>
@@ -2312,22 +2247,20 @@
       </w:pPr>
       <w:r>
         <w:rPr>
-          <w:rFonts w:ascii="Courier New" w:hAnsi="Courier New"/>
-          <w:color w:val="auto"/>
-        </w:rPr>
-      </w:r>
-    </w:p>
-    <w:p>
-      <w:pPr>
-        <w:pStyle w:val="Code"/>
-        <w:rPr>
-          <w:rFonts w:ascii="Courier New" w:hAnsi="Courier New"/>
-          <w:color w:val="auto"/>
-        </w:rPr>
-      </w:pPr>
-      <w:r>
-        <w:rPr>
-          <w:rFonts w:ascii="Courier New" w:hAnsi="Courier New"/>
+          <w:color w:val="auto"/>
+        </w:rPr>
+      </w:r>
+    </w:p>
+    <w:p>
+      <w:pPr>
+        <w:pStyle w:val="Code"/>
+        <w:rPr>
+          <w:rFonts w:ascii="Courier New" w:hAnsi="Courier New"/>
+          <w:color w:val="auto"/>
+        </w:rPr>
+      </w:pPr>
+      <w:r>
+        <w:rPr>
           <w:color w:val="auto"/>
         </w:rPr>
         <w:t>ones_range=range(1,size,4)</w:t>
@@ -2343,7 +2276,6 @@
       </w:pPr>
       <w:r>
         <w:rPr>
-          <w:rFonts w:ascii="Courier New" w:hAnsi="Courier New"/>
           <w:color w:val="auto"/>
         </w:rPr>
         <w:t>twos_range=range(2,size,4)</w:t>
@@ -2359,7 +2291,6 @@
       </w:pPr>
       <w:r>
         <w:rPr>
-          <w:rFonts w:ascii="Courier New" w:hAnsi="Courier New"/>
           <w:color w:val="auto"/>
         </w:rPr>
         <w:t>threes_range=range(3,size,4)</w:t>
@@ -2375,7 +2306,6 @@
       </w:pPr>
       <w:r>
         <w:rPr>
-          <w:rFonts w:ascii="Courier New" w:hAnsi="Courier New"/>
           <w:color w:val="auto"/>
         </w:rPr>
         <w:t>features_input=[]</w:t>
@@ -2391,7 +2321,6 @@
       </w:pPr>
       <w:r>
         <w:rPr>
-          <w:rFonts w:ascii="Courier New" w:hAnsi="Courier New"/>
           <w:color w:val="auto"/>
         </w:rPr>
         <w:t>targets_input=[]</w:t>
@@ -2407,7 +2336,6 @@
       </w:pPr>
       <w:r>
         <w:rPr>
-          <w:rFonts w:ascii="Courier New" w:hAnsi="Courier New"/>
           <w:color w:val="auto"/>
         </w:rPr>
         <w:t>for data_row in range(1,size):</w:t>
@@ -2423,14 +2351,12 @@
       </w:pPr>
       <w:r>
         <w:rPr>
-          <w:rFonts w:ascii="Courier New" w:hAnsi="Courier New"/>
           <w:color w:val="auto"/>
         </w:rPr>
         <w:t xml:space="preserve">    </w:t>
       </w:r>
       <w:r>
         <w:rPr>
-          <w:rFonts w:ascii="Courier New" w:hAnsi="Courier New"/>
           <w:b w:val="false"/>
           <w:color w:val="auto"/>
           <w:sz w:val="21"/>
@@ -2448,14 +2374,12 @@
       </w:pPr>
       <w:r>
         <w:rPr>
-          <w:rFonts w:ascii="Courier New" w:hAnsi="Courier New"/>
           <w:color w:val="auto"/>
         </w:rPr>
         <w:t xml:space="preserve">    </w:t>
       </w:r>
       <w:r>
         <w:rPr>
-          <w:rFonts w:ascii="Courier New" w:hAnsi="Courier New"/>
           <w:b w:val="false"/>
           <w:color w:val="auto"/>
           <w:sz w:val="21"/>
@@ -2473,14 +2397,12 @@
       </w:pPr>
       <w:r>
         <w:rPr>
-          <w:rFonts w:ascii="Courier New" w:hAnsi="Courier New"/>
           <w:color w:val="auto"/>
         </w:rPr>
         <w:t xml:space="preserve">        </w:t>
       </w:r>
       <w:r>
         <w:rPr>
-          <w:rFonts w:ascii="Courier New" w:hAnsi="Courier New"/>
           <w:b w:val="false"/>
           <w:color w:val="auto"/>
           <w:sz w:val="21"/>
@@ -2498,14 +2420,12 @@
       </w:pPr>
       <w:r>
         <w:rPr>
-          <w:rFonts w:ascii="Courier New" w:hAnsi="Courier New"/>
           <w:color w:val="auto"/>
         </w:rPr>
         <w:t xml:space="preserve">            </w:t>
       </w:r>
       <w:r>
         <w:rPr>
-          <w:rFonts w:ascii="Courier New" w:hAnsi="Courier New"/>
           <w:b w:val="false"/>
           <w:color w:val="auto"/>
           <w:sz w:val="21"/>
@@ -2523,14 +2443,12 @@
       </w:pPr>
       <w:r>
         <w:rPr>
-          <w:rFonts w:ascii="Courier New" w:hAnsi="Courier New"/>
           <w:color w:val="auto"/>
         </w:rPr>
         <w:t xml:space="preserve">        </w:t>
       </w:r>
       <w:r>
         <w:rPr>
-          <w:rFonts w:ascii="Courier New" w:hAnsi="Courier New"/>
           <w:b w:val="false"/>
           <w:color w:val="auto"/>
           <w:sz w:val="21"/>
@@ -2548,14 +2466,12 @@
       </w:pPr>
       <w:r>
         <w:rPr>
-          <w:rFonts w:ascii="Courier New" w:hAnsi="Courier New"/>
           <w:color w:val="auto"/>
         </w:rPr>
         <w:t xml:space="preserve">            </w:t>
       </w:r>
       <w:r>
         <w:rPr>
-          <w:rFonts w:ascii="Courier New" w:hAnsi="Courier New"/>
           <w:b w:val="false"/>
           <w:color w:val="auto"/>
           <w:sz w:val="21"/>
@@ -2573,14 +2489,12 @@
       </w:pPr>
       <w:r>
         <w:rPr>
-          <w:rFonts w:ascii="Courier New" w:hAnsi="Courier New"/>
           <w:color w:val="auto"/>
         </w:rPr>
         <w:t xml:space="preserve">        </w:t>
       </w:r>
       <w:r>
         <w:rPr>
-          <w:rFonts w:ascii="Courier New" w:hAnsi="Courier New"/>
           <w:b w:val="false"/>
           <w:color w:val="auto"/>
           <w:sz w:val="21"/>
@@ -2598,14 +2512,12 @@
       </w:pPr>
       <w:r>
         <w:rPr>
-          <w:rFonts w:ascii="Courier New" w:hAnsi="Courier New"/>
           <w:color w:val="auto"/>
         </w:rPr>
         <w:t xml:space="preserve">            </w:t>
       </w:r>
       <w:r>
         <w:rPr>
-          <w:rFonts w:ascii="Courier New" w:hAnsi="Courier New"/>
           <w:b w:val="false"/>
           <w:color w:val="auto"/>
           <w:sz w:val="21"/>
@@ -2623,14 +2535,12 @@
       </w:pPr>
       <w:r>
         <w:rPr>
-          <w:rFonts w:ascii="Courier New" w:hAnsi="Courier New"/>
           <w:color w:val="auto"/>
         </w:rPr>
         <w:t xml:space="preserve">        </w:t>
       </w:r>
       <w:r>
         <w:rPr>
-          <w:rFonts w:ascii="Courier New" w:hAnsi="Courier New"/>
           <w:b w:val="false"/>
           <w:color w:val="auto"/>
           <w:sz w:val="21"/>
@@ -2648,29 +2558,26 @@
       </w:pPr>
       <w:r>
         <w:rPr>
-          <w:rFonts w:ascii="Courier New" w:hAnsi="Courier New"/>
-          <w:color w:val="auto"/>
-        </w:rPr>
-      </w:r>
-    </w:p>
-    <w:p>
-      <w:pPr>
-        <w:pStyle w:val="Code"/>
-        <w:rPr>
-          <w:rFonts w:ascii="Courier New" w:hAnsi="Courier New"/>
-          <w:color w:val="auto"/>
-        </w:rPr>
-      </w:pPr>
-      <w:r>
-        <w:rPr>
-          <w:rFonts w:ascii="Courier New" w:hAnsi="Courier New"/>
+          <w:color w:val="auto"/>
+        </w:rPr>
+      </w:r>
+    </w:p>
+    <w:p>
+      <w:pPr>
+        <w:pStyle w:val="Code"/>
+        <w:rPr>
+          <w:rFonts w:ascii="Courier New" w:hAnsi="Courier New"/>
+          <w:color w:val="auto"/>
+        </w:rPr>
+      </w:pPr>
+      <w:r>
+        <w:rPr>
           <w:color w:val="auto"/>
         </w:rPr>
         <w:t xml:space="preserve">    </w:t>
       </w:r>
       <w:r>
         <w:rPr>
-          <w:rFonts w:ascii="Courier New" w:hAnsi="Courier New"/>
           <w:b w:val="false"/>
           <w:color w:val="auto"/>
           <w:sz w:val="21"/>
@@ -2688,14 +2595,12 @@
       </w:pPr>
       <w:r>
         <w:rPr>
-          <w:rFonts w:ascii="Courier New" w:hAnsi="Courier New"/>
           <w:color w:val="auto"/>
         </w:rPr>
         <w:t xml:space="preserve">    </w:t>
       </w:r>
       <w:r>
         <w:rPr>
-          <w:rFonts w:ascii="Courier New" w:hAnsi="Courier New"/>
           <w:b w:val="false"/>
           <w:color w:val="auto"/>
           <w:sz w:val="21"/>
@@ -2713,7 +2618,6 @@
       </w:pPr>
       <w:r>
         <w:rPr>
-          <w:rFonts w:ascii="Courier New" w:hAnsi="Courier New"/>
           <w:color w:val="auto"/>
         </w:rPr>
         <w:t>features=np.array(features_input)</w:t>
@@ -2729,7 +2633,6 @@
       </w:pPr>
       <w:r>
         <w:rPr>
-          <w:rFonts w:ascii="Courier New" w:hAnsi="Courier New"/>
           <w:color w:val="auto"/>
         </w:rPr>
         <w:t>targets=np.array(targets_input)</w:t>
@@ -2745,7 +2648,6 @@
       </w:pPr>
       <w:r>
         <w:rPr>
-          <w:rFonts w:ascii="Courier New" w:hAnsi="Courier New"/>
           <w:color w:val="auto"/>
         </w:rPr>
         <w:t>print(f'{features = }')</w:t>
@@ -2761,7 +2663,6 @@
       </w:pPr>
       <w:r>
         <w:rPr>
-          <w:rFonts w:ascii="Courier New" w:hAnsi="Courier New"/>
           <w:color w:val="auto"/>
         </w:rPr>
         <w:t>print(f'{targets = }')</w:t>
@@ -2777,22 +2678,20 @@
       </w:pPr>
       <w:r>
         <w:rPr>
-          <w:rFonts w:ascii="Courier New" w:hAnsi="Courier New"/>
-          <w:color w:val="auto"/>
-        </w:rPr>
-      </w:r>
-    </w:p>
-    <w:p>
-      <w:pPr>
-        <w:pStyle w:val="Code"/>
-        <w:rPr>
-          <w:rFonts w:ascii="Courier New" w:hAnsi="Courier New"/>
-          <w:color w:val="auto"/>
-        </w:rPr>
-      </w:pPr>
-      <w:r>
-        <w:rPr>
-          <w:rFonts w:ascii="Courier New" w:hAnsi="Courier New"/>
+          <w:color w:val="auto"/>
+        </w:rPr>
+      </w:r>
+    </w:p>
+    <w:p>
+      <w:pPr>
+        <w:pStyle w:val="Code"/>
+        <w:rPr>
+          <w:rFonts w:ascii="Courier New" w:hAnsi="Courier New"/>
+          <w:color w:val="auto"/>
+        </w:rPr>
+      </w:pPr>
+      <w:r>
+        <w:rPr>
           <w:color w:val="auto"/>
         </w:rPr>
         <w:t># 1.3 Нормування</w:t>
@@ -2808,22 +2707,20 @@
       </w:pPr>
       <w:r>
         <w:rPr>
-          <w:rFonts w:ascii="Courier New" w:hAnsi="Courier New"/>
-          <w:color w:val="auto"/>
-        </w:rPr>
-      </w:r>
-    </w:p>
-    <w:p>
-      <w:pPr>
-        <w:pStyle w:val="Code"/>
-        <w:rPr>
-          <w:rFonts w:ascii="Courier New" w:hAnsi="Courier New"/>
-          <w:color w:val="auto"/>
-        </w:rPr>
-      </w:pPr>
-      <w:r>
-        <w:rPr>
-          <w:rFonts w:ascii="Courier New" w:hAnsi="Courier New"/>
+          <w:color w:val="auto"/>
+        </w:rPr>
+      </w:r>
+    </w:p>
+    <w:p>
+      <w:pPr>
+        <w:pStyle w:val="Code"/>
+        <w:rPr>
+          <w:rFonts w:ascii="Courier New" w:hAnsi="Courier New"/>
+          <w:color w:val="auto"/>
+        </w:rPr>
+      </w:pPr>
+      <w:r>
+        <w:rPr>
           <w:color w:val="auto"/>
         </w:rPr>
         <w:t>normalized_features=normalize(features)</w:t>
@@ -2839,7 +2736,6 @@
       </w:pPr>
       <w:r>
         <w:rPr>
-          <w:rFonts w:ascii="Courier New" w:hAnsi="Courier New"/>
           <w:color w:val="auto"/>
         </w:rPr>
         <w:t>print(f'{normalized_features = }')</w:t>
@@ -2855,22 +2751,20 @@
       </w:pPr>
       <w:r>
         <w:rPr>
-          <w:rFonts w:ascii="Courier New" w:hAnsi="Courier New"/>
-          <w:color w:val="auto"/>
-        </w:rPr>
-      </w:r>
-    </w:p>
-    <w:p>
-      <w:pPr>
-        <w:pStyle w:val="Code"/>
-        <w:rPr>
-          <w:rFonts w:ascii="Courier New" w:hAnsi="Courier New"/>
-          <w:color w:val="auto"/>
-        </w:rPr>
-      </w:pPr>
-      <w:r>
-        <w:rPr>
-          <w:rFonts w:ascii="Courier New" w:hAnsi="Courier New"/>
+          <w:color w:val="auto"/>
+        </w:rPr>
+      </w:r>
+    </w:p>
+    <w:p>
+      <w:pPr>
+        <w:pStyle w:val="Code"/>
+        <w:rPr>
+          <w:rFonts w:ascii="Courier New" w:hAnsi="Courier New"/>
+          <w:color w:val="auto"/>
+        </w:rPr>
+      </w:pPr>
+      <w:r>
+        <w:rPr>
           <w:color w:val="auto"/>
         </w:rPr>
         <w:t># 1.4 Побудова моделі</w:t>
@@ -2886,22 +2780,20 @@
       </w:pPr>
       <w:r>
         <w:rPr>
-          <w:rFonts w:ascii="Courier New" w:hAnsi="Courier New"/>
-          <w:color w:val="auto"/>
-        </w:rPr>
-      </w:r>
-    </w:p>
-    <w:p>
-      <w:pPr>
-        <w:pStyle w:val="Code"/>
-        <w:rPr>
-          <w:rFonts w:ascii="Courier New" w:hAnsi="Courier New"/>
-          <w:color w:val="auto"/>
-        </w:rPr>
-      </w:pPr>
-      <w:r>
-        <w:rPr>
-          <w:rFonts w:ascii="Courier New" w:hAnsi="Courier New"/>
+          <w:color w:val="auto"/>
+        </w:rPr>
+      </w:r>
+    </w:p>
+    <w:p>
+      <w:pPr>
+        <w:pStyle w:val="Code"/>
+        <w:rPr>
+          <w:rFonts w:ascii="Courier New" w:hAnsi="Courier New"/>
+          <w:color w:val="auto"/>
+        </w:rPr>
+      </w:pPr>
+      <w:r>
+        <w:rPr>
           <w:color w:val="auto"/>
         </w:rPr>
         <w:t>features_train,features_test,targets_train,targets_test=train_test_split(normalized_features,targets)</w:t>
@@ -2917,22 +2809,20 @@
       </w:pPr>
       <w:r>
         <w:rPr>
-          <w:rFonts w:ascii="Courier New" w:hAnsi="Courier New"/>
-          <w:color w:val="auto"/>
-        </w:rPr>
-      </w:r>
-    </w:p>
-    <w:p>
-      <w:pPr>
-        <w:pStyle w:val="Code"/>
-        <w:rPr>
-          <w:rFonts w:ascii="Courier New" w:hAnsi="Courier New"/>
-          <w:color w:val="auto"/>
-        </w:rPr>
-      </w:pPr>
-      <w:r>
-        <w:rPr>
-          <w:rFonts w:ascii="Courier New" w:hAnsi="Courier New"/>
+          <w:color w:val="auto"/>
+        </w:rPr>
+      </w:r>
+    </w:p>
+    <w:p>
+      <w:pPr>
+        <w:pStyle w:val="Code"/>
+        <w:rPr>
+          <w:rFonts w:ascii="Courier New" w:hAnsi="Courier New"/>
+          <w:color w:val="auto"/>
+        </w:rPr>
+      </w:pPr>
+      <w:r>
+        <w:rPr>
           <w:color w:val="auto"/>
         </w:rPr>
         <w:t>start_time=time.perf_counter()</w:t>
@@ -2948,7 +2838,6 @@
       </w:pPr>
       <w:r>
         <w:rPr>
-          <w:rFonts w:ascii="Courier New" w:hAnsi="Courier New"/>
           <w:color w:val="auto"/>
         </w:rPr>
         <w:t>model=KMeans(n_clusters=number_of_features)</w:t>
@@ -2964,7 +2853,6 @@
       </w:pPr>
       <w:r>
         <w:rPr>
-          <w:rFonts w:ascii="Courier New" w:hAnsi="Courier New"/>
           <w:color w:val="auto"/>
         </w:rPr>
         <w:t>model.fit(features_train)</w:t>
@@ -2980,7 +2868,6 @@
       </w:pPr>
       <w:r>
         <w:rPr>
-          <w:rFonts w:ascii="Courier New" w:hAnsi="Courier New"/>
           <w:color w:val="auto"/>
         </w:rPr>
         <w:t>end_time=time.perf_counter()</w:t>
@@ -2996,7 +2883,6 @@
       </w:pPr>
       <w:r>
         <w:rPr>
-          <w:rFonts w:ascii="Courier New" w:hAnsi="Courier New"/>
           <w:color w:val="auto"/>
         </w:rPr>
         <w:t>learning_time=end_time-start_time</w:t>
@@ -3012,7 +2898,6 @@
       </w:pPr>
       <w:r>
         <w:rPr>
-          <w:rFonts w:ascii="Courier New" w:hAnsi="Courier New"/>
           <w:color w:val="auto"/>
         </w:rPr>
         <w:t>print(f'{learning_time = }')</w:t>
@@ -3028,7 +2913,6 @@
       </w:pPr>
       <w:r>
         <w:rPr>
-          <w:rFonts w:ascii="Courier New" w:hAnsi="Courier New"/>
           <w:color w:val="auto"/>
         </w:rPr>
         <w:t>print(f'{model.cluster_centers_ = }')</w:t>
@@ -3044,22 +2928,20 @@
       </w:pPr>
       <w:r>
         <w:rPr>
-          <w:rFonts w:ascii="Courier New" w:hAnsi="Courier New"/>
-          <w:color w:val="auto"/>
-        </w:rPr>
-      </w:r>
-    </w:p>
-    <w:p>
-      <w:pPr>
-        <w:pStyle w:val="Code"/>
-        <w:rPr>
-          <w:rFonts w:ascii="Courier New" w:hAnsi="Courier New"/>
-          <w:color w:val="auto"/>
-        </w:rPr>
-      </w:pPr>
-      <w:r>
-        <w:rPr>
-          <w:rFonts w:ascii="Courier New" w:hAnsi="Courier New"/>
+          <w:color w:val="auto"/>
+        </w:rPr>
+      </w:r>
+    </w:p>
+    <w:p>
+      <w:pPr>
+        <w:pStyle w:val="Code"/>
+        <w:rPr>
+          <w:rFonts w:ascii="Courier New" w:hAnsi="Courier New"/>
+          <w:color w:val="auto"/>
+        </w:rPr>
+      </w:pPr>
+      <w:r>
+        <w:rPr>
           <w:color w:val="auto"/>
         </w:rPr>
         <w:t># 1.5 Розпізнавання</w:t>
@@ -3075,22 +2957,20 @@
       </w:pPr>
       <w:r>
         <w:rPr>
-          <w:rFonts w:ascii="Courier New" w:hAnsi="Courier New"/>
-          <w:color w:val="auto"/>
-        </w:rPr>
-      </w:r>
-    </w:p>
-    <w:p>
-      <w:pPr>
-        <w:pStyle w:val="Code"/>
-        <w:rPr>
-          <w:rFonts w:ascii="Courier New" w:hAnsi="Courier New"/>
-          <w:color w:val="auto"/>
-        </w:rPr>
-      </w:pPr>
-      <w:r>
-        <w:rPr>
-          <w:rFonts w:ascii="Courier New" w:hAnsi="Courier New"/>
+          <w:color w:val="auto"/>
+        </w:rPr>
+      </w:r>
+    </w:p>
+    <w:p>
+      <w:pPr>
+        <w:pStyle w:val="Code"/>
+        <w:rPr>
+          <w:rFonts w:ascii="Courier New" w:hAnsi="Courier New"/>
+          <w:color w:val="auto"/>
+        </w:rPr>
+      </w:pPr>
+      <w:r>
+        <w:rPr>
           <w:color w:val="auto"/>
         </w:rPr>
         <w:t>start_time=time.perf_counter()</w:t>
@@ -3106,7 +2986,6 @@
       </w:pPr>
       <w:r>
         <w:rPr>
-          <w:rFonts w:ascii="Courier New" w:hAnsi="Courier New"/>
           <w:color w:val="auto"/>
         </w:rPr>
         <w:t>result=model.predict(features_test)</w:t>
@@ -3122,7 +3001,6 @@
       </w:pPr>
       <w:r>
         <w:rPr>
-          <w:rFonts w:ascii="Courier New" w:hAnsi="Courier New"/>
           <w:color w:val="auto"/>
         </w:rPr>
         <w:t>print(f'{result = }')</w:t>
@@ -3138,7 +3016,6 @@
       </w:pPr>
       <w:r>
         <w:rPr>
-          <w:rFonts w:ascii="Courier New" w:hAnsi="Courier New"/>
           <w:color w:val="auto"/>
         </w:rPr>
         <w:t>end_time=time.perf_counter()</w:t>
@@ -3154,7 +3031,6 @@
       </w:pPr>
       <w:r>
         <w:rPr>
-          <w:rFonts w:ascii="Courier New" w:hAnsi="Courier New"/>
           <w:color w:val="auto"/>
         </w:rPr>
         <w:t>prediction_time=end_time-start_time</w:t>
@@ -3170,7 +3046,6 @@
       </w:pPr>
       <w:r>
         <w:rPr>
-          <w:rFonts w:ascii="Courier New" w:hAnsi="Courier New"/>
           <w:color w:val="auto"/>
         </w:rPr>
         <w:t>print(f'{prediction_time = }')</w:t>
@@ -3186,22 +3061,20 @@
       </w:pPr>
       <w:r>
         <w:rPr>
-          <w:rFonts w:ascii="Courier New" w:hAnsi="Courier New"/>
-          <w:color w:val="auto"/>
-        </w:rPr>
-      </w:r>
-    </w:p>
-    <w:p>
-      <w:pPr>
-        <w:pStyle w:val="Code"/>
-        <w:rPr>
-          <w:rFonts w:ascii="Courier New" w:hAnsi="Courier New"/>
-          <w:color w:val="auto"/>
-        </w:rPr>
-      </w:pPr>
-      <w:r>
-        <w:rPr>
-          <w:rFonts w:ascii="Courier New" w:hAnsi="Courier New"/>
+          <w:color w:val="auto"/>
+        </w:rPr>
+      </w:r>
+    </w:p>
+    <w:p>
+      <w:pPr>
+        <w:pStyle w:val="Code"/>
+        <w:rPr>
+          <w:rFonts w:ascii="Courier New" w:hAnsi="Courier New"/>
+          <w:color w:val="auto"/>
+        </w:rPr>
+      </w:pPr>
+      <w:r>
+        <w:rPr>
           <w:color w:val="auto"/>
         </w:rPr>
         <w:t># 1.6 Помилка</w:t>
@@ -3217,22 +3090,20 @@
       </w:pPr>
       <w:r>
         <w:rPr>
-          <w:rFonts w:ascii="Courier New" w:hAnsi="Courier New"/>
-          <w:color w:val="auto"/>
-        </w:rPr>
-      </w:r>
-    </w:p>
-    <w:p>
-      <w:pPr>
-        <w:pStyle w:val="Code"/>
-        <w:rPr>
-          <w:rFonts w:ascii="Courier New" w:hAnsi="Courier New"/>
-          <w:color w:val="auto"/>
-        </w:rPr>
-      </w:pPr>
-      <w:r>
-        <w:rPr>
-          <w:rFonts w:ascii="Courier New" w:hAnsi="Courier New"/>
+          <w:color w:val="auto"/>
+        </w:rPr>
+      </w:r>
+    </w:p>
+    <w:p>
+      <w:pPr>
+        <w:pStyle w:val="Code"/>
+        <w:rPr>
+          <w:rFonts w:ascii="Courier New" w:hAnsi="Courier New"/>
+          <w:color w:val="auto"/>
+        </w:rPr>
+      </w:pPr>
+      <w:r>
+        <w:rPr>
           <w:color w:val="auto"/>
         </w:rPr>
         <w:t>first_prediction_error=model.score(features_test)</w:t>
@@ -3248,7 +3119,6 @@
       </w:pPr>
       <w:r>
         <w:rPr>
-          <w:rFonts w:ascii="Courier New" w:hAnsi="Courier New"/>
           <w:color w:val="auto"/>
         </w:rPr>
         <w:t>print(f'{first_prediction_error = }')</w:t>
@@ -3264,7 +3134,6 @@
       </w:pPr>
       <w:r>
         <w:rPr>
-          <w:rFonts w:ascii="Courier New" w:hAnsi="Courier New"/>
           <w:color w:val="auto"/>
         </w:rPr>
         <w:t>first_error_probability=first_prediction_error/size*number_of_features</w:t>
@@ -3280,7 +3149,6 @@
       </w:pPr>
       <w:r>
         <w:rPr>
-          <w:rFonts w:ascii="Courier New" w:hAnsi="Courier New"/>
           <w:color w:val="auto"/>
         </w:rPr>
         <w:t>first_right_probability=1-first_error_probability</w:t>
@@ -3296,7 +3164,6 @@
       </w:pPr>
       <w:r>
         <w:rPr>
-          <w:rFonts w:ascii="Courier New" w:hAnsi="Courier New"/>
           <w:color w:val="auto"/>
         </w:rPr>
         <w:t>print(f'{first_error_probability = }')</w:t>
@@ -3312,7 +3179,6 @@
       </w:pPr>
       <w:r>
         <w:rPr>
-          <w:rFonts w:ascii="Courier New" w:hAnsi="Courier New"/>
           <w:color w:val="auto"/>
         </w:rPr>
         <w:t>print(f'{first_right_probability = }')</w:t>
@@ -3328,22 +3194,20 @@
       </w:pPr>
       <w:r>
         <w:rPr>
-          <w:rFonts w:ascii="Courier New" w:hAnsi="Courier New"/>
-          <w:color w:val="auto"/>
-        </w:rPr>
-      </w:r>
-    </w:p>
-    <w:p>
-      <w:pPr>
-        <w:pStyle w:val="Code"/>
-        <w:rPr>
-          <w:rFonts w:ascii="Courier New" w:hAnsi="Courier New"/>
-          <w:color w:val="auto"/>
-        </w:rPr>
-      </w:pPr>
-      <w:r>
-        <w:rPr>
-          <w:rFonts w:ascii="Courier New" w:hAnsi="Courier New"/>
+          <w:color w:val="auto"/>
+        </w:rPr>
+      </w:r>
+    </w:p>
+    <w:p>
+      <w:pPr>
+        <w:pStyle w:val="Code"/>
+        <w:rPr>
+          <w:rFonts w:ascii="Courier New" w:hAnsi="Courier New"/>
+          <w:color w:val="auto"/>
+        </w:rPr>
+      </w:pPr>
+      <w:r>
+        <w:rPr>
           <w:color w:val="auto"/>
         </w:rPr>
         <w:t># 1.7 Нова вибірка</w:t>
@@ -3359,22 +3223,20 @@
       </w:pPr>
       <w:r>
         <w:rPr>
-          <w:rFonts w:ascii="Courier New" w:hAnsi="Courier New"/>
-          <w:color w:val="auto"/>
-        </w:rPr>
-      </w:r>
-    </w:p>
-    <w:p>
-      <w:pPr>
-        <w:pStyle w:val="Code"/>
-        <w:rPr>
-          <w:rFonts w:ascii="Courier New" w:hAnsi="Courier New"/>
-          <w:color w:val="auto"/>
-        </w:rPr>
-      </w:pPr>
-      <w:r>
-        <w:rPr>
-          <w:rFonts w:ascii="Courier New" w:hAnsi="Courier New"/>
+          <w:color w:val="auto"/>
+        </w:rPr>
+      </w:r>
+    </w:p>
+    <w:p>
+      <w:pPr>
+        <w:pStyle w:val="Code"/>
+        <w:rPr>
+          <w:rFonts w:ascii="Courier New" w:hAnsi="Courier New"/>
+          <w:color w:val="auto"/>
+        </w:rPr>
+      </w:pPr>
+      <w:r>
+        <w:rPr>
           <w:color w:val="auto"/>
         </w:rPr>
         <w:t>new_features=[row[variant] for row in features_input]</w:t>
@@ -3390,7 +3252,6 @@
       </w:pPr>
       <w:r>
         <w:rPr>
-          <w:rFonts w:ascii="Courier New" w:hAnsi="Courier New"/>
           <w:color w:val="auto"/>
         </w:rPr>
         <w:t>print(f'{new_features = }')</w:t>
@@ -3406,7 +3267,6 @@
       </w:pPr>
       <w:r>
         <w:rPr>
-          <w:rFonts w:ascii="Courier New" w:hAnsi="Courier New"/>
           <w:color w:val="auto"/>
         </w:rPr>
         <w:t>new_center=int(result[variant])</w:t>
@@ -3422,7 +3282,6 @@
       </w:pPr>
       <w:r>
         <w:rPr>
-          <w:rFonts w:ascii="Courier New" w:hAnsi="Courier New"/>
           <w:color w:val="auto"/>
         </w:rPr>
         <w:t>print(f'{new_center = }')</w:t>
@@ -3438,7 +3297,6 @@
       </w:pPr>
       <w:r>
         <w:rPr>
-          <w:rFonts w:ascii="Courier New" w:hAnsi="Courier New"/>
           <w:color w:val="auto"/>
         </w:rPr>
         <w:t>new_target=get_target_feature(row=new_features)</w:t>
@@ -3454,7 +3312,6 @@
       </w:pPr>
       <w:r>
         <w:rPr>
-          <w:rFonts w:ascii="Courier New" w:hAnsi="Courier New"/>
           <w:color w:val="auto"/>
         </w:rPr>
         <w:t>print(f'{new_target = }')</w:t>
@@ -3470,22 +3327,20 @@
       </w:pPr>
       <w:r>
         <w:rPr>
-          <w:rFonts w:ascii="Courier New" w:hAnsi="Courier New"/>
-          <w:color w:val="auto"/>
-        </w:rPr>
-      </w:r>
-    </w:p>
-    <w:p>
-      <w:pPr>
-        <w:pStyle w:val="Code"/>
-        <w:rPr>
-          <w:rFonts w:ascii="Courier New" w:hAnsi="Courier New"/>
-          <w:color w:val="auto"/>
-        </w:rPr>
-      </w:pPr>
-      <w:r>
-        <w:rPr>
-          <w:rFonts w:ascii="Courier New" w:hAnsi="Courier New"/>
+          <w:color w:val="auto"/>
+        </w:rPr>
+      </w:r>
+    </w:p>
+    <w:p>
+      <w:pPr>
+        <w:pStyle w:val="Code"/>
+        <w:rPr>
+          <w:rFonts w:ascii="Courier New" w:hAnsi="Courier New"/>
+          <w:color w:val="auto"/>
+        </w:rPr>
+      </w:pPr>
+      <w:r>
+        <w:rPr>
           <w:color w:val="auto"/>
         </w:rPr>
         <w:t># 1.8 Розпізнавання</w:t>
@@ -3501,22 +3356,20 @@
       </w:pPr>
       <w:r>
         <w:rPr>
-          <w:rFonts w:ascii="Courier New" w:hAnsi="Courier New"/>
-          <w:color w:val="auto"/>
-        </w:rPr>
-      </w:r>
-    </w:p>
-    <w:p>
-      <w:pPr>
-        <w:pStyle w:val="Code"/>
-        <w:rPr>
-          <w:rFonts w:ascii="Courier New" w:hAnsi="Courier New"/>
-          <w:color w:val="auto"/>
-        </w:rPr>
-      </w:pPr>
-      <w:r>
-        <w:rPr>
-          <w:rFonts w:ascii="Courier New" w:hAnsi="Courier New"/>
+          <w:color w:val="auto"/>
+        </w:rPr>
+      </w:r>
+    </w:p>
+    <w:p>
+      <w:pPr>
+        <w:pStyle w:val="Code"/>
+        <w:rPr>
+          <w:rFonts w:ascii="Courier New" w:hAnsi="Courier New"/>
+          <w:color w:val="auto"/>
+        </w:rPr>
+      </w:pPr>
+      <w:r>
+        <w:rPr>
           <w:color w:val="auto"/>
         </w:rPr>
         <w:t>new_features=np.array(new_features).reshape(-1,1)</w:t>
@@ -3532,7 +3385,6 @@
       </w:pPr>
       <w:r>
         <w:rPr>
-          <w:rFonts w:ascii="Courier New" w:hAnsi="Courier New"/>
           <w:color w:val="auto"/>
         </w:rPr>
         <w:t>model=model.fit(new_features)</w:t>
@@ -3548,7 +3400,6 @@
       </w:pPr>
       <w:r>
         <w:rPr>
-          <w:rFonts w:ascii="Courier New" w:hAnsi="Courier New"/>
           <w:color w:val="auto"/>
         </w:rPr>
         <w:t>result=model.predict(new_features)</w:t>
@@ -3564,7 +3415,6 @@
       </w:pPr>
       <w:r>
         <w:rPr>
-          <w:rFonts w:ascii="Courier New" w:hAnsi="Courier New"/>
           <w:color w:val="auto"/>
         </w:rPr>
         <w:t>print(f'{result = }')</w:t>
@@ -3580,22 +3430,20 @@
       </w:pPr>
       <w:r>
         <w:rPr>
-          <w:rFonts w:ascii="Courier New" w:hAnsi="Courier New"/>
-          <w:color w:val="auto"/>
-        </w:rPr>
-      </w:r>
-    </w:p>
-    <w:p>
-      <w:pPr>
-        <w:pStyle w:val="Code"/>
-        <w:rPr>
-          <w:rFonts w:ascii="Courier New" w:hAnsi="Courier New"/>
-          <w:color w:val="auto"/>
-        </w:rPr>
-      </w:pPr>
-      <w:r>
-        <w:rPr>
-          <w:rFonts w:ascii="Courier New" w:hAnsi="Courier New"/>
+          <w:color w:val="auto"/>
+        </w:rPr>
+      </w:r>
+    </w:p>
+    <w:p>
+      <w:pPr>
+        <w:pStyle w:val="Code"/>
+        <w:rPr>
+          <w:rFonts w:ascii="Courier New" w:hAnsi="Courier New"/>
+          <w:color w:val="auto"/>
+        </w:rPr>
+      </w:pPr>
+      <w:r>
+        <w:rPr>
           <w:color w:val="auto"/>
         </w:rPr>
         <w:t># 1.9 Помилка</w:t>
@@ -3611,22 +3459,20 @@
       </w:pPr>
       <w:r>
         <w:rPr>
-          <w:rFonts w:ascii="Courier New" w:hAnsi="Courier New"/>
-          <w:color w:val="auto"/>
-        </w:rPr>
-      </w:r>
-    </w:p>
-    <w:p>
-      <w:pPr>
-        <w:pStyle w:val="Code"/>
-        <w:rPr>
-          <w:rFonts w:ascii="Courier New" w:hAnsi="Courier New"/>
-          <w:color w:val="auto"/>
-        </w:rPr>
-      </w:pPr>
-      <w:r>
-        <w:rPr>
-          <w:rFonts w:ascii="Courier New" w:hAnsi="Courier New"/>
+          <w:color w:val="auto"/>
+        </w:rPr>
+      </w:r>
+    </w:p>
+    <w:p>
+      <w:pPr>
+        <w:pStyle w:val="Code"/>
+        <w:rPr>
+          <w:rFonts w:ascii="Courier New" w:hAnsi="Courier New"/>
+          <w:color w:val="auto"/>
+        </w:rPr>
+      </w:pPr>
+      <w:r>
+        <w:rPr>
           <w:color w:val="auto"/>
         </w:rPr>
         <w:t>prediction_error=model.score(new_features)</w:t>
@@ -3642,7 +3488,6 @@
       </w:pPr>
       <w:r>
         <w:rPr>
-          <w:rFonts w:ascii="Courier New" w:hAnsi="Courier New"/>
           <w:color w:val="auto"/>
         </w:rPr>
         <w:t>print(f'{prediction_error = }')</w:t>
@@ -3658,7 +3503,6 @@
       </w:pPr>
       <w:r>
         <w:rPr>
-          <w:rFonts w:ascii="Courier New" w:hAnsi="Courier New"/>
           <w:color w:val="auto"/>
         </w:rPr>
         <w:t>error_probability=prediction_error/len(new_features)*1</w:t>
@@ -3674,7 +3518,6 @@
       </w:pPr>
       <w:r>
         <w:rPr>
-          <w:rFonts w:ascii="Courier New" w:hAnsi="Courier New"/>
           <w:color w:val="auto"/>
         </w:rPr>
         <w:t>right_probability=1-error_probability</w:t>
@@ -3690,7 +3533,6 @@
       </w:pPr>
       <w:r>
         <w:rPr>
-          <w:rFonts w:ascii="Courier New" w:hAnsi="Courier New"/>
           <w:color w:val="auto"/>
         </w:rPr>
         <w:t>print(f'{error_probability = }')</w:t>
@@ -3706,7 +3548,6 @@
       </w:pPr>
       <w:r>
         <w:rPr>
-          <w:rFonts w:ascii="Courier New" w:hAnsi="Courier New"/>
           <w:color w:val="auto"/>
         </w:rPr>
         <w:t>print(f'{right_probability = }')</w:t>
@@ -3722,22 +3563,20 @@
       </w:pPr>
       <w:r>
         <w:rPr>
-          <w:rFonts w:ascii="Courier New" w:hAnsi="Courier New"/>
-          <w:color w:val="auto"/>
-        </w:rPr>
-      </w:r>
-    </w:p>
-    <w:p>
-      <w:pPr>
-        <w:pStyle w:val="Code"/>
-        <w:rPr>
-          <w:rFonts w:ascii="Courier New" w:hAnsi="Courier New"/>
-          <w:color w:val="auto"/>
-        </w:rPr>
-      </w:pPr>
-      <w:r>
-        <w:rPr>
-          <w:rFonts w:ascii="Courier New" w:hAnsi="Courier New"/>
+          <w:color w:val="auto"/>
+        </w:rPr>
+      </w:r>
+    </w:p>
+    <w:p>
+      <w:pPr>
+        <w:pStyle w:val="Code"/>
+        <w:rPr>
+          <w:rFonts w:ascii="Courier New" w:hAnsi="Courier New"/>
+          <w:color w:val="auto"/>
+        </w:rPr>
+      </w:pPr>
+      <w:r>
+        <w:rPr>
           <w:color w:val="auto"/>
         </w:rPr>
         <w:t># 1.10 Порівняння</w:t>
@@ -3753,22 +3592,20 @@
       </w:pPr>
       <w:r>
         <w:rPr>
-          <w:rFonts w:ascii="Courier New" w:hAnsi="Courier New"/>
-          <w:color w:val="auto"/>
-        </w:rPr>
-      </w:r>
-    </w:p>
-    <w:p>
-      <w:pPr>
-        <w:pStyle w:val="Code"/>
-        <w:rPr>
-          <w:rFonts w:ascii="Courier New" w:hAnsi="Courier New"/>
-          <w:color w:val="auto"/>
-        </w:rPr>
-      </w:pPr>
-      <w:r>
-        <w:rPr>
-          <w:rFonts w:ascii="Courier New" w:hAnsi="Courier New"/>
+          <w:color w:val="auto"/>
+        </w:rPr>
+      </w:r>
+    </w:p>
+    <w:p>
+      <w:pPr>
+        <w:pStyle w:val="Code"/>
+        <w:rPr>
+          <w:rFonts w:ascii="Courier New" w:hAnsi="Courier New"/>
+          <w:color w:val="auto"/>
+        </w:rPr>
+      </w:pPr>
+      <w:r>
+        <w:rPr>
           <w:color w:val="auto"/>
         </w:rPr>
         <w:t>prediction_error_difference=abs(first_prediction_error-prediction_error)</w:t>
@@ -3784,7 +3621,6 @@
       </w:pPr>
       <w:r>
         <w:rPr>
-          <w:rFonts w:ascii="Courier New" w:hAnsi="Courier New"/>
           <w:color w:val="auto"/>
         </w:rPr>
         <w:t>error_probability_difference=abs(first_error_probability-error_probability)</w:t>
@@ -3800,7 +3636,6 @@
       </w:pPr>
       <w:r>
         <w:rPr>
-          <w:rFonts w:ascii="Courier New" w:hAnsi="Courier New"/>
           <w:color w:val="auto"/>
         </w:rPr>
         <w:t>right_probability_difference=abs(first_right_probability-right_probability)</w:t>
@@ -3816,7 +3651,6 @@
       </w:pPr>
       <w:r>
         <w:rPr>
-          <w:rFonts w:ascii="Courier New" w:hAnsi="Courier New"/>
           <w:color w:val="auto"/>
         </w:rPr>
         <w:t>print(f'{prediction_error_difference = }')</w:t>
@@ -3832,7 +3666,6 @@
       </w:pPr>
       <w:r>
         <w:rPr>
-          <w:rFonts w:ascii="Courier New" w:hAnsi="Courier New"/>
           <w:color w:val="auto"/>
         </w:rPr>
         <w:t>print(f'{error_probability_difference = }')</w:t>
@@ -3848,7 +3681,6 @@
       </w:pPr>
       <w:r>
         <w:rPr>
-          <w:rFonts w:ascii="Courier New" w:hAnsi="Courier New"/>
           <w:color w:val="auto"/>
         </w:rPr>
         <w:t>print(f'{right_probability_difference = }')</w:t>
@@ -3864,7 +3696,6 @@
       </w:pPr>
       <w:r>
         <w:rPr>
-          <w:rFonts w:ascii="Courier New" w:hAnsi="Courier New"/>
           <w:color w:val="auto"/>
         </w:rPr>
       </w:r>
@@ -3878,7 +3709,7 @@
       </w:pPr>
       <w:r>
         <w:drawing>
-          <wp:anchor behindDoc="0" distT="0" distB="0" distL="0" distR="0" simplePos="0" locked="0" layoutInCell="0" allowOverlap="1" relativeHeight="7">
+          <wp:anchor behindDoc="0" distT="0" distB="0" distL="0" distR="0" simplePos="0" locked="0" layoutInCell="0" allowOverlap="1" relativeHeight="3">
             <wp:simplePos x="0" y="0"/>
             <wp:positionH relativeFrom="column">
               <wp:align>center</wp:align>
@@ -3953,7 +3784,7 @@
       </w:pPr>
       <w:r>
         <w:drawing>
-          <wp:anchor behindDoc="0" distT="0" distB="0" distL="0" distR="0" simplePos="0" locked="0" layoutInCell="0" allowOverlap="1" relativeHeight="8">
+          <wp:anchor behindDoc="0" distT="0" distB="0" distL="0" distR="0" simplePos="0" locked="0" layoutInCell="0" allowOverlap="1" relativeHeight="4">
             <wp:simplePos x="0" y="0"/>
             <wp:positionH relativeFrom="column">
               <wp:align>center</wp:align>
@@ -5718,7 +5549,6 @@
       </w:pPr>
       <w:r>
         <w:rPr>
-          <w:rFonts w:ascii="Courier New" w:hAnsi="Courier New"/>
           <w:color w:val="auto"/>
         </w:rPr>
       </w:r>
@@ -5732,7 +5562,7 @@
       </w:pPr>
       <w:r>
         <w:drawing>
-          <wp:anchor behindDoc="0" distT="0" distB="0" distL="0" distR="0" simplePos="0" locked="0" layoutInCell="0" allowOverlap="1" relativeHeight="9">
+          <wp:anchor behindDoc="0" distT="0" distB="0" distL="0" distR="0" simplePos="0" locked="0" layoutInCell="0" allowOverlap="1" relativeHeight="5">
             <wp:simplePos x="0" y="0"/>
             <wp:positionH relativeFrom="column">
               <wp:align>center</wp:align>
@@ -5807,7 +5637,7 @@
       </w:pPr>
       <w:r>
         <w:drawing>
-          <wp:anchor behindDoc="0" distT="0" distB="0" distL="0" distR="0" simplePos="0" locked="0" layoutInCell="0" allowOverlap="1" relativeHeight="10">
+          <wp:anchor behindDoc="0" distT="0" distB="0" distL="0" distR="0" simplePos="0" locked="0" layoutInCell="0" allowOverlap="1" relativeHeight="6">
             <wp:simplePos x="0" y="0"/>
             <wp:positionH relativeFrom="column">
               <wp:align>center</wp:align>
@@ -5874,7 +5704,7 @@
       </w:pPr>
       <w:r>
         <w:drawing>
-          <wp:anchor behindDoc="0" distT="0" distB="0" distL="0" distR="0" simplePos="0" locked="0" layoutInCell="0" allowOverlap="1" relativeHeight="11">
+          <wp:anchor behindDoc="0" distT="0" distB="0" distL="0" distR="0" simplePos="0" locked="0" layoutInCell="0" allowOverlap="1" relativeHeight="7">
             <wp:simplePos x="0" y="0"/>
             <wp:positionH relativeFrom="column">
               <wp:align>center</wp:align>
@@ -7837,19 +7667,19 @@
       <w:lang w:val="en-US" w:eastAsia="uk-UA"/>
     </w:rPr>
   </w:style>
-  <w:style w:type="character" w:styleId="Style12">
-    <w:name w:val="Маркери"/>
+  <w:style w:type="character" w:styleId="user">
+    <w:name w:val="Маркери (user)"/>
     <w:qFormat/>
     <w:rPr>
       <w:rFonts w:ascii="OpenSymbol" w:hAnsi="OpenSymbol" w:eastAsia="OpenSymbol" w:cs="OpenSymbol"/>
     </w:rPr>
   </w:style>
-  <w:style w:type="character" w:styleId="Style13">
-    <w:name w:val="Символ нумерації"/>
+  <w:style w:type="character" w:styleId="user1">
+    <w:name w:val="Символ нумерації (user)"/>
     <w:qFormat/>
     <w:rPr/>
   </w:style>
-  <w:style w:type="paragraph" w:styleId="Style14">
+  <w:style w:type="paragraph" w:styleId="Style12">
     <w:name w:val="Заголовок"/>
     <w:basedOn w:val="Normal"/>
     <w:next w:val="BodyText"/>
@@ -7896,7 +7726,7 @@
       <w:szCs w:val="24"/>
     </w:rPr>
   </w:style>
-  <w:style w:type="paragraph" w:styleId="Style15">
+  <w:style w:type="paragraph" w:styleId="Style13">
     <w:name w:val="Покажчик"/>
     <w:basedOn w:val="Normal"/>
     <w:qFormat/>
@@ -7907,7 +7737,7 @@
       <w:rFonts w:cs="Arial Unicode MS"/>
     </w:rPr>
   </w:style>
-  <w:style w:type="paragraph" w:styleId="user">
+  <w:style w:type="paragraph" w:styleId="user2">
     <w:name w:val="Заголовок (user)"/>
     <w:basedOn w:val="Normal"/>
     <w:next w:val="BodyText"/>
@@ -7922,7 +7752,7 @@
       <w:szCs w:val="28"/>
     </w:rPr>
   </w:style>
-  <w:style w:type="paragraph" w:styleId="user1">
+  <w:style w:type="paragraph" w:styleId="user3">
     <w:name w:val="Покажчик (user)"/>
     <w:basedOn w:val="Normal"/>
     <w:qFormat/>
@@ -7935,7 +7765,7 @@
   </w:style>
   <w:style w:type="paragraph" w:styleId="IndexHeading">
     <w:name w:val="index heading"/>
-    <w:basedOn w:val="Style14"/>
+    <w:basedOn w:val="user2"/>
     <w:pPr/>
     <w:rPr/>
   </w:style>
@@ -8164,8 +7994,8 @@
       <w:lang w:val="en-US"/>
     </w:rPr>
   </w:style>
-  <w:style w:type="paragraph" w:styleId="Style16">
-    <w:name w:val="Вміст таблиці"/>
+  <w:style w:type="paragraph" w:styleId="user4">
+    <w:name w:val="Вміст таблиці (user)"/>
     <w:basedOn w:val="Normal"/>
     <w:qFormat/>
     <w:pPr>

--- a/32SS Systemy shtuchnogo/2/KNT-122_Onyshchenko_Variant-19_PR2.docx
+++ b/32SS Systemy shtuchnogo/2/KNT-122_Onyshchenko_Variant-19_PR2.docx
@@ -237,14 +237,7 @@
           <w:color w:val="auto"/>
           <w:lang w:val="uk-UA"/>
         </w:rPr>
-        <w:t>Самоорганізація та навчання без у</w:t>
-      </w:r>
-      <w:r>
-        <w:rPr>
-          <w:color w:val="auto"/>
-          <w:lang w:val="uk-UA"/>
-        </w:rPr>
-        <w:t>чителя. Кластер-аналіз</w:t>
+        <w:t>Самоорганізація та навчання без учителя. Кластер-аналіз</w:t>
       </w:r>
       <w:r>
         <w:rPr>
@@ -979,6 +972,19 @@
     </w:p>
     <w:p>
       <w:pPr>
+        <w:pStyle w:val="H2"/>
+        <w:rPr>
+          <w:color w:val="auto"/>
+          <w:lang w:val="uk-UA"/>
+        </w:rPr>
+      </w:pPr>
+      <w:r>
+        <w:rPr/>
+        <w:t>1 Аналіз вибірки</w:t>
+      </w:r>
+    </w:p>
+    <w:p>
+      <w:pPr>
         <w:pStyle w:val="P1"/>
         <w:rPr>
           <w:color w:val="auto"/>
@@ -990,7 +996,6 @@
           <w:color w:val="auto"/>
           <w:lang w:val="uk-UA"/>
         </w:rPr>
-        <w:t>1 Аналіз вибірки</w:t>
       </w:r>
     </w:p>
     <w:p>
@@ -1006,6 +1011,21 @@
           <w:color w:val="auto"/>
           <w:lang w:val="uk-UA"/>
         </w:rPr>
+        <w:t xml:space="preserve">Вибірка </w:t>
+      </w:r>
+      <w:r>
+        <w:rPr>
+          <w:color w:val="auto"/>
+          <w:lang w:val="en-US"/>
+        </w:rPr>
+        <w:t xml:space="preserve">iris </w:t>
+      </w:r>
+      <w:r>
+        <w:rPr>
+          <w:color w:val="auto"/>
+          <w:lang w:val="uk-UA"/>
+        </w:rPr>
+        <w:t>складається з ознак:</w:t>
       </w:r>
     </w:p>
     <w:p>
@@ -1021,21 +1041,36 @@
           <w:color w:val="auto"/>
           <w:lang w:val="uk-UA"/>
         </w:rPr>
-        <w:t xml:space="preserve">Вибірка </w:t>
+      </w:r>
+    </w:p>
+    <w:p>
+      <w:pPr>
+        <w:pStyle w:val="P1"/>
+        <w:rPr>
+          <w:color w:val="auto"/>
+          <w:lang w:val="uk-UA"/>
+        </w:rPr>
+      </w:pPr>
+      <w:r>
+        <w:rPr>
+          <w:color w:val="auto"/>
+          <w:lang w:val="uk-UA"/>
+        </w:rPr>
+        <w:t xml:space="preserve">- </w:t>
       </w:r>
       <w:r>
         <w:rPr>
           <w:color w:val="auto"/>
           <w:lang w:val="en-US"/>
         </w:rPr>
-        <w:t xml:space="preserve">iris </w:t>
-      </w:r>
-      <w:r>
-        <w:rPr>
-          <w:color w:val="auto"/>
-          <w:lang w:val="uk-UA"/>
-        </w:rPr>
-        <w:t>складається з ознак:</w:t>
+        <w:t xml:space="preserve">id: </w:t>
+      </w:r>
+      <w:r>
+        <w:rPr>
+          <w:color w:val="auto"/>
+          <w:lang w:val="uk-UA"/>
+        </w:rPr>
+        <w:t>номер екземпляру;</w:t>
       </w:r>
     </w:p>
     <w:p>
@@ -1051,6 +1086,35 @@
           <w:color w:val="auto"/>
           <w:lang w:val="uk-UA"/>
         </w:rPr>
+        <w:t xml:space="preserve">- </w:t>
+      </w:r>
+      <w:r>
+        <w:rPr>
+          <w:color w:val="auto"/>
+          <w:lang w:val="en-US"/>
+        </w:rPr>
+        <w:t xml:space="preserve">SepalLengthCm: </w:t>
+      </w:r>
+      <w:r>
+        <w:rPr>
+          <w:color w:val="auto"/>
+          <w:lang w:val="uk-UA"/>
+        </w:rPr>
+        <w:t xml:space="preserve">довжина </w:t>
+      </w:r>
+      <w:r>
+        <w:rPr>
+          <w:color w:val="auto"/>
+          <w:lang w:val="uk-UA"/>
+        </w:rPr>
+        <w:t>чашечки 🍃</w:t>
+      </w:r>
+      <w:r>
+        <w:rPr>
+          <w:color w:val="auto"/>
+          <w:lang w:val="uk-UA"/>
+        </w:rPr>
+        <w:t>;</w:t>
       </w:r>
     </w:p>
     <w:p>
@@ -1073,14 +1137,28 @@
           <w:color w:val="auto"/>
           <w:lang w:val="en-US"/>
         </w:rPr>
-        <w:t xml:space="preserve">id: </w:t>
-      </w:r>
-      <w:r>
-        <w:rPr>
-          <w:color w:val="auto"/>
-          <w:lang w:val="uk-UA"/>
-        </w:rPr>
-        <w:t>номер екземпляру;</w:t>
+        <w:t xml:space="preserve">SepalWidthCm: </w:t>
+      </w:r>
+      <w:r>
+        <w:rPr>
+          <w:color w:val="auto"/>
+          <w:lang w:val="uk-UA"/>
+        </w:rPr>
+        <w:t xml:space="preserve">ширина </w:t>
+      </w:r>
+      <w:r>
+        <w:rPr>
+          <w:color w:val="auto"/>
+          <w:lang w:val="uk-UA"/>
+        </w:rPr>
+        <w:t>чашечки 🍃</w:t>
+      </w:r>
+      <w:r>
+        <w:rPr>
+          <w:color w:val="auto"/>
+          <w:lang w:val="uk-UA"/>
+        </w:rPr>
+        <w:t>;</w:t>
       </w:r>
     </w:p>
     <w:p>
@@ -1096,21 +1174,21 @@
           <w:color w:val="auto"/>
           <w:lang w:val="uk-UA"/>
         </w:rPr>
-        <w:t xml:space="preserve">- 🥬 </w:t>
+        <w:t xml:space="preserve">- </w:t>
       </w:r>
       <w:r>
         <w:rPr>
           <w:color w:val="auto"/>
           <w:lang w:val="en-US"/>
         </w:rPr>
-        <w:t xml:space="preserve">SepalLengthCm: </w:t>
-      </w:r>
-      <w:r>
-        <w:rPr>
-          <w:color w:val="auto"/>
-          <w:lang w:val="uk-UA"/>
-        </w:rPr>
-        <w:t>довжина чашолистика;</w:t>
+        <w:t xml:space="preserve">PetalLengthCm: </w:t>
+      </w:r>
+      <w:r>
+        <w:rPr>
+          <w:color w:val="auto"/>
+          <w:lang w:val="uk-UA"/>
+        </w:rPr>
+        <w:t>довжина пелюстків 🌺;</w:t>
       </w:r>
     </w:p>
     <w:p>
@@ -1126,21 +1204,21 @@
           <w:color w:val="auto"/>
           <w:lang w:val="uk-UA"/>
         </w:rPr>
-        <w:t xml:space="preserve">- 🥬 </w:t>
+        <w:t xml:space="preserve">- </w:t>
       </w:r>
       <w:r>
         <w:rPr>
           <w:color w:val="auto"/>
           <w:lang w:val="en-US"/>
         </w:rPr>
-        <w:t xml:space="preserve">SepalWidthCm: </w:t>
-      </w:r>
-      <w:r>
-        <w:rPr>
-          <w:color w:val="auto"/>
-          <w:lang w:val="uk-UA"/>
-        </w:rPr>
-        <w:t>ширина чашолистика;</w:t>
+        <w:t xml:space="preserve">PetalWidthCm: </w:t>
+      </w:r>
+      <w:r>
+        <w:rPr>
+          <w:color w:val="auto"/>
+          <w:lang w:val="uk-UA"/>
+        </w:rPr>
+        <w:t>ширина пелюстків 🌺;</w:t>
       </w:r>
     </w:p>
     <w:p>
@@ -1156,21 +1234,28 @@
           <w:color w:val="auto"/>
           <w:lang w:val="uk-UA"/>
         </w:rPr>
-        <w:t xml:space="preserve">- 🌼 </w:t>
+        <w:t xml:space="preserve">- </w:t>
       </w:r>
       <w:r>
         <w:rPr>
           <w:color w:val="auto"/>
           <w:lang w:val="en-US"/>
         </w:rPr>
-        <w:t xml:space="preserve">PetalLengthCm: </w:t>
-      </w:r>
-      <w:r>
-        <w:rPr>
-          <w:color w:val="auto"/>
-          <w:lang w:val="uk-UA"/>
-        </w:rPr>
-        <w:t>довжина пелюстків;</w:t>
+        <w:t xml:space="preserve">Species: </w:t>
+      </w:r>
+      <w:r>
+        <w:rPr>
+          <w:color w:val="auto"/>
+          <w:lang w:val="uk-UA"/>
+        </w:rPr>
+        <w:t xml:space="preserve">тип квітки — </w:t>
+      </w:r>
+      <w:r>
+        <w:rPr>
+          <w:color w:val="auto"/>
+          <w:lang w:val="en-US"/>
+        </w:rPr>
+        <w:t>setosa, versicolor, virginica.</w:t>
       </w:r>
     </w:p>
     <w:p>
@@ -1186,21 +1271,26 @@
           <w:color w:val="auto"/>
           <w:lang w:val="uk-UA"/>
         </w:rPr>
-        <w:t xml:space="preserve">- 🌼 </w:t>
-      </w:r>
-      <w:r>
-        <w:rPr>
-          <w:color w:val="auto"/>
-          <w:lang w:val="en-US"/>
-        </w:rPr>
-        <w:t xml:space="preserve">PetalWidthCm: </w:t>
-      </w:r>
-      <w:r>
-        <w:rPr>
-          <w:color w:val="auto"/>
-          <w:lang w:val="uk-UA"/>
-        </w:rPr>
-        <w:t>ширина пелюстків;</w:t>
+      </w:r>
+    </w:p>
+    <w:p>
+      <w:pPr>
+        <w:pStyle w:val="H2"/>
+        <w:rPr/>
+      </w:pPr>
+      <w:r>
+        <w:rPr/>
+        <w:t>2 Графіки ознак</w:t>
+      </w:r>
+    </w:p>
+    <w:p>
+      <w:pPr>
+        <w:pStyle w:val="H3"/>
+        <w:rPr/>
+      </w:pPr>
+      <w:r>
+        <w:rPr/>
+        <w:t xml:space="preserve">Код </w:t>
       </w:r>
     </w:p>
     <w:p>
@@ -1216,28 +1306,491 @@
           <w:color w:val="auto"/>
           <w:lang w:val="uk-UA"/>
         </w:rPr>
-        <w:t xml:space="preserve">- </w:t>
-      </w:r>
-      <w:r>
-        <w:rPr>
-          <w:color w:val="auto"/>
-          <w:lang w:val="en-US"/>
-        </w:rPr>
-        <w:t xml:space="preserve">Species: </w:t>
-      </w:r>
-      <w:r>
-        <w:rPr>
-          <w:color w:val="auto"/>
-          <w:lang w:val="uk-UA"/>
-        </w:rPr>
-        <w:t xml:space="preserve">тип квітки — </w:t>
-      </w:r>
-      <w:r>
-        <w:rPr>
-          <w:color w:val="auto"/>
-          <w:lang w:val="en-US"/>
-        </w:rPr>
-        <w:t>setosa, versicolor, virginica.</w:t>
+      </w:r>
+    </w:p>
+    <w:p>
+      <w:pPr>
+        <w:pStyle w:val="Code"/>
+        <w:rPr>
+          <w:rFonts w:ascii="Courier New" w:hAnsi="Courier New"/>
+          <w:color w:val="auto"/>
+        </w:rPr>
+      </w:pPr>
+      <w:r>
+        <w:rPr>
+          <w:rFonts w:ascii="Courier New" w:hAnsi="Courier New"/>
+          <w:color w:val="auto"/>
+        </w:rPr>
+        <w:t>from matplotlib import pyplot as plt</w:t>
+      </w:r>
+    </w:p>
+    <w:p>
+      <w:pPr>
+        <w:pStyle w:val="Code"/>
+        <w:rPr>
+          <w:rFonts w:ascii="Courier New" w:hAnsi="Courier New"/>
+          <w:color w:val="auto"/>
+        </w:rPr>
+      </w:pPr>
+      <w:r>
+        <w:rPr>
+          <w:rFonts w:ascii="Courier New" w:hAnsi="Courier New"/>
+          <w:color w:val="auto"/>
+        </w:rPr>
+        <w:t>import pandas as pd</w:t>
+      </w:r>
+    </w:p>
+    <w:p>
+      <w:pPr>
+        <w:pStyle w:val="Code"/>
+        <w:rPr>
+          <w:rFonts w:ascii="Courier New" w:hAnsi="Courier New"/>
+          <w:color w:val="auto"/>
+        </w:rPr>
+      </w:pPr>
+      <w:r>
+        <w:rPr>
+          <w:rFonts w:ascii="Courier New" w:hAnsi="Courier New"/>
+          <w:color w:val="auto"/>
+        </w:rPr>
+        <w:t>from sklearn.datasets import load_iris</w:t>
+      </w:r>
+    </w:p>
+    <w:p>
+      <w:pPr>
+        <w:pStyle w:val="Code"/>
+        <w:rPr>
+          <w:rFonts w:ascii="Courier New" w:hAnsi="Courier New"/>
+          <w:color w:val="auto"/>
+        </w:rPr>
+      </w:pPr>
+      <w:r>
+        <w:rPr>
+          <w:rFonts w:ascii="Courier New" w:hAnsi="Courier New"/>
+          <w:color w:val="auto"/>
+        </w:rPr>
+      </w:r>
+    </w:p>
+    <w:p>
+      <w:pPr>
+        <w:pStyle w:val="Code"/>
+        <w:rPr>
+          <w:rFonts w:ascii="Courier New" w:hAnsi="Courier New"/>
+          <w:color w:val="auto"/>
+        </w:rPr>
+      </w:pPr>
+      <w:r>
+        <w:rPr>
+          <w:rFonts w:ascii="Courier New" w:hAnsi="Courier New"/>
+          <w:color w:val="auto"/>
+        </w:rPr>
+        <w:t>iris=load_iris()</w:t>
+      </w:r>
+    </w:p>
+    <w:p>
+      <w:pPr>
+        <w:pStyle w:val="Code"/>
+        <w:rPr>
+          <w:rFonts w:ascii="Courier New" w:hAnsi="Courier New"/>
+          <w:color w:val="auto"/>
+        </w:rPr>
+      </w:pPr>
+      <w:r>
+        <w:rPr>
+          <w:rFonts w:ascii="Courier New" w:hAnsi="Courier New"/>
+          <w:color w:val="auto"/>
+        </w:rPr>
+        <w:t>data=pd.DataFrame(iris.data,columns=iris.feature_names)</w:t>
+      </w:r>
+    </w:p>
+    <w:p>
+      <w:pPr>
+        <w:pStyle w:val="Code"/>
+        <w:rPr>
+          <w:rFonts w:ascii="Courier New" w:hAnsi="Courier New"/>
+          <w:color w:val="auto"/>
+        </w:rPr>
+      </w:pPr>
+      <w:r>
+        <w:rPr>
+          <w:rFonts w:ascii="Courier New" w:hAnsi="Courier New"/>
+          <w:color w:val="auto"/>
+        </w:rPr>
+        <w:t>data['species']=pd.Categorical.from_codes(iris.target,iris.target_names)</w:t>
+      </w:r>
+    </w:p>
+    <w:p>
+      <w:pPr>
+        <w:pStyle w:val="Code"/>
+        <w:rPr>
+          <w:rFonts w:ascii="Courier New" w:hAnsi="Courier New"/>
+          <w:color w:val="auto"/>
+        </w:rPr>
+      </w:pPr>
+      <w:r>
+        <w:rPr>
+          <w:rFonts w:ascii="Courier New" w:hAnsi="Courier New"/>
+          <w:color w:val="auto"/>
+        </w:rPr>
+      </w:r>
+    </w:p>
+    <w:p>
+      <w:pPr>
+        <w:pStyle w:val="Code"/>
+        <w:rPr>
+          <w:rFonts w:ascii="Courier New" w:hAnsi="Courier New"/>
+          <w:color w:val="auto"/>
+        </w:rPr>
+      </w:pPr>
+      <w:r>
+        <w:rPr>
+          <w:rFonts w:ascii="Courier New" w:hAnsi="Courier New"/>
+          <w:color w:val="auto"/>
+        </w:rPr>
+        <w:t>features=iris.feature_names</w:t>
+      </w:r>
+    </w:p>
+    <w:p>
+      <w:pPr>
+        <w:pStyle w:val="Code"/>
+        <w:rPr>
+          <w:rFonts w:ascii="Courier New" w:hAnsi="Courier New"/>
+          <w:color w:val="auto"/>
+        </w:rPr>
+      </w:pPr>
+      <w:r>
+        <w:rPr>
+          <w:rFonts w:ascii="Courier New" w:hAnsi="Courier New"/>
+          <w:color w:val="auto"/>
+        </w:rPr>
+        <w:t>feature_pairs=[(i,j) for i in range(len(features)) for j in range(i+1,len(features))]</w:t>
+      </w:r>
+    </w:p>
+    <w:p>
+      <w:pPr>
+        <w:pStyle w:val="Code"/>
+        <w:rPr>
+          <w:rFonts w:ascii="Courier New" w:hAnsi="Courier New"/>
+          <w:color w:val="auto"/>
+        </w:rPr>
+      </w:pPr>
+      <w:r>
+        <w:rPr>
+          <w:rFonts w:ascii="Courier New" w:hAnsi="Courier New"/>
+          <w:color w:val="auto"/>
+        </w:rPr>
+      </w:r>
+    </w:p>
+    <w:p>
+      <w:pPr>
+        <w:pStyle w:val="Code"/>
+        <w:rPr>
+          <w:rFonts w:ascii="Courier New" w:hAnsi="Courier New"/>
+          <w:color w:val="auto"/>
+        </w:rPr>
+      </w:pPr>
+      <w:r>
+        <w:rPr>
+          <w:rFonts w:ascii="Courier New" w:hAnsi="Courier New"/>
+          <w:color w:val="auto"/>
+        </w:rPr>
+        <w:t>fig,axes=plt.subplots(2,3,figsize=(20,12),tight_layout=True)</w:t>
+      </w:r>
+    </w:p>
+    <w:p>
+      <w:pPr>
+        <w:pStyle w:val="Code"/>
+        <w:rPr>
+          <w:rFonts w:ascii="Courier New" w:hAnsi="Courier New"/>
+          <w:color w:val="auto"/>
+        </w:rPr>
+      </w:pPr>
+      <w:r>
+        <w:rPr>
+          <w:rFonts w:ascii="Courier New" w:hAnsi="Courier New"/>
+          <w:color w:val="auto"/>
+        </w:rPr>
+        <w:t>for ax,(feature_one,feature_two) in zip(axes.flatten(),feature_pairs):</w:t>
+      </w:r>
+    </w:p>
+    <w:p>
+      <w:pPr>
+        <w:pStyle w:val="Code"/>
+        <w:rPr>
+          <w:rFonts w:ascii="Courier New" w:hAnsi="Courier New"/>
+          <w:color w:val="auto"/>
+        </w:rPr>
+      </w:pPr>
+      <w:r>
+        <w:rPr>
+          <w:rFonts w:ascii="Courier New" w:hAnsi="Courier New"/>
+          <w:color w:val="auto"/>
+        </w:rPr>
+        <w:t xml:space="preserve">    </w:t>
+      </w:r>
+      <w:r>
+        <w:rPr>
+          <w:rFonts w:ascii="Courier New" w:hAnsi="Courier New"/>
+          <w:b w:val="false"/>
+          <w:color w:val="auto"/>
+          <w:sz w:val="21"/>
+        </w:rPr>
+        <w:t>for species in data['species'].unique():</w:t>
+      </w:r>
+    </w:p>
+    <w:p>
+      <w:pPr>
+        <w:pStyle w:val="Code"/>
+        <w:rPr>
+          <w:rFonts w:ascii="Courier New" w:hAnsi="Courier New"/>
+          <w:color w:val="auto"/>
+        </w:rPr>
+      </w:pPr>
+      <w:r>
+        <w:rPr>
+          <w:rFonts w:ascii="Courier New" w:hAnsi="Courier New"/>
+          <w:color w:val="auto"/>
+        </w:rPr>
+        <w:t xml:space="preserve">        </w:t>
+      </w:r>
+      <w:r>
+        <w:rPr>
+          <w:rFonts w:ascii="Courier New" w:hAnsi="Courier New"/>
+          <w:b w:val="false"/>
+          <w:color w:val="auto"/>
+          <w:sz w:val="21"/>
+        </w:rPr>
+        <w:t>subset=data[data['species']==species]</w:t>
+      </w:r>
+    </w:p>
+    <w:p>
+      <w:pPr>
+        <w:pStyle w:val="Code"/>
+        <w:rPr>
+          <w:rFonts w:ascii="Courier New" w:hAnsi="Courier New"/>
+          <w:color w:val="auto"/>
+        </w:rPr>
+      </w:pPr>
+      <w:r>
+        <w:rPr>
+          <w:rFonts w:ascii="Courier New" w:hAnsi="Courier New"/>
+          <w:color w:val="auto"/>
+        </w:rPr>
+        <w:t xml:space="preserve">        </w:t>
+      </w:r>
+      <w:r>
+        <w:rPr>
+          <w:rFonts w:ascii="Courier New" w:hAnsi="Courier New"/>
+          <w:b w:val="false"/>
+          <w:color w:val="auto"/>
+          <w:sz w:val="21"/>
+        </w:rPr>
+        <w:t>ax.scatter(subset[features[feature_one]],subset[features[feature_two]],label=species,alpha=0.8)</w:t>
+      </w:r>
+    </w:p>
+    <w:p>
+      <w:pPr>
+        <w:pStyle w:val="Code"/>
+        <w:rPr>
+          <w:rFonts w:ascii="Courier New" w:hAnsi="Courier New"/>
+          <w:color w:val="auto"/>
+        </w:rPr>
+      </w:pPr>
+      <w:r>
+        <w:rPr>
+          <w:rFonts w:ascii="Courier New" w:hAnsi="Courier New"/>
+          <w:color w:val="auto"/>
+        </w:rPr>
+        <w:t xml:space="preserve">        </w:t>
+      </w:r>
+      <w:r>
+        <w:rPr>
+          <w:rFonts w:ascii="Courier New" w:hAnsi="Courier New"/>
+          <w:b w:val="false"/>
+          <w:color w:val="auto"/>
+          <w:sz w:val="21"/>
+        </w:rPr>
+        <w:t>ax.set_xlabel(features[feature_one])</w:t>
+      </w:r>
+    </w:p>
+    <w:p>
+      <w:pPr>
+        <w:pStyle w:val="Code"/>
+        <w:rPr>
+          <w:rFonts w:ascii="Courier New" w:hAnsi="Courier New"/>
+          <w:color w:val="auto"/>
+        </w:rPr>
+      </w:pPr>
+      <w:r>
+        <w:rPr>
+          <w:rFonts w:ascii="Courier New" w:hAnsi="Courier New"/>
+          <w:color w:val="auto"/>
+        </w:rPr>
+        <w:t xml:space="preserve">        </w:t>
+      </w:r>
+      <w:r>
+        <w:rPr>
+          <w:rFonts w:ascii="Courier New" w:hAnsi="Courier New"/>
+          <w:b w:val="false"/>
+          <w:color w:val="auto"/>
+          <w:sz w:val="21"/>
+        </w:rPr>
+        <w:t>ax.set_ylabel(features[feature_two])</w:t>
+      </w:r>
+    </w:p>
+    <w:p>
+      <w:pPr>
+        <w:pStyle w:val="Code"/>
+        <w:rPr>
+          <w:rFonts w:ascii="Courier New" w:hAnsi="Courier New"/>
+          <w:color w:val="auto"/>
+        </w:rPr>
+      </w:pPr>
+      <w:r>
+        <w:rPr>
+          <w:rFonts w:ascii="Courier New" w:hAnsi="Courier New"/>
+          <w:color w:val="auto"/>
+        </w:rPr>
+        <w:t>fig.legend(data['species'].unique(),loc='upper center',ncol=3,fontsize='medium')</w:t>
+      </w:r>
+    </w:p>
+    <w:p>
+      <w:pPr>
+        <w:pStyle w:val="Code"/>
+        <w:rPr>
+          <w:rFonts w:ascii="Courier New" w:hAnsi="Courier New"/>
+          <w:color w:val="auto"/>
+        </w:rPr>
+      </w:pPr>
+      <w:r>
+        <w:rPr>
+          <w:rFonts w:ascii="Courier New" w:hAnsi="Courier New"/>
+          <w:color w:val="auto"/>
+        </w:rPr>
+        <w:t>plt.show()</w:t>
+      </w:r>
+    </w:p>
+    <w:p>
+      <w:pPr>
+        <w:pStyle w:val="P1"/>
+        <w:rPr>
+          <w:color w:val="auto"/>
+          <w:lang w:val="uk-UA"/>
+        </w:rPr>
+      </w:pPr>
+      <w:r>
+        <w:rPr>
+          <w:color w:val="auto"/>
+          <w:lang w:val="uk-UA"/>
+        </w:rPr>
+      </w:r>
+    </w:p>
+    <w:p>
+      <w:pPr>
+        <w:pStyle w:val="H3"/>
+        <w:rPr/>
+      </w:pPr>
+      <w:r>
+        <w:rPr/>
+        <w:t xml:space="preserve">Аналіз </w:t>
+      </w:r>
+    </w:p>
+    <w:p>
+      <w:pPr>
+        <w:pStyle w:val="P1"/>
+        <w:rPr/>
+      </w:pPr>
+      <w:r>
+        <w:rPr/>
+      </w:r>
+    </w:p>
+    <w:p>
+      <w:pPr>
+        <w:pStyle w:val="IMG1"/>
+        <w:rPr/>
+      </w:pPr>
+      <w:r>
+        <w:drawing>
+          <wp:anchor behindDoc="0" distT="0" distB="0" distL="0" distR="0" simplePos="0" locked="0" layoutInCell="0" allowOverlap="1" relativeHeight="2">
+            <wp:simplePos x="0" y="0"/>
+            <wp:positionH relativeFrom="column">
+              <wp:align>center</wp:align>
+            </wp:positionH>
+            <wp:positionV relativeFrom="paragraph">
+              <wp:posOffset>635</wp:posOffset>
+            </wp:positionV>
+            <wp:extent cx="7542530" cy="4065270"/>
+            <wp:effectExtent l="0" t="0" r="0" b="0"/>
+            <wp:wrapSquare wrapText="largest"/>
+            <wp:docPr id="1" name="Зображення1" descr=""/>
+            <wp:cNvGraphicFramePr>
+              <a:graphicFrameLocks xmlns:a="http://schemas.openxmlformats.org/drawingml/2006/main" noChangeAspect="1"/>
+            </wp:cNvGraphicFramePr>
+            <a:graphic xmlns:a="http://schemas.openxmlformats.org/drawingml/2006/main">
+              <a:graphicData uri="http://schemas.openxmlformats.org/drawingml/2006/picture">
+                <pic:pic xmlns:pic="http://schemas.openxmlformats.org/drawingml/2006/picture">
+                  <pic:nvPicPr>
+                    <pic:cNvPr id="1" name="Зображення1" descr=""/>
+                    <pic:cNvPicPr>
+                      <a:picLocks noChangeAspect="1" noChangeArrowheads="1"/>
+                    </pic:cNvPicPr>
+                  </pic:nvPicPr>
+                  <pic:blipFill>
+                    <a:blip r:embed="rId2"/>
+                    <a:stretch>
+                      <a:fillRect/>
+                    </a:stretch>
+                  </pic:blipFill>
+                  <pic:spPr bwMode="auto">
+                    <a:xfrm>
+                      <a:off x="0" y="0"/>
+                      <a:ext cx="7542530" cy="4065270"/>
+                    </a:xfrm>
+                    <a:prstGeom prst="rect">
+                      <a:avLst/>
+                    </a:prstGeom>
+                    <a:noFill/>
+                  </pic:spPr>
+                </pic:pic>
+              </a:graphicData>
+            </a:graphic>
+          </wp:anchor>
+        </w:drawing>
+      </w:r>
+      <w:r>
+        <w:rPr/>
+        <w:t>Рисунок 2.1 — Графік ознак</w:t>
+      </w:r>
+    </w:p>
+    <w:p>
+      <w:pPr>
+        <w:pStyle w:val="P1"/>
+        <w:rPr>
+          <w:color w:val="auto"/>
+          <w:lang w:val="uk-UA"/>
+        </w:rPr>
+      </w:pPr>
+      <w:r>
+        <w:rPr>
+          <w:color w:val="auto"/>
+          <w:lang w:val="uk-UA"/>
+        </w:rPr>
+      </w:r>
+    </w:p>
+    <w:p>
+      <w:pPr>
+        <w:pStyle w:val="P1"/>
+        <w:rPr>
+          <w:color w:val="auto"/>
+          <w:lang w:val="uk-UA"/>
+        </w:rPr>
+      </w:pPr>
+      <w:r>
+        <w:rPr>
+          <w:color w:val="auto"/>
+          <w:lang w:val="uk-UA"/>
+        </w:rPr>
+        <w:t>З графіків зрозуміло, що у сетози найменш довгі, але найбільш широкі чашечки і найменші пелюстки. У версіколору середні за шириною і довжиною пелюстки і маленькі або середні пелюстки. У вірджиніки чашечки середньої ширини і середньої або великої довжини, а пелюстки найбільші як за довжиною, так і за шириною.</w:t>
       </w:r>
     </w:p>
     <w:p>
@@ -1997,19 +2550,19 @@
       <w:lang w:val="en-US" w:eastAsia="uk-UA"/>
     </w:rPr>
   </w:style>
-  <w:style w:type="character" w:styleId="Style12">
-    <w:name w:val="Маркери"/>
+  <w:style w:type="character" w:styleId="user">
+    <w:name w:val="Маркери (user)"/>
     <w:qFormat/>
     <w:rPr>
       <w:rFonts w:ascii="OpenSymbol" w:hAnsi="OpenSymbol" w:eastAsia="OpenSymbol" w:cs="OpenSymbol"/>
     </w:rPr>
   </w:style>
-  <w:style w:type="character" w:styleId="Style13">
-    <w:name w:val="Символ нумерації"/>
+  <w:style w:type="character" w:styleId="user1">
+    <w:name w:val="Символ нумерації (user)"/>
     <w:qFormat/>
     <w:rPr/>
   </w:style>
-  <w:style w:type="paragraph" w:styleId="Style14">
+  <w:style w:type="paragraph" w:styleId="Style12">
     <w:name w:val="Заголовок"/>
     <w:basedOn w:val="Normal"/>
     <w:next w:val="BodyText"/>
@@ -2056,7 +2609,7 @@
       <w:szCs w:val="24"/>
     </w:rPr>
   </w:style>
-  <w:style w:type="paragraph" w:styleId="Style15">
+  <w:style w:type="paragraph" w:styleId="Style13">
     <w:name w:val="Покажчик"/>
     <w:basedOn w:val="Normal"/>
     <w:qFormat/>
@@ -2067,7 +2620,7 @@
       <w:rFonts w:cs="Arial Unicode MS"/>
     </w:rPr>
   </w:style>
-  <w:style w:type="paragraph" w:styleId="user">
+  <w:style w:type="paragraph" w:styleId="user2">
     <w:name w:val="Заголовок (user)"/>
     <w:basedOn w:val="Normal"/>
     <w:next w:val="BodyText"/>
@@ -2082,7 +2635,7 @@
       <w:szCs w:val="28"/>
     </w:rPr>
   </w:style>
-  <w:style w:type="paragraph" w:styleId="user1">
+  <w:style w:type="paragraph" w:styleId="user3">
     <w:name w:val="Покажчик (user)"/>
     <w:basedOn w:val="Normal"/>
     <w:qFormat/>
@@ -2095,7 +2648,7 @@
   </w:style>
   <w:style w:type="paragraph" w:styleId="IndexHeading">
     <w:name w:val="index heading"/>
-    <w:basedOn w:val="Style14"/>
+    <w:basedOn w:val="user2"/>
     <w:pPr/>
     <w:rPr/>
   </w:style>
@@ -2324,8 +2877,8 @@
       <w:lang w:val="en-US"/>
     </w:rPr>
   </w:style>
-  <w:style w:type="paragraph" w:styleId="Style16">
-    <w:name w:val="Вміст таблиці"/>
+  <w:style w:type="paragraph" w:styleId="user4">
+    <w:name w:val="Вміст таблиці (user)"/>
     <w:basedOn w:val="Normal"/>
     <w:qFormat/>
     <w:pPr>

--- a/32SS Systemy shtuchnogo/2/KNT-122_Onyshchenko_Variant-19_PR2.docx
+++ b/32SS Systemy shtuchnogo/2/KNT-122_Onyshchenko_Variant-19_PR2.docx
@@ -1100,21 +1100,7 @@
           <w:color w:val="auto"/>
           <w:lang w:val="uk-UA"/>
         </w:rPr>
-        <w:t xml:space="preserve">довжина </w:t>
-      </w:r>
-      <w:r>
-        <w:rPr>
-          <w:color w:val="auto"/>
-          <w:lang w:val="uk-UA"/>
-        </w:rPr>
-        <w:t>чашечки 🍃</w:t>
-      </w:r>
-      <w:r>
-        <w:rPr>
-          <w:color w:val="auto"/>
-          <w:lang w:val="uk-UA"/>
-        </w:rPr>
-        <w:t>;</w:t>
+        <w:t>довжина чашечки 🍃;</w:t>
       </w:r>
     </w:p>
     <w:p>
@@ -1144,21 +1130,7 @@
           <w:color w:val="auto"/>
           <w:lang w:val="uk-UA"/>
         </w:rPr>
-        <w:t xml:space="preserve">ширина </w:t>
-      </w:r>
-      <w:r>
-        <w:rPr>
-          <w:color w:val="auto"/>
-          <w:lang w:val="uk-UA"/>
-        </w:rPr>
-        <w:t>чашечки 🍃</w:t>
-      </w:r>
-      <w:r>
-        <w:rPr>
-          <w:color w:val="auto"/>
-          <w:lang w:val="uk-UA"/>
-        </w:rPr>
-        <w:t>;</w:t>
+        <w:t>ширина чашечки 🍃;</w:t>
       </w:r>
     </w:p>
     <w:p>
@@ -1318,10 +1290,24 @@
       </w:pPr>
       <w:r>
         <w:rPr>
+          <w:color w:val="auto"/>
+        </w:rPr>
+        <w:t>from matplotlib import pyplot as plt</w:t>
+      </w:r>
+    </w:p>
+    <w:p>
+      <w:pPr>
+        <w:pStyle w:val="Code"/>
+        <w:rPr>
           <w:rFonts w:ascii="Courier New" w:hAnsi="Courier New"/>
           <w:color w:val="auto"/>
         </w:rPr>
-        <w:t>from matplotlib import pyplot as plt</w:t>
+      </w:pPr>
+      <w:r>
+        <w:rPr>
+          <w:color w:val="auto"/>
+        </w:rPr>
+        <w:t>import pandas as pd</w:t>
       </w:r>
     </w:p>
     <w:p>
@@ -1334,10 +1320,23 @@
       </w:pPr>
       <w:r>
         <w:rPr>
+          <w:color w:val="auto"/>
+        </w:rPr>
+        <w:t>from sklearn.datasets import load_iris</w:t>
+      </w:r>
+    </w:p>
+    <w:p>
+      <w:pPr>
+        <w:pStyle w:val="Code"/>
+        <w:rPr>
           <w:rFonts w:ascii="Courier New" w:hAnsi="Courier New"/>
           <w:color w:val="auto"/>
         </w:rPr>
-        <w:t>import pandas as pd</w:t>
+      </w:pPr>
+      <w:r>
+        <w:rPr>
+          <w:color w:val="auto"/>
+        </w:rPr>
       </w:r>
     </w:p>
     <w:p>
@@ -1350,10 +1349,24 @@
       </w:pPr>
       <w:r>
         <w:rPr>
+          <w:color w:val="auto"/>
+        </w:rPr>
+        <w:t>iris=load_iris()</w:t>
+      </w:r>
+    </w:p>
+    <w:p>
+      <w:pPr>
+        <w:pStyle w:val="Code"/>
+        <w:rPr>
           <w:rFonts w:ascii="Courier New" w:hAnsi="Courier New"/>
           <w:color w:val="auto"/>
         </w:rPr>
-        <w:t>from sklearn.datasets import load_iris</w:t>
+      </w:pPr>
+      <w:r>
+        <w:rPr>
+          <w:color w:val="auto"/>
+        </w:rPr>
+        <w:t>data=pd.DataFrame(iris.data,columns=iris.feature_names)</w:t>
       </w:r>
     </w:p>
     <w:p>
@@ -1366,9 +1379,23 @@
       </w:pPr>
       <w:r>
         <w:rPr>
+          <w:color w:val="auto"/>
+        </w:rPr>
+        <w:t>data['species']=pd.Categorical.from_codes(iris.target,iris.target_names)</w:t>
+      </w:r>
+    </w:p>
+    <w:p>
+      <w:pPr>
+        <w:pStyle w:val="Code"/>
+        <w:rPr>
           <w:rFonts w:ascii="Courier New" w:hAnsi="Courier New"/>
           <w:color w:val="auto"/>
         </w:rPr>
+      </w:pPr>
+      <w:r>
+        <w:rPr>
+          <w:color w:val="auto"/>
+        </w:rPr>
       </w:r>
     </w:p>
     <w:p>
@@ -1381,10 +1408,24 @@
       </w:pPr>
       <w:r>
         <w:rPr>
+          <w:color w:val="auto"/>
+        </w:rPr>
+        <w:t>features=iris.feature_names</w:t>
+      </w:r>
+    </w:p>
+    <w:p>
+      <w:pPr>
+        <w:pStyle w:val="Code"/>
+        <w:rPr>
           <w:rFonts w:ascii="Courier New" w:hAnsi="Courier New"/>
           <w:color w:val="auto"/>
         </w:rPr>
-        <w:t>iris=load_iris()</w:t>
+      </w:pPr>
+      <w:r>
+        <w:rPr>
+          <w:color w:val="auto"/>
+        </w:rPr>
+        <w:t>feature_pairs=[(i,j) for i in range(len(features)) for j in range(i+1,len(features))]</w:t>
       </w:r>
     </w:p>
     <w:p>
@@ -1397,10 +1438,23 @@
       </w:pPr>
       <w:r>
         <w:rPr>
+          <w:color w:val="auto"/>
+        </w:rPr>
+      </w:r>
+    </w:p>
+    <w:p>
+      <w:pPr>
+        <w:pStyle w:val="Code"/>
+        <w:rPr>
           <w:rFonts w:ascii="Courier New" w:hAnsi="Courier New"/>
           <w:color w:val="auto"/>
         </w:rPr>
-        <w:t>data=pd.DataFrame(iris.data,columns=iris.feature_names)</w:t>
+      </w:pPr>
+      <w:r>
+        <w:rPr>
+          <w:color w:val="auto"/>
+        </w:rPr>
+        <w:t>fig,axes=plt.subplots(2,3,figsize=(20,12),tight_layout=True)</w:t>
       </w:r>
     </w:p>
     <w:p>
@@ -1413,10 +1467,32 @@
       </w:pPr>
       <w:r>
         <w:rPr>
+          <w:color w:val="auto"/>
+        </w:rPr>
+        <w:t>for ax,(feature_one,feature_two) in zip(axes.flatten(),feature_pairs):</w:t>
+      </w:r>
+    </w:p>
+    <w:p>
+      <w:pPr>
+        <w:pStyle w:val="Code"/>
+        <w:rPr>
           <w:rFonts w:ascii="Courier New" w:hAnsi="Courier New"/>
           <w:color w:val="auto"/>
         </w:rPr>
-        <w:t>data['species']=pd.Categorical.from_codes(iris.target,iris.target_names)</w:t>
+      </w:pPr>
+      <w:r>
+        <w:rPr>
+          <w:color w:val="auto"/>
+        </w:rPr>
+        <w:t xml:space="preserve">    </w:t>
+      </w:r>
+      <w:r>
+        <w:rPr>
+          <w:b w:val="false"/>
+          <w:color w:val="auto"/>
+          <w:sz w:val="21"/>
+        </w:rPr>
+        <w:t>for species in data['species'].unique():</w:t>
       </w:r>
     </w:p>
     <w:p>
@@ -1429,9 +1505,40 @@
       </w:pPr>
       <w:r>
         <w:rPr>
+          <w:color w:val="auto"/>
+        </w:rPr>
+        <w:t xml:space="preserve">        </w:t>
+      </w:r>
+      <w:r>
+        <w:rPr>
+          <w:b w:val="false"/>
+          <w:color w:val="auto"/>
+          <w:sz w:val="21"/>
+        </w:rPr>
+        <w:t>subset=data[data['species']==species]</w:t>
+      </w:r>
+    </w:p>
+    <w:p>
+      <w:pPr>
+        <w:pStyle w:val="Code"/>
+        <w:rPr>
           <w:rFonts w:ascii="Courier New" w:hAnsi="Courier New"/>
           <w:color w:val="auto"/>
         </w:rPr>
+      </w:pPr>
+      <w:r>
+        <w:rPr>
+          <w:color w:val="auto"/>
+        </w:rPr>
+        <w:t xml:space="preserve">        </w:t>
+      </w:r>
+      <w:r>
+        <w:rPr>
+          <w:b w:val="false"/>
+          <w:color w:val="auto"/>
+          <w:sz w:val="21"/>
+        </w:rPr>
+        <w:t>ax.scatter(subset[features[feature_one]],subset[features[feature_two]],label=species,alpha=0.8)</w:t>
       </w:r>
     </w:p>
     <w:p>
@@ -1444,10 +1551,40 @@
       </w:pPr>
       <w:r>
         <w:rPr>
+          <w:color w:val="auto"/>
+        </w:rPr>
+        <w:t xml:space="preserve">        </w:t>
+      </w:r>
+      <w:r>
+        <w:rPr>
+          <w:b w:val="false"/>
+          <w:color w:val="auto"/>
+          <w:sz w:val="21"/>
+        </w:rPr>
+        <w:t>ax.set_xlabel(features[feature_one])</w:t>
+      </w:r>
+    </w:p>
+    <w:p>
+      <w:pPr>
+        <w:pStyle w:val="Code"/>
+        <w:rPr>
           <w:rFonts w:ascii="Courier New" w:hAnsi="Courier New"/>
           <w:color w:val="auto"/>
         </w:rPr>
-        <w:t>features=iris.feature_names</w:t>
+      </w:pPr>
+      <w:r>
+        <w:rPr>
+          <w:color w:val="auto"/>
+        </w:rPr>
+        <w:t xml:space="preserve">        </w:t>
+      </w:r>
+      <w:r>
+        <w:rPr>
+          <w:b w:val="false"/>
+          <w:color w:val="auto"/>
+          <w:sz w:val="21"/>
+        </w:rPr>
+        <w:t>ax.set_ylabel(features[feature_two])</w:t>
       </w:r>
     </w:p>
     <w:p>
@@ -1460,211 +1597,21 @@
       </w:pPr>
       <w:r>
         <w:rPr>
+          <w:color w:val="auto"/>
+        </w:rPr>
+        <w:t>fig.legend(data['species'].unique(),loc='upper center',ncol=3,fontsize='medium')</w:t>
+      </w:r>
+    </w:p>
+    <w:p>
+      <w:pPr>
+        <w:pStyle w:val="Code"/>
+        <w:rPr>
           <w:rFonts w:ascii="Courier New" w:hAnsi="Courier New"/>
           <w:color w:val="auto"/>
         </w:rPr>
-        <w:t>feature_pairs=[(i,j) for i in range(len(features)) for j in range(i+1,len(features))]</w:t>
-      </w:r>
-    </w:p>
-    <w:p>
-      <w:pPr>
-        <w:pStyle w:val="Code"/>
-        <w:rPr>
-          <w:rFonts w:ascii="Courier New" w:hAnsi="Courier New"/>
-          <w:color w:val="auto"/>
-        </w:rPr>
-      </w:pPr>
-      <w:r>
-        <w:rPr>
-          <w:rFonts w:ascii="Courier New" w:hAnsi="Courier New"/>
-          <w:color w:val="auto"/>
-        </w:rPr>
-      </w:r>
-    </w:p>
-    <w:p>
-      <w:pPr>
-        <w:pStyle w:val="Code"/>
-        <w:rPr>
-          <w:rFonts w:ascii="Courier New" w:hAnsi="Courier New"/>
-          <w:color w:val="auto"/>
-        </w:rPr>
-      </w:pPr>
-      <w:r>
-        <w:rPr>
-          <w:rFonts w:ascii="Courier New" w:hAnsi="Courier New"/>
-          <w:color w:val="auto"/>
-        </w:rPr>
-        <w:t>fig,axes=plt.subplots(2,3,figsize=(20,12),tight_layout=True)</w:t>
-      </w:r>
-    </w:p>
-    <w:p>
-      <w:pPr>
-        <w:pStyle w:val="Code"/>
-        <w:rPr>
-          <w:rFonts w:ascii="Courier New" w:hAnsi="Courier New"/>
-          <w:color w:val="auto"/>
-        </w:rPr>
-      </w:pPr>
-      <w:r>
-        <w:rPr>
-          <w:rFonts w:ascii="Courier New" w:hAnsi="Courier New"/>
-          <w:color w:val="auto"/>
-        </w:rPr>
-        <w:t>for ax,(feature_one,feature_two) in zip(axes.flatten(),feature_pairs):</w:t>
-      </w:r>
-    </w:p>
-    <w:p>
-      <w:pPr>
-        <w:pStyle w:val="Code"/>
-        <w:rPr>
-          <w:rFonts w:ascii="Courier New" w:hAnsi="Courier New"/>
-          <w:color w:val="auto"/>
-        </w:rPr>
-      </w:pPr>
-      <w:r>
-        <w:rPr>
-          <w:rFonts w:ascii="Courier New" w:hAnsi="Courier New"/>
-          <w:color w:val="auto"/>
-        </w:rPr>
-        <w:t xml:space="preserve">    </w:t>
-      </w:r>
-      <w:r>
-        <w:rPr>
-          <w:rFonts w:ascii="Courier New" w:hAnsi="Courier New"/>
-          <w:b w:val="false"/>
-          <w:color w:val="auto"/>
-          <w:sz w:val="21"/>
-        </w:rPr>
-        <w:t>for species in data['species'].unique():</w:t>
-      </w:r>
-    </w:p>
-    <w:p>
-      <w:pPr>
-        <w:pStyle w:val="Code"/>
-        <w:rPr>
-          <w:rFonts w:ascii="Courier New" w:hAnsi="Courier New"/>
-          <w:color w:val="auto"/>
-        </w:rPr>
-      </w:pPr>
-      <w:r>
-        <w:rPr>
-          <w:rFonts w:ascii="Courier New" w:hAnsi="Courier New"/>
-          <w:color w:val="auto"/>
-        </w:rPr>
-        <w:t xml:space="preserve">        </w:t>
-      </w:r>
-      <w:r>
-        <w:rPr>
-          <w:rFonts w:ascii="Courier New" w:hAnsi="Courier New"/>
-          <w:b w:val="false"/>
-          <w:color w:val="auto"/>
-          <w:sz w:val="21"/>
-        </w:rPr>
-        <w:t>subset=data[data['species']==species]</w:t>
-      </w:r>
-    </w:p>
-    <w:p>
-      <w:pPr>
-        <w:pStyle w:val="Code"/>
-        <w:rPr>
-          <w:rFonts w:ascii="Courier New" w:hAnsi="Courier New"/>
-          <w:color w:val="auto"/>
-        </w:rPr>
-      </w:pPr>
-      <w:r>
-        <w:rPr>
-          <w:rFonts w:ascii="Courier New" w:hAnsi="Courier New"/>
-          <w:color w:val="auto"/>
-        </w:rPr>
-        <w:t xml:space="preserve">        </w:t>
-      </w:r>
-      <w:r>
-        <w:rPr>
-          <w:rFonts w:ascii="Courier New" w:hAnsi="Courier New"/>
-          <w:b w:val="false"/>
-          <w:color w:val="auto"/>
-          <w:sz w:val="21"/>
-        </w:rPr>
-        <w:t>ax.scatter(subset[features[feature_one]],subset[features[feature_two]],label=species,alpha=0.8)</w:t>
-      </w:r>
-    </w:p>
-    <w:p>
-      <w:pPr>
-        <w:pStyle w:val="Code"/>
-        <w:rPr>
-          <w:rFonts w:ascii="Courier New" w:hAnsi="Courier New"/>
-          <w:color w:val="auto"/>
-        </w:rPr>
-      </w:pPr>
-      <w:r>
-        <w:rPr>
-          <w:rFonts w:ascii="Courier New" w:hAnsi="Courier New"/>
-          <w:color w:val="auto"/>
-        </w:rPr>
-        <w:t xml:space="preserve">        </w:t>
-      </w:r>
-      <w:r>
-        <w:rPr>
-          <w:rFonts w:ascii="Courier New" w:hAnsi="Courier New"/>
-          <w:b w:val="false"/>
-          <w:color w:val="auto"/>
-          <w:sz w:val="21"/>
-        </w:rPr>
-        <w:t>ax.set_xlabel(features[feature_one])</w:t>
-      </w:r>
-    </w:p>
-    <w:p>
-      <w:pPr>
-        <w:pStyle w:val="Code"/>
-        <w:rPr>
-          <w:rFonts w:ascii="Courier New" w:hAnsi="Courier New"/>
-          <w:color w:val="auto"/>
-        </w:rPr>
-      </w:pPr>
-      <w:r>
-        <w:rPr>
-          <w:rFonts w:ascii="Courier New" w:hAnsi="Courier New"/>
-          <w:color w:val="auto"/>
-        </w:rPr>
-        <w:t xml:space="preserve">        </w:t>
-      </w:r>
-      <w:r>
-        <w:rPr>
-          <w:rFonts w:ascii="Courier New" w:hAnsi="Courier New"/>
-          <w:b w:val="false"/>
-          <w:color w:val="auto"/>
-          <w:sz w:val="21"/>
-        </w:rPr>
-        <w:t>ax.set_ylabel(features[feature_two])</w:t>
-      </w:r>
-    </w:p>
-    <w:p>
-      <w:pPr>
-        <w:pStyle w:val="Code"/>
-        <w:rPr>
-          <w:rFonts w:ascii="Courier New" w:hAnsi="Courier New"/>
-          <w:color w:val="auto"/>
-        </w:rPr>
-      </w:pPr>
-      <w:r>
-        <w:rPr>
-          <w:rFonts w:ascii="Courier New" w:hAnsi="Courier New"/>
-          <w:color w:val="auto"/>
-        </w:rPr>
-        <w:t>fig.legend(data['species'].unique(),loc='upper center',ncol=3,fontsize='medium')</w:t>
-      </w:r>
-    </w:p>
-    <w:p>
-      <w:pPr>
-        <w:pStyle w:val="Code"/>
-        <w:rPr>
-          <w:rFonts w:ascii="Courier New" w:hAnsi="Courier New"/>
-          <w:color w:val="auto"/>
-        </w:rPr>
-      </w:pPr>
-      <w:r>
-        <w:rPr>
-          <w:rFonts w:ascii="Courier New" w:hAnsi="Courier New"/>
+      </w:pPr>
+      <w:r>
+        <w:rPr>
           <w:color w:val="auto"/>
         </w:rPr>
         <w:t>plt.show()</w:t>
@@ -1791,6 +1738,44 @@
           <w:lang w:val="uk-UA"/>
         </w:rPr>
         <w:t>З графіків зрозуміло, що у сетози найменш довгі, але найбільш широкі чашечки і найменші пелюстки. У версіколору середні за шириною і довжиною пелюстки і маленькі або середні пелюстки. У вірджиніки чашечки середньої ширини і середньої або великої довжини, а пелюстки найбільші як за довжиною, так і за шириною.</w:t>
+      </w:r>
+    </w:p>
+    <w:p>
+      <w:pPr>
+        <w:pStyle w:val="P1"/>
+        <w:rPr>
+          <w:color w:val="auto"/>
+          <w:lang w:val="uk-UA"/>
+        </w:rPr>
+      </w:pPr>
+      <w:r>
+        <w:rPr>
+          <w:color w:val="auto"/>
+          <w:lang w:val="uk-UA"/>
+        </w:rPr>
+      </w:r>
+    </w:p>
+    <w:p>
+      <w:pPr>
+        <w:pStyle w:val="P1"/>
+        <w:rPr>
+          <w:color w:val="auto"/>
+          <w:lang w:val="en-US"/>
+        </w:rPr>
+      </w:pPr>
+      <w:r>
+        <w:rPr>
+          <w:color w:val="auto"/>
+          <w:lang w:val="en-US"/>
+        </w:rPr>
+        <w:t xml:space="preserve">3 </w:t>
+      </w:r>
+      <w:r>
+        <w:rPr>
+          <w:color w:val="auto"/>
+          <w:lang w:val="uk-UA"/>
+        </w:rPr>
+        <w:t>Дослідження методів</w:t>
       </w:r>
     </w:p>
     <w:p>
@@ -2550,19 +2535,19 @@
       <w:lang w:val="en-US" w:eastAsia="uk-UA"/>
     </w:rPr>
   </w:style>
-  <w:style w:type="character" w:styleId="user">
-    <w:name w:val="Маркери (user)"/>
+  <w:style w:type="character" w:styleId="Style12">
+    <w:name w:val="Маркери"/>
     <w:qFormat/>
     <w:rPr>
       <w:rFonts w:ascii="OpenSymbol" w:hAnsi="OpenSymbol" w:eastAsia="OpenSymbol" w:cs="OpenSymbol"/>
     </w:rPr>
   </w:style>
-  <w:style w:type="character" w:styleId="user1">
-    <w:name w:val="Символ нумерації (user)"/>
+  <w:style w:type="character" w:styleId="Style13">
+    <w:name w:val="Символ нумерації"/>
     <w:qFormat/>
     <w:rPr/>
   </w:style>
-  <w:style w:type="paragraph" w:styleId="Style12">
+  <w:style w:type="paragraph" w:styleId="Style14">
     <w:name w:val="Заголовок"/>
     <w:basedOn w:val="Normal"/>
     <w:next w:val="BodyText"/>
@@ -2609,7 +2594,7 @@
       <w:szCs w:val="24"/>
     </w:rPr>
   </w:style>
-  <w:style w:type="paragraph" w:styleId="Style13">
+  <w:style w:type="paragraph" w:styleId="Style15">
     <w:name w:val="Покажчик"/>
     <w:basedOn w:val="Normal"/>
     <w:qFormat/>
@@ -2620,7 +2605,7 @@
       <w:rFonts w:cs="Arial Unicode MS"/>
     </w:rPr>
   </w:style>
-  <w:style w:type="paragraph" w:styleId="user2">
+  <w:style w:type="paragraph" w:styleId="user">
     <w:name w:val="Заголовок (user)"/>
     <w:basedOn w:val="Normal"/>
     <w:next w:val="BodyText"/>
@@ -2635,7 +2620,7 @@
       <w:szCs w:val="28"/>
     </w:rPr>
   </w:style>
-  <w:style w:type="paragraph" w:styleId="user3">
+  <w:style w:type="paragraph" w:styleId="user1">
     <w:name w:val="Покажчик (user)"/>
     <w:basedOn w:val="Normal"/>
     <w:qFormat/>
@@ -2648,7 +2633,7 @@
   </w:style>
   <w:style w:type="paragraph" w:styleId="IndexHeading">
     <w:name w:val="index heading"/>
-    <w:basedOn w:val="user2"/>
+    <w:basedOn w:val="Style14"/>
     <w:pPr/>
     <w:rPr/>
   </w:style>
@@ -2877,8 +2862,8 @@
       <w:lang w:val="en-US"/>
     </w:rPr>
   </w:style>
-  <w:style w:type="paragraph" w:styleId="user4">
-    <w:name w:val="Вміст таблиці (user)"/>
+  <w:style w:type="paragraph" w:styleId="Style16">
+    <w:name w:val="Вміст таблиці"/>
     <w:basedOn w:val="Normal"/>
     <w:qFormat/>
     <w:pPr>

--- a/32SS Systemy shtuchnogo/2/KNT-122_Onyshchenko_Variant-19_PR2.docx
+++ b/32SS Systemy shtuchnogo/2/KNT-122_Onyshchenko_Variant-19_PR2.docx
@@ -1776,6 +1776,36 @@
           <w:lang w:val="uk-UA"/>
         </w:rPr>
         <w:t>Дослідження методів</w:t>
+      </w:r>
+    </w:p>
+    <w:p>
+      <w:pPr>
+        <w:pStyle w:val="P1"/>
+        <w:rPr>
+          <w:color w:val="auto"/>
+          <w:lang w:val="uk-UA"/>
+        </w:rPr>
+      </w:pPr>
+      <w:r>
+        <w:rPr>
+          <w:color w:val="auto"/>
+          <w:lang w:val="uk-UA"/>
+        </w:rPr>
+      </w:r>
+    </w:p>
+    <w:p>
+      <w:pPr>
+        <w:pStyle w:val="P1"/>
+        <w:rPr>
+          <w:color w:val="auto"/>
+          <w:lang w:val="uk-UA"/>
+        </w:rPr>
+      </w:pPr>
+      <w:r>
+        <w:rPr>
+          <w:color w:val="auto"/>
+          <w:lang w:val="uk-UA"/>
+        </w:rPr>
       </w:r>
     </w:p>
     <w:p>

--- a/32SS Systemy shtuchnogo/2/KNT-122_Onyshchenko_Variant-19_PR2.docx
+++ b/32SS Systemy shtuchnogo/2/KNT-122_Onyshchenko_Variant-19_PR2.docx
@@ -623,337 +623,7 @@
       </w:pPr>
       <w:r>
         <w:rPr/>
-        <w:t xml:space="preserve">Теорія </w:t>
-      </w:r>
-    </w:p>
-    <w:p>
-      <w:pPr>
-        <w:pStyle w:val="P1"/>
-        <w:rPr>
-          <w:rFonts w:ascii="Times New Roman" w:hAnsi="Times New Roman"/>
-          <w:color w:val="auto"/>
-          <w:sz w:val="28"/>
-          <w:szCs w:val="28"/>
-        </w:rPr>
-      </w:pPr>
-      <w:r>
-        <w:rPr>
-          <w:color w:val="auto"/>
-          <w:sz w:val="28"/>
-          <w:szCs w:val="28"/>
-        </w:rPr>
-      </w:r>
-    </w:p>
-    <w:p>
-      <w:pPr>
-        <w:pStyle w:val="P1"/>
-        <w:rPr>
-          <w:rFonts w:ascii="Times New Roman" w:hAnsi="Times New Roman"/>
-          <w:color w:val="auto"/>
-          <w:sz w:val="28"/>
-          <w:szCs w:val="28"/>
-        </w:rPr>
-      </w:pPr>
-      <w:r>
-        <w:rPr>
-          <w:color w:val="auto"/>
-          <w:sz w:val="28"/>
-          <w:szCs w:val="28"/>
-        </w:rPr>
-        <w:t xml:space="preserve">Пакет </w:t>
-      </w:r>
-      <w:r>
-        <w:rPr>
-          <w:color w:val="auto"/>
-          <w:sz w:val="28"/>
-          <w:szCs w:val="28"/>
-          <w:lang w:val="en-US"/>
-        </w:rPr>
-        <w:t xml:space="preserve">scikit-learn </w:t>
-      </w:r>
-      <w:r>
-        <w:rPr>
-          <w:color w:val="auto"/>
-          <w:sz w:val="28"/>
-          <w:szCs w:val="28"/>
-          <w:lang w:val="uk-UA"/>
-        </w:rPr>
-        <w:t>призначений для формування моделей розпізнавання образів та їх використання.</w:t>
-      </w:r>
-    </w:p>
-    <w:p>
-      <w:pPr>
-        <w:pStyle w:val="P1"/>
-        <w:rPr>
-          <w:rFonts w:ascii="Times New Roman" w:hAnsi="Times New Roman"/>
-          <w:color w:val="auto"/>
-          <w:sz w:val="28"/>
-          <w:szCs w:val="28"/>
-          <w:lang w:val="uk-UA"/>
-        </w:rPr>
-      </w:pPr>
-      <w:r>
-        <w:rPr>
-          <w:color w:val="auto"/>
-          <w:sz w:val="28"/>
-          <w:szCs w:val="28"/>
-          <w:lang w:val="uk-UA"/>
-        </w:rPr>
-        <w:t xml:space="preserve">Вибірку даних потрібно розбити на навчальну та тестову функцією </w:t>
-      </w:r>
-      <w:r>
-        <w:rPr>
-          <w:color w:val="auto"/>
-          <w:sz w:val="28"/>
-          <w:szCs w:val="28"/>
-          <w:lang w:val="en-US"/>
-        </w:rPr>
-        <w:t>train_test_split.</w:t>
-      </w:r>
-    </w:p>
-    <w:p>
-      <w:pPr>
-        <w:pStyle w:val="P1"/>
-        <w:rPr>
-          <w:rFonts w:ascii="Times New Roman" w:hAnsi="Times New Roman"/>
-          <w:color w:val="auto"/>
-          <w:sz w:val="28"/>
-          <w:szCs w:val="28"/>
-          <w:lang w:val="uk-UA"/>
-        </w:rPr>
-      </w:pPr>
-      <w:r>
-        <w:rPr>
-          <w:color w:val="auto"/>
-          <w:sz w:val="28"/>
-          <w:szCs w:val="28"/>
-          <w:lang w:val="uk-UA"/>
-        </w:rPr>
-        <w:t xml:space="preserve">Непотрібні ознаки можна прибрати функцією </w:t>
-      </w:r>
-      <w:r>
-        <w:rPr>
-          <w:color w:val="auto"/>
-          <w:sz w:val="28"/>
-          <w:szCs w:val="28"/>
-          <w:lang w:val="en-US"/>
-        </w:rPr>
-        <w:t>drop().</w:t>
-      </w:r>
-    </w:p>
-    <w:p>
-      <w:pPr>
-        <w:pStyle w:val="P1"/>
-        <w:rPr>
-          <w:rFonts w:ascii="Times New Roman" w:hAnsi="Times New Roman"/>
-          <w:color w:val="auto"/>
-          <w:sz w:val="28"/>
-          <w:szCs w:val="28"/>
-          <w:lang w:val="uk-UA"/>
-        </w:rPr>
-      </w:pPr>
-      <w:r>
-        <w:rPr>
-          <w:color w:val="auto"/>
-          <w:sz w:val="28"/>
-          <w:szCs w:val="28"/>
-          <w:lang w:val="uk-UA"/>
-        </w:rPr>
-        <w:t xml:space="preserve">Метод еталонів реалізується моделлю </w:t>
-      </w:r>
-      <w:r>
-        <w:rPr>
-          <w:color w:val="auto"/>
-          <w:sz w:val="28"/>
-          <w:szCs w:val="28"/>
-          <w:lang w:val="en-US"/>
-        </w:rPr>
-        <w:t xml:space="preserve">KMeans. </w:t>
-      </w:r>
-      <w:r>
-        <w:rPr>
-          <w:color w:val="auto"/>
-          <w:sz w:val="28"/>
-          <w:szCs w:val="28"/>
-          <w:lang w:val="uk-UA"/>
-        </w:rPr>
-        <w:t>Вона приймає кількість кластерів та шукає їх центри. Тоді відносить кожен екземпляр до певного кластеру.</w:t>
-      </w:r>
-    </w:p>
-    <w:p>
-      <w:pPr>
-        <w:pStyle w:val="P1"/>
-        <w:rPr>
-          <w:rFonts w:ascii="Times New Roman" w:hAnsi="Times New Roman"/>
-          <w:color w:val="auto"/>
-          <w:sz w:val="28"/>
-          <w:szCs w:val="28"/>
-          <w:lang w:val="uk-UA"/>
-        </w:rPr>
-      </w:pPr>
-      <w:r>
-        <w:rPr>
-          <w:color w:val="auto"/>
-          <w:sz w:val="28"/>
-          <w:szCs w:val="28"/>
-          <w:lang w:val="uk-UA"/>
-        </w:rPr>
-        <w:t xml:space="preserve">Навчання моделі проводиться функцією </w:t>
-      </w:r>
-      <w:r>
-        <w:rPr>
-          <w:color w:val="auto"/>
-          <w:sz w:val="28"/>
-          <w:szCs w:val="28"/>
-          <w:lang w:val="en-US"/>
-        </w:rPr>
-        <w:t xml:space="preserve">fit(). </w:t>
-      </w:r>
-      <w:r>
-        <w:rPr>
-          <w:color w:val="auto"/>
-          <w:sz w:val="28"/>
-          <w:szCs w:val="28"/>
-          <w:lang w:val="uk-UA"/>
-        </w:rPr>
-        <w:t xml:space="preserve">Розпізнавання виконується функцією </w:t>
-      </w:r>
-      <w:r>
-        <w:rPr>
-          <w:color w:val="auto"/>
-          <w:sz w:val="28"/>
-          <w:szCs w:val="28"/>
-          <w:lang w:val="en-US"/>
-        </w:rPr>
-        <w:t>predict().</w:t>
-      </w:r>
-    </w:p>
-    <w:p>
-      <w:pPr>
-        <w:pStyle w:val="P1"/>
-        <w:rPr>
-          <w:rFonts w:ascii="Times New Roman" w:hAnsi="Times New Roman"/>
-          <w:color w:val="auto"/>
-          <w:sz w:val="28"/>
-          <w:szCs w:val="28"/>
-          <w:lang w:val="uk-UA"/>
-        </w:rPr>
-      </w:pPr>
-      <w:r>
-        <w:rPr>
-          <w:color w:val="auto"/>
-          <w:sz w:val="28"/>
-          <w:szCs w:val="28"/>
-          <w:lang w:val="uk-UA"/>
-        </w:rPr>
-        <w:t xml:space="preserve">Нормування вибірки можна виконати функцією </w:t>
-      </w:r>
-      <w:r>
-        <w:rPr>
-          <w:color w:val="auto"/>
-          <w:sz w:val="28"/>
-          <w:szCs w:val="28"/>
-          <w:lang w:val="en-US"/>
-        </w:rPr>
-        <w:t>normalize().</w:t>
-      </w:r>
-    </w:p>
-    <w:p>
-      <w:pPr>
-        <w:pStyle w:val="P1"/>
-        <w:rPr>
-          <w:rFonts w:ascii="Times New Roman" w:hAnsi="Times New Roman"/>
-          <w:color w:val="auto"/>
-          <w:sz w:val="28"/>
-          <w:szCs w:val="28"/>
-          <w:lang w:val="uk-UA"/>
-        </w:rPr>
-      </w:pPr>
-      <w:r>
-        <w:rPr>
-          <w:color w:val="auto"/>
-          <w:sz w:val="28"/>
-          <w:szCs w:val="28"/>
-          <w:lang w:val="uk-UA"/>
-        </w:rPr>
-        <w:t xml:space="preserve">Засікти час виконання можна функцією </w:t>
-      </w:r>
-      <w:r>
-        <w:rPr>
-          <w:color w:val="auto"/>
-          <w:sz w:val="28"/>
-          <w:szCs w:val="28"/>
-          <w:lang w:val="en-US"/>
-        </w:rPr>
-        <w:t xml:space="preserve">time.time() </w:t>
-      </w:r>
-      <w:r>
-        <w:rPr>
-          <w:color w:val="auto"/>
-          <w:sz w:val="28"/>
-          <w:szCs w:val="28"/>
-          <w:lang w:val="uk-UA"/>
-        </w:rPr>
-        <w:t xml:space="preserve">або </w:t>
-      </w:r>
-      <w:r>
-        <w:rPr>
-          <w:color w:val="auto"/>
-          <w:sz w:val="28"/>
-          <w:szCs w:val="28"/>
-          <w:lang w:val="en-US"/>
-        </w:rPr>
-        <w:t>time.perf_counter().</w:t>
-      </w:r>
-    </w:p>
-    <w:p>
-      <w:pPr>
-        <w:pStyle w:val="P1"/>
-        <w:rPr>
-          <w:rFonts w:ascii="Times New Roman" w:hAnsi="Times New Roman"/>
-          <w:color w:val="auto"/>
-          <w:sz w:val="28"/>
-          <w:szCs w:val="28"/>
-          <w:lang w:val="uk-UA"/>
-        </w:rPr>
-      </w:pPr>
-      <w:r>
-        <w:rPr>
-          <w:color w:val="auto"/>
-          <w:sz w:val="28"/>
-          <w:szCs w:val="28"/>
-          <w:lang w:val="uk-UA"/>
-        </w:rPr>
-        <w:t xml:space="preserve">Отримати помилку розпізнавання можна функцією </w:t>
-      </w:r>
-      <w:r>
-        <w:rPr>
-          <w:color w:val="auto"/>
-          <w:sz w:val="28"/>
-          <w:szCs w:val="28"/>
-          <w:lang w:val="en-US"/>
-        </w:rPr>
-        <w:t>score().</w:t>
-      </w:r>
-    </w:p>
-    <w:p>
-      <w:pPr>
-        <w:pStyle w:val="P1"/>
-        <w:rPr>
-          <w:rFonts w:ascii="Times New Roman" w:hAnsi="Times New Roman"/>
-          <w:color w:val="auto"/>
-          <w:sz w:val="28"/>
-          <w:szCs w:val="28"/>
-          <w:lang w:val="uk-UA"/>
-        </w:rPr>
-      </w:pPr>
-      <w:r>
-        <w:rPr>
-          <w:color w:val="auto"/>
-          <w:sz w:val="28"/>
-          <w:szCs w:val="28"/>
-          <w:lang w:val="uk-UA"/>
-        </w:rPr>
+        <w:t>Теорія</w:t>
       </w:r>
     </w:p>
     <w:p>
@@ -2565,19 +2235,19 @@
       <w:lang w:val="en-US" w:eastAsia="uk-UA"/>
     </w:rPr>
   </w:style>
-  <w:style w:type="character" w:styleId="Style12">
-    <w:name w:val="Маркери"/>
+  <w:style w:type="character" w:styleId="user">
+    <w:name w:val="Маркери (user)"/>
     <w:qFormat/>
     <w:rPr>
       <w:rFonts w:ascii="OpenSymbol" w:hAnsi="OpenSymbol" w:eastAsia="OpenSymbol" w:cs="OpenSymbol"/>
     </w:rPr>
   </w:style>
-  <w:style w:type="character" w:styleId="Style13">
-    <w:name w:val="Символ нумерації"/>
+  <w:style w:type="character" w:styleId="user1">
+    <w:name w:val="Символ нумерації (user)"/>
     <w:qFormat/>
     <w:rPr/>
   </w:style>
-  <w:style w:type="paragraph" w:styleId="Style14">
+  <w:style w:type="paragraph" w:styleId="Style12">
     <w:name w:val="Заголовок"/>
     <w:basedOn w:val="Normal"/>
     <w:next w:val="BodyText"/>
@@ -2624,7 +2294,7 @@
       <w:szCs w:val="24"/>
     </w:rPr>
   </w:style>
-  <w:style w:type="paragraph" w:styleId="Style15">
+  <w:style w:type="paragraph" w:styleId="Style13">
     <w:name w:val="Покажчик"/>
     <w:basedOn w:val="Normal"/>
     <w:qFormat/>
@@ -2635,7 +2305,7 @@
       <w:rFonts w:cs="Arial Unicode MS"/>
     </w:rPr>
   </w:style>
-  <w:style w:type="paragraph" w:styleId="user">
+  <w:style w:type="paragraph" w:styleId="user2">
     <w:name w:val="Заголовок (user)"/>
     <w:basedOn w:val="Normal"/>
     <w:next w:val="BodyText"/>
@@ -2650,7 +2320,7 @@
       <w:szCs w:val="28"/>
     </w:rPr>
   </w:style>
-  <w:style w:type="paragraph" w:styleId="user1">
+  <w:style w:type="paragraph" w:styleId="user3">
     <w:name w:val="Покажчик (user)"/>
     <w:basedOn w:val="Normal"/>
     <w:qFormat/>
@@ -2663,7 +2333,7 @@
   </w:style>
   <w:style w:type="paragraph" w:styleId="IndexHeading">
     <w:name w:val="index heading"/>
-    <w:basedOn w:val="Style14"/>
+    <w:basedOn w:val="user2"/>
     <w:pPr/>
     <w:rPr/>
   </w:style>
@@ -2892,8 +2562,8 @@
       <w:lang w:val="en-US"/>
     </w:rPr>
   </w:style>
-  <w:style w:type="paragraph" w:styleId="Style16">
-    <w:name w:val="Вміст таблиці"/>
+  <w:style w:type="paragraph" w:styleId="user4">
+    <w:name w:val="Вміст таблиці (user)"/>
     <w:basedOn w:val="Normal"/>
     <w:qFormat/>
     <w:pPr>

--- a/32SS Systemy shtuchnogo/2/KNT-122_Onyshchenko_Variant-19_PR2.docx
+++ b/32SS Systemy shtuchnogo/2/KNT-122_Onyshchenko_Variant-19_PR2.docx
@@ -960,6 +960,7 @@
       </w:pPr>
       <w:r>
         <w:rPr>
+          <w:rFonts w:ascii="Courier New" w:hAnsi="Courier New"/>
           <w:color w:val="auto"/>
         </w:rPr>
         <w:t>from matplotlib import pyplot as plt</w:t>
@@ -975,9 +976,10 @@
       </w:pPr>
       <w:r>
         <w:rPr>
-          <w:color w:val="auto"/>
-        </w:rPr>
-        <w:t>import pandas as pd</w:t>
+          <w:rFonts w:ascii="Courier New" w:hAnsi="Courier New"/>
+          <w:color w:val="auto"/>
+        </w:rPr>
+        <w:t>from sklearn.datasets import load_iris</w:t>
       </w:r>
     </w:p>
     <w:p>
@@ -990,9 +992,9 @@
       </w:pPr>
       <w:r>
         <w:rPr>
-          <w:color w:val="auto"/>
-        </w:rPr>
-        <w:t>from sklearn.datasets import load_iris</w:t>
+          <w:rFonts w:ascii="Courier New" w:hAnsi="Courier New"/>
+          <w:color w:val="auto"/>
+        </w:rPr>
       </w:r>
     </w:p>
     <w:p>
@@ -1005,8 +1007,10 @@
       </w:pPr>
       <w:r>
         <w:rPr>
-          <w:color w:val="auto"/>
-        </w:rPr>
+          <w:rFonts w:ascii="Courier New" w:hAnsi="Courier New"/>
+          <w:color w:val="auto"/>
+        </w:rPr>
+        <w:t>iris=load_iris()</w:t>
       </w:r>
     </w:p>
     <w:p>
@@ -1019,9 +1023,10 @@
       </w:pPr>
       <w:r>
         <w:rPr>
-          <w:color w:val="auto"/>
-        </w:rPr>
-        <w:t>iris=load_iris()</w:t>
+          <w:rFonts w:ascii="Courier New" w:hAnsi="Courier New"/>
+          <w:color w:val="auto"/>
+        </w:rPr>
+        <w:t>X=iris['data']</w:t>
       </w:r>
     </w:p>
     <w:p>
@@ -1034,9 +1039,10 @@
       </w:pPr>
       <w:r>
         <w:rPr>
-          <w:color w:val="auto"/>
-        </w:rPr>
-        <w:t>data=pd.DataFrame(iris.data,columns=iris.feature_names)</w:t>
+          <w:rFonts w:ascii="Courier New" w:hAnsi="Courier New"/>
+          <w:color w:val="auto"/>
+        </w:rPr>
+        <w:t>pairs=[(i,j) for i in range(len(iris['feature_names'])) for j in range(i+1,len(iris['feature_names']))]</w:t>
       </w:r>
     </w:p>
     <w:p>
@@ -1049,9 +1055,9 @@
       </w:pPr>
       <w:r>
         <w:rPr>
-          <w:color w:val="auto"/>
-        </w:rPr>
-        <w:t>data['species']=pd.Categorical.from_codes(iris.target,iris.target_names)</w:t>
+          <w:rFonts w:ascii="Courier New" w:hAnsi="Courier New"/>
+          <w:color w:val="auto"/>
+        </w:rPr>
       </w:r>
     </w:p>
     <w:p>
@@ -1064,8 +1070,10 @@
       </w:pPr>
       <w:r>
         <w:rPr>
-          <w:color w:val="auto"/>
-        </w:rPr>
+          <w:rFonts w:ascii="Courier New" w:hAnsi="Courier New"/>
+          <w:color w:val="auto"/>
+        </w:rPr>
+        <w:t>for i,(f1,f2) in enumerate(pairs):</w:t>
       </w:r>
     </w:p>
     <w:p>
@@ -1078,9 +1086,19 @@
       </w:pPr>
       <w:r>
         <w:rPr>
-          <w:color w:val="auto"/>
-        </w:rPr>
-        <w:t>features=iris.feature_names</w:t>
+          <w:rFonts w:ascii="Courier New" w:hAnsi="Courier New"/>
+          <w:color w:val="auto"/>
+        </w:rPr>
+        <w:t xml:space="preserve">    </w:t>
+      </w:r>
+      <w:r>
+        <w:rPr>
+          <w:rFonts w:ascii="Courier New" w:hAnsi="Courier New"/>
+          <w:b w:val="false"/>
+          <w:color w:val="auto"/>
+          <w:sz w:val="21"/>
+        </w:rPr>
+        <w:t>fig=plt.figure(figsize=(8,5),tight_layout=True)</w:t>
       </w:r>
     </w:p>
     <w:p>
@@ -1093,9 +1111,19 @@
       </w:pPr>
       <w:r>
         <w:rPr>
-          <w:color w:val="auto"/>
-        </w:rPr>
-        <w:t>feature_pairs=[(i,j) for i in range(len(features)) for j in range(i+1,len(features))]</w:t>
+          <w:rFonts w:ascii="Courier New" w:hAnsi="Courier New"/>
+          <w:color w:val="auto"/>
+        </w:rPr>
+        <w:t xml:space="preserve">    </w:t>
+      </w:r>
+      <w:r>
+        <w:rPr>
+          <w:rFonts w:ascii="Courier New" w:hAnsi="Courier New"/>
+          <w:b w:val="false"/>
+          <w:color w:val="auto"/>
+          <w:sz w:val="21"/>
+        </w:rPr>
+        <w:t>plot=plt.scatter(X[:,f1],X[:,f2],cmap="berlin",c=iris['target'])</w:t>
       </w:r>
     </w:p>
     <w:p>
@@ -1108,8 +1136,19 @@
       </w:pPr>
       <w:r>
         <w:rPr>
-          <w:color w:val="auto"/>
-        </w:rPr>
+          <w:rFonts w:ascii="Courier New" w:hAnsi="Courier New"/>
+          <w:color w:val="auto"/>
+        </w:rPr>
+        <w:t xml:space="preserve">    </w:t>
+      </w:r>
+      <w:r>
+        <w:rPr>
+          <w:rFonts w:ascii="Courier New" w:hAnsi="Courier New"/>
+          <w:b w:val="false"/>
+          <w:color w:val="auto"/>
+          <w:sz w:val="21"/>
+        </w:rPr>
+        <w:t>plt.xlabel(iris['feature_names'][f1])</w:t>
       </w:r>
     </w:p>
     <w:p>
@@ -1122,9 +1161,19 @@
       </w:pPr>
       <w:r>
         <w:rPr>
-          <w:color w:val="auto"/>
-        </w:rPr>
-        <w:t>fig,axes=plt.subplots(2,3,figsize=(20,12),tight_layout=True)</w:t>
+          <w:rFonts w:ascii="Courier New" w:hAnsi="Courier New"/>
+          <w:color w:val="auto"/>
+        </w:rPr>
+        <w:t xml:space="preserve">    </w:t>
+      </w:r>
+      <w:r>
+        <w:rPr>
+          <w:rFonts w:ascii="Courier New" w:hAnsi="Courier New"/>
+          <w:b w:val="false"/>
+          <w:color w:val="auto"/>
+          <w:sz w:val="21"/>
+        </w:rPr>
+        <w:t>plt.ylabel(iris['feature_names'][f2])</w:t>
       </w:r>
     </w:p>
     <w:p>
@@ -1137,9 +1186,19 @@
       </w:pPr>
       <w:r>
         <w:rPr>
-          <w:color w:val="auto"/>
-        </w:rPr>
-        <w:t>for ax,(feature_one,feature_two) in zip(axes.flatten(),feature_pairs):</w:t>
+          <w:rFonts w:ascii="Courier New" w:hAnsi="Courier New"/>
+          <w:color w:val="auto"/>
+        </w:rPr>
+        <w:t xml:space="preserve">    </w:t>
+      </w:r>
+      <w:r>
+        <w:rPr>
+          <w:rFonts w:ascii="Courier New" w:hAnsi="Courier New"/>
+          <w:b w:val="false"/>
+          <w:color w:val="auto"/>
+          <w:sz w:val="21"/>
+        </w:rPr>
+        <w:t>fig.legend(plot.legend_elements()[0], iris.target_names.tolist())</w:t>
       </w:r>
     </w:p>
     <w:p>
@@ -1152,137 +1211,19 @@
       </w:pPr>
       <w:r>
         <w:rPr>
-          <w:color w:val="auto"/>
+          <w:rFonts w:ascii="Courier New" w:hAnsi="Courier New"/>
+          <w:color w:val="000000"/>
+          <w:shd w:fill="FFFFFF" w:val="clear"/>
         </w:rPr>
         <w:t xml:space="preserve">    </w:t>
       </w:r>
       <w:r>
         <w:rPr>
+          <w:rFonts w:ascii="Courier New" w:hAnsi="Courier New"/>
           <w:b w:val="false"/>
-          <w:color w:val="auto"/>
+          <w:color w:val="000000"/>
           <w:sz w:val="21"/>
-        </w:rPr>
-        <w:t>for species in data['species'].unique():</w:t>
-      </w:r>
-    </w:p>
-    <w:p>
-      <w:pPr>
-        <w:pStyle w:val="Code"/>
-        <w:rPr>
-          <w:rFonts w:ascii="Courier New" w:hAnsi="Courier New"/>
-          <w:color w:val="auto"/>
-        </w:rPr>
-      </w:pPr>
-      <w:r>
-        <w:rPr>
-          <w:color w:val="auto"/>
-        </w:rPr>
-        <w:t xml:space="preserve">        </w:t>
-      </w:r>
-      <w:r>
-        <w:rPr>
-          <w:b w:val="false"/>
-          <w:color w:val="auto"/>
-          <w:sz w:val="21"/>
-        </w:rPr>
-        <w:t>subset=data[data['species']==species]</w:t>
-      </w:r>
-    </w:p>
-    <w:p>
-      <w:pPr>
-        <w:pStyle w:val="Code"/>
-        <w:rPr>
-          <w:rFonts w:ascii="Courier New" w:hAnsi="Courier New"/>
-          <w:color w:val="auto"/>
-        </w:rPr>
-      </w:pPr>
-      <w:r>
-        <w:rPr>
-          <w:color w:val="auto"/>
-        </w:rPr>
-        <w:t xml:space="preserve">        </w:t>
-      </w:r>
-      <w:r>
-        <w:rPr>
-          <w:b w:val="false"/>
-          <w:color w:val="auto"/>
-          <w:sz w:val="21"/>
-        </w:rPr>
-        <w:t>ax.scatter(subset[features[feature_one]],subset[features[feature_two]],label=species,alpha=0.8)</w:t>
-      </w:r>
-    </w:p>
-    <w:p>
-      <w:pPr>
-        <w:pStyle w:val="Code"/>
-        <w:rPr>
-          <w:rFonts w:ascii="Courier New" w:hAnsi="Courier New"/>
-          <w:color w:val="auto"/>
-        </w:rPr>
-      </w:pPr>
-      <w:r>
-        <w:rPr>
-          <w:color w:val="auto"/>
-        </w:rPr>
-        <w:t xml:space="preserve">        </w:t>
-      </w:r>
-      <w:r>
-        <w:rPr>
-          <w:b w:val="false"/>
-          <w:color w:val="auto"/>
-          <w:sz w:val="21"/>
-        </w:rPr>
-        <w:t>ax.set_xlabel(features[feature_one])</w:t>
-      </w:r>
-    </w:p>
-    <w:p>
-      <w:pPr>
-        <w:pStyle w:val="Code"/>
-        <w:rPr>
-          <w:rFonts w:ascii="Courier New" w:hAnsi="Courier New"/>
-          <w:color w:val="auto"/>
-        </w:rPr>
-      </w:pPr>
-      <w:r>
-        <w:rPr>
-          <w:color w:val="auto"/>
-        </w:rPr>
-        <w:t xml:space="preserve">        </w:t>
-      </w:r>
-      <w:r>
-        <w:rPr>
-          <w:b w:val="false"/>
-          <w:color w:val="auto"/>
-          <w:sz w:val="21"/>
-        </w:rPr>
-        <w:t>ax.set_ylabel(features[feature_two])</w:t>
-      </w:r>
-    </w:p>
-    <w:p>
-      <w:pPr>
-        <w:pStyle w:val="Code"/>
-        <w:rPr>
-          <w:rFonts w:ascii="Courier New" w:hAnsi="Courier New"/>
-          <w:color w:val="auto"/>
-        </w:rPr>
-      </w:pPr>
-      <w:r>
-        <w:rPr>
-          <w:color w:val="auto"/>
-        </w:rPr>
-        <w:t>fig.legend(data['species'].unique(),loc='upper center',ncol=3,fontsize='medium')</w:t>
-      </w:r>
-    </w:p>
-    <w:p>
-      <w:pPr>
-        <w:pStyle w:val="Code"/>
-        <w:rPr>
-          <w:rFonts w:ascii="Courier New" w:hAnsi="Courier New"/>
-          <w:color w:val="auto"/>
-        </w:rPr>
-      </w:pPr>
-      <w:r>
-        <w:rPr>
-          <w:color w:val="auto"/>
+          <w:shd w:fill="FFFFFF" w:val="clear"/>
         </w:rPr>
         <w:t>plt.show()</w:t>
       </w:r>
@@ -1323,8 +1264,10 @@
     </w:p>
     <w:p>
       <w:pPr>
-        <w:pStyle w:val="IMG1"/>
-        <w:rPr/>
+        <w:pStyle w:val="P1"/>
+        <w:rPr>
+          <w:lang w:val="uk-UA"/>
+        </w:rPr>
       </w:pPr>
       <w:r>
         <w:drawing>
@@ -1336,7 +1279,7 @@
             <wp:positionV relativeFrom="paragraph">
               <wp:posOffset>635</wp:posOffset>
             </wp:positionV>
-            <wp:extent cx="7542530" cy="4065270"/>
+            <wp:extent cx="5731510" cy="3582035"/>
             <wp:effectExtent l="0" t="0" r="0" b="0"/>
             <wp:wrapSquare wrapText="largest"/>
             <wp:docPr id="1" name="Зображення1" descr=""/>
@@ -1361,7 +1304,7 @@
                   <pic:spPr bwMode="auto">
                     <a:xfrm>
                       <a:off x="0" y="0"/>
-                      <a:ext cx="7542530" cy="4065270"/>
+                      <a:ext cx="5731510" cy="3582035"/>
                     </a:xfrm>
                     <a:prstGeom prst="rect">
                       <a:avLst/>
@@ -1375,8 +1318,385 @@
         </w:drawing>
       </w:r>
       <w:r>
-        <w:rPr/>
-        <w:t>Рисунок 2.1 — Графік ознак</w:t>
+        <w:rPr>
+          <w:lang w:val="uk-UA"/>
+        </w:rPr>
+        <w:t>Рисунок 2.1 — Довжина пелюсток та довжина чашечок</w:t>
+      </w:r>
+    </w:p>
+    <w:p>
+      <w:pPr>
+        <w:pStyle w:val="P1"/>
+        <w:rPr>
+          <w:lang w:val="uk-UA"/>
+        </w:rPr>
+      </w:pPr>
+      <w:r>
+        <w:rPr>
+          <w:lang w:val="uk-UA"/>
+        </w:rPr>
+      </w:r>
+    </w:p>
+    <w:p>
+      <w:pPr>
+        <w:pStyle w:val="P1"/>
+        <w:rPr>
+          <w:lang w:val="uk-UA"/>
+        </w:rPr>
+      </w:pPr>
+      <w:r>
+        <w:drawing>
+          <wp:anchor behindDoc="0" distT="0" distB="0" distL="0" distR="0" simplePos="0" locked="0" layoutInCell="0" allowOverlap="1" relativeHeight="3">
+            <wp:simplePos x="0" y="0"/>
+            <wp:positionH relativeFrom="column">
+              <wp:align>center</wp:align>
+            </wp:positionH>
+            <wp:positionV relativeFrom="paragraph">
+              <wp:posOffset>635</wp:posOffset>
+            </wp:positionV>
+            <wp:extent cx="5731510" cy="3582035"/>
+            <wp:effectExtent l="0" t="0" r="0" b="0"/>
+            <wp:wrapSquare wrapText="largest"/>
+            <wp:docPr id="2" name="Зображення2" descr=""/>
+            <wp:cNvGraphicFramePr>
+              <a:graphicFrameLocks xmlns:a="http://schemas.openxmlformats.org/drawingml/2006/main" noChangeAspect="1"/>
+            </wp:cNvGraphicFramePr>
+            <a:graphic xmlns:a="http://schemas.openxmlformats.org/drawingml/2006/main">
+              <a:graphicData uri="http://schemas.openxmlformats.org/drawingml/2006/picture">
+                <pic:pic xmlns:pic="http://schemas.openxmlformats.org/drawingml/2006/picture">
+                  <pic:nvPicPr>
+                    <pic:cNvPr id="2" name="Зображення2" descr=""/>
+                    <pic:cNvPicPr>
+                      <a:picLocks noChangeAspect="1" noChangeArrowheads="1"/>
+                    </pic:cNvPicPr>
+                  </pic:nvPicPr>
+                  <pic:blipFill>
+                    <a:blip r:embed="rId3"/>
+                    <a:stretch>
+                      <a:fillRect/>
+                    </a:stretch>
+                  </pic:blipFill>
+                  <pic:spPr bwMode="auto">
+                    <a:xfrm>
+                      <a:off x="0" y="0"/>
+                      <a:ext cx="5731510" cy="3582035"/>
+                    </a:xfrm>
+                    <a:prstGeom prst="rect">
+                      <a:avLst/>
+                    </a:prstGeom>
+                    <a:noFill/>
+                  </pic:spPr>
+                </pic:pic>
+              </a:graphicData>
+            </a:graphic>
+          </wp:anchor>
+        </w:drawing>
+      </w:r>
+      <w:r>
+        <w:rPr>
+          <w:lang w:val="uk-UA"/>
+        </w:rPr>
+        <w:t xml:space="preserve">Рисунок 2.2 — Довжина квітки та ширина чашки </w:t>
+      </w:r>
+    </w:p>
+    <w:p>
+      <w:pPr>
+        <w:pStyle w:val="P1"/>
+        <w:rPr>
+          <w:lang w:val="uk-UA"/>
+        </w:rPr>
+      </w:pPr>
+      <w:r>
+        <w:rPr>
+          <w:lang w:val="uk-UA"/>
+        </w:rPr>
+      </w:r>
+    </w:p>
+    <w:p>
+      <w:pPr>
+        <w:pStyle w:val="P1"/>
+        <w:rPr>
+          <w:lang w:val="uk-UA"/>
+        </w:rPr>
+      </w:pPr>
+      <w:r>
+        <w:drawing>
+          <wp:anchor behindDoc="0" distT="0" distB="0" distL="0" distR="0" simplePos="0" locked="0" layoutInCell="0" allowOverlap="1" relativeHeight="4">
+            <wp:simplePos x="0" y="0"/>
+            <wp:positionH relativeFrom="column">
+              <wp:align>center</wp:align>
+            </wp:positionH>
+            <wp:positionV relativeFrom="paragraph">
+              <wp:posOffset>635</wp:posOffset>
+            </wp:positionV>
+            <wp:extent cx="5731510" cy="3582035"/>
+            <wp:effectExtent l="0" t="0" r="0" b="0"/>
+            <wp:wrapSquare wrapText="largest"/>
+            <wp:docPr id="3" name="Зображення3" descr=""/>
+            <wp:cNvGraphicFramePr>
+              <a:graphicFrameLocks xmlns:a="http://schemas.openxmlformats.org/drawingml/2006/main" noChangeAspect="1"/>
+            </wp:cNvGraphicFramePr>
+            <a:graphic xmlns:a="http://schemas.openxmlformats.org/drawingml/2006/main">
+              <a:graphicData uri="http://schemas.openxmlformats.org/drawingml/2006/picture">
+                <pic:pic xmlns:pic="http://schemas.openxmlformats.org/drawingml/2006/picture">
+                  <pic:nvPicPr>
+                    <pic:cNvPr id="3" name="Зображення3" descr=""/>
+                    <pic:cNvPicPr>
+                      <a:picLocks noChangeAspect="1" noChangeArrowheads="1"/>
+                    </pic:cNvPicPr>
+                  </pic:nvPicPr>
+                  <pic:blipFill>
+                    <a:blip r:embed="rId4"/>
+                    <a:stretch>
+                      <a:fillRect/>
+                    </a:stretch>
+                  </pic:blipFill>
+                  <pic:spPr bwMode="auto">
+                    <a:xfrm>
+                      <a:off x="0" y="0"/>
+                      <a:ext cx="5731510" cy="3582035"/>
+                    </a:xfrm>
+                    <a:prstGeom prst="rect">
+                      <a:avLst/>
+                    </a:prstGeom>
+                    <a:noFill/>
+                  </pic:spPr>
+                </pic:pic>
+              </a:graphicData>
+            </a:graphic>
+          </wp:anchor>
+        </w:drawing>
+      </w:r>
+      <w:r>
+        <w:rPr>
+          <w:lang w:val="uk-UA"/>
+        </w:rPr>
+        <w:t>Рисунок 2.3 — Ширина та довжина квітки</w:t>
+      </w:r>
+    </w:p>
+    <w:p>
+      <w:pPr>
+        <w:pStyle w:val="P1"/>
+        <w:rPr>
+          <w:lang w:val="uk-UA"/>
+        </w:rPr>
+      </w:pPr>
+      <w:r>
+        <w:rPr>
+          <w:lang w:val="uk-UA"/>
+        </w:rPr>
+      </w:r>
+    </w:p>
+    <w:p>
+      <w:pPr>
+        <w:pStyle w:val="P1"/>
+        <w:rPr>
+          <w:lang w:val="uk-UA"/>
+        </w:rPr>
+      </w:pPr>
+      <w:r>
+        <w:drawing>
+          <wp:anchor behindDoc="0" distT="0" distB="0" distL="0" distR="0" simplePos="0" locked="0" layoutInCell="0" allowOverlap="1" relativeHeight="5">
+            <wp:simplePos x="0" y="0"/>
+            <wp:positionH relativeFrom="column">
+              <wp:align>center</wp:align>
+            </wp:positionH>
+            <wp:positionV relativeFrom="paragraph">
+              <wp:posOffset>635</wp:posOffset>
+            </wp:positionV>
+            <wp:extent cx="5731510" cy="3582035"/>
+            <wp:effectExtent l="0" t="0" r="0" b="0"/>
+            <wp:wrapSquare wrapText="largest"/>
+            <wp:docPr id="4" name="Зображення4" descr=""/>
+            <wp:cNvGraphicFramePr>
+              <a:graphicFrameLocks xmlns:a="http://schemas.openxmlformats.org/drawingml/2006/main" noChangeAspect="1"/>
+            </wp:cNvGraphicFramePr>
+            <a:graphic xmlns:a="http://schemas.openxmlformats.org/drawingml/2006/main">
+              <a:graphicData uri="http://schemas.openxmlformats.org/drawingml/2006/picture">
+                <pic:pic xmlns:pic="http://schemas.openxmlformats.org/drawingml/2006/picture">
+                  <pic:nvPicPr>
+                    <pic:cNvPr id="4" name="Зображення4" descr=""/>
+                    <pic:cNvPicPr>
+                      <a:picLocks noChangeAspect="1" noChangeArrowheads="1"/>
+                    </pic:cNvPicPr>
+                  </pic:nvPicPr>
+                  <pic:blipFill>
+                    <a:blip r:embed="rId5"/>
+                    <a:stretch>
+                      <a:fillRect/>
+                    </a:stretch>
+                  </pic:blipFill>
+                  <pic:spPr bwMode="auto">
+                    <a:xfrm>
+                      <a:off x="0" y="0"/>
+                      <a:ext cx="5731510" cy="3582035"/>
+                    </a:xfrm>
+                    <a:prstGeom prst="rect">
+                      <a:avLst/>
+                    </a:prstGeom>
+                    <a:noFill/>
+                  </pic:spPr>
+                </pic:pic>
+              </a:graphicData>
+            </a:graphic>
+          </wp:anchor>
+        </w:drawing>
+      </w:r>
+      <w:r>
+        <w:rPr>
+          <w:lang w:val="uk-UA"/>
+        </w:rPr>
+        <w:t xml:space="preserve">Рисунок 2.4 — Ширина квітки та довжина чашки </w:t>
+      </w:r>
+    </w:p>
+    <w:p>
+      <w:pPr>
+        <w:pStyle w:val="P1"/>
+        <w:rPr>
+          <w:lang w:val="uk-UA"/>
+        </w:rPr>
+      </w:pPr>
+      <w:r>
+        <w:rPr>
+          <w:lang w:val="uk-UA"/>
+        </w:rPr>
+      </w:r>
+    </w:p>
+    <w:p>
+      <w:pPr>
+        <w:pStyle w:val="P1"/>
+        <w:rPr>
+          <w:lang w:val="uk-UA"/>
+        </w:rPr>
+      </w:pPr>
+      <w:r>
+        <w:drawing>
+          <wp:anchor behindDoc="0" distT="0" distB="0" distL="0" distR="0" simplePos="0" locked="0" layoutInCell="0" allowOverlap="1" relativeHeight="6">
+            <wp:simplePos x="0" y="0"/>
+            <wp:positionH relativeFrom="column">
+              <wp:align>center</wp:align>
+            </wp:positionH>
+            <wp:positionV relativeFrom="paragraph">
+              <wp:posOffset>635</wp:posOffset>
+            </wp:positionV>
+            <wp:extent cx="5731510" cy="3582035"/>
+            <wp:effectExtent l="0" t="0" r="0" b="0"/>
+            <wp:wrapSquare wrapText="largest"/>
+            <wp:docPr id="5" name="Зображення5" descr=""/>
+            <wp:cNvGraphicFramePr>
+              <a:graphicFrameLocks xmlns:a="http://schemas.openxmlformats.org/drawingml/2006/main" noChangeAspect="1"/>
+            </wp:cNvGraphicFramePr>
+            <a:graphic xmlns:a="http://schemas.openxmlformats.org/drawingml/2006/main">
+              <a:graphicData uri="http://schemas.openxmlformats.org/drawingml/2006/picture">
+                <pic:pic xmlns:pic="http://schemas.openxmlformats.org/drawingml/2006/picture">
+                  <pic:nvPicPr>
+                    <pic:cNvPr id="5" name="Зображення5" descr=""/>
+                    <pic:cNvPicPr>
+                      <a:picLocks noChangeAspect="1" noChangeArrowheads="1"/>
+                    </pic:cNvPicPr>
+                  </pic:nvPicPr>
+                  <pic:blipFill>
+                    <a:blip r:embed="rId6"/>
+                    <a:stretch>
+                      <a:fillRect/>
+                    </a:stretch>
+                  </pic:blipFill>
+                  <pic:spPr bwMode="auto">
+                    <a:xfrm>
+                      <a:off x="0" y="0"/>
+                      <a:ext cx="5731510" cy="3582035"/>
+                    </a:xfrm>
+                    <a:prstGeom prst="rect">
+                      <a:avLst/>
+                    </a:prstGeom>
+                    <a:noFill/>
+                  </pic:spPr>
+                </pic:pic>
+              </a:graphicData>
+            </a:graphic>
+          </wp:anchor>
+        </w:drawing>
+      </w:r>
+      <w:r>
+        <w:rPr>
+          <w:lang w:val="uk-UA"/>
+        </w:rPr>
+        <w:t>Рисунок 2.5 — Ширина квітки та ширина чашки</w:t>
+      </w:r>
+    </w:p>
+    <w:p>
+      <w:pPr>
+        <w:pStyle w:val="P1"/>
+        <w:rPr>
+          <w:lang w:val="uk-UA"/>
+        </w:rPr>
+      </w:pPr>
+      <w:r>
+        <w:rPr>
+          <w:lang w:val="uk-UA"/>
+        </w:rPr>
+      </w:r>
+    </w:p>
+    <w:p>
+      <w:pPr>
+        <w:pStyle w:val="P1"/>
+        <w:rPr>
+          <w:lang w:val="uk-UA"/>
+        </w:rPr>
+      </w:pPr>
+      <w:r>
+        <w:drawing>
+          <wp:anchor behindDoc="0" distT="0" distB="0" distL="0" distR="0" simplePos="0" locked="0" layoutInCell="0" allowOverlap="1" relativeHeight="7">
+            <wp:simplePos x="0" y="0"/>
+            <wp:positionH relativeFrom="column">
+              <wp:align>center</wp:align>
+            </wp:positionH>
+            <wp:positionV relativeFrom="paragraph">
+              <wp:posOffset>635</wp:posOffset>
+            </wp:positionV>
+            <wp:extent cx="5731510" cy="3582035"/>
+            <wp:effectExtent l="0" t="0" r="0" b="0"/>
+            <wp:wrapSquare wrapText="largest"/>
+            <wp:docPr id="6" name="Зображення6" descr=""/>
+            <wp:cNvGraphicFramePr>
+              <a:graphicFrameLocks xmlns:a="http://schemas.openxmlformats.org/drawingml/2006/main" noChangeAspect="1"/>
+            </wp:cNvGraphicFramePr>
+            <a:graphic xmlns:a="http://schemas.openxmlformats.org/drawingml/2006/main">
+              <a:graphicData uri="http://schemas.openxmlformats.org/drawingml/2006/picture">
+                <pic:pic xmlns:pic="http://schemas.openxmlformats.org/drawingml/2006/picture">
+                  <pic:nvPicPr>
+                    <pic:cNvPr id="6" name="Зображення6" descr=""/>
+                    <pic:cNvPicPr>
+                      <a:picLocks noChangeAspect="1" noChangeArrowheads="1"/>
+                    </pic:cNvPicPr>
+                  </pic:nvPicPr>
+                  <pic:blipFill>
+                    <a:blip r:embed="rId7"/>
+                    <a:stretch>
+                      <a:fillRect/>
+                    </a:stretch>
+                  </pic:blipFill>
+                  <pic:spPr bwMode="auto">
+                    <a:xfrm>
+                      <a:off x="0" y="0"/>
+                      <a:ext cx="5731510" cy="3582035"/>
+                    </a:xfrm>
+                    <a:prstGeom prst="rect">
+                      <a:avLst/>
+                    </a:prstGeom>
+                    <a:noFill/>
+                  </pic:spPr>
+                </pic:pic>
+              </a:graphicData>
+            </a:graphic>
+          </wp:anchor>
+        </w:drawing>
+      </w:r>
+      <w:r>
+        <w:rPr>
+          <w:lang w:val="uk-UA"/>
+        </w:rPr>
+        <w:t xml:space="preserve">Рисунок 2.6 — Ширина та довжина чашки </w:t>
       </w:r>
     </w:p>
     <w:p>
@@ -1427,7 +1747,7 @@
     </w:p>
     <w:p>
       <w:pPr>
-        <w:pStyle w:val="P1"/>
+        <w:pStyle w:val="H2"/>
         <w:rPr>
           <w:color w:val="auto"/>
           <w:lang w:val="en-US"/>

--- a/32SS Systemy shtuchnogo/2/KNT-122_Onyshchenko_Variant-19_PR2.docx
+++ b/32SS Systemy shtuchnogo/2/KNT-122_Onyshchenko_Variant-19_PR2.docx
@@ -960,7 +960,6 @@
       </w:pPr>
       <w:r>
         <w:rPr>
-          <w:rFonts w:ascii="Courier New" w:hAnsi="Courier New"/>
           <w:color w:val="auto"/>
         </w:rPr>
         <w:t>from matplotlib import pyplot as plt</w:t>
@@ -976,7 +975,6 @@
       </w:pPr>
       <w:r>
         <w:rPr>
-          <w:rFonts w:ascii="Courier New" w:hAnsi="Courier New"/>
           <w:color w:val="auto"/>
         </w:rPr>
         <w:t>from sklearn.datasets import load_iris</w:t>
@@ -992,7 +990,6 @@
       </w:pPr>
       <w:r>
         <w:rPr>
-          <w:rFonts w:ascii="Courier New" w:hAnsi="Courier New"/>
           <w:color w:val="auto"/>
         </w:rPr>
       </w:r>
@@ -1007,7 +1004,6 @@
       </w:pPr>
       <w:r>
         <w:rPr>
-          <w:rFonts w:ascii="Courier New" w:hAnsi="Courier New"/>
           <w:color w:val="auto"/>
         </w:rPr>
         <w:t>iris=load_iris()</w:t>
@@ -1023,7 +1019,6 @@
       </w:pPr>
       <w:r>
         <w:rPr>
-          <w:rFonts w:ascii="Courier New" w:hAnsi="Courier New"/>
           <w:color w:val="auto"/>
         </w:rPr>
         <w:t>X=iris['data']</w:t>
@@ -1039,7 +1034,6 @@
       </w:pPr>
       <w:r>
         <w:rPr>
-          <w:rFonts w:ascii="Courier New" w:hAnsi="Courier New"/>
           <w:color w:val="auto"/>
         </w:rPr>
         <w:t>pairs=[(i,j) for i in range(len(iris['feature_names'])) for j in range(i+1,len(iris['feature_names']))]</w:t>
@@ -1055,7 +1049,6 @@
       </w:pPr>
       <w:r>
         <w:rPr>
-          <w:rFonts w:ascii="Courier New" w:hAnsi="Courier New"/>
           <w:color w:val="auto"/>
         </w:rPr>
       </w:r>
@@ -1070,7 +1063,6 @@
       </w:pPr>
       <w:r>
         <w:rPr>
-          <w:rFonts w:ascii="Courier New" w:hAnsi="Courier New"/>
           <w:color w:val="auto"/>
         </w:rPr>
         <w:t>for i,(f1,f2) in enumerate(pairs):</w:t>
@@ -1086,14 +1078,12 @@
       </w:pPr>
       <w:r>
         <w:rPr>
-          <w:rFonts w:ascii="Courier New" w:hAnsi="Courier New"/>
           <w:color w:val="auto"/>
         </w:rPr>
         <w:t xml:space="preserve">    </w:t>
       </w:r>
       <w:r>
         <w:rPr>
-          <w:rFonts w:ascii="Courier New" w:hAnsi="Courier New"/>
           <w:b w:val="false"/>
           <w:color w:val="auto"/>
           <w:sz w:val="21"/>
@@ -1111,14 +1101,12 @@
       </w:pPr>
       <w:r>
         <w:rPr>
-          <w:rFonts w:ascii="Courier New" w:hAnsi="Courier New"/>
           <w:color w:val="auto"/>
         </w:rPr>
         <w:t xml:space="preserve">    </w:t>
       </w:r>
       <w:r>
         <w:rPr>
-          <w:rFonts w:ascii="Courier New" w:hAnsi="Courier New"/>
           <w:b w:val="false"/>
           <w:color w:val="auto"/>
           <w:sz w:val="21"/>
@@ -1136,14 +1124,12 @@
       </w:pPr>
       <w:r>
         <w:rPr>
-          <w:rFonts w:ascii="Courier New" w:hAnsi="Courier New"/>
           <w:color w:val="auto"/>
         </w:rPr>
         <w:t xml:space="preserve">    </w:t>
       </w:r>
       <w:r>
         <w:rPr>
-          <w:rFonts w:ascii="Courier New" w:hAnsi="Courier New"/>
           <w:b w:val="false"/>
           <w:color w:val="auto"/>
           <w:sz w:val="21"/>
@@ -1161,14 +1147,12 @@
       </w:pPr>
       <w:r>
         <w:rPr>
-          <w:rFonts w:ascii="Courier New" w:hAnsi="Courier New"/>
           <w:color w:val="auto"/>
         </w:rPr>
         <w:t xml:space="preserve">    </w:t>
       </w:r>
       <w:r>
         <w:rPr>
-          <w:rFonts w:ascii="Courier New" w:hAnsi="Courier New"/>
           <w:b w:val="false"/>
           <w:color w:val="auto"/>
           <w:sz w:val="21"/>
@@ -1186,14 +1170,12 @@
       </w:pPr>
       <w:r>
         <w:rPr>
-          <w:rFonts w:ascii="Courier New" w:hAnsi="Courier New"/>
           <w:color w:val="auto"/>
         </w:rPr>
         <w:t xml:space="preserve">    </w:t>
       </w:r>
       <w:r>
         <w:rPr>
-          <w:rFonts w:ascii="Courier New" w:hAnsi="Courier New"/>
           <w:b w:val="false"/>
           <w:color w:val="auto"/>
           <w:sz w:val="21"/>
@@ -1211,7 +1193,6 @@
       </w:pPr>
       <w:r>
         <w:rPr>
-          <w:rFonts w:ascii="Courier New" w:hAnsi="Courier New"/>
           <w:color w:val="000000"/>
           <w:shd w:fill="FFFFFF" w:val="clear"/>
         </w:rPr>
@@ -1219,7 +1200,6 @@
       </w:r>
       <w:r>
         <w:rPr>
-          <w:rFonts w:ascii="Courier New" w:hAnsi="Courier New"/>
           <w:b w:val="false"/>
           <w:color w:val="000000"/>
           <w:sz w:val="21"/>
@@ -1796,6 +1776,926 @@
           <w:color w:val="auto"/>
           <w:lang w:val="uk-UA"/>
         </w:rPr>
+        <w:t>Робота методу К-середніх:</w:t>
+      </w:r>
+    </w:p>
+    <w:p>
+      <w:pPr>
+        <w:pStyle w:val="P1"/>
+        <w:widowControl/>
+        <w:numPr>
+          <w:ilvl w:val="0"/>
+          <w:numId w:val="1"/>
+        </w:numPr>
+        <w:suppressAutoHyphens w:val="true"/>
+        <w:bidi w:val="0"/>
+        <w:spacing w:lineRule="auto" w:line="360" w:before="0" w:after="0"/>
+        <w:ind w:hanging="340" w:left="850" w:right="0"/>
+        <w:jc w:val="both"/>
+        <w:rPr>
+          <w:color w:val="auto"/>
+          <w:lang w:val="uk-UA"/>
+        </w:rPr>
+      </w:pPr>
+      <w:r>
+        <w:rPr>
+          <w:color w:val="auto"/>
+          <w:lang w:val="uk-UA"/>
+        </w:rPr>
+        <w:t>Визначити кількість кластерів (значення К);</w:t>
+      </w:r>
+    </w:p>
+    <w:p>
+      <w:pPr>
+        <w:pStyle w:val="P1"/>
+        <w:widowControl/>
+        <w:numPr>
+          <w:ilvl w:val="0"/>
+          <w:numId w:val="1"/>
+        </w:numPr>
+        <w:suppressAutoHyphens w:val="true"/>
+        <w:bidi w:val="0"/>
+        <w:spacing w:lineRule="auto" w:line="360" w:before="0" w:after="0"/>
+        <w:ind w:hanging="340" w:left="850" w:right="0"/>
+        <w:jc w:val="both"/>
+        <w:rPr>
+          <w:color w:val="auto"/>
+          <w:lang w:val="uk-UA"/>
+        </w:rPr>
+      </w:pPr>
+      <w:r>
+        <w:rPr>
+          <w:color w:val="auto"/>
+          <w:lang w:val="uk-UA"/>
+        </w:rPr>
+        <w:t>Створити К центроїдів «випадковим» чином;</w:t>
+      </w:r>
+    </w:p>
+    <w:p>
+      <w:pPr>
+        <w:pStyle w:val="P1"/>
+        <w:widowControl/>
+        <w:numPr>
+          <w:ilvl w:val="0"/>
+          <w:numId w:val="1"/>
+        </w:numPr>
+        <w:suppressAutoHyphens w:val="true"/>
+        <w:bidi w:val="0"/>
+        <w:spacing w:lineRule="auto" w:line="360" w:before="0" w:after="0"/>
+        <w:ind w:hanging="340" w:left="850" w:right="0"/>
+        <w:jc w:val="both"/>
+        <w:rPr>
+          <w:color w:val="auto"/>
+          <w:lang w:val="uk-UA"/>
+        </w:rPr>
+      </w:pPr>
+      <w:r>
+        <w:rPr>
+          <w:color w:val="auto"/>
+          <w:lang w:val="uk-UA"/>
+        </w:rPr>
+        <w:t>Призначити кожен екземпляр до якогось центроїду в залежності від їх відстаней;</w:t>
+      </w:r>
+    </w:p>
+    <w:p>
+      <w:pPr>
+        <w:pStyle w:val="P1"/>
+        <w:widowControl/>
+        <w:numPr>
+          <w:ilvl w:val="0"/>
+          <w:numId w:val="1"/>
+        </w:numPr>
+        <w:suppressAutoHyphens w:val="true"/>
+        <w:bidi w:val="0"/>
+        <w:spacing w:lineRule="auto" w:line="360" w:before="0" w:after="0"/>
+        <w:ind w:hanging="340" w:left="850" w:right="0"/>
+        <w:jc w:val="both"/>
+        <w:rPr>
+          <w:color w:val="auto"/>
+          <w:lang w:val="uk-UA"/>
+        </w:rPr>
+      </w:pPr>
+      <w:r>
+        <w:rPr>
+          <w:color w:val="auto"/>
+          <w:lang w:val="uk-UA"/>
+        </w:rPr>
+        <w:t>Оновити центроїди як середня відстань між усіма елементами кластера;</w:t>
+      </w:r>
+    </w:p>
+    <w:p>
+      <w:pPr>
+        <w:pStyle w:val="P1"/>
+        <w:widowControl/>
+        <w:numPr>
+          <w:ilvl w:val="0"/>
+          <w:numId w:val="1"/>
+        </w:numPr>
+        <w:suppressAutoHyphens w:val="true"/>
+        <w:bidi w:val="0"/>
+        <w:spacing w:lineRule="auto" w:line="360" w:before="0" w:after="0"/>
+        <w:ind w:hanging="340" w:left="850" w:right="0"/>
+        <w:jc w:val="both"/>
+        <w:rPr>
+          <w:color w:val="auto"/>
+          <w:lang w:val="uk-UA"/>
+        </w:rPr>
+      </w:pPr>
+      <w:r>
+        <w:rPr>
+          <w:color w:val="auto"/>
+          <w:lang w:val="uk-UA"/>
+        </w:rPr>
+        <w:t>Повторювати доки центроїд не буде суттєво змінюватися.</w:t>
+      </w:r>
+    </w:p>
+    <w:p>
+      <w:pPr>
+        <w:pStyle w:val="P1"/>
+        <w:widowControl/>
+        <w:suppressAutoHyphens w:val="true"/>
+        <w:bidi w:val="0"/>
+        <w:spacing w:lineRule="auto" w:line="360" w:before="0" w:after="0"/>
+        <w:ind w:hanging="340" w:left="850" w:right="0"/>
+        <w:jc w:val="both"/>
+        <w:rPr>
+          <w:color w:val="auto"/>
+          <w:lang w:val="uk-UA"/>
+        </w:rPr>
+      </w:pPr>
+      <w:r>
+        <w:rPr>
+          <w:color w:val="auto"/>
+          <w:lang w:val="uk-UA"/>
+        </w:rPr>
+      </w:r>
+    </w:p>
+    <w:p>
+      <w:pPr>
+        <w:pStyle w:val="P1"/>
+        <w:widowControl/>
+        <w:suppressAutoHyphens w:val="true"/>
+        <w:bidi w:val="0"/>
+        <w:spacing w:lineRule="auto" w:line="360" w:before="0" w:after="0"/>
+        <w:ind w:hanging="340" w:left="850" w:right="0"/>
+        <w:jc w:val="both"/>
+        <w:rPr>
+          <w:color w:val="auto"/>
+          <w:lang w:val="uk-UA"/>
+        </w:rPr>
+      </w:pPr>
+      <w:r>
+        <w:rPr>
+          <w:color w:val="auto"/>
+          <w:lang w:val="uk-UA"/>
+        </w:rPr>
+        <w:t>Робота методу ієрархічної кластеризації (агломеративної):</w:t>
+      </w:r>
+    </w:p>
+    <w:p>
+      <w:pPr>
+        <w:pStyle w:val="P1"/>
+        <w:widowControl/>
+        <w:numPr>
+          <w:ilvl w:val="0"/>
+          <w:numId w:val="2"/>
+        </w:numPr>
+        <w:suppressAutoHyphens w:val="true"/>
+        <w:bidi w:val="0"/>
+        <w:spacing w:lineRule="auto" w:line="360" w:before="0" w:after="0"/>
+        <w:ind w:hanging="340" w:left="850" w:right="0"/>
+        <w:jc w:val="both"/>
+        <w:rPr>
+          <w:color w:val="auto"/>
+          <w:lang w:val="uk-UA"/>
+        </w:rPr>
+      </w:pPr>
+      <w:r>
+        <w:rPr>
+          <w:color w:val="auto"/>
+          <w:lang w:val="uk-UA"/>
+        </w:rPr>
+        <w:t>Кожен елемент це свій кластер. Визначити два кластери, які найбільш схожі між собою. Об’єднати їх;</w:t>
+      </w:r>
+    </w:p>
+    <w:p>
+      <w:pPr>
+        <w:pStyle w:val="P1"/>
+        <w:widowControl/>
+        <w:numPr>
+          <w:ilvl w:val="0"/>
+          <w:numId w:val="2"/>
+        </w:numPr>
+        <w:suppressAutoHyphens w:val="true"/>
+        <w:bidi w:val="0"/>
+        <w:spacing w:lineRule="auto" w:line="360" w:before="0" w:after="0"/>
+        <w:ind w:hanging="340" w:left="850" w:right="0"/>
+        <w:jc w:val="both"/>
+        <w:rPr>
+          <w:color w:val="auto"/>
+          <w:lang w:val="uk-UA"/>
+        </w:rPr>
+      </w:pPr>
+      <w:r>
+        <w:rPr>
+          <w:color w:val="auto"/>
+          <w:lang w:val="uk-UA"/>
+        </w:rPr>
+        <w:t>Знову обрахувати відстані і повторювати об’єднання доки не буде задоволений критерій кінця (наприклад, задана кількість кластерів).</w:t>
+      </w:r>
+    </w:p>
+    <w:p>
+      <w:pPr>
+        <w:pStyle w:val="P1"/>
+        <w:rPr>
+          <w:color w:val="auto"/>
+          <w:lang w:val="uk-UA"/>
+        </w:rPr>
+      </w:pPr>
+      <w:r>
+        <w:rPr>
+          <w:color w:val="auto"/>
+          <w:lang w:val="uk-UA"/>
+        </w:rPr>
+      </w:r>
+    </w:p>
+    <w:p>
+      <w:pPr>
+        <w:pStyle w:val="P1"/>
+        <w:rPr>
+          <w:color w:val="auto"/>
+          <w:lang w:val="en-US"/>
+        </w:rPr>
+      </w:pPr>
+      <w:r>
+        <w:rPr>
+          <w:color w:val="auto"/>
+          <w:lang w:val="uk-UA"/>
+        </w:rPr>
+        <w:t xml:space="preserve">Для реалізації були використані класи </w:t>
+      </w:r>
+      <w:r>
+        <w:rPr>
+          <w:color w:val="auto"/>
+          <w:lang w:val="en-US"/>
+        </w:rPr>
+        <w:t xml:space="preserve">KMeans </w:t>
+      </w:r>
+      <w:r>
+        <w:rPr>
+          <w:color w:val="auto"/>
+          <w:lang w:val="uk-UA"/>
+        </w:rPr>
+        <w:t xml:space="preserve">та </w:t>
+      </w:r>
+      <w:r>
+        <w:rPr>
+          <w:color w:val="auto"/>
+          <w:lang w:val="en-US"/>
+        </w:rPr>
+        <w:t xml:space="preserve">AgglomerativeClustering </w:t>
+      </w:r>
+      <w:r>
+        <w:rPr>
+          <w:color w:val="auto"/>
+          <w:lang w:val="uk-UA"/>
+        </w:rPr>
+        <w:t xml:space="preserve">з пакету </w:t>
+      </w:r>
+      <w:r>
+        <w:rPr>
+          <w:color w:val="auto"/>
+          <w:lang w:val="en-US"/>
+        </w:rPr>
+        <w:t>sklearn.cluster.</w:t>
+      </w:r>
+    </w:p>
+    <w:p>
+      <w:pPr>
+        <w:pStyle w:val="P1"/>
+        <w:rPr>
+          <w:color w:val="auto"/>
+          <w:lang w:val="uk-UA"/>
+        </w:rPr>
+      </w:pPr>
+      <w:r>
+        <w:rPr>
+          <w:color w:val="auto"/>
+          <w:lang w:val="uk-UA"/>
+        </w:rPr>
+        <w:t>Якщо задати кількість кластерів 2, результати мають меншу помилку. Якщо кількість кластерів 3, помилка більша.</w:t>
+      </w:r>
+    </w:p>
+    <w:p>
+      <w:pPr>
+        <w:pStyle w:val="P1"/>
+        <w:rPr>
+          <w:color w:val="auto"/>
+          <w:lang w:val="uk-UA"/>
+        </w:rPr>
+      </w:pPr>
+      <w:r>
+        <w:rPr>
+          <w:color w:val="auto"/>
+          <w:lang w:val="uk-UA"/>
+        </w:rPr>
+      </w:r>
+    </w:p>
+    <w:p>
+      <w:pPr>
+        <w:pStyle w:val="P1"/>
+        <w:rPr>
+          <w:color w:val="auto"/>
+          <w:lang w:val="uk-UA"/>
+        </w:rPr>
+      </w:pPr>
+      <w:r>
+        <w:rPr>
+          <w:color w:val="auto"/>
+          <w:lang w:val="uk-UA"/>
+        </w:rPr>
+        <w:t xml:space="preserve">Код </w:t>
+      </w:r>
+    </w:p>
+    <w:p>
+      <w:pPr>
+        <w:pStyle w:val="P1"/>
+        <w:rPr>
+          <w:color w:val="auto"/>
+          <w:lang w:val="uk-UA"/>
+        </w:rPr>
+      </w:pPr>
+      <w:r>
+        <w:rPr>
+          <w:color w:val="auto"/>
+          <w:lang w:val="uk-UA"/>
+        </w:rPr>
+      </w:r>
+    </w:p>
+    <w:p>
+      <w:pPr>
+        <w:pStyle w:val="Code"/>
+        <w:rPr>
+          <w:rFonts w:ascii="Courier New" w:hAnsi="Courier New"/>
+          <w:color w:val="auto"/>
+        </w:rPr>
+      </w:pPr>
+      <w:r>
+        <w:rPr>
+          <w:rFonts w:ascii="Courier New" w:hAnsi="Courier New"/>
+          <w:color w:val="auto"/>
+        </w:rPr>
+        <w:t>from sklearn.cluster import AgglomerativeClustering, KMeans</w:t>
+      </w:r>
+    </w:p>
+    <w:p>
+      <w:pPr>
+        <w:pStyle w:val="Code"/>
+        <w:rPr>
+          <w:rFonts w:ascii="Courier New" w:hAnsi="Courier New"/>
+          <w:color w:val="auto"/>
+        </w:rPr>
+      </w:pPr>
+      <w:r>
+        <w:rPr>
+          <w:rFonts w:ascii="Courier New" w:hAnsi="Courier New"/>
+          <w:color w:val="auto"/>
+        </w:rPr>
+        <w:t>from sklearn.datasets import load_iris</w:t>
+      </w:r>
+    </w:p>
+    <w:p>
+      <w:pPr>
+        <w:pStyle w:val="Code"/>
+        <w:rPr>
+          <w:rFonts w:ascii="Courier New" w:hAnsi="Courier New"/>
+          <w:color w:val="auto"/>
+        </w:rPr>
+      </w:pPr>
+      <w:r>
+        <w:rPr>
+          <w:rFonts w:ascii="Courier New" w:hAnsi="Courier New"/>
+          <w:color w:val="auto"/>
+        </w:rPr>
+        <w:t>from sklearn.model_selection import train_test_split</w:t>
+      </w:r>
+    </w:p>
+    <w:p>
+      <w:pPr>
+        <w:pStyle w:val="Code"/>
+        <w:rPr>
+          <w:rFonts w:ascii="Courier New" w:hAnsi="Courier New"/>
+          <w:color w:val="auto"/>
+        </w:rPr>
+      </w:pPr>
+      <w:r>
+        <w:rPr>
+          <w:rFonts w:ascii="Courier New" w:hAnsi="Courier New"/>
+          <w:color w:val="auto"/>
+        </w:rPr>
+      </w:r>
+    </w:p>
+    <w:p>
+      <w:pPr>
+        <w:pStyle w:val="Code"/>
+        <w:rPr>
+          <w:rFonts w:ascii="Courier New" w:hAnsi="Courier New"/>
+          <w:color w:val="auto"/>
+        </w:rPr>
+      </w:pPr>
+      <w:r>
+        <w:rPr>
+          <w:rFonts w:ascii="Courier New" w:hAnsi="Courier New"/>
+          <w:color w:val="auto"/>
+        </w:rPr>
+        <w:t>iris=load_iris()</w:t>
+      </w:r>
+    </w:p>
+    <w:p>
+      <w:pPr>
+        <w:pStyle w:val="Code"/>
+        <w:rPr>
+          <w:rFonts w:ascii="Courier New" w:hAnsi="Courier New"/>
+          <w:color w:val="auto"/>
+        </w:rPr>
+      </w:pPr>
+      <w:r>
+        <w:rPr>
+          <w:rFonts w:ascii="Courier New" w:hAnsi="Courier New"/>
+          <w:color w:val="auto"/>
+        </w:rPr>
+        <w:t>X=iris.data</w:t>
+      </w:r>
+    </w:p>
+    <w:p>
+      <w:pPr>
+        <w:pStyle w:val="Code"/>
+        <w:rPr>
+          <w:rFonts w:ascii="Courier New" w:hAnsi="Courier New"/>
+          <w:color w:val="auto"/>
+        </w:rPr>
+      </w:pPr>
+      <w:r>
+        <w:rPr>
+          <w:rFonts w:ascii="Courier New" w:hAnsi="Courier New"/>
+          <w:color w:val="auto"/>
+        </w:rPr>
+        <w:t>y=iris.target</w:t>
+      </w:r>
+    </w:p>
+    <w:p>
+      <w:pPr>
+        <w:pStyle w:val="Code"/>
+        <w:rPr>
+          <w:rFonts w:ascii="Courier New" w:hAnsi="Courier New"/>
+          <w:color w:val="auto"/>
+        </w:rPr>
+      </w:pPr>
+      <w:r>
+        <w:rPr>
+          <w:rFonts w:ascii="Courier New" w:hAnsi="Courier New"/>
+          <w:color w:val="auto"/>
+        </w:rPr>
+        <w:t># Розбиття вибірки на тестову та тренувальну</w:t>
+      </w:r>
+    </w:p>
+    <w:p>
+      <w:pPr>
+        <w:pStyle w:val="Code"/>
+        <w:rPr>
+          <w:rFonts w:ascii="Courier New" w:hAnsi="Courier New"/>
+          <w:color w:val="auto"/>
+        </w:rPr>
+      </w:pPr>
+      <w:r>
+        <w:rPr>
+          <w:rFonts w:ascii="Courier New" w:hAnsi="Courier New"/>
+          <w:color w:val="auto"/>
+        </w:rPr>
+        <w:t>X_train,X_test,y_train,y_test=train_test_split(X,y)</w:t>
+      </w:r>
+    </w:p>
+    <w:p>
+      <w:pPr>
+        <w:pStyle w:val="Code"/>
+        <w:rPr>
+          <w:rFonts w:ascii="Courier New" w:hAnsi="Courier New"/>
+          <w:color w:val="auto"/>
+        </w:rPr>
+      </w:pPr>
+      <w:r>
+        <w:rPr>
+          <w:rFonts w:ascii="Courier New" w:hAnsi="Courier New"/>
+          <w:color w:val="auto"/>
+        </w:rPr>
+      </w:r>
+    </w:p>
+    <w:p>
+      <w:pPr>
+        <w:pStyle w:val="Code"/>
+        <w:rPr>
+          <w:rFonts w:ascii="Courier New" w:hAnsi="Courier New"/>
+          <w:color w:val="auto"/>
+        </w:rPr>
+      </w:pPr>
+      <w:r>
+        <w:rPr>
+          <w:rFonts w:ascii="Courier New" w:hAnsi="Courier New"/>
+          <w:color w:val="auto"/>
+        </w:rPr>
+        <w:t>kmeans=KMeans(n_clusters=2)</w:t>
+      </w:r>
+    </w:p>
+    <w:p>
+      <w:pPr>
+        <w:pStyle w:val="Code"/>
+        <w:rPr>
+          <w:rFonts w:ascii="Courier New" w:hAnsi="Courier New"/>
+          <w:color w:val="auto"/>
+        </w:rPr>
+      </w:pPr>
+      <w:r>
+        <w:rPr>
+          <w:rFonts w:ascii="Courier New" w:hAnsi="Courier New"/>
+          <w:color w:val="auto"/>
+        </w:rPr>
+        <w:t>kmeans_results=kmeans.fit_predict(X_test)</w:t>
+      </w:r>
+    </w:p>
+    <w:p>
+      <w:pPr>
+        <w:pStyle w:val="Code"/>
+        <w:rPr>
+          <w:rFonts w:ascii="Courier New" w:hAnsi="Courier New"/>
+          <w:color w:val="auto"/>
+        </w:rPr>
+      </w:pPr>
+      <w:r>
+        <w:rPr>
+          <w:rFonts w:ascii="Courier New" w:hAnsi="Courier New"/>
+          <w:color w:val="auto"/>
+        </w:rPr>
+        <w:t># Оцінка похибки методу</w:t>
+      </w:r>
+    </w:p>
+    <w:p>
+      <w:pPr>
+        <w:pStyle w:val="Code"/>
+        <w:rPr>
+          <w:rFonts w:ascii="Courier New" w:hAnsi="Courier New"/>
+          <w:color w:val="auto"/>
+        </w:rPr>
+      </w:pPr>
+      <w:r>
+        <w:rPr>
+          <w:rFonts w:ascii="Courier New" w:hAnsi="Courier New"/>
+          <w:color w:val="auto"/>
+        </w:rPr>
+        <w:t>kmeans_score=kmeans.score(X_test)/len(X_test)</w:t>
+      </w:r>
+    </w:p>
+    <w:p>
+      <w:pPr>
+        <w:pStyle w:val="Code"/>
+        <w:rPr>
+          <w:rFonts w:ascii="Courier New" w:hAnsi="Courier New"/>
+          <w:color w:val="auto"/>
+        </w:rPr>
+      </w:pPr>
+      <w:r>
+        <w:rPr>
+          <w:rFonts w:ascii="Courier New" w:hAnsi="Courier New"/>
+          <w:color w:val="auto"/>
+        </w:rPr>
+      </w:r>
+    </w:p>
+    <w:p>
+      <w:pPr>
+        <w:pStyle w:val="Code"/>
+        <w:rPr>
+          <w:rFonts w:ascii="Courier New" w:hAnsi="Courier New"/>
+          <w:color w:val="auto"/>
+        </w:rPr>
+      </w:pPr>
+      <w:r>
+        <w:rPr>
+          <w:rFonts w:ascii="Courier New" w:hAnsi="Courier New"/>
+          <w:color w:val="auto"/>
+        </w:rPr>
+        <w:t>agglomerative=AgglomerativeClustering()</w:t>
+      </w:r>
+    </w:p>
+    <w:p>
+      <w:pPr>
+        <w:pStyle w:val="Code"/>
+        <w:rPr>
+          <w:rFonts w:ascii="Courier New" w:hAnsi="Courier New"/>
+          <w:color w:val="auto"/>
+        </w:rPr>
+      </w:pPr>
+      <w:r>
+        <w:rPr>
+          <w:rFonts w:ascii="Courier New" w:hAnsi="Courier New"/>
+          <w:color w:val="auto"/>
+        </w:rPr>
+        <w:t>agglomerative_results=agglomerative.fit_predict(X_test)</w:t>
+      </w:r>
+    </w:p>
+    <w:p>
+      <w:pPr>
+        <w:pStyle w:val="Code"/>
+        <w:rPr>
+          <w:rFonts w:ascii="Courier New" w:hAnsi="Courier New"/>
+          <w:color w:val="auto"/>
+        </w:rPr>
+      </w:pPr>
+      <w:r>
+        <w:rPr>
+          <w:rFonts w:ascii="Courier New" w:hAnsi="Courier New"/>
+          <w:color w:val="auto"/>
+        </w:rPr>
+        <w:t># Кількість розбіжностей між результатами двох методів</w:t>
+      </w:r>
+    </w:p>
+    <w:p>
+      <w:pPr>
+        <w:pStyle w:val="Code"/>
+        <w:rPr>
+          <w:rFonts w:ascii="Courier New" w:hAnsi="Courier New"/>
+          <w:color w:val="auto"/>
+        </w:rPr>
+      </w:pPr>
+      <w:r>
+        <w:rPr>
+          <w:rFonts w:ascii="Courier New" w:hAnsi="Courier New"/>
+          <w:color w:val="auto"/>
+        </w:rPr>
+        <w:t>agglomerative_score=sum([agglomerative_results[i]!=kmeans_results[i] for i in range(len(kmeans_results))])</w:t>
+      </w:r>
+    </w:p>
+    <w:p>
+      <w:pPr>
+        <w:pStyle w:val="Code"/>
+        <w:rPr>
+          <w:rFonts w:ascii="Courier New" w:hAnsi="Courier New"/>
+          <w:color w:val="auto"/>
+        </w:rPr>
+      </w:pPr>
+      <w:r>
+        <w:rPr>
+          <w:rFonts w:ascii="Courier New" w:hAnsi="Courier New"/>
+          <w:color w:val="auto"/>
+        </w:rPr>
+      </w:r>
+    </w:p>
+    <w:p>
+      <w:pPr>
+        <w:pStyle w:val="Code"/>
+        <w:rPr>
+          <w:rFonts w:ascii="Courier New" w:hAnsi="Courier New"/>
+          <w:color w:val="auto"/>
+        </w:rPr>
+      </w:pPr>
+      <w:r>
+        <w:rPr>
+          <w:rFonts w:ascii="Courier New" w:hAnsi="Courier New"/>
+          <w:color w:val="auto"/>
+        </w:rPr>
+        <w:t>print(f'{kmeans_results = }')</w:t>
+      </w:r>
+    </w:p>
+    <w:p>
+      <w:pPr>
+        <w:pStyle w:val="Code"/>
+        <w:rPr>
+          <w:rFonts w:ascii="Courier New" w:hAnsi="Courier New"/>
+          <w:color w:val="auto"/>
+        </w:rPr>
+      </w:pPr>
+      <w:r>
+        <w:rPr>
+          <w:rFonts w:ascii="Courier New" w:hAnsi="Courier New"/>
+          <w:color w:val="auto"/>
+        </w:rPr>
+        <w:t>print(f'K-Means clustering accuracy: {kmeans_score}')</w:t>
+      </w:r>
+    </w:p>
+    <w:p>
+      <w:pPr>
+        <w:pStyle w:val="Code"/>
+        <w:rPr>
+          <w:rFonts w:ascii="Courier New" w:hAnsi="Courier New"/>
+          <w:color w:val="auto"/>
+        </w:rPr>
+      </w:pPr>
+      <w:r>
+        <w:rPr>
+          <w:rFonts w:ascii="Courier New" w:hAnsi="Courier New"/>
+          <w:color w:val="auto"/>
+        </w:rPr>
+        <w:t>print(f'\n{agglomerative_results = }')</w:t>
+      </w:r>
+    </w:p>
+    <w:p>
+      <w:pPr>
+        <w:pStyle w:val="Code"/>
+        <w:rPr>
+          <w:rFonts w:ascii="Courier New" w:hAnsi="Courier New"/>
+          <w:color w:val="auto"/>
+        </w:rPr>
+      </w:pPr>
+      <w:r>
+        <w:rPr>
+          <w:rFonts w:ascii="Courier New" w:hAnsi="Courier New"/>
+          <w:b w:val="false"/>
+          <w:color w:val="000000"/>
+          <w:sz w:val="21"/>
+          <w:shd w:fill="FFFFFF" w:val="clear"/>
+        </w:rPr>
+        <w:t>print(f'Hierarchical clustering results difference: {agglomerative_score}')</w:t>
+      </w:r>
+    </w:p>
+    <w:p>
+      <w:pPr>
+        <w:pStyle w:val="P1"/>
+        <w:rPr>
+          <w:color w:val="auto"/>
+          <w:lang w:val="uk-UA"/>
+        </w:rPr>
+      </w:pPr>
+      <w:r>
+        <w:rPr>
+          <w:color w:val="auto"/>
+          <w:lang w:val="uk-UA"/>
+        </w:rPr>
+      </w:r>
+    </w:p>
+    <w:p>
+      <w:pPr>
+        <w:pStyle w:val="H3"/>
+        <w:rPr/>
+      </w:pPr>
+      <w:r>
+        <w:rPr/>
+        <w:t xml:space="preserve">Результати </w:t>
+      </w:r>
+    </w:p>
+    <w:p>
+      <w:pPr>
+        <w:pStyle w:val="P1"/>
+        <w:rPr>
+          <w:color w:val="auto"/>
+          <w:lang w:val="uk-UA"/>
+        </w:rPr>
+      </w:pPr>
+      <w:r>
+        <w:rPr>
+          <w:color w:val="auto"/>
+          <w:lang w:val="uk-UA"/>
+        </w:rPr>
+      </w:r>
+    </w:p>
+    <w:p>
+      <w:pPr>
+        <w:pStyle w:val="P1"/>
+        <w:rPr>
+          <w:color w:val="auto"/>
+          <w:lang w:val="uk-UA"/>
+        </w:rPr>
+      </w:pPr>
+      <w:r>
+        <w:drawing>
+          <wp:anchor behindDoc="0" distT="0" distB="0" distL="0" distR="0" simplePos="0" locked="0" layoutInCell="0" allowOverlap="1" relativeHeight="9">
+            <wp:simplePos x="0" y="0"/>
+            <wp:positionH relativeFrom="column">
+              <wp:align>center</wp:align>
+            </wp:positionH>
+            <wp:positionV relativeFrom="paragraph">
+              <wp:posOffset>635</wp:posOffset>
+            </wp:positionV>
+            <wp:extent cx="5731510" cy="928370"/>
+            <wp:effectExtent l="0" t="0" r="0" b="0"/>
+            <wp:wrapSquare wrapText="largest"/>
+            <wp:docPr id="7" name="Зображення8" descr=""/>
+            <wp:cNvGraphicFramePr>
+              <a:graphicFrameLocks xmlns:a="http://schemas.openxmlformats.org/drawingml/2006/main" noChangeAspect="1"/>
+            </wp:cNvGraphicFramePr>
+            <a:graphic xmlns:a="http://schemas.openxmlformats.org/drawingml/2006/main">
+              <a:graphicData uri="http://schemas.openxmlformats.org/drawingml/2006/picture">
+                <pic:pic xmlns:pic="http://schemas.openxmlformats.org/drawingml/2006/picture">
+                  <pic:nvPicPr>
+                    <pic:cNvPr id="7" name="Зображення8" descr=""/>
+                    <pic:cNvPicPr>
+                      <a:picLocks noChangeAspect="1" noChangeArrowheads="1"/>
+                    </pic:cNvPicPr>
+                  </pic:nvPicPr>
+                  <pic:blipFill>
+                    <a:blip r:embed="rId8"/>
+                    <a:stretch>
+                      <a:fillRect/>
+                    </a:stretch>
+                  </pic:blipFill>
+                  <pic:spPr bwMode="auto">
+                    <a:xfrm>
+                      <a:off x="0" y="0"/>
+                      <a:ext cx="5731510" cy="928370"/>
+                    </a:xfrm>
+                    <a:prstGeom prst="rect">
+                      <a:avLst/>
+                    </a:prstGeom>
+                    <a:noFill/>
+                  </pic:spPr>
+                </pic:pic>
+              </a:graphicData>
+            </a:graphic>
+          </wp:anchor>
+        </w:drawing>
+      </w:r>
+      <w:r>
+        <w:rPr>
+          <w:color w:val="auto"/>
+          <w:lang w:val="uk-UA"/>
+        </w:rPr>
+        <w:t>Рисунок 3.1 — При кількості кластерів 2</w:t>
+      </w:r>
+    </w:p>
+    <w:p>
+      <w:pPr>
+        <w:pStyle w:val="P1"/>
+        <w:rPr>
+          <w:color w:val="auto"/>
+          <w:lang w:val="uk-UA"/>
+        </w:rPr>
+      </w:pPr>
+      <w:r>
+        <w:rPr>
+          <w:color w:val="auto"/>
+          <w:lang w:val="uk-UA"/>
+        </w:rPr>
+      </w:r>
+    </w:p>
+    <w:p>
+      <w:pPr>
+        <w:pStyle w:val="P1"/>
+        <w:rPr>
+          <w:color w:val="auto"/>
+          <w:lang w:val="uk-UA"/>
+        </w:rPr>
+      </w:pPr>
+      <w:r>
+        <w:drawing>
+          <wp:anchor behindDoc="0" distT="0" distB="0" distL="0" distR="0" simplePos="0" locked="0" layoutInCell="0" allowOverlap="1" relativeHeight="8">
+            <wp:simplePos x="0" y="0"/>
+            <wp:positionH relativeFrom="column">
+              <wp:align>center</wp:align>
+            </wp:positionH>
+            <wp:positionV relativeFrom="paragraph">
+              <wp:posOffset>635</wp:posOffset>
+            </wp:positionV>
+            <wp:extent cx="5731510" cy="902970"/>
+            <wp:effectExtent l="0" t="0" r="0" b="0"/>
+            <wp:wrapSquare wrapText="largest"/>
+            <wp:docPr id="8" name="Зображення7" descr=""/>
+            <wp:cNvGraphicFramePr>
+              <a:graphicFrameLocks xmlns:a="http://schemas.openxmlformats.org/drawingml/2006/main" noChangeAspect="1"/>
+            </wp:cNvGraphicFramePr>
+            <a:graphic xmlns:a="http://schemas.openxmlformats.org/drawingml/2006/main">
+              <a:graphicData uri="http://schemas.openxmlformats.org/drawingml/2006/picture">
+                <pic:pic xmlns:pic="http://schemas.openxmlformats.org/drawingml/2006/picture">
+                  <pic:nvPicPr>
+                    <pic:cNvPr id="8" name="Зображення7" descr=""/>
+                    <pic:cNvPicPr>
+                      <a:picLocks noChangeAspect="1" noChangeArrowheads="1"/>
+                    </pic:cNvPicPr>
+                  </pic:nvPicPr>
+                  <pic:blipFill>
+                    <a:blip r:embed="rId9"/>
+                    <a:stretch>
+                      <a:fillRect/>
+                    </a:stretch>
+                  </pic:blipFill>
+                  <pic:spPr bwMode="auto">
+                    <a:xfrm>
+                      <a:off x="0" y="0"/>
+                      <a:ext cx="5731510" cy="902970"/>
+                    </a:xfrm>
+                    <a:prstGeom prst="rect">
+                      <a:avLst/>
+                    </a:prstGeom>
+                    <a:noFill/>
+                  </pic:spPr>
+                </pic:pic>
+              </a:graphicData>
+            </a:graphic>
+          </wp:anchor>
+        </w:drawing>
+      </w:r>
+      <w:r>
+        <w:rPr>
+          <w:color w:val="auto"/>
+          <w:lang w:val="uk-UA"/>
+        </w:rPr>
+        <w:t>Рисунок 3.2 — При кількості кластерів 3</w:t>
       </w:r>
     </w:p>
     <w:p>
@@ -1834,6 +2734,377 @@
     </w:sectPr>
   </w:body>
 </w:document>
+</file>
+
+<file path=word/numbering.xml><?xml version="1.0" encoding="utf-8"?>
+<w:numbering xmlns:w="http://schemas.openxmlformats.org/wordprocessingml/2006/main" xmlns:o="urn:schemas-microsoft-com:office:office" xmlns:r="http://schemas.openxmlformats.org/officeDocument/2006/relationships" xmlns:v="urn:schemas-microsoft-com:vml" xmlns:mc="http://schemas.openxmlformats.org/markup-compatibility/2006" xmlns:w14="http://schemas.microsoft.com/office/word/2010/wordml" mc:Ignorable="w14">
+  <w:abstractNum w:abstractNumId="1">
+    <w:lvl w:ilvl="0">
+      <w:start w:val="1"/>
+      <w:numFmt w:val="decimal"/>
+      <w:lvlText w:val="%1."/>
+      <w:lvlJc w:val="left"/>
+      <w:pPr>
+        <w:tabs>
+          <w:tab w:val="num" w:pos="720"/>
+        </w:tabs>
+        <w:ind w:left="720" w:hanging="360"/>
+      </w:pPr>
+      <w:rPr/>
+    </w:lvl>
+    <w:lvl w:ilvl="1">
+      <w:start w:val="1"/>
+      <w:numFmt w:val="decimal"/>
+      <w:lvlText w:val="%2."/>
+      <w:lvlJc w:val="left"/>
+      <w:pPr>
+        <w:tabs>
+          <w:tab w:val="num" w:pos="1080"/>
+        </w:tabs>
+        <w:ind w:left="1080" w:hanging="360"/>
+      </w:pPr>
+      <w:rPr/>
+    </w:lvl>
+    <w:lvl w:ilvl="2">
+      <w:start w:val="1"/>
+      <w:numFmt w:val="decimal"/>
+      <w:lvlText w:val="%3."/>
+      <w:lvlJc w:val="left"/>
+      <w:pPr>
+        <w:tabs>
+          <w:tab w:val="num" w:pos="1440"/>
+        </w:tabs>
+        <w:ind w:left="1440" w:hanging="360"/>
+      </w:pPr>
+      <w:rPr/>
+    </w:lvl>
+    <w:lvl w:ilvl="3">
+      <w:start w:val="1"/>
+      <w:numFmt w:val="decimal"/>
+      <w:lvlText w:val="%4."/>
+      <w:lvlJc w:val="left"/>
+      <w:pPr>
+        <w:tabs>
+          <w:tab w:val="num" w:pos="1800"/>
+        </w:tabs>
+        <w:ind w:left="1800" w:hanging="360"/>
+      </w:pPr>
+      <w:rPr/>
+    </w:lvl>
+    <w:lvl w:ilvl="4">
+      <w:start w:val="1"/>
+      <w:numFmt w:val="decimal"/>
+      <w:lvlText w:val="%5."/>
+      <w:lvlJc w:val="left"/>
+      <w:pPr>
+        <w:tabs>
+          <w:tab w:val="num" w:pos="2160"/>
+        </w:tabs>
+        <w:ind w:left="2160" w:hanging="360"/>
+      </w:pPr>
+      <w:rPr/>
+    </w:lvl>
+    <w:lvl w:ilvl="5">
+      <w:start w:val="1"/>
+      <w:numFmt w:val="decimal"/>
+      <w:lvlText w:val="%6."/>
+      <w:lvlJc w:val="left"/>
+      <w:pPr>
+        <w:tabs>
+          <w:tab w:val="num" w:pos="2520"/>
+        </w:tabs>
+        <w:ind w:left="2520" w:hanging="360"/>
+      </w:pPr>
+      <w:rPr/>
+    </w:lvl>
+    <w:lvl w:ilvl="6">
+      <w:start w:val="1"/>
+      <w:numFmt w:val="decimal"/>
+      <w:lvlText w:val="%7."/>
+      <w:lvlJc w:val="left"/>
+      <w:pPr>
+        <w:tabs>
+          <w:tab w:val="num" w:pos="2880"/>
+        </w:tabs>
+        <w:ind w:left="2880" w:hanging="360"/>
+      </w:pPr>
+      <w:rPr/>
+    </w:lvl>
+    <w:lvl w:ilvl="7">
+      <w:start w:val="1"/>
+      <w:numFmt w:val="decimal"/>
+      <w:lvlText w:val="%8."/>
+      <w:lvlJc w:val="left"/>
+      <w:pPr>
+        <w:tabs>
+          <w:tab w:val="num" w:pos="3240"/>
+        </w:tabs>
+        <w:ind w:left="3240" w:hanging="360"/>
+      </w:pPr>
+      <w:rPr/>
+    </w:lvl>
+    <w:lvl w:ilvl="8">
+      <w:start w:val="1"/>
+      <w:numFmt w:val="decimal"/>
+      <w:lvlText w:val="%9."/>
+      <w:lvlJc w:val="left"/>
+      <w:pPr>
+        <w:tabs>
+          <w:tab w:val="num" w:pos="3600"/>
+        </w:tabs>
+        <w:ind w:left="3600" w:hanging="360"/>
+      </w:pPr>
+      <w:rPr/>
+    </w:lvl>
+  </w:abstractNum>
+  <w:abstractNum w:abstractNumId="2">
+    <w:lvl w:ilvl="0">
+      <w:start w:val="1"/>
+      <w:numFmt w:val="decimal"/>
+      <w:lvlText w:val="%1."/>
+      <w:lvlJc w:val="left"/>
+      <w:pPr>
+        <w:tabs>
+          <w:tab w:val="num" w:pos="1230"/>
+        </w:tabs>
+        <w:ind w:left="1230" w:hanging="360"/>
+      </w:pPr>
+      <w:rPr/>
+    </w:lvl>
+    <w:lvl w:ilvl="1">
+      <w:start w:val="1"/>
+      <w:numFmt w:val="decimal"/>
+      <w:lvlText w:val="%2."/>
+      <w:lvlJc w:val="left"/>
+      <w:pPr>
+        <w:tabs>
+          <w:tab w:val="num" w:pos="1590"/>
+        </w:tabs>
+        <w:ind w:left="1590" w:hanging="360"/>
+      </w:pPr>
+      <w:rPr/>
+    </w:lvl>
+    <w:lvl w:ilvl="2">
+      <w:start w:val="1"/>
+      <w:numFmt w:val="decimal"/>
+      <w:lvlText w:val="%3."/>
+      <w:lvlJc w:val="left"/>
+      <w:pPr>
+        <w:tabs>
+          <w:tab w:val="num" w:pos="1950"/>
+        </w:tabs>
+        <w:ind w:left="1950" w:hanging="360"/>
+      </w:pPr>
+      <w:rPr/>
+    </w:lvl>
+    <w:lvl w:ilvl="3">
+      <w:start w:val="1"/>
+      <w:numFmt w:val="decimal"/>
+      <w:lvlText w:val="%4."/>
+      <w:lvlJc w:val="left"/>
+      <w:pPr>
+        <w:tabs>
+          <w:tab w:val="num" w:pos="2310"/>
+        </w:tabs>
+        <w:ind w:left="2310" w:hanging="360"/>
+      </w:pPr>
+      <w:rPr/>
+    </w:lvl>
+    <w:lvl w:ilvl="4">
+      <w:start w:val="1"/>
+      <w:numFmt w:val="decimal"/>
+      <w:lvlText w:val="%5."/>
+      <w:lvlJc w:val="left"/>
+      <w:pPr>
+        <w:tabs>
+          <w:tab w:val="num" w:pos="2670"/>
+        </w:tabs>
+        <w:ind w:left="2670" w:hanging="360"/>
+      </w:pPr>
+      <w:rPr/>
+    </w:lvl>
+    <w:lvl w:ilvl="5">
+      <w:start w:val="1"/>
+      <w:numFmt w:val="decimal"/>
+      <w:lvlText w:val="%6."/>
+      <w:lvlJc w:val="left"/>
+      <w:pPr>
+        <w:tabs>
+          <w:tab w:val="num" w:pos="3030"/>
+        </w:tabs>
+        <w:ind w:left="3030" w:hanging="360"/>
+      </w:pPr>
+      <w:rPr/>
+    </w:lvl>
+    <w:lvl w:ilvl="6">
+      <w:start w:val="1"/>
+      <w:numFmt w:val="decimal"/>
+      <w:lvlText w:val="%7."/>
+      <w:lvlJc w:val="left"/>
+      <w:pPr>
+        <w:tabs>
+          <w:tab w:val="num" w:pos="3390"/>
+        </w:tabs>
+        <w:ind w:left="3390" w:hanging="360"/>
+      </w:pPr>
+      <w:rPr/>
+    </w:lvl>
+    <w:lvl w:ilvl="7">
+      <w:start w:val="1"/>
+      <w:numFmt w:val="decimal"/>
+      <w:lvlText w:val="%8."/>
+      <w:lvlJc w:val="left"/>
+      <w:pPr>
+        <w:tabs>
+          <w:tab w:val="num" w:pos="3750"/>
+        </w:tabs>
+        <w:ind w:left="3750" w:hanging="360"/>
+      </w:pPr>
+      <w:rPr/>
+    </w:lvl>
+    <w:lvl w:ilvl="8">
+      <w:start w:val="1"/>
+      <w:numFmt w:val="decimal"/>
+      <w:lvlText w:val="%9."/>
+      <w:lvlJc w:val="left"/>
+      <w:pPr>
+        <w:tabs>
+          <w:tab w:val="num" w:pos="4110"/>
+        </w:tabs>
+        <w:ind w:left="4110" w:hanging="360"/>
+      </w:pPr>
+      <w:rPr/>
+    </w:lvl>
+  </w:abstractNum>
+  <w:abstractNum w:abstractNumId="3">
+    <w:lvl w:ilvl="0">
+      <w:start w:val="1"/>
+      <w:numFmt w:val="none"/>
+      <w:suff w:val="nothing"/>
+      <w:lvlText w:val=""/>
+      <w:lvlJc w:val="left"/>
+      <w:pPr>
+        <w:tabs>
+          <w:tab w:val="num" w:pos="0"/>
+        </w:tabs>
+        <w:ind w:left="0" w:hanging="0"/>
+      </w:pPr>
+    </w:lvl>
+    <w:lvl w:ilvl="1">
+      <w:start w:val="1"/>
+      <w:numFmt w:val="none"/>
+      <w:suff w:val="nothing"/>
+      <w:lvlText w:val=""/>
+      <w:lvlJc w:val="left"/>
+      <w:pPr>
+        <w:tabs>
+          <w:tab w:val="num" w:pos="0"/>
+        </w:tabs>
+        <w:ind w:left="0" w:hanging="0"/>
+      </w:pPr>
+    </w:lvl>
+    <w:lvl w:ilvl="2">
+      <w:start w:val="1"/>
+      <w:numFmt w:val="none"/>
+      <w:suff w:val="nothing"/>
+      <w:lvlText w:val=""/>
+      <w:lvlJc w:val="left"/>
+      <w:pPr>
+        <w:tabs>
+          <w:tab w:val="num" w:pos="0"/>
+        </w:tabs>
+        <w:ind w:left="0" w:hanging="0"/>
+      </w:pPr>
+    </w:lvl>
+    <w:lvl w:ilvl="3">
+      <w:start w:val="1"/>
+      <w:numFmt w:val="none"/>
+      <w:suff w:val="nothing"/>
+      <w:lvlText w:val=""/>
+      <w:lvlJc w:val="left"/>
+      <w:pPr>
+        <w:tabs>
+          <w:tab w:val="num" w:pos="0"/>
+        </w:tabs>
+        <w:ind w:left="0" w:hanging="0"/>
+      </w:pPr>
+    </w:lvl>
+    <w:lvl w:ilvl="4">
+      <w:start w:val="1"/>
+      <w:numFmt w:val="none"/>
+      <w:suff w:val="nothing"/>
+      <w:lvlText w:val=""/>
+      <w:lvlJc w:val="left"/>
+      <w:pPr>
+        <w:tabs>
+          <w:tab w:val="num" w:pos="0"/>
+        </w:tabs>
+        <w:ind w:left="0" w:hanging="0"/>
+      </w:pPr>
+    </w:lvl>
+    <w:lvl w:ilvl="5">
+      <w:start w:val="1"/>
+      <w:numFmt w:val="none"/>
+      <w:suff w:val="nothing"/>
+      <w:lvlText w:val=""/>
+      <w:lvlJc w:val="left"/>
+      <w:pPr>
+        <w:tabs>
+          <w:tab w:val="num" w:pos="0"/>
+        </w:tabs>
+        <w:ind w:left="0" w:hanging="0"/>
+      </w:pPr>
+    </w:lvl>
+    <w:lvl w:ilvl="6">
+      <w:start w:val="1"/>
+      <w:numFmt w:val="none"/>
+      <w:suff w:val="nothing"/>
+      <w:lvlText w:val=""/>
+      <w:lvlJc w:val="left"/>
+      <w:pPr>
+        <w:tabs>
+          <w:tab w:val="num" w:pos="0"/>
+        </w:tabs>
+        <w:ind w:left="0" w:hanging="0"/>
+      </w:pPr>
+    </w:lvl>
+    <w:lvl w:ilvl="7">
+      <w:start w:val="1"/>
+      <w:numFmt w:val="none"/>
+      <w:suff w:val="nothing"/>
+      <w:lvlText w:val=""/>
+      <w:lvlJc w:val="left"/>
+      <w:pPr>
+        <w:tabs>
+          <w:tab w:val="num" w:pos="0"/>
+        </w:tabs>
+        <w:ind w:left="0" w:hanging="0"/>
+      </w:pPr>
+    </w:lvl>
+    <w:lvl w:ilvl="8">
+      <w:start w:val="1"/>
+      <w:numFmt w:val="none"/>
+      <w:suff w:val="nothing"/>
+      <w:lvlText w:val=""/>
+      <w:lvlJc w:val="left"/>
+      <w:pPr>
+        <w:tabs>
+          <w:tab w:val="num" w:pos="0"/>
+        </w:tabs>
+        <w:ind w:left="0" w:hanging="0"/>
+      </w:pPr>
+    </w:lvl>
+  </w:abstractNum>
+  <w:num w:numId="1">
+    <w:abstractNumId w:val="1"/>
+  </w:num>
+  <w:num w:numId="2">
+    <w:abstractNumId w:val="2"/>
+  </w:num>
+  <w:num w:numId="3">
+    <w:abstractNumId w:val="3"/>
+  </w:num>
+</w:numbering>
 </file>
 
 <file path=word/styles.xml><?xml version="1.0" encoding="utf-8"?>
@@ -2555,19 +3826,19 @@
       <w:lang w:val="en-US" w:eastAsia="uk-UA"/>
     </w:rPr>
   </w:style>
-  <w:style w:type="character" w:styleId="user">
-    <w:name w:val="Маркери (user)"/>
+  <w:style w:type="character" w:styleId="Style12">
+    <w:name w:val="Маркери"/>
     <w:qFormat/>
     <w:rPr>
       <w:rFonts w:ascii="OpenSymbol" w:hAnsi="OpenSymbol" w:eastAsia="OpenSymbol" w:cs="OpenSymbol"/>
     </w:rPr>
   </w:style>
-  <w:style w:type="character" w:styleId="user1">
-    <w:name w:val="Символ нумерації (user)"/>
+  <w:style w:type="character" w:styleId="Style13">
+    <w:name w:val="Символ нумерації"/>
     <w:qFormat/>
     <w:rPr/>
   </w:style>
-  <w:style w:type="paragraph" w:styleId="Style12">
+  <w:style w:type="paragraph" w:styleId="Style14">
     <w:name w:val="Заголовок"/>
     <w:basedOn w:val="Normal"/>
     <w:next w:val="BodyText"/>
@@ -2614,7 +3885,7 @@
       <w:szCs w:val="24"/>
     </w:rPr>
   </w:style>
-  <w:style w:type="paragraph" w:styleId="Style13">
+  <w:style w:type="paragraph" w:styleId="Style15">
     <w:name w:val="Покажчик"/>
     <w:basedOn w:val="Normal"/>
     <w:qFormat/>
@@ -2625,7 +3896,7 @@
       <w:rFonts w:cs="Arial Unicode MS"/>
     </w:rPr>
   </w:style>
-  <w:style w:type="paragraph" w:styleId="user2">
+  <w:style w:type="paragraph" w:styleId="user">
     <w:name w:val="Заголовок (user)"/>
     <w:basedOn w:val="Normal"/>
     <w:next w:val="BodyText"/>
@@ -2640,7 +3911,7 @@
       <w:szCs w:val="28"/>
     </w:rPr>
   </w:style>
-  <w:style w:type="paragraph" w:styleId="user3">
+  <w:style w:type="paragraph" w:styleId="user1">
     <w:name w:val="Покажчик (user)"/>
     <w:basedOn w:val="Normal"/>
     <w:qFormat/>
@@ -2653,7 +3924,7 @@
   </w:style>
   <w:style w:type="paragraph" w:styleId="IndexHeading">
     <w:name w:val="index heading"/>
-    <w:basedOn w:val="user2"/>
+    <w:basedOn w:val="Style14"/>
     <w:pPr/>
     <w:rPr/>
   </w:style>
@@ -2882,8 +4153,8 @@
       <w:lang w:val="en-US"/>
     </w:rPr>
   </w:style>
-  <w:style w:type="paragraph" w:styleId="user4">
-    <w:name w:val="Вміст таблиці (user)"/>
+  <w:style w:type="paragraph" w:styleId="Style16">
+    <w:name w:val="Вміст таблиці"/>
     <w:basedOn w:val="Normal"/>
     <w:qFormat/>
     <w:pPr>

--- a/32SS Systemy shtuchnogo/2/KNT-122_Onyshchenko_Variant-19_PR2.docx
+++ b/32SS Systemy shtuchnogo/2/KNT-122_Onyshchenko_Variant-19_PR2.docx
@@ -508,11 +508,10 @@
       <w:r>
         <w:rPr>
           <w:color w:val="auto"/>
+          <w:lang w:val="uk-UA"/>
         </w:rPr>
         <w:t>202</w:t>
       </w:r>
-      <w:bookmarkStart w:id="0" w:name="_gjdgxs"/>
-      <w:bookmarkEnd w:id="0"/>
       <w:r>
         <w:rPr>
           <w:color w:val="auto"/>
@@ -618,6 +617,252 @@
     </w:p>
     <w:p>
       <w:pPr>
+        <w:pStyle w:val="P1"/>
+        <w:rPr>
+          <w:color w:val="auto"/>
+        </w:rPr>
+      </w:pPr>
+      <w:r>
+        <w:rPr>
+          <w:color w:val="auto"/>
+        </w:rPr>
+      </w:r>
+    </w:p>
+    <w:p>
+      <w:pPr>
+        <w:pStyle w:val="P1"/>
+        <w:rPr>
+          <w:color w:val="auto"/>
+        </w:rPr>
+      </w:pPr>
+      <w:r>
+        <w:rPr>
+          <w:color w:val="auto"/>
+        </w:rPr>
+        <w:t>Завдання на роботу:</w:t>
+      </w:r>
+    </w:p>
+    <w:p>
+      <w:pPr>
+        <w:pStyle w:val="P1"/>
+        <w:rPr>
+          <w:color w:val="auto"/>
+        </w:rPr>
+      </w:pPr>
+      <w:r>
+        <w:rPr>
+          <w:color w:val="auto"/>
+        </w:rPr>
+      </w:r>
+    </w:p>
+    <w:p>
+      <w:pPr>
+        <w:pStyle w:val="P1"/>
+        <w:rPr>
+          <w:color w:val="auto"/>
+        </w:rPr>
+      </w:pPr>
+      <w:r>
+        <w:rPr>
+          <w:b w:val="false"/>
+          <w:i w:val="false"/>
+          <w:caps w:val="false"/>
+          <w:smallCaps w:val="false"/>
+          <w:color w:val="auto"/>
+          <w:spacing w:val="0"/>
+        </w:rPr>
+        <w:t xml:space="preserve">1. Ознайомитися з конспектом лекцій та рекомендованою літературою. </w:t>
+      </w:r>
+    </w:p>
+    <w:p>
+      <w:pPr>
+        <w:pStyle w:val="P1"/>
+        <w:rPr>
+          <w:color w:val="auto"/>
+        </w:rPr>
+      </w:pPr>
+      <w:r>
+        <w:rPr>
+          <w:b w:val="false"/>
+          <w:i w:val="false"/>
+          <w:caps w:val="false"/>
+          <w:smallCaps w:val="false"/>
+          <w:color w:val="auto"/>
+          <w:spacing w:val="0"/>
+        </w:rPr>
+        <w:t xml:space="preserve">2. Проаналізувати і описати вибірку «iris» з пакету «Sklearn.datasets», надати коротку характеристику наявним в вибірці ознакам. </w:t>
+      </w:r>
+    </w:p>
+    <w:p>
+      <w:pPr>
+        <w:pStyle w:val="P1"/>
+        <w:rPr>
+          <w:color w:val="auto"/>
+        </w:rPr>
+      </w:pPr>
+      <w:r>
+        <w:rPr>
+          <w:b w:val="false"/>
+          <w:i w:val="false"/>
+          <w:caps w:val="false"/>
+          <w:smallCaps w:val="false"/>
+          <w:color w:val="auto"/>
+          <w:spacing w:val="0"/>
+        </w:rPr>
+        <w:t>3. Побудувати графіки розподілу значень від ознак (6 графіків, комбінації: (sepal length, sepal width), (sepal length, petal length),</w:t>
+      </w:r>
+      <w:r>
+        <w:rPr>
+          <w:b w:val="false"/>
+          <w:i w:val="false"/>
+          <w:caps w:val="false"/>
+          <w:smallCaps w:val="false"/>
+          <w:color w:val="auto"/>
+          <w:spacing w:val="0"/>
+          <w:lang w:val="en-US"/>
+        </w:rPr>
+        <w:t xml:space="preserve"> </w:t>
+      </w:r>
+      <w:r>
+        <w:rPr>
+          <w:b w:val="false"/>
+          <w:i w:val="false"/>
+          <w:caps w:val="false"/>
+          <w:smallCaps w:val="false"/>
+          <w:color w:val="auto"/>
+          <w:spacing w:val="0"/>
+          <w:lang w:val="en-US"/>
+        </w:rPr>
+        <w:t xml:space="preserve">(petal length, petal width), (sepal length, petal width) </w:t>
+      </w:r>
+      <w:r>
+        <w:rPr>
+          <w:b w:val="false"/>
+          <w:i w:val="false"/>
+          <w:caps w:val="false"/>
+          <w:smallCaps w:val="false"/>
+          <w:color w:val="auto"/>
+          <w:spacing w:val="0"/>
+        </w:rPr>
+        <w:t xml:space="preserve">і т.д.), різними кольорами виділивши належність до цільового класу. Зробити припущення про результати кластеризації. </w:t>
+      </w:r>
+    </w:p>
+    <w:p>
+      <w:pPr>
+        <w:pStyle w:val="P1"/>
+        <w:rPr>
+          <w:color w:val="auto"/>
+        </w:rPr>
+      </w:pPr>
+      <w:r>
+        <w:rPr>
+          <w:b w:val="false"/>
+          <w:i w:val="false"/>
+          <w:caps w:val="false"/>
+          <w:smallCaps w:val="false"/>
+          <w:color w:val="auto"/>
+          <w:spacing w:val="0"/>
+        </w:rPr>
+        <w:t xml:space="preserve">4. Дослідити вибірку нижчезазначеними методами. Для кожного методу: коротко пояснити суть алгоритму, розрахувати помилки роботи, проаналізувати їх. </w:t>
+      </w:r>
+    </w:p>
+    <w:p>
+      <w:pPr>
+        <w:pStyle w:val="P1"/>
+        <w:rPr>
+          <w:color w:val="auto"/>
+        </w:rPr>
+      </w:pPr>
+      <w:r>
+        <w:rPr>
+          <w:b w:val="false"/>
+          <w:i w:val="false"/>
+          <w:caps w:val="false"/>
+          <w:smallCaps w:val="false"/>
+          <w:color w:val="auto"/>
+          <w:spacing w:val="0"/>
+        </w:rPr>
+        <w:t xml:space="preserve">4.1 Метод к–середніх (KMeans). </w:t>
+      </w:r>
+    </w:p>
+    <w:p>
+      <w:pPr>
+        <w:pStyle w:val="P1"/>
+        <w:rPr>
+          <w:color w:val="auto"/>
+        </w:rPr>
+      </w:pPr>
+      <w:r>
+        <w:rPr>
+          <w:b w:val="false"/>
+          <w:i w:val="false"/>
+          <w:caps w:val="false"/>
+          <w:smallCaps w:val="false"/>
+          <w:color w:val="auto"/>
+          <w:spacing w:val="0"/>
+        </w:rPr>
+        <w:t xml:space="preserve">4.2 Метод ієрархічної кластеризації (Hierarchical clustering). </w:t>
+      </w:r>
+    </w:p>
+    <w:p>
+      <w:pPr>
+        <w:pStyle w:val="P1"/>
+        <w:rPr>
+          <w:color w:val="auto"/>
+        </w:rPr>
+      </w:pPr>
+      <w:r>
+        <w:rPr>
+          <w:b w:val="false"/>
+          <w:i w:val="false"/>
+          <w:caps w:val="false"/>
+          <w:smallCaps w:val="false"/>
+          <w:color w:val="auto"/>
+          <w:spacing w:val="0"/>
+        </w:rPr>
+        <w:t xml:space="preserve">5. Врахувавши результати, отримані у лабораторній роботі 2 видалити частину ознак і повторити пункт пункт 4. </w:t>
+      </w:r>
+    </w:p>
+    <w:p>
+      <w:pPr>
+        <w:pStyle w:val="P1"/>
+        <w:rPr>
+          <w:color w:val="auto"/>
+        </w:rPr>
+      </w:pPr>
+      <w:r>
+        <w:rPr>
+          <w:b w:val="false"/>
+          <w:i w:val="false"/>
+          <w:caps w:val="false"/>
+          <w:smallCaps w:val="false"/>
+          <w:color w:val="auto"/>
+          <w:spacing w:val="0"/>
+        </w:rPr>
+        <w:t>6. Порівняти отримані різними методами результати, зробити висновки.</w:t>
+      </w:r>
+      <w:r>
+        <w:rPr>
+          <w:color w:val="auto"/>
+        </w:rPr>
+        <w:t xml:space="preserve"> </w:t>
+      </w:r>
+    </w:p>
+    <w:p>
+      <w:pPr>
+        <w:pStyle w:val="P1"/>
+        <w:rPr>
+          <w:color w:val="auto"/>
+        </w:rPr>
+      </w:pPr>
+      <w:r>
+        <w:rPr>
+          <w:color w:val="auto"/>
+        </w:rPr>
+      </w:r>
+    </w:p>
+    <w:p>
+      <w:pPr>
         <w:pStyle w:val="H1"/>
         <w:rPr/>
       </w:pPr>
@@ -628,6 +873,158 @@
     </w:p>
     <w:p>
       <w:pPr>
+        <w:pStyle w:val="P1"/>
+        <w:rPr/>
+      </w:pPr>
+      <w:r>
+        <w:rPr/>
+      </w:r>
+    </w:p>
+    <w:p>
+      <w:pPr>
+        <w:pStyle w:val="P1"/>
+        <w:rPr/>
+      </w:pPr>
+      <w:r>
+        <w:rPr/>
+        <w:t xml:space="preserve">Кластеризація </w:t>
+      </w:r>
+      <w:r>
+        <w:rPr>
+          <w:lang w:val="uk-UA"/>
+        </w:rPr>
+        <w:t>це метод машинного навчання без учителя (коли в нас немає вихідної ознаки), який групує елементи на основі їх схожості.</w:t>
+      </w:r>
+    </w:p>
+    <w:p>
+      <w:pPr>
+        <w:pStyle w:val="P1"/>
+        <w:rPr>
+          <w:lang w:val="uk-UA"/>
+        </w:rPr>
+      </w:pPr>
+      <w:r>
+        <w:rPr>
+          <w:lang w:val="uk-UA"/>
+        </w:rPr>
+        <w:t>Кластеризація (кластер аналіз) може бути чіткою (коли елемент належить або не належить до кластеру) або нечіткою (коли елемент належить до всіх кластерів на якийсь відсоток).</w:t>
+      </w:r>
+    </w:p>
+    <w:p>
+      <w:pPr>
+        <w:pStyle w:val="P1"/>
+        <w:rPr>
+          <w:lang w:val="uk-UA"/>
+        </w:rPr>
+      </w:pPr>
+      <w:r>
+        <w:rPr>
+          <w:lang w:val="uk-UA"/>
+        </w:rPr>
+        <w:t>Методи к-середніх та ієрархічної кластеризації є чіткими методами.</w:t>
+      </w:r>
+    </w:p>
+    <w:p>
+      <w:pPr>
+        <w:pStyle w:val="P1"/>
+        <w:rPr>
+          <w:lang w:val="uk-UA"/>
+        </w:rPr>
+      </w:pPr>
+      <w:r>
+        <w:rPr>
+          <w:lang w:val="uk-UA"/>
+        </w:rPr>
+        <w:t>Метод к-середніх шукає схожі об’єкти і групує їх в залежності від відстані до центру кластеру. Центр кластеру спочатку обирається «випадково», а потім як середнє між всіма екземплярами кластеру.</w:t>
+      </w:r>
+    </w:p>
+    <w:p>
+      <w:pPr>
+        <w:pStyle w:val="P1"/>
+        <w:rPr>
+          <w:lang w:val="uk-UA"/>
+        </w:rPr>
+      </w:pPr>
+      <w:r>
+        <w:rPr>
+          <w:lang w:val="uk-UA"/>
+        </w:rPr>
+        <w:t>Метод ієрархічної кластеризації може бути розділювальний або збиральний. У розділювальному методі спочатку є один кластер, який розбивається на два менший на кожному кроці. Це робиться доки не досягнеться вказана кількість кластерів (або інший критерій зупинки). У збиральному методі кожен елемент є власним кластером і два з них об’єднуються на кожній ітерації.</w:t>
+      </w:r>
+    </w:p>
+    <w:p>
+      <w:pPr>
+        <w:pStyle w:val="P1"/>
+        <w:rPr>
+          <w:lang w:val="uk-UA"/>
+        </w:rPr>
+      </w:pPr>
+      <w:r>
+        <w:rPr>
+          <w:lang w:val="uk-UA"/>
+        </w:rPr>
+        <w:t xml:space="preserve">Для роботи з методами кластерного аналізу у </w:t>
+      </w:r>
+      <w:r>
+        <w:rPr>
+          <w:lang w:val="en-US"/>
+        </w:rPr>
+        <w:t xml:space="preserve">scikit-learn </w:t>
+      </w:r>
+      <w:r>
+        <w:rPr>
+          <w:lang w:val="uk-UA"/>
+        </w:rPr>
+        <w:t xml:space="preserve">є пакет </w:t>
+      </w:r>
+      <w:r>
+        <w:rPr>
+          <w:lang w:val="en-US"/>
+        </w:rPr>
+        <w:t xml:space="preserve">scipy.cluster. </w:t>
+      </w:r>
+      <w:r>
+        <w:rPr>
+          <w:lang w:val="uk-UA"/>
+        </w:rPr>
+        <w:t xml:space="preserve">В ньому є класи </w:t>
+      </w:r>
+      <w:r>
+        <w:rPr>
+          <w:lang w:val="en-US"/>
+        </w:rPr>
+        <w:t xml:space="preserve">KMeans </w:t>
+      </w:r>
+      <w:r>
+        <w:rPr>
+          <w:lang w:val="uk-UA"/>
+        </w:rPr>
+        <w:t xml:space="preserve">для роботи з методом к-середніх та </w:t>
+      </w:r>
+      <w:r>
+        <w:rPr>
+          <w:lang w:val="en-US"/>
+        </w:rPr>
+        <w:t xml:space="preserve">AgglomerativeClustering </w:t>
+      </w:r>
+      <w:r>
+        <w:rPr>
+          <w:lang w:val="uk-UA"/>
+        </w:rPr>
+        <w:t>для роботи зі збиральним ієрархічним кластер аналізом.</w:t>
+      </w:r>
+    </w:p>
+    <w:p>
+      <w:pPr>
+        <w:pStyle w:val="P1"/>
+        <w:rPr/>
+      </w:pPr>
+      <w:r>
+        <w:rPr/>
+      </w:r>
+    </w:p>
+    <w:p>
+      <w:pPr>
         <w:pStyle w:val="H1"/>
         <w:rPr>
           <w:color w:val="auto"/>
@@ -671,31 +1068,14 @@
     <w:p>
       <w:pPr>
         <w:pStyle w:val="P1"/>
-        <w:rPr>
-          <w:color w:val="auto"/>
-          <w:lang w:val="uk-UA"/>
-        </w:rPr>
-      </w:pPr>
-      <w:r>
-        <w:rPr>
-          <w:color w:val="auto"/>
-          <w:lang w:val="uk-UA"/>
-        </w:rPr>
-        <w:t xml:space="preserve">Вибірка </w:t>
-      </w:r>
-      <w:r>
-        <w:rPr>
-          <w:color w:val="auto"/>
-          <w:lang w:val="en-US"/>
-        </w:rPr>
-        <w:t xml:space="preserve">iris </w:t>
-      </w:r>
-      <w:r>
-        <w:rPr>
-          <w:color w:val="auto"/>
-          <w:lang w:val="uk-UA"/>
-        </w:rPr>
-        <w:t>складається з ознак:</w:t>
+        <w:rPr/>
+      </w:pPr>
+      <w:r>
+        <w:rPr>
+          <w:color w:val="auto"/>
+          <w:lang w:val="uk-UA"/>
+        </w:rPr>
+        <w:t>Вибірка це дані про квітки іриси з такими ознаками:</w:t>
       </w:r>
     </w:p>
     <w:p>
@@ -1244,7 +1624,7 @@
     </w:p>
     <w:p>
       <w:pPr>
-        <w:pStyle w:val="P1"/>
+        <w:pStyle w:val="IMG1"/>
         <w:rPr>
           <w:lang w:val="uk-UA"/>
         </w:rPr>
@@ -1298,28 +1678,22 @@
         </w:drawing>
       </w:r>
       <w:r>
-        <w:rPr>
-          <w:lang w:val="uk-UA"/>
-        </w:rPr>
+        <w:rPr/>
         <w:t>Рисунок 2.1 — Довжина пелюсток та довжина чашечок</w:t>
       </w:r>
     </w:p>
     <w:p>
       <w:pPr>
-        <w:pStyle w:val="P1"/>
-        <w:rPr>
-          <w:lang w:val="uk-UA"/>
-        </w:rPr>
-      </w:pPr>
-      <w:r>
-        <w:rPr>
-          <w:lang w:val="uk-UA"/>
-        </w:rPr>
-      </w:r>
-    </w:p>
-    <w:p>
-      <w:pPr>
-        <w:pStyle w:val="P1"/>
+        <w:pStyle w:val="IMG1"/>
+        <w:rPr/>
+      </w:pPr>
+      <w:r>
+        <w:rPr/>
+      </w:r>
+    </w:p>
+    <w:p>
+      <w:pPr>
+        <w:pStyle w:val="IMG1"/>
         <w:rPr>
           <w:lang w:val="uk-UA"/>
         </w:rPr>
@@ -1373,28 +1747,22 @@
         </w:drawing>
       </w:r>
       <w:r>
-        <w:rPr>
-          <w:lang w:val="uk-UA"/>
-        </w:rPr>
+        <w:rPr/>
         <w:t xml:space="preserve">Рисунок 2.2 — Довжина квітки та ширина чашки </w:t>
       </w:r>
     </w:p>
     <w:p>
       <w:pPr>
-        <w:pStyle w:val="P1"/>
-        <w:rPr>
-          <w:lang w:val="uk-UA"/>
-        </w:rPr>
-      </w:pPr>
-      <w:r>
-        <w:rPr>
-          <w:lang w:val="uk-UA"/>
-        </w:rPr>
-      </w:r>
-    </w:p>
-    <w:p>
-      <w:pPr>
-        <w:pStyle w:val="P1"/>
+        <w:pStyle w:val="IMG1"/>
+        <w:rPr/>
+      </w:pPr>
+      <w:r>
+        <w:rPr/>
+      </w:r>
+    </w:p>
+    <w:p>
+      <w:pPr>
+        <w:pStyle w:val="IMG1"/>
         <w:rPr>
           <w:lang w:val="uk-UA"/>
         </w:rPr>
@@ -1448,28 +1816,22 @@
         </w:drawing>
       </w:r>
       <w:r>
-        <w:rPr>
-          <w:lang w:val="uk-UA"/>
-        </w:rPr>
+        <w:rPr/>
         <w:t>Рисунок 2.3 — Ширина та довжина квітки</w:t>
       </w:r>
     </w:p>
     <w:p>
       <w:pPr>
-        <w:pStyle w:val="P1"/>
-        <w:rPr>
-          <w:lang w:val="uk-UA"/>
-        </w:rPr>
-      </w:pPr>
-      <w:r>
-        <w:rPr>
-          <w:lang w:val="uk-UA"/>
-        </w:rPr>
-      </w:r>
-    </w:p>
-    <w:p>
-      <w:pPr>
-        <w:pStyle w:val="P1"/>
+        <w:pStyle w:val="IMG1"/>
+        <w:rPr/>
+      </w:pPr>
+      <w:r>
+        <w:rPr/>
+      </w:r>
+    </w:p>
+    <w:p>
+      <w:pPr>
+        <w:pStyle w:val="IMG1"/>
         <w:rPr>
           <w:lang w:val="uk-UA"/>
         </w:rPr>
@@ -1523,28 +1885,22 @@
         </w:drawing>
       </w:r>
       <w:r>
-        <w:rPr>
-          <w:lang w:val="uk-UA"/>
-        </w:rPr>
+        <w:rPr/>
         <w:t xml:space="preserve">Рисунок 2.4 — Ширина квітки та довжина чашки </w:t>
       </w:r>
     </w:p>
     <w:p>
       <w:pPr>
-        <w:pStyle w:val="P1"/>
-        <w:rPr>
-          <w:lang w:val="uk-UA"/>
-        </w:rPr>
-      </w:pPr>
-      <w:r>
-        <w:rPr>
-          <w:lang w:val="uk-UA"/>
-        </w:rPr>
-      </w:r>
-    </w:p>
-    <w:p>
-      <w:pPr>
-        <w:pStyle w:val="P1"/>
+        <w:pStyle w:val="IMG1"/>
+        <w:rPr/>
+      </w:pPr>
+      <w:r>
+        <w:rPr/>
+      </w:r>
+    </w:p>
+    <w:p>
+      <w:pPr>
+        <w:pStyle w:val="IMG1"/>
         <w:rPr>
           <w:lang w:val="uk-UA"/>
         </w:rPr>
@@ -1598,28 +1954,22 @@
         </w:drawing>
       </w:r>
       <w:r>
-        <w:rPr>
-          <w:lang w:val="uk-UA"/>
-        </w:rPr>
+        <w:rPr/>
         <w:t>Рисунок 2.5 — Ширина квітки та ширина чашки</w:t>
       </w:r>
     </w:p>
     <w:p>
       <w:pPr>
-        <w:pStyle w:val="P1"/>
-        <w:rPr>
-          <w:lang w:val="uk-UA"/>
-        </w:rPr>
-      </w:pPr>
-      <w:r>
-        <w:rPr>
-          <w:lang w:val="uk-UA"/>
-        </w:rPr>
-      </w:r>
-    </w:p>
-    <w:p>
-      <w:pPr>
-        <w:pStyle w:val="P1"/>
+        <w:pStyle w:val="IMG1"/>
+        <w:rPr/>
+      </w:pPr>
+      <w:r>
+        <w:rPr/>
+      </w:r>
+    </w:p>
+    <w:p>
+      <w:pPr>
+        <w:pStyle w:val="IMG1"/>
         <w:rPr>
           <w:lang w:val="uk-UA"/>
         </w:rPr>
@@ -1673,9 +2023,7 @@
         </w:drawing>
       </w:r>
       <w:r>
-        <w:rPr>
-          <w:lang w:val="uk-UA"/>
-        </w:rPr>
+        <w:rPr/>
         <w:t xml:space="preserve">Рисунок 2.6 — Ширина та довжина чашки </w:t>
       </w:r>
     </w:p>
@@ -2024,96 +2372,99 @@
         <w:pStyle w:val="P1"/>
         <w:rPr>
           <w:color w:val="auto"/>
+          <w:lang w:val="uk-UA"/>
+        </w:rPr>
+      </w:pPr>
+      <w:r>
+        <w:rPr>
+          <w:color w:val="auto"/>
+          <w:lang w:val="uk-UA"/>
+        </w:rPr>
+        <w:t>Якщо задати кількість кластерів 2, результати мають меншу помилку. Якщо кількість кластерів 3, помилка більша.</w:t>
+      </w:r>
+    </w:p>
+    <w:p>
+      <w:pPr>
+        <w:pStyle w:val="P1"/>
+        <w:rPr>
+          <w:color w:val="auto"/>
+          <w:lang w:val="uk-UA"/>
+        </w:rPr>
+      </w:pPr>
+      <w:r>
+        <w:rPr>
+          <w:color w:val="auto"/>
+          <w:lang w:val="uk-UA"/>
+        </w:rPr>
+        <w:t>Іноді метод ієрархічної кластеризації видає зворотні або дуже інші результати від методи к-середніх.</w:t>
+      </w:r>
+    </w:p>
+    <w:p>
+      <w:pPr>
+        <w:pStyle w:val="P1"/>
+        <w:rPr>
+          <w:color w:val="auto"/>
+          <w:lang w:val="uk-UA"/>
+        </w:rPr>
+      </w:pPr>
+      <w:r>
+        <w:rPr>
+          <w:color w:val="auto"/>
+          <w:lang w:val="uk-UA"/>
+        </w:rPr>
+        <w:t xml:space="preserve">Якщо явно визначити кількість кластерів (параметр </w:t>
+      </w:r>
+      <w:r>
+        <w:rPr>
+          <w:color w:val="auto"/>
           <w:lang w:val="en-US"/>
         </w:rPr>
-      </w:pPr>
-      <w:r>
-        <w:rPr>
-          <w:color w:val="auto"/>
-          <w:lang w:val="uk-UA"/>
-        </w:rPr>
-        <w:t xml:space="preserve">Для реалізації були використані класи </w:t>
+        <w:t xml:space="preserve">n_clusters) </w:t>
+      </w:r>
+      <w:r>
+        <w:rPr>
+          <w:color w:val="auto"/>
+          <w:lang w:val="uk-UA"/>
+        </w:rPr>
+        <w:t xml:space="preserve">для </w:t>
       </w:r>
       <w:r>
         <w:rPr>
           <w:color w:val="auto"/>
           <w:lang w:val="en-US"/>
         </w:rPr>
-        <w:t xml:space="preserve">KMeans </w:t>
-      </w:r>
-      <w:r>
-        <w:rPr>
-          <w:color w:val="auto"/>
-          <w:lang w:val="uk-UA"/>
-        </w:rPr>
-        <w:t xml:space="preserve">та </w:t>
-      </w:r>
-      <w:r>
-        <w:rPr>
-          <w:color w:val="auto"/>
-          <w:lang w:val="en-US"/>
-        </w:rPr>
-        <w:t xml:space="preserve">AgglomerativeClustering </w:t>
-      </w:r>
-      <w:r>
-        <w:rPr>
-          <w:color w:val="auto"/>
-          <w:lang w:val="uk-UA"/>
-        </w:rPr>
-        <w:t xml:space="preserve">з пакету </w:t>
-      </w:r>
-      <w:r>
-        <w:rPr>
-          <w:color w:val="auto"/>
-          <w:lang w:val="en-US"/>
-        </w:rPr>
-        <w:t>sklearn.cluster.</w:t>
-      </w:r>
-    </w:p>
-    <w:p>
-      <w:pPr>
-        <w:pStyle w:val="P1"/>
-        <w:rPr>
-          <w:color w:val="auto"/>
-          <w:lang w:val="uk-UA"/>
-        </w:rPr>
-      </w:pPr>
-      <w:r>
-        <w:rPr>
-          <w:color w:val="auto"/>
-          <w:lang w:val="uk-UA"/>
-        </w:rPr>
-        <w:t>Якщо задати кількість кластерів 2, результати мають меншу помилку. Якщо кількість кластерів 3, помилка більша.</w:t>
-      </w:r>
-    </w:p>
-    <w:p>
-      <w:pPr>
-        <w:pStyle w:val="P1"/>
-        <w:rPr>
-          <w:color w:val="auto"/>
-          <w:lang w:val="uk-UA"/>
-        </w:rPr>
-      </w:pPr>
-      <w:r>
-        <w:rPr>
-          <w:color w:val="auto"/>
-          <w:lang w:val="uk-UA"/>
-        </w:rPr>
-      </w:r>
-    </w:p>
-    <w:p>
-      <w:pPr>
-        <w:pStyle w:val="P1"/>
-        <w:rPr>
-          <w:color w:val="auto"/>
-          <w:lang w:val="uk-UA"/>
-        </w:rPr>
-      </w:pPr>
-      <w:r>
-        <w:rPr>
-          <w:color w:val="auto"/>
-          <w:lang w:val="uk-UA"/>
-        </w:rPr>
+        <w:t xml:space="preserve">AgglomerativeClustering, </w:t>
+      </w:r>
+      <w:r>
+        <w:rPr>
+          <w:color w:val="auto"/>
+          <w:lang w:val="uk-UA"/>
+        </w:rPr>
+        <w:t>результати гірші.</w:t>
+      </w:r>
+    </w:p>
+    <w:p>
+      <w:pPr>
+        <w:pStyle w:val="P1"/>
+        <w:rPr>
+          <w:color w:val="auto"/>
+          <w:lang w:val="uk-UA"/>
+        </w:rPr>
+      </w:pPr>
+      <w:r>
+        <w:rPr>
+          <w:color w:val="auto"/>
+          <w:lang w:val="uk-UA"/>
+        </w:rPr>
+      </w:r>
+    </w:p>
+    <w:p>
+      <w:pPr>
+        <w:pStyle w:val="H3"/>
+        <w:rPr/>
+      </w:pPr>
+      <w:r>
+        <w:rPr/>
         <w:t xml:space="preserve">Код </w:t>
       </w:r>
     </w:p>
@@ -2557,15 +2908,12 @@
     </w:p>
     <w:p>
       <w:pPr>
-        <w:pStyle w:val="P1"/>
-        <w:rPr>
-          <w:color w:val="auto"/>
-          <w:lang w:val="uk-UA"/>
-        </w:rPr>
+        <w:pStyle w:val="IMG1"/>
+        <w:rPr/>
       </w:pPr>
       <w:r>
         <w:drawing>
-          <wp:anchor behindDoc="0" distT="0" distB="0" distL="0" distR="0" simplePos="0" locked="0" layoutInCell="0" allowOverlap="1" relativeHeight="9">
+          <wp:anchor behindDoc="0" distT="0" distB="0" distL="0" distR="0" simplePos="0" locked="0" layoutInCell="0" allowOverlap="1" relativeHeight="10">
             <wp:simplePos x="0" y="0"/>
             <wp:positionH relativeFrom="column">
               <wp:align>center</wp:align>
@@ -2573,7 +2921,7 @@
             <wp:positionV relativeFrom="paragraph">
               <wp:posOffset>635</wp:posOffset>
             </wp:positionV>
-            <wp:extent cx="5731510" cy="928370"/>
+            <wp:extent cx="5731510" cy="913130"/>
             <wp:effectExtent l="0" t="0" r="0" b="0"/>
             <wp:wrapSquare wrapText="largest"/>
             <wp:docPr id="7" name="Зображення8" descr=""/>
@@ -2598,7 +2946,7 @@
                   <pic:spPr bwMode="auto">
                     <a:xfrm>
                       <a:off x="0" y="0"/>
-                      <a:ext cx="5731510" cy="928370"/>
+                      <a:ext cx="5731510" cy="913130"/>
                     </a:xfrm>
                     <a:prstGeom prst="rect">
                       <a:avLst/>
@@ -2612,39 +2960,47 @@
         </w:drawing>
       </w:r>
       <w:r>
-        <w:rPr>
-          <w:color w:val="auto"/>
-          <w:lang w:val="uk-UA"/>
-        </w:rPr>
-        <w:t>Рисунок 3.1 — При кількості кластерів 2</w:t>
-      </w:r>
-    </w:p>
-    <w:p>
-      <w:pPr>
-        <w:pStyle w:val="P1"/>
-        <w:rPr>
-          <w:color w:val="auto"/>
-          <w:lang w:val="uk-UA"/>
-        </w:rPr>
-      </w:pPr>
-      <w:r>
-        <w:rPr>
-          <w:color w:val="auto"/>
-          <w:lang w:val="uk-UA"/>
-        </w:rPr>
-      </w:r>
-    </w:p>
-    <w:p>
-      <w:pPr>
-        <w:pStyle w:val="P1"/>
-        <w:rPr>
-          <w:color w:val="auto"/>
-          <w:lang w:val="uk-UA"/>
-        </w:rPr>
+        <w:rPr/>
+        <w:t>Рисунок 3.1.</w:t>
+      </w:r>
+      <w:r>
+        <w:rPr/>
+        <w:t>1</w:t>
+      </w:r>
+      <w:r>
+        <w:rPr/>
+        <w:t xml:space="preserve"> — </w:t>
+      </w:r>
+      <w:r>
+        <w:rPr/>
+        <w:t xml:space="preserve">Кількість </w:t>
+      </w:r>
+      <w:r>
+        <w:rPr/>
+        <w:t xml:space="preserve">кластерів 2, </w:t>
+      </w:r>
+      <w:r>
+        <w:rPr/>
+        <w:t>консоль</w:t>
+      </w:r>
+    </w:p>
+    <w:p>
+      <w:pPr>
+        <w:pStyle w:val="IMG1"/>
+        <w:rPr/>
+      </w:pPr>
+      <w:r>
+        <w:rPr/>
+      </w:r>
+    </w:p>
+    <w:p>
+      <w:pPr>
+        <w:pStyle w:val="IMG1"/>
+        <w:rPr/>
       </w:pPr>
       <w:r>
         <w:drawing>
-          <wp:anchor behindDoc="0" distT="0" distB="0" distL="0" distR="0" simplePos="0" locked="0" layoutInCell="0" allowOverlap="1" relativeHeight="8">
+          <wp:anchor behindDoc="0" distT="0" distB="0" distL="0" distR="0" simplePos="0" locked="0" layoutInCell="0" allowOverlap="1" relativeHeight="11">
             <wp:simplePos x="0" y="0"/>
             <wp:positionH relativeFrom="column">
               <wp:align>center</wp:align>
@@ -2652,10 +3008,10 @@
             <wp:positionV relativeFrom="paragraph">
               <wp:posOffset>635</wp:posOffset>
             </wp:positionV>
-            <wp:extent cx="5731510" cy="902970"/>
+            <wp:extent cx="5731510" cy="4298315"/>
             <wp:effectExtent l="0" t="0" r="0" b="0"/>
             <wp:wrapSquare wrapText="largest"/>
-            <wp:docPr id="8" name="Зображення7" descr=""/>
+            <wp:docPr id="8" name="Зображення12" descr=""/>
             <wp:cNvGraphicFramePr>
               <a:graphicFrameLocks xmlns:a="http://schemas.openxmlformats.org/drawingml/2006/main" noChangeAspect="1"/>
             </wp:cNvGraphicFramePr>
@@ -2663,7 +3019,7 @@
               <a:graphicData uri="http://schemas.openxmlformats.org/drawingml/2006/picture">
                 <pic:pic xmlns:pic="http://schemas.openxmlformats.org/drawingml/2006/picture">
                   <pic:nvPicPr>
-                    <pic:cNvPr id="8" name="Зображення7" descr=""/>
+                    <pic:cNvPr id="8" name="Зображення12" descr=""/>
                     <pic:cNvPicPr>
                       <a:picLocks noChangeAspect="1" noChangeArrowheads="1"/>
                     </pic:cNvPicPr>
@@ -2677,7 +3033,7 @@
                   <pic:spPr bwMode="auto">
                     <a:xfrm>
                       <a:off x="0" y="0"/>
-                      <a:ext cx="5731510" cy="902970"/>
+                      <a:ext cx="5731510" cy="4298315"/>
                     </a:xfrm>
                     <a:prstGeom prst="rect">
                       <a:avLst/>
@@ -2691,26 +3047,1155 @@
         </w:drawing>
       </w:r>
       <w:r>
-        <w:rPr>
-          <w:color w:val="auto"/>
-          <w:lang w:val="uk-UA"/>
-        </w:rPr>
-        <w:t>Рисунок 3.2 — При кількості кластерів 3</w:t>
-      </w:r>
-    </w:p>
-    <w:p>
-      <w:pPr>
-        <w:pStyle w:val="P1"/>
-        <w:rPr>
-          <w:color w:val="auto"/>
-          <w:lang w:val="uk-UA"/>
-        </w:rPr>
-      </w:pPr>
-      <w:r>
-        <w:rPr>
-          <w:color w:val="auto"/>
-          <w:lang w:val="uk-UA"/>
-        </w:rPr>
+        <w:rPr/>
+        <w:t>Рисунок 3.1.2 — Кількість кластерів 2, графік</w:t>
+      </w:r>
+    </w:p>
+    <w:p>
+      <w:pPr>
+        <w:pStyle w:val="IMG1"/>
+        <w:rPr/>
+      </w:pPr>
+      <w:r>
+        <w:rPr/>
+      </w:r>
+    </w:p>
+    <w:p>
+      <w:pPr>
+        <w:pStyle w:val="IMG1"/>
+        <w:rPr/>
+      </w:pPr>
+      <w:r>
+        <w:drawing>
+          <wp:anchor behindDoc="0" distT="0" distB="0" distL="0" distR="0" simplePos="0" locked="0" layoutInCell="0" allowOverlap="1" relativeHeight="8">
+            <wp:simplePos x="0" y="0"/>
+            <wp:positionH relativeFrom="column">
+              <wp:align>center</wp:align>
+            </wp:positionH>
+            <wp:positionV relativeFrom="paragraph">
+              <wp:posOffset>635</wp:posOffset>
+            </wp:positionV>
+            <wp:extent cx="5731510" cy="917575"/>
+            <wp:effectExtent l="0" t="0" r="0" b="0"/>
+            <wp:wrapSquare wrapText="largest"/>
+            <wp:docPr id="9" name="Зображення7" descr=""/>
+            <wp:cNvGraphicFramePr>
+              <a:graphicFrameLocks xmlns:a="http://schemas.openxmlformats.org/drawingml/2006/main" noChangeAspect="1"/>
+            </wp:cNvGraphicFramePr>
+            <a:graphic xmlns:a="http://schemas.openxmlformats.org/drawingml/2006/main">
+              <a:graphicData uri="http://schemas.openxmlformats.org/drawingml/2006/picture">
+                <pic:pic xmlns:pic="http://schemas.openxmlformats.org/drawingml/2006/picture">
+                  <pic:nvPicPr>
+                    <pic:cNvPr id="9" name="Зображення7" descr=""/>
+                    <pic:cNvPicPr>
+                      <a:picLocks noChangeAspect="1" noChangeArrowheads="1"/>
+                    </pic:cNvPicPr>
+                  </pic:nvPicPr>
+                  <pic:blipFill>
+                    <a:blip r:embed="rId10"/>
+                    <a:stretch>
+                      <a:fillRect/>
+                    </a:stretch>
+                  </pic:blipFill>
+                  <pic:spPr bwMode="auto">
+                    <a:xfrm>
+                      <a:off x="0" y="0"/>
+                      <a:ext cx="5731510" cy="917575"/>
+                    </a:xfrm>
+                    <a:prstGeom prst="rect">
+                      <a:avLst/>
+                    </a:prstGeom>
+                    <a:noFill/>
+                  </pic:spPr>
+                </pic:pic>
+              </a:graphicData>
+            </a:graphic>
+          </wp:anchor>
+        </w:drawing>
+      </w:r>
+      <w:r>
+        <w:rPr/>
+        <w:t>Рисунок 3.2.</w:t>
+      </w:r>
+      <w:r>
+        <w:rPr>
+          <w:lang w:val="en-US"/>
+        </w:rPr>
+        <w:t>1</w:t>
+      </w:r>
+      <w:r>
+        <w:rPr/>
+        <w:t xml:space="preserve"> — </w:t>
+      </w:r>
+      <w:r>
+        <w:rPr/>
+        <w:t xml:space="preserve">Кількість </w:t>
+      </w:r>
+      <w:r>
+        <w:rPr/>
+        <w:t xml:space="preserve">кластерів 3, </w:t>
+      </w:r>
+      <w:r>
+        <w:rPr/>
+        <w:t>консоль</w:t>
+      </w:r>
+    </w:p>
+    <w:p>
+      <w:pPr>
+        <w:pStyle w:val="IMG1"/>
+        <w:rPr/>
+      </w:pPr>
+      <w:r>
+        <w:rPr/>
+      </w:r>
+    </w:p>
+    <w:p>
+      <w:pPr>
+        <w:pStyle w:val="IMG1"/>
+        <w:rPr/>
+      </w:pPr>
+      <w:r>
+        <w:drawing>
+          <wp:anchor behindDoc="0" distT="0" distB="0" distL="0" distR="0" simplePos="0" locked="0" layoutInCell="0" allowOverlap="1" relativeHeight="9">
+            <wp:simplePos x="0" y="0"/>
+            <wp:positionH relativeFrom="column">
+              <wp:align>center</wp:align>
+            </wp:positionH>
+            <wp:positionV relativeFrom="paragraph">
+              <wp:posOffset>635</wp:posOffset>
+            </wp:positionV>
+            <wp:extent cx="5731510" cy="4298315"/>
+            <wp:effectExtent l="0" t="0" r="0" b="0"/>
+            <wp:wrapSquare wrapText="largest"/>
+            <wp:docPr id="10" name="Зображення11" descr=""/>
+            <wp:cNvGraphicFramePr>
+              <a:graphicFrameLocks xmlns:a="http://schemas.openxmlformats.org/drawingml/2006/main" noChangeAspect="1"/>
+            </wp:cNvGraphicFramePr>
+            <a:graphic xmlns:a="http://schemas.openxmlformats.org/drawingml/2006/main">
+              <a:graphicData uri="http://schemas.openxmlformats.org/drawingml/2006/picture">
+                <pic:pic xmlns:pic="http://schemas.openxmlformats.org/drawingml/2006/picture">
+                  <pic:nvPicPr>
+                    <pic:cNvPr id="10" name="Зображення11" descr=""/>
+                    <pic:cNvPicPr>
+                      <a:picLocks noChangeAspect="1" noChangeArrowheads="1"/>
+                    </pic:cNvPicPr>
+                  </pic:nvPicPr>
+                  <pic:blipFill>
+                    <a:blip r:embed="rId11"/>
+                    <a:stretch>
+                      <a:fillRect/>
+                    </a:stretch>
+                  </pic:blipFill>
+                  <pic:spPr bwMode="auto">
+                    <a:xfrm>
+                      <a:off x="0" y="0"/>
+                      <a:ext cx="5731510" cy="4298315"/>
+                    </a:xfrm>
+                    <a:prstGeom prst="rect">
+                      <a:avLst/>
+                    </a:prstGeom>
+                    <a:noFill/>
+                  </pic:spPr>
+                </pic:pic>
+              </a:graphicData>
+            </a:graphic>
+          </wp:anchor>
+        </w:drawing>
+      </w:r>
+      <w:r>
+        <w:rPr/>
+        <w:t>Рисунок 3.2.2 — Кількість кластерів 2, графік</w:t>
+      </w:r>
+    </w:p>
+    <w:p>
+      <w:pPr>
+        <w:pStyle w:val="P1"/>
+        <w:rPr>
+          <w:color w:val="auto"/>
+          <w:lang w:val="uk-UA"/>
+        </w:rPr>
+      </w:pPr>
+      <w:r>
+        <w:rPr>
+          <w:color w:val="auto"/>
+          <w:lang w:val="uk-UA"/>
+        </w:rPr>
+      </w:r>
+    </w:p>
+    <w:p>
+      <w:pPr>
+        <w:pStyle w:val="H2"/>
+        <w:rPr/>
+      </w:pPr>
+      <w:r>
+        <w:rPr/>
+        <w:t xml:space="preserve">4 </w:t>
+      </w:r>
+      <w:r>
+        <w:rPr>
+          <w:lang w:val="uk-UA"/>
+        </w:rPr>
+        <w:t>Видалення ознак</w:t>
+      </w:r>
+    </w:p>
+    <w:p>
+      <w:pPr>
+        <w:pStyle w:val="P1"/>
+        <w:rPr>
+          <w:color w:val="auto"/>
+          <w:lang w:val="uk-UA"/>
+        </w:rPr>
+      </w:pPr>
+      <w:r>
+        <w:rPr>
+          <w:color w:val="auto"/>
+          <w:lang w:val="uk-UA"/>
+        </w:rPr>
+      </w:r>
+    </w:p>
+    <w:p>
+      <w:pPr>
+        <w:pStyle w:val="P1"/>
+        <w:rPr>
+          <w:color w:val="auto"/>
+          <w:lang w:val="uk-UA"/>
+        </w:rPr>
+      </w:pPr>
+      <w:r>
+        <w:rPr>
+          <w:color w:val="auto"/>
+          <w:lang w:val="uk-UA"/>
+        </w:rPr>
+        <w:t>Залишимо тільки ширину та довжину чашечки.</w:t>
+      </w:r>
+    </w:p>
+    <w:p>
+      <w:pPr>
+        <w:pStyle w:val="P1"/>
+        <w:rPr>
+          <w:color w:val="auto"/>
+          <w:lang w:val="uk-UA"/>
+        </w:rPr>
+      </w:pPr>
+      <w:r>
+        <w:rPr>
+          <w:color w:val="auto"/>
+          <w:lang w:val="uk-UA"/>
+        </w:rPr>
+      </w:r>
+    </w:p>
+    <w:p>
+      <w:pPr>
+        <w:pStyle w:val="H3"/>
+        <w:rPr/>
+      </w:pPr>
+      <w:r>
+        <w:rPr/>
+        <w:t xml:space="preserve">Код </w:t>
+      </w:r>
+    </w:p>
+    <w:p>
+      <w:pPr>
+        <w:pStyle w:val="P1"/>
+        <w:rPr/>
+      </w:pPr>
+      <w:r>
+        <w:rPr/>
+      </w:r>
+    </w:p>
+    <w:p>
+      <w:pPr>
+        <w:pStyle w:val="Code"/>
+        <w:rPr>
+          <w:color w:val="auto"/>
+        </w:rPr>
+      </w:pPr>
+      <w:r>
+        <w:rPr>
+          <w:color w:val="auto"/>
+        </w:rPr>
+        <w:t>from matplotlib import pyplot as plt</w:t>
+      </w:r>
+    </w:p>
+    <w:p>
+      <w:pPr>
+        <w:pStyle w:val="Code"/>
+        <w:rPr>
+          <w:color w:val="auto"/>
+        </w:rPr>
+      </w:pPr>
+      <w:r>
+        <w:rPr>
+          <w:color w:val="auto"/>
+        </w:rPr>
+        <w:t>from sklearn.cluster import AgglomerativeClustering, KMeans</w:t>
+      </w:r>
+    </w:p>
+    <w:p>
+      <w:pPr>
+        <w:pStyle w:val="Code"/>
+        <w:rPr>
+          <w:color w:val="auto"/>
+        </w:rPr>
+      </w:pPr>
+      <w:r>
+        <w:rPr>
+          <w:color w:val="auto"/>
+        </w:rPr>
+        <w:t>from sklearn.datasets import load_iris</w:t>
+      </w:r>
+    </w:p>
+    <w:p>
+      <w:pPr>
+        <w:pStyle w:val="Code"/>
+        <w:rPr>
+          <w:color w:val="auto"/>
+        </w:rPr>
+      </w:pPr>
+      <w:r>
+        <w:rPr>
+          <w:color w:val="auto"/>
+        </w:rPr>
+        <w:t>from sklearn.model_selection import train_test_split</w:t>
+      </w:r>
+    </w:p>
+    <w:p>
+      <w:pPr>
+        <w:pStyle w:val="Code"/>
+        <w:rPr>
+          <w:color w:val="auto"/>
+        </w:rPr>
+      </w:pPr>
+      <w:r>
+        <w:rPr>
+          <w:color w:val="auto"/>
+        </w:rPr>
+      </w:r>
+    </w:p>
+    <w:p>
+      <w:pPr>
+        <w:pStyle w:val="Code"/>
+        <w:rPr>
+          <w:color w:val="auto"/>
+        </w:rPr>
+      </w:pPr>
+      <w:r>
+        <w:rPr>
+          <w:color w:val="auto"/>
+        </w:rPr>
+        <w:t>iris=load_iris()</w:t>
+      </w:r>
+    </w:p>
+    <w:p>
+      <w:pPr>
+        <w:pStyle w:val="Code"/>
+        <w:rPr>
+          <w:color w:val="auto"/>
+        </w:rPr>
+      </w:pPr>
+      <w:r>
+        <w:rPr>
+          <w:color w:val="auto"/>
+        </w:rPr>
+        <w:t>X=iris.data</w:t>
+      </w:r>
+    </w:p>
+    <w:p>
+      <w:pPr>
+        <w:pStyle w:val="Code"/>
+        <w:rPr>
+          <w:color w:val="auto"/>
+        </w:rPr>
+      </w:pPr>
+      <w:r>
+        <w:rPr>
+          <w:color w:val="auto"/>
+        </w:rPr>
+        <w:t>X=X[:,:2]</w:t>
+      </w:r>
+    </w:p>
+    <w:p>
+      <w:pPr>
+        <w:pStyle w:val="Code"/>
+        <w:rPr>
+          <w:color w:val="auto"/>
+        </w:rPr>
+      </w:pPr>
+      <w:r>
+        <w:rPr>
+          <w:color w:val="auto"/>
+        </w:rPr>
+        <w:t>print(X,iris.feature_names[:2])</w:t>
+      </w:r>
+    </w:p>
+    <w:p>
+      <w:pPr>
+        <w:pStyle w:val="Code"/>
+        <w:rPr>
+          <w:color w:val="auto"/>
+        </w:rPr>
+      </w:pPr>
+      <w:r>
+        <w:rPr>
+          <w:color w:val="auto"/>
+        </w:rPr>
+        <w:t>y=iris.target</w:t>
+      </w:r>
+    </w:p>
+    <w:p>
+      <w:pPr>
+        <w:pStyle w:val="Code"/>
+        <w:rPr>
+          <w:color w:val="auto"/>
+        </w:rPr>
+      </w:pPr>
+      <w:r>
+        <w:rPr>
+          <w:color w:val="auto"/>
+        </w:rPr>
+        <w:t># Розбиття вибірки на тестову та тренувальну</w:t>
+      </w:r>
+    </w:p>
+    <w:p>
+      <w:pPr>
+        <w:pStyle w:val="Code"/>
+        <w:rPr>
+          <w:color w:val="auto"/>
+        </w:rPr>
+      </w:pPr>
+      <w:r>
+        <w:rPr>
+          <w:color w:val="auto"/>
+        </w:rPr>
+        <w:t>X_train,X_test,y_train,y_test=train_test_split(X,y)</w:t>
+      </w:r>
+    </w:p>
+    <w:p>
+      <w:pPr>
+        <w:pStyle w:val="Code"/>
+        <w:rPr>
+          <w:color w:val="auto"/>
+        </w:rPr>
+      </w:pPr>
+      <w:r>
+        <w:rPr>
+          <w:color w:val="auto"/>
+        </w:rPr>
+      </w:r>
+    </w:p>
+    <w:p>
+      <w:pPr>
+        <w:pStyle w:val="Code"/>
+        <w:rPr>
+          <w:color w:val="auto"/>
+        </w:rPr>
+      </w:pPr>
+      <w:r>
+        <w:rPr>
+          <w:color w:val="auto"/>
+        </w:rPr>
+        <w:t>kmeans=KMeans(n_clusters=2)</w:t>
+      </w:r>
+    </w:p>
+    <w:p>
+      <w:pPr>
+        <w:pStyle w:val="Code"/>
+        <w:rPr>
+          <w:color w:val="auto"/>
+        </w:rPr>
+      </w:pPr>
+      <w:r>
+        <w:rPr>
+          <w:color w:val="auto"/>
+        </w:rPr>
+        <w:t>kmeans_results=kmeans.fit_predict(X_test)</w:t>
+      </w:r>
+    </w:p>
+    <w:p>
+      <w:pPr>
+        <w:pStyle w:val="Code"/>
+        <w:rPr>
+          <w:color w:val="auto"/>
+        </w:rPr>
+      </w:pPr>
+      <w:r>
+        <w:rPr>
+          <w:color w:val="auto"/>
+        </w:rPr>
+        <w:t># Оцінка похибки методу</w:t>
+      </w:r>
+    </w:p>
+    <w:p>
+      <w:pPr>
+        <w:pStyle w:val="Code"/>
+        <w:rPr>
+          <w:color w:val="auto"/>
+        </w:rPr>
+      </w:pPr>
+      <w:r>
+        <w:rPr>
+          <w:color w:val="auto"/>
+        </w:rPr>
+        <w:t>kmeans_score=kmeans.score(X_test)/len(X_test)</w:t>
+      </w:r>
+    </w:p>
+    <w:p>
+      <w:pPr>
+        <w:pStyle w:val="Code"/>
+        <w:rPr>
+          <w:color w:val="auto"/>
+        </w:rPr>
+      </w:pPr>
+      <w:r>
+        <w:rPr>
+          <w:color w:val="auto"/>
+        </w:rPr>
+      </w:r>
+    </w:p>
+    <w:p>
+      <w:pPr>
+        <w:pStyle w:val="Code"/>
+        <w:rPr>
+          <w:color w:val="auto"/>
+        </w:rPr>
+      </w:pPr>
+      <w:r>
+        <w:rPr>
+          <w:color w:val="auto"/>
+        </w:rPr>
+        <w:t>agglomerative=AgglomerativeClustering()</w:t>
+      </w:r>
+    </w:p>
+    <w:p>
+      <w:pPr>
+        <w:pStyle w:val="Code"/>
+        <w:rPr>
+          <w:color w:val="auto"/>
+        </w:rPr>
+      </w:pPr>
+      <w:r>
+        <w:rPr>
+          <w:color w:val="auto"/>
+        </w:rPr>
+        <w:t>agglomerative_results=agglomerative.fit_predict(X_test)</w:t>
+      </w:r>
+    </w:p>
+    <w:p>
+      <w:pPr>
+        <w:pStyle w:val="Code"/>
+        <w:rPr>
+          <w:color w:val="auto"/>
+        </w:rPr>
+      </w:pPr>
+      <w:r>
+        <w:rPr>
+          <w:color w:val="auto"/>
+        </w:rPr>
+        <w:t># Кількість розбіжностей між результатами двох методів</w:t>
+      </w:r>
+    </w:p>
+    <w:p>
+      <w:pPr>
+        <w:pStyle w:val="Code"/>
+        <w:rPr>
+          <w:color w:val="auto"/>
+        </w:rPr>
+      </w:pPr>
+      <w:r>
+        <w:rPr>
+          <w:color w:val="auto"/>
+        </w:rPr>
+        <w:t>agglomerative_score=sum([agglomerative_results[i]!=kmeans_results[i] for i in range(len(kmeans_results))])</w:t>
+      </w:r>
+    </w:p>
+    <w:p>
+      <w:pPr>
+        <w:pStyle w:val="Code"/>
+        <w:rPr>
+          <w:color w:val="auto"/>
+        </w:rPr>
+      </w:pPr>
+      <w:r>
+        <w:rPr>
+          <w:color w:val="auto"/>
+        </w:rPr>
+      </w:r>
+    </w:p>
+    <w:p>
+      <w:pPr>
+        <w:pStyle w:val="Code"/>
+        <w:rPr>
+          <w:color w:val="auto"/>
+        </w:rPr>
+      </w:pPr>
+      <w:r>
+        <w:rPr>
+          <w:color w:val="auto"/>
+        </w:rPr>
+        <w:t>print(f'\n{kmeans_results = }')</w:t>
+      </w:r>
+    </w:p>
+    <w:p>
+      <w:pPr>
+        <w:pStyle w:val="Code"/>
+        <w:rPr>
+          <w:color w:val="auto"/>
+        </w:rPr>
+      </w:pPr>
+      <w:r>
+        <w:rPr>
+          <w:color w:val="auto"/>
+        </w:rPr>
+        <w:t>print(f'K-Means clustering accuracy: {kmeans_score}')</w:t>
+      </w:r>
+    </w:p>
+    <w:p>
+      <w:pPr>
+        <w:pStyle w:val="Code"/>
+        <w:rPr>
+          <w:color w:val="auto"/>
+        </w:rPr>
+      </w:pPr>
+      <w:r>
+        <w:rPr>
+          <w:color w:val="auto"/>
+        </w:rPr>
+        <w:t>print(f'\n{agglomerative_results = }')</w:t>
+      </w:r>
+    </w:p>
+    <w:p>
+      <w:pPr>
+        <w:pStyle w:val="Code"/>
+        <w:rPr>
+          <w:color w:val="auto"/>
+        </w:rPr>
+      </w:pPr>
+      <w:r>
+        <w:rPr>
+          <w:color w:val="auto"/>
+        </w:rPr>
+        <w:t>print(f'Hierarchical clustering results difference: {agglomerative_score}')</w:t>
+      </w:r>
+    </w:p>
+    <w:p>
+      <w:pPr>
+        <w:pStyle w:val="Code"/>
+        <w:rPr>
+          <w:color w:val="auto"/>
+        </w:rPr>
+      </w:pPr>
+      <w:r>
+        <w:rPr>
+          <w:color w:val="auto"/>
+        </w:rPr>
+      </w:r>
+    </w:p>
+    <w:p>
+      <w:pPr>
+        <w:pStyle w:val="Code"/>
+        <w:rPr>
+          <w:color w:val="auto"/>
+        </w:rPr>
+      </w:pPr>
+      <w:r>
+        <w:rPr>
+          <w:color w:val="auto"/>
+        </w:rPr>
+        <w:t>plot=plt.scatter(X_test[:,0],X_test[:,1],c=kmeans_results,cmap='viridis')</w:t>
+      </w:r>
+    </w:p>
+    <w:p>
+      <w:pPr>
+        <w:pStyle w:val="Code"/>
+        <w:rPr>
+          <w:color w:val="auto"/>
+        </w:rPr>
+      </w:pPr>
+      <w:r>
+        <w:rPr>
+          <w:color w:val="auto"/>
+        </w:rPr>
+        <w:t>plt.legend(plot.legend_elements()[0], iris.target_names.tolist())</w:t>
+      </w:r>
+    </w:p>
+    <w:p>
+      <w:pPr>
+        <w:pStyle w:val="Code"/>
+        <w:rPr>
+          <w:color w:val="auto"/>
+        </w:rPr>
+      </w:pPr>
+      <w:r>
+        <w:rPr>
+          <w:color w:val="auto"/>
+        </w:rPr>
+        <w:t>plt.show()</w:t>
+      </w:r>
+    </w:p>
+    <w:p>
+      <w:pPr>
+        <w:pStyle w:val="Code"/>
+        <w:rPr>
+          <w:color w:val="auto"/>
+        </w:rPr>
+      </w:pPr>
+      <w:r>
+        <w:rPr>
+          <w:color w:val="auto"/>
+        </w:rPr>
+      </w:r>
+    </w:p>
+    <w:p>
+      <w:pPr>
+        <w:pStyle w:val="H2"/>
+        <w:rPr/>
+      </w:pPr>
+      <w:r>
+        <w:rPr/>
+        <w:t xml:space="preserve">Результати </w:t>
+      </w:r>
+    </w:p>
+    <w:p>
+      <w:pPr>
+        <w:pStyle w:val="P1"/>
+        <w:rPr>
+          <w:color w:val="auto"/>
+          <w:lang w:val="uk-UA"/>
+        </w:rPr>
+      </w:pPr>
+      <w:r>
+        <w:rPr>
+          <w:color w:val="auto"/>
+          <w:lang w:val="uk-UA"/>
+        </w:rPr>
+      </w:r>
+    </w:p>
+    <w:p>
+      <w:pPr>
+        <w:pStyle w:val="P1"/>
+        <w:rPr>
+          <w:color w:val="auto"/>
+          <w:lang w:val="uk-UA"/>
+        </w:rPr>
+      </w:pPr>
+      <w:r>
+        <w:drawing>
+          <wp:anchor behindDoc="0" distT="0" distB="0" distL="0" distR="0" simplePos="0" locked="0" layoutInCell="0" allowOverlap="1" relativeHeight="13">
+            <wp:simplePos x="0" y="0"/>
+            <wp:positionH relativeFrom="column">
+              <wp:align>center</wp:align>
+            </wp:positionH>
+            <wp:positionV relativeFrom="paragraph">
+              <wp:posOffset>635</wp:posOffset>
+            </wp:positionV>
+            <wp:extent cx="5731510" cy="899795"/>
+            <wp:effectExtent l="0" t="0" r="0" b="0"/>
+            <wp:wrapSquare wrapText="largest"/>
+            <wp:docPr id="11" name="Зображення9" descr=""/>
+            <wp:cNvGraphicFramePr>
+              <a:graphicFrameLocks xmlns:a="http://schemas.openxmlformats.org/drawingml/2006/main" noChangeAspect="1"/>
+            </wp:cNvGraphicFramePr>
+            <a:graphic xmlns:a="http://schemas.openxmlformats.org/drawingml/2006/main">
+              <a:graphicData uri="http://schemas.openxmlformats.org/drawingml/2006/picture">
+                <pic:pic xmlns:pic="http://schemas.openxmlformats.org/drawingml/2006/picture">
+                  <pic:nvPicPr>
+                    <pic:cNvPr id="11" name="Зображення9" descr=""/>
+                    <pic:cNvPicPr>
+                      <a:picLocks noChangeAspect="1" noChangeArrowheads="1"/>
+                    </pic:cNvPicPr>
+                  </pic:nvPicPr>
+                  <pic:blipFill>
+                    <a:blip r:embed="rId12"/>
+                    <a:stretch>
+                      <a:fillRect/>
+                    </a:stretch>
+                  </pic:blipFill>
+                  <pic:spPr bwMode="auto">
+                    <a:xfrm>
+                      <a:off x="0" y="0"/>
+                      <a:ext cx="5731510" cy="899795"/>
+                    </a:xfrm>
+                    <a:prstGeom prst="rect">
+                      <a:avLst/>
+                    </a:prstGeom>
+                    <a:noFill/>
+                  </pic:spPr>
+                </pic:pic>
+              </a:graphicData>
+            </a:graphic>
+          </wp:anchor>
+        </w:drawing>
+      </w:r>
+      <w:r>
+        <w:rPr>
+          <w:color w:val="auto"/>
+          <w:lang w:val="uk-UA"/>
+        </w:rPr>
+        <w:t>Рисунок 4.1.</w:t>
+      </w:r>
+      <w:r>
+        <w:rPr>
+          <w:color w:val="auto"/>
+          <w:lang w:val="uk-UA"/>
+        </w:rPr>
+        <w:t>1</w:t>
+      </w:r>
+      <w:r>
+        <w:rPr>
+          <w:color w:val="auto"/>
+          <w:lang w:val="uk-UA"/>
+        </w:rPr>
+        <w:t xml:space="preserve"> — </w:t>
+      </w:r>
+      <w:r>
+        <w:rPr>
+          <w:color w:val="auto"/>
+          <w:lang w:val="uk-UA"/>
+        </w:rPr>
+        <w:t xml:space="preserve">Кількість </w:t>
+      </w:r>
+      <w:r>
+        <w:rPr>
+          <w:color w:val="auto"/>
+          <w:lang w:val="uk-UA"/>
+        </w:rPr>
+        <w:t xml:space="preserve">кластерів 2, </w:t>
+      </w:r>
+      <w:r>
+        <w:rPr>
+          <w:color w:val="auto"/>
+          <w:lang w:val="uk-UA"/>
+        </w:rPr>
+        <w:t>консоль</w:t>
+      </w:r>
+    </w:p>
+    <w:p>
+      <w:pPr>
+        <w:pStyle w:val="P1"/>
+        <w:rPr>
+          <w:color w:val="auto"/>
+          <w:lang w:val="uk-UA"/>
+        </w:rPr>
+      </w:pPr>
+      <w:r>
+        <w:rPr>
+          <w:color w:val="auto"/>
+          <w:lang w:val="uk-UA"/>
+        </w:rPr>
+      </w:r>
+    </w:p>
+    <w:p>
+      <w:pPr>
+        <w:pStyle w:val="P1"/>
+        <w:rPr>
+          <w:color w:val="auto"/>
+          <w:lang w:val="uk-UA"/>
+        </w:rPr>
+      </w:pPr>
+      <w:r>
+        <w:drawing>
+          <wp:anchor behindDoc="0" distT="0" distB="0" distL="0" distR="0" simplePos="0" locked="0" layoutInCell="0" allowOverlap="1" relativeHeight="14">
+            <wp:simplePos x="0" y="0"/>
+            <wp:positionH relativeFrom="column">
+              <wp:align>center</wp:align>
+            </wp:positionH>
+            <wp:positionV relativeFrom="paragraph">
+              <wp:posOffset>635</wp:posOffset>
+            </wp:positionV>
+            <wp:extent cx="5731510" cy="4298315"/>
+            <wp:effectExtent l="0" t="0" r="0" b="0"/>
+            <wp:wrapSquare wrapText="largest"/>
+            <wp:docPr id="12" name="Зображення13" descr=""/>
+            <wp:cNvGraphicFramePr>
+              <a:graphicFrameLocks xmlns:a="http://schemas.openxmlformats.org/drawingml/2006/main" noChangeAspect="1"/>
+            </wp:cNvGraphicFramePr>
+            <a:graphic xmlns:a="http://schemas.openxmlformats.org/drawingml/2006/main">
+              <a:graphicData uri="http://schemas.openxmlformats.org/drawingml/2006/picture">
+                <pic:pic xmlns:pic="http://schemas.openxmlformats.org/drawingml/2006/picture">
+                  <pic:nvPicPr>
+                    <pic:cNvPr id="12" name="Зображення13" descr=""/>
+                    <pic:cNvPicPr>
+                      <a:picLocks noChangeAspect="1" noChangeArrowheads="1"/>
+                    </pic:cNvPicPr>
+                  </pic:nvPicPr>
+                  <pic:blipFill>
+                    <a:blip r:embed="rId13"/>
+                    <a:stretch>
+                      <a:fillRect/>
+                    </a:stretch>
+                  </pic:blipFill>
+                  <pic:spPr bwMode="auto">
+                    <a:xfrm>
+                      <a:off x="0" y="0"/>
+                      <a:ext cx="5731510" cy="4298315"/>
+                    </a:xfrm>
+                    <a:prstGeom prst="rect">
+                      <a:avLst/>
+                    </a:prstGeom>
+                    <a:noFill/>
+                  </pic:spPr>
+                </pic:pic>
+              </a:graphicData>
+            </a:graphic>
+          </wp:anchor>
+        </w:drawing>
+      </w:r>
+      <w:r>
+        <w:rPr>
+          <w:color w:val="auto"/>
+          <w:lang w:val="uk-UA"/>
+        </w:rPr>
+        <w:t>Рисунок 4.1.2 — Кількість кластерів 2, графік</w:t>
+      </w:r>
+    </w:p>
+    <w:p>
+      <w:pPr>
+        <w:pStyle w:val="P1"/>
+        <w:rPr>
+          <w:color w:val="auto"/>
+          <w:lang w:val="uk-UA"/>
+        </w:rPr>
+      </w:pPr>
+      <w:r>
+        <w:rPr>
+          <w:color w:val="auto"/>
+          <w:lang w:val="uk-UA"/>
+        </w:rPr>
+      </w:r>
+    </w:p>
+    <w:p>
+      <w:pPr>
+        <w:pStyle w:val="P1"/>
+        <w:rPr>
+          <w:color w:val="auto"/>
+          <w:lang w:val="uk-UA"/>
+        </w:rPr>
+      </w:pPr>
+      <w:r>
+        <w:drawing>
+          <wp:anchor behindDoc="0" distT="0" distB="0" distL="0" distR="0" simplePos="0" locked="0" layoutInCell="0" allowOverlap="1" relativeHeight="12">
+            <wp:simplePos x="0" y="0"/>
+            <wp:positionH relativeFrom="column">
+              <wp:align>center</wp:align>
+            </wp:positionH>
+            <wp:positionV relativeFrom="paragraph">
+              <wp:posOffset>635</wp:posOffset>
+            </wp:positionV>
+            <wp:extent cx="5731510" cy="934720"/>
+            <wp:effectExtent l="0" t="0" r="0" b="0"/>
+            <wp:wrapSquare wrapText="largest"/>
+            <wp:docPr id="13" name="Зображення10" descr=""/>
+            <wp:cNvGraphicFramePr>
+              <a:graphicFrameLocks xmlns:a="http://schemas.openxmlformats.org/drawingml/2006/main" noChangeAspect="1"/>
+            </wp:cNvGraphicFramePr>
+            <a:graphic xmlns:a="http://schemas.openxmlformats.org/drawingml/2006/main">
+              <a:graphicData uri="http://schemas.openxmlformats.org/drawingml/2006/picture">
+                <pic:pic xmlns:pic="http://schemas.openxmlformats.org/drawingml/2006/picture">
+                  <pic:nvPicPr>
+                    <pic:cNvPr id="13" name="Зображення10" descr=""/>
+                    <pic:cNvPicPr>
+                      <a:picLocks noChangeAspect="1" noChangeArrowheads="1"/>
+                    </pic:cNvPicPr>
+                  </pic:nvPicPr>
+                  <pic:blipFill>
+                    <a:blip r:embed="rId14"/>
+                    <a:stretch>
+                      <a:fillRect/>
+                    </a:stretch>
+                  </pic:blipFill>
+                  <pic:spPr bwMode="auto">
+                    <a:xfrm>
+                      <a:off x="0" y="0"/>
+                      <a:ext cx="5731510" cy="934720"/>
+                    </a:xfrm>
+                    <a:prstGeom prst="rect">
+                      <a:avLst/>
+                    </a:prstGeom>
+                    <a:noFill/>
+                  </pic:spPr>
+                </pic:pic>
+              </a:graphicData>
+            </a:graphic>
+          </wp:anchor>
+        </w:drawing>
+      </w:r>
+      <w:r>
+        <w:rPr>
+          <w:color w:val="auto"/>
+          <w:lang w:val="uk-UA"/>
+        </w:rPr>
+        <w:t>Рисунок 4.2.</w:t>
+      </w:r>
+      <w:r>
+        <w:rPr>
+          <w:color w:val="auto"/>
+          <w:lang w:val="uk-UA"/>
+        </w:rPr>
+        <w:t>1</w:t>
+      </w:r>
+      <w:r>
+        <w:rPr>
+          <w:color w:val="auto"/>
+          <w:lang w:val="uk-UA"/>
+        </w:rPr>
+        <w:t xml:space="preserve"> — </w:t>
+      </w:r>
+      <w:r>
+        <w:rPr>
+          <w:color w:val="auto"/>
+          <w:lang w:val="uk-UA"/>
+        </w:rPr>
+        <w:t xml:space="preserve">Кількість </w:t>
+      </w:r>
+      <w:r>
+        <w:rPr>
+          <w:color w:val="auto"/>
+          <w:lang w:val="uk-UA"/>
+        </w:rPr>
+        <w:t xml:space="preserve">кластерів 3, </w:t>
+      </w:r>
+      <w:r>
+        <w:rPr>
+          <w:color w:val="auto"/>
+          <w:lang w:val="uk-UA"/>
+        </w:rPr>
+        <w:t>консоль</w:t>
+      </w:r>
+    </w:p>
+    <w:p>
+      <w:pPr>
+        <w:pStyle w:val="P1"/>
+        <w:rPr>
+          <w:color w:val="auto"/>
+          <w:lang w:val="uk-UA"/>
+        </w:rPr>
+      </w:pPr>
+      <w:r>
+        <w:rPr>
+          <w:color w:val="auto"/>
+          <w:lang w:val="uk-UA"/>
+        </w:rPr>
+      </w:r>
+    </w:p>
+    <w:p>
+      <w:pPr>
+        <w:pStyle w:val="P1"/>
+        <w:rPr>
+          <w:color w:val="auto"/>
+          <w:lang w:val="uk-UA"/>
+        </w:rPr>
+      </w:pPr>
+      <w:r>
+        <w:drawing>
+          <wp:anchor behindDoc="0" distT="0" distB="0" distL="0" distR="0" simplePos="0" locked="0" layoutInCell="0" allowOverlap="1" relativeHeight="15">
+            <wp:simplePos x="0" y="0"/>
+            <wp:positionH relativeFrom="column">
+              <wp:align>center</wp:align>
+            </wp:positionH>
+            <wp:positionV relativeFrom="paragraph">
+              <wp:posOffset>635</wp:posOffset>
+            </wp:positionV>
+            <wp:extent cx="5731510" cy="4298315"/>
+            <wp:effectExtent l="0" t="0" r="0" b="0"/>
+            <wp:wrapSquare wrapText="largest"/>
+            <wp:docPr id="14" name="Зображення14" descr=""/>
+            <wp:cNvGraphicFramePr>
+              <a:graphicFrameLocks xmlns:a="http://schemas.openxmlformats.org/drawingml/2006/main" noChangeAspect="1"/>
+            </wp:cNvGraphicFramePr>
+            <a:graphic xmlns:a="http://schemas.openxmlformats.org/drawingml/2006/main">
+              <a:graphicData uri="http://schemas.openxmlformats.org/drawingml/2006/picture">
+                <pic:pic xmlns:pic="http://schemas.openxmlformats.org/drawingml/2006/picture">
+                  <pic:nvPicPr>
+                    <pic:cNvPr id="14" name="Зображення14" descr=""/>
+                    <pic:cNvPicPr>
+                      <a:picLocks noChangeAspect="1" noChangeArrowheads="1"/>
+                    </pic:cNvPicPr>
+                  </pic:nvPicPr>
+                  <pic:blipFill>
+                    <a:blip r:embed="rId15"/>
+                    <a:stretch>
+                      <a:fillRect/>
+                    </a:stretch>
+                  </pic:blipFill>
+                  <pic:spPr bwMode="auto">
+                    <a:xfrm>
+                      <a:off x="0" y="0"/>
+                      <a:ext cx="5731510" cy="4298315"/>
+                    </a:xfrm>
+                    <a:prstGeom prst="rect">
+                      <a:avLst/>
+                    </a:prstGeom>
+                    <a:noFill/>
+                  </pic:spPr>
+                </pic:pic>
+              </a:graphicData>
+            </a:graphic>
+          </wp:anchor>
+        </w:drawing>
+      </w:r>
+      <w:r>
+        <w:rPr>
+          <w:color w:val="auto"/>
+          <w:lang w:val="uk-UA"/>
+        </w:rPr>
+        <w:t>Рисунок 4.2.2 — Кількість кластерів 3, графік</w:t>
+      </w:r>
+    </w:p>
+    <w:p>
+      <w:pPr>
+        <w:pStyle w:val="P1"/>
+        <w:rPr>
+          <w:color w:val="auto"/>
+          <w:lang w:val="uk-UA"/>
+        </w:rPr>
+      </w:pPr>
+      <w:r>
+        <w:rPr>
+          <w:color w:val="auto"/>
+          <w:lang w:val="uk-UA"/>
+        </w:rPr>
+      </w:r>
+    </w:p>
+    <w:p>
+      <w:pPr>
+        <w:pStyle w:val="H1"/>
+        <w:rPr/>
+      </w:pPr>
+      <w:r>
+        <w:rPr/>
+        <w:t>Висновки</w:t>
+      </w:r>
+    </w:p>
+    <w:p>
+      <w:pPr>
+        <w:pStyle w:val="P1"/>
+        <w:rPr/>
+      </w:pPr>
+      <w:r>
+        <w:rPr/>
+      </w:r>
+    </w:p>
+    <w:p>
+      <w:pPr>
+        <w:pStyle w:val="P1"/>
+        <w:rPr>
+          <w:lang w:val="uk-UA"/>
+        </w:rPr>
+      </w:pPr>
+      <w:r>
+        <w:rPr>
+          <w:lang w:val="uk-UA"/>
+        </w:rPr>
+        <w:t>При роботі з двома методами виявлено, що метод К-середніх працює надійніше</w:t>
+      </w:r>
+    </w:p>
+    <w:p>
+      <w:pPr>
+        <w:pStyle w:val="P1"/>
+        <w:rPr/>
+      </w:pPr>
+      <w:r>
+        <w:rPr/>
       </w:r>
     </w:p>
     <w:p>

--- a/32SS Systemy shtuchnogo/2/KNT-122_Onyshchenko_Variant-19_PR2.docx
+++ b/32SS Systemy shtuchnogo/2/KNT-122_Onyshchenko_Variant-19_PR2.docx
@@ -3772,11 +3772,8 @@
     </w:p>
     <w:p>
       <w:pPr>
-        <w:pStyle w:val="P1"/>
-        <w:rPr>
-          <w:color w:val="auto"/>
-          <w:lang w:val="uk-UA"/>
-        </w:rPr>
+        <w:pStyle w:val="IMG1"/>
+        <w:rPr/>
       </w:pPr>
       <w:r>
         <w:drawing>
@@ -3827,70 +3824,43 @@
         </w:drawing>
       </w:r>
       <w:r>
-        <w:rPr>
-          <w:color w:val="auto"/>
-          <w:lang w:val="uk-UA"/>
-        </w:rPr>
+        <w:rPr/>
         <w:t>Рисунок 4.1.</w:t>
       </w:r>
       <w:r>
-        <w:rPr>
-          <w:color w:val="auto"/>
-          <w:lang w:val="uk-UA"/>
-        </w:rPr>
+        <w:rPr/>
         <w:t>1</w:t>
       </w:r>
       <w:r>
-        <w:rPr>
-          <w:color w:val="auto"/>
-          <w:lang w:val="uk-UA"/>
-        </w:rPr>
+        <w:rPr/>
         <w:t xml:space="preserve"> — </w:t>
       </w:r>
       <w:r>
-        <w:rPr>
-          <w:color w:val="auto"/>
-          <w:lang w:val="uk-UA"/>
-        </w:rPr>
+        <w:rPr/>
         <w:t xml:space="preserve">Кількість </w:t>
       </w:r>
       <w:r>
-        <w:rPr>
-          <w:color w:val="auto"/>
-          <w:lang w:val="uk-UA"/>
-        </w:rPr>
+        <w:rPr/>
         <w:t xml:space="preserve">кластерів 2, </w:t>
       </w:r>
       <w:r>
-        <w:rPr>
-          <w:color w:val="auto"/>
-          <w:lang w:val="uk-UA"/>
-        </w:rPr>
+        <w:rPr/>
         <w:t>консоль</w:t>
       </w:r>
     </w:p>
     <w:p>
       <w:pPr>
-        <w:pStyle w:val="P1"/>
-        <w:rPr>
-          <w:color w:val="auto"/>
-          <w:lang w:val="uk-UA"/>
-        </w:rPr>
-      </w:pPr>
-      <w:r>
-        <w:rPr>
-          <w:color w:val="auto"/>
-          <w:lang w:val="uk-UA"/>
-        </w:rPr>
-      </w:r>
-    </w:p>
-    <w:p>
-      <w:pPr>
-        <w:pStyle w:val="P1"/>
-        <w:rPr>
-          <w:color w:val="auto"/>
-          <w:lang w:val="uk-UA"/>
-        </w:rPr>
+        <w:pStyle w:val="IMG1"/>
+        <w:rPr/>
+      </w:pPr>
+      <w:r>
+        <w:rPr/>
+      </w:r>
+    </w:p>
+    <w:p>
+      <w:pPr>
+        <w:pStyle w:val="IMG1"/>
+        <w:rPr/>
       </w:pPr>
       <w:r>
         <w:drawing>
@@ -3941,35 +3911,23 @@
         </w:drawing>
       </w:r>
       <w:r>
-        <w:rPr>
-          <w:color w:val="auto"/>
-          <w:lang w:val="uk-UA"/>
-        </w:rPr>
+        <w:rPr/>
         <w:t>Рисунок 4.1.2 — Кількість кластерів 2, графік</w:t>
       </w:r>
     </w:p>
     <w:p>
       <w:pPr>
-        <w:pStyle w:val="P1"/>
-        <w:rPr>
-          <w:color w:val="auto"/>
-          <w:lang w:val="uk-UA"/>
-        </w:rPr>
-      </w:pPr>
-      <w:r>
-        <w:rPr>
-          <w:color w:val="auto"/>
-          <w:lang w:val="uk-UA"/>
-        </w:rPr>
-      </w:r>
-    </w:p>
-    <w:p>
-      <w:pPr>
-        <w:pStyle w:val="P1"/>
-        <w:rPr>
-          <w:color w:val="auto"/>
-          <w:lang w:val="uk-UA"/>
-        </w:rPr>
+        <w:pStyle w:val="IMG1"/>
+        <w:rPr/>
+      </w:pPr>
+      <w:r>
+        <w:rPr/>
+      </w:r>
+    </w:p>
+    <w:p>
+      <w:pPr>
+        <w:pStyle w:val="IMG1"/>
+        <w:rPr/>
       </w:pPr>
       <w:r>
         <w:drawing>
@@ -4020,70 +3978,43 @@
         </w:drawing>
       </w:r>
       <w:r>
-        <w:rPr>
-          <w:color w:val="auto"/>
-          <w:lang w:val="uk-UA"/>
-        </w:rPr>
+        <w:rPr/>
         <w:t>Рисунок 4.2.</w:t>
       </w:r>
       <w:r>
-        <w:rPr>
-          <w:color w:val="auto"/>
-          <w:lang w:val="uk-UA"/>
-        </w:rPr>
+        <w:rPr/>
         <w:t>1</w:t>
       </w:r>
       <w:r>
-        <w:rPr>
-          <w:color w:val="auto"/>
-          <w:lang w:val="uk-UA"/>
-        </w:rPr>
+        <w:rPr/>
         <w:t xml:space="preserve"> — </w:t>
       </w:r>
       <w:r>
-        <w:rPr>
-          <w:color w:val="auto"/>
-          <w:lang w:val="uk-UA"/>
-        </w:rPr>
+        <w:rPr/>
         <w:t xml:space="preserve">Кількість </w:t>
       </w:r>
       <w:r>
-        <w:rPr>
-          <w:color w:val="auto"/>
-          <w:lang w:val="uk-UA"/>
-        </w:rPr>
+        <w:rPr/>
         <w:t xml:space="preserve">кластерів 3, </w:t>
       </w:r>
       <w:r>
-        <w:rPr>
-          <w:color w:val="auto"/>
-          <w:lang w:val="uk-UA"/>
-        </w:rPr>
+        <w:rPr/>
         <w:t>консоль</w:t>
       </w:r>
     </w:p>
     <w:p>
       <w:pPr>
-        <w:pStyle w:val="P1"/>
-        <w:rPr>
-          <w:color w:val="auto"/>
-          <w:lang w:val="uk-UA"/>
-        </w:rPr>
-      </w:pPr>
-      <w:r>
-        <w:rPr>
-          <w:color w:val="auto"/>
-          <w:lang w:val="uk-UA"/>
-        </w:rPr>
-      </w:r>
-    </w:p>
-    <w:p>
-      <w:pPr>
-        <w:pStyle w:val="P1"/>
-        <w:rPr>
-          <w:color w:val="auto"/>
-          <w:lang w:val="uk-UA"/>
-        </w:rPr>
+        <w:pStyle w:val="IMG1"/>
+        <w:rPr/>
+      </w:pPr>
+      <w:r>
+        <w:rPr/>
+      </w:r>
+    </w:p>
+    <w:p>
+      <w:pPr>
+        <w:pStyle w:val="IMG1"/>
+        <w:rPr/>
       </w:pPr>
       <w:r>
         <w:drawing>
@@ -4134,10 +4065,7 @@
         </w:drawing>
       </w:r>
       <w:r>
-        <w:rPr>
-          <w:color w:val="auto"/>
-          <w:lang w:val="uk-UA"/>
-        </w:rPr>
+        <w:rPr/>
         <w:t>Рисунок 4.2.2 — Кількість кластерів 3, графік</w:t>
       </w:r>
     </w:p>
@@ -4186,7 +4114,7 @@
         <w:rPr>
           <w:lang w:val="uk-UA"/>
         </w:rPr>
-        <w:t>При роботі з двома методами виявлено, що метод К-середніх працює надійніше</w:t>
+        <w:t>При роботі з двома методами виявлено, що метод К-середніх працює надійніше і видає більш-менш стабільні результати.</w:t>
       </w:r>
     </w:p>
     <w:p>
@@ -4206,6 +4134,464 @@
       <w:r>
         <w:rPr/>
         <w:t xml:space="preserve">Питання </w:t>
+      </w:r>
+    </w:p>
+    <w:p>
+      <w:pPr>
+        <w:pStyle w:val="H2"/>
+        <w:rPr/>
+      </w:pPr>
+      <w:r>
+        <w:rPr/>
+        <w:t>Задача кластер-аналізу.</w:t>
+      </w:r>
+    </w:p>
+    <w:p>
+      <w:pPr>
+        <w:pStyle w:val="P1"/>
+        <w:rPr/>
+      </w:pPr>
+      <w:r>
+        <w:rPr/>
+      </w:r>
+    </w:p>
+    <w:p>
+      <w:pPr>
+        <w:pStyle w:val="P1"/>
+        <w:rPr/>
+      </w:pPr>
+      <w:r>
+        <w:rPr/>
+        <w:t>Задача кластер аналізу полягає в розбитті вибірки на схожі групи, об’єкти в яких пов’язані між собою за якоюсь ознакою.</w:t>
+      </w:r>
+    </w:p>
+    <w:p>
+      <w:pPr>
+        <w:pStyle w:val="P1"/>
+        <w:rPr/>
+      </w:pPr>
+      <w:r>
+        <w:rPr/>
+      </w:r>
+    </w:p>
+    <w:p>
+      <w:pPr>
+        <w:pStyle w:val="H2"/>
+        <w:rPr/>
+      </w:pPr>
+      <w:r>
+        <w:rPr/>
+        <w:t>Чіткий кластер-аналіз.</w:t>
+      </w:r>
+    </w:p>
+    <w:p>
+      <w:pPr>
+        <w:pStyle w:val="P1"/>
+        <w:rPr/>
+      </w:pPr>
+      <w:r>
+        <w:rPr/>
+      </w:r>
+    </w:p>
+    <w:p>
+      <w:pPr>
+        <w:pStyle w:val="P1"/>
+        <w:rPr/>
+      </w:pPr>
+      <w:r>
+        <w:rPr/>
+        <w:t>В чіткому кластерному аналізі елементи або належать або не належать до кожного кластеру.</w:t>
+      </w:r>
+    </w:p>
+    <w:p>
+      <w:pPr>
+        <w:pStyle w:val="P1"/>
+        <w:rPr/>
+      </w:pPr>
+      <w:r>
+        <w:rPr/>
+      </w:r>
+    </w:p>
+    <w:p>
+      <w:pPr>
+        <w:pStyle w:val="H2"/>
+        <w:rPr/>
+      </w:pPr>
+      <w:r>
+        <w:rPr/>
+        <w:t>Нечіткий кластер-аналіз.</w:t>
+      </w:r>
+    </w:p>
+    <w:p>
+      <w:pPr>
+        <w:pStyle w:val="P1"/>
+        <w:rPr/>
+      </w:pPr>
+      <w:r>
+        <w:rPr/>
+      </w:r>
+    </w:p>
+    <w:p>
+      <w:pPr>
+        <w:pStyle w:val="P1"/>
+        <w:rPr/>
+      </w:pPr>
+      <w:r>
+        <w:rPr/>
+        <w:t>В нечіткому елементи належать до всіх кластерів на якийсь відсоток.</w:t>
+      </w:r>
+    </w:p>
+    <w:p>
+      <w:pPr>
+        <w:pStyle w:val="P1"/>
+        <w:rPr/>
+      </w:pPr>
+      <w:r>
+        <w:rPr/>
+      </w:r>
+    </w:p>
+    <w:p>
+      <w:pPr>
+        <w:pStyle w:val="H2"/>
+        <w:rPr/>
+      </w:pPr>
+      <w:r>
+        <w:rPr/>
+        <w:t>Використання кластер-аналізу при побудові систем розпізнавання образів.</w:t>
+      </w:r>
+    </w:p>
+    <w:p>
+      <w:pPr>
+        <w:pStyle w:val="P1"/>
+        <w:rPr/>
+      </w:pPr>
+      <w:r>
+        <w:rPr/>
+      </w:r>
+    </w:p>
+    <w:p>
+      <w:pPr>
+        <w:pStyle w:val="P1"/>
+        <w:rPr>
+          <w:lang w:val="uk-UA"/>
+        </w:rPr>
+      </w:pPr>
+      <w:r>
+        <w:rPr>
+          <w:lang w:val="uk-UA"/>
+        </w:rPr>
+        <w:t>Задача розпізнавання образів (класифікації) це коли вибірка складається з дискретних даних.</w:t>
+      </w:r>
+    </w:p>
+    <w:p>
+      <w:pPr>
+        <w:pStyle w:val="P1"/>
+        <w:rPr>
+          <w:lang w:val="uk-UA"/>
+        </w:rPr>
+      </w:pPr>
+      <w:r>
+        <w:rPr>
+          <w:lang w:val="uk-UA"/>
+        </w:rPr>
+        <w:t xml:space="preserve">Кластер аналіз з дискретними даними розподіляє кожен екземпляр до свого кластеру. </w:t>
+      </w:r>
+    </w:p>
+    <w:p>
+      <w:pPr>
+        <w:pStyle w:val="P1"/>
+        <w:rPr/>
+      </w:pPr>
+      <w:r>
+        <w:rPr/>
+      </w:r>
+    </w:p>
+    <w:p>
+      <w:pPr>
+        <w:pStyle w:val="H2"/>
+        <w:rPr/>
+      </w:pPr>
+      <w:r>
+        <w:rPr/>
+        <w:t>Навчання з учителем.</w:t>
+      </w:r>
+    </w:p>
+    <w:p>
+      <w:pPr>
+        <w:pStyle w:val="P1"/>
+        <w:rPr/>
+      </w:pPr>
+      <w:r>
+        <w:rPr/>
+      </w:r>
+    </w:p>
+    <w:p>
+      <w:pPr>
+        <w:pStyle w:val="P1"/>
+        <w:rPr/>
+      </w:pPr>
+      <w:r>
+        <w:rPr/>
+        <w:t>Навчання з учителем це коли задається вихідна ознака.</w:t>
+      </w:r>
+    </w:p>
+    <w:p>
+      <w:pPr>
+        <w:pStyle w:val="P1"/>
+        <w:rPr/>
+      </w:pPr>
+      <w:r>
+        <w:rPr/>
+      </w:r>
+    </w:p>
+    <w:p>
+      <w:pPr>
+        <w:pStyle w:val="H2"/>
+        <w:rPr/>
+      </w:pPr>
+      <w:r>
+        <w:rPr/>
+        <w:t>Навчання без учителя.</w:t>
+      </w:r>
+    </w:p>
+    <w:p>
+      <w:pPr>
+        <w:pStyle w:val="P1"/>
+        <w:rPr/>
+      </w:pPr>
+      <w:r>
+        <w:rPr/>
+      </w:r>
+    </w:p>
+    <w:p>
+      <w:pPr>
+        <w:pStyle w:val="P1"/>
+        <w:rPr/>
+      </w:pPr>
+      <w:r>
+        <w:rPr/>
+        <w:t>Навчання без учителя це коли дається лише вибірка даних без вихідної ознаки, на основі якої можна робити припущення.</w:t>
+      </w:r>
+    </w:p>
+    <w:p>
+      <w:pPr>
+        <w:pStyle w:val="P1"/>
+        <w:rPr/>
+      </w:pPr>
+      <w:r>
+        <w:rPr/>
+      </w:r>
+    </w:p>
+    <w:p>
+      <w:pPr>
+        <w:pStyle w:val="H2"/>
+        <w:rPr/>
+      </w:pPr>
+      <w:r>
+        <w:rPr/>
+        <w:t>Подібність кластер-аналізу і метричної класифікації.</w:t>
+      </w:r>
+    </w:p>
+    <w:p>
+      <w:pPr>
+        <w:pStyle w:val="P1"/>
+        <w:rPr/>
+      </w:pPr>
+      <w:r>
+        <w:rPr/>
+      </w:r>
+    </w:p>
+    <w:p>
+      <w:pPr>
+        <w:pStyle w:val="P1"/>
+        <w:rPr/>
+      </w:pPr>
+      <w:r>
+        <w:rPr/>
+        <w:t>Обидва шукають центри еталонів (екземплярів).</w:t>
+      </w:r>
+    </w:p>
+    <w:p>
+      <w:pPr>
+        <w:pStyle w:val="P1"/>
+        <w:rPr/>
+      </w:pPr>
+      <w:r>
+        <w:rPr/>
+      </w:r>
+    </w:p>
+    <w:p>
+      <w:pPr>
+        <w:pStyle w:val="H2"/>
+        <w:rPr/>
+      </w:pPr>
+      <w:r>
+        <w:rPr/>
+        <w:t>Кластеризація методом к–середніх.</w:t>
+      </w:r>
+    </w:p>
+    <w:p>
+      <w:pPr>
+        <w:pStyle w:val="H2"/>
+        <w:rPr/>
+      </w:pPr>
+      <w:r>
+        <w:rPr/>
+        <w:t>Лінійна роздільність і лінійна нерозділеність класів.</w:t>
+      </w:r>
+    </w:p>
+    <w:p>
+      <w:pPr>
+        <w:pStyle w:val="P1"/>
+        <w:rPr/>
+      </w:pPr>
+      <w:r>
+        <w:rPr/>
+      </w:r>
+    </w:p>
+    <w:p>
+      <w:pPr>
+        <w:pStyle w:val="P1"/>
+        <w:rPr/>
+      </w:pPr>
+      <w:r>
+        <w:rPr/>
+        <w:t>Якщо клас лінійно роздільний, то можна провести пряму лінію між ним та іншим класом і в його області не буде інших класів.</w:t>
+      </w:r>
+    </w:p>
+    <w:p>
+      <w:pPr>
+        <w:pStyle w:val="P1"/>
+        <w:rPr/>
+      </w:pPr>
+      <w:r>
+        <w:rPr/>
+      </w:r>
+    </w:p>
+    <w:p>
+      <w:pPr>
+        <w:pStyle w:val="H2"/>
+        <w:rPr/>
+      </w:pPr>
+      <w:r>
+        <w:rPr/>
+        <w:t>Чи впливає кількість використаних ознак на швидкість кластер-аналізу?</w:t>
+      </w:r>
+    </w:p>
+    <w:p>
+      <w:pPr>
+        <w:pStyle w:val="P1"/>
+        <w:rPr/>
+      </w:pPr>
+      <w:r>
+        <w:rPr/>
+      </w:r>
+    </w:p>
+    <w:p>
+      <w:pPr>
+        <w:pStyle w:val="P1"/>
+        <w:rPr/>
+      </w:pPr>
+      <w:r>
+        <w:rPr/>
+        <w:t>Так.</w:t>
+      </w:r>
+    </w:p>
+    <w:p>
+      <w:pPr>
+        <w:pStyle w:val="P1"/>
+        <w:rPr/>
+      </w:pPr>
+      <w:r>
+        <w:rPr/>
+      </w:r>
+    </w:p>
+    <w:p>
+      <w:pPr>
+        <w:pStyle w:val="H2"/>
+        <w:rPr/>
+      </w:pPr>
+      <w:r>
+        <w:rPr/>
+        <w:t>Що таке генеральна сукупність, вибірка, екземпляр, ознака?</w:t>
+      </w:r>
+    </w:p>
+    <w:p>
+      <w:pPr>
+        <w:pStyle w:val="P1"/>
+        <w:rPr/>
+      </w:pPr>
+      <w:r>
+        <w:rPr/>
+      </w:r>
+    </w:p>
+    <w:p>
+      <w:pPr>
+        <w:pStyle w:val="P1"/>
+        <w:rPr/>
+      </w:pPr>
+      <w:r>
+        <w:rPr/>
+        <w:t>Генеральна сукупність — всі можливі елементи.</w:t>
+      </w:r>
+    </w:p>
+    <w:p>
+      <w:pPr>
+        <w:pStyle w:val="P1"/>
+        <w:rPr/>
+      </w:pPr>
+      <w:r>
+        <w:rPr/>
+        <w:t>Вибірка — якась кількість елементів.</w:t>
+      </w:r>
+    </w:p>
+    <w:p>
+      <w:pPr>
+        <w:pStyle w:val="P1"/>
+        <w:rPr/>
+      </w:pPr>
+      <w:r>
+        <w:rPr/>
+        <w:t>Екземпляр — один конкретний елемент.</w:t>
+      </w:r>
+    </w:p>
+    <w:p>
+      <w:pPr>
+        <w:pStyle w:val="P1"/>
+        <w:rPr/>
+      </w:pPr>
+      <w:r>
+        <w:rPr/>
+        <w:t>Ознака — властивість (характеристика, який?) елементу.</w:t>
+      </w:r>
+    </w:p>
+    <w:p>
+      <w:pPr>
+        <w:pStyle w:val="P1"/>
+        <w:rPr/>
+      </w:pPr>
+      <w:r>
+        <w:rPr/>
+      </w:r>
+    </w:p>
+    <w:p>
+      <w:pPr>
+        <w:pStyle w:val="H2"/>
+        <w:rPr/>
+      </w:pPr>
+      <w:r>
+        <w:rPr/>
+        <w:t>Чи впливає обсяг навчаючої вибірки на швидкість кластер-аналізу?</w:t>
+      </w:r>
+    </w:p>
+    <w:p>
+      <w:pPr>
+        <w:pStyle w:val="H2"/>
+        <w:rPr/>
+      </w:pPr>
+      <w:r>
+        <w:rPr/>
+        <w:t>Ієрархічна кластеризація.</w:t>
       </w:r>
     </w:p>
     <w:sectPr>

--- a/32SS Systemy shtuchnogo/2/KNT-122_Onyshchenko_Variant-19_PR2.docx
+++ b/32SS Systemy shtuchnogo/2/KNT-122_Onyshchenko_Variant-19_PR2.docx
@@ -1625,9 +1625,7 @@
     <w:p>
       <w:pPr>
         <w:pStyle w:val="IMG1"/>
-        <w:rPr>
-          <w:lang w:val="uk-UA"/>
-        </w:rPr>
+        <w:rPr/>
       </w:pPr>
       <w:r>
         <w:drawing>
@@ -1694,9 +1692,7 @@
     <w:p>
       <w:pPr>
         <w:pStyle w:val="IMG1"/>
-        <w:rPr>
-          <w:lang w:val="uk-UA"/>
-        </w:rPr>
+        <w:rPr/>
       </w:pPr>
       <w:r>
         <w:drawing>
@@ -1763,9 +1759,7 @@
     <w:p>
       <w:pPr>
         <w:pStyle w:val="IMG1"/>
-        <w:rPr>
-          <w:lang w:val="uk-UA"/>
-        </w:rPr>
+        <w:rPr/>
       </w:pPr>
       <w:r>
         <w:drawing>
@@ -1832,9 +1826,7 @@
     <w:p>
       <w:pPr>
         <w:pStyle w:val="IMG1"/>
-        <w:rPr>
-          <w:lang w:val="uk-UA"/>
-        </w:rPr>
+        <w:rPr/>
       </w:pPr>
       <w:r>
         <w:drawing>
@@ -1901,9 +1893,7 @@
     <w:p>
       <w:pPr>
         <w:pStyle w:val="IMG1"/>
-        <w:rPr>
-          <w:lang w:val="uk-UA"/>
-        </w:rPr>
+        <w:rPr/>
       </w:pPr>
       <w:r>
         <w:drawing>
@@ -1970,9 +1960,7 @@
     <w:p>
       <w:pPr>
         <w:pStyle w:val="IMG1"/>
-        <w:rPr>
-          <w:lang w:val="uk-UA"/>
-        </w:rPr>
+        <w:rPr/>
       </w:pPr>
       <w:r>
         <w:drawing>
@@ -4332,7 +4320,11 @@
       </w:pPr>
       <w:r>
         <w:rPr/>
-        <w:t>Навчання з учителем це коли задається вихідна ознака.</w:t>
+        <w:t xml:space="preserve">Навчання з учителем це коли задається вихідна ознака, </w:t>
+      </w:r>
+      <w:r>
+        <w:rPr/>
+        <w:t xml:space="preserve">тобто результати класифікації для </w:t>
       </w:r>
     </w:p>
     <w:p>
@@ -4432,6 +4424,38 @@
     </w:p>
     <w:p>
       <w:pPr>
+        <w:pStyle w:val="P1"/>
+        <w:rPr/>
+      </w:pPr>
+      <w:r>
+        <w:rPr/>
+      </w:r>
+    </w:p>
+    <w:p>
+      <w:pPr>
+        <w:pStyle w:val="P1"/>
+        <w:rPr/>
+      </w:pPr>
+      <w:r>
+        <w:rPr/>
+        <w:t xml:space="preserve">Обирається кількість кластерів (значення к), створюються центри кластерів, обраховуються відстані </w:t>
+      </w:r>
+      <w:r>
+        <w:rPr/>
+        <w:t>від них до кожного елементу і обираються нові центри на кожній ітерації.</w:t>
+      </w:r>
+    </w:p>
+    <w:p>
+      <w:pPr>
+        <w:pStyle w:val="P1"/>
+        <w:rPr/>
+      </w:pPr>
+      <w:r>
+        <w:rPr/>
+      </w:r>
+    </w:p>
+    <w:p>
+      <w:pPr>
         <w:pStyle w:val="H2"/>
         <w:rPr/>
       </w:pPr>
@@ -4586,12 +4610,73 @@
     </w:p>
     <w:p>
       <w:pPr>
+        <w:pStyle w:val="P1"/>
+        <w:rPr/>
+      </w:pPr>
+      <w:r>
+        <w:rPr/>
+      </w:r>
+    </w:p>
+    <w:p>
+      <w:pPr>
+        <w:pStyle w:val="P1"/>
+        <w:rPr>
+          <w:lang w:val="uk-UA"/>
+        </w:rPr>
+      </w:pPr>
+      <w:r>
+        <w:rPr>
+          <w:lang w:val="uk-UA"/>
+        </w:rPr>
+        <w:t>Так, бо кожен екземпляр потрібно віднести до якогось кластеру, тому чим їх більше, тим довшим буде цей процес.</w:t>
+      </w:r>
+    </w:p>
+    <w:p>
+      <w:pPr>
+        <w:pStyle w:val="P1"/>
+        <w:rPr/>
+      </w:pPr>
+      <w:r>
+        <w:rPr/>
+      </w:r>
+    </w:p>
+    <w:p>
+      <w:pPr>
         <w:pStyle w:val="H2"/>
         <w:rPr/>
       </w:pPr>
       <w:r>
         <w:rPr/>
         <w:t>Ієрархічна кластеризація.</w:t>
+      </w:r>
+    </w:p>
+    <w:p>
+      <w:pPr>
+        <w:pStyle w:val="P1"/>
+        <w:rPr/>
+      </w:pPr>
+      <w:r>
+        <w:rPr/>
+      </w:r>
+    </w:p>
+    <w:p>
+      <w:pPr>
+        <w:pStyle w:val="P1"/>
+        <w:rPr/>
+      </w:pPr>
+      <w:r>
+        <w:rPr/>
+        <w:t>Об’єднувальний тип починає з кількості кластерів = кількість екземплярів і об’єднує два найбільш схожі (найближчі) об’єкти.</w:t>
+      </w:r>
+    </w:p>
+    <w:p>
+      <w:pPr>
+        <w:pStyle w:val="P1"/>
+        <w:rPr/>
+      </w:pPr>
+      <w:r>
+        <w:rPr/>
+        <w:t>Розділювальний тип починає з одного кластеру і розділює найбільш несхожі (найдовші за відстанню) об’єкти.</w:t>
       </w:r>
     </w:p>
     <w:sectPr>

--- a/32SS Systemy shtuchnogo/2/KNT-122_Onyshchenko_Variant-19_PR2.docx
+++ b/32SS Systemy shtuchnogo/2/KNT-122_Onyshchenko_Variant-19_PR2.docx
@@ -2,6 +2,22 @@
 <file path=word/document.xml><?xml version="1.0" encoding="utf-8"?>
 <w:document xmlns:o="urn:schemas-microsoft-com:office:office" xmlns:r="http://schemas.openxmlformats.org/officeDocument/2006/relationships" xmlns:v="urn:schemas-microsoft-com:vml" xmlns:w="http://schemas.openxmlformats.org/wordprocessingml/2006/main" xmlns:w10="urn:schemas-microsoft-com:office:word" xmlns:wp="http://schemas.openxmlformats.org/drawingml/2006/wordprocessingDrawing" xmlns:pic="http://schemas.openxmlformats.org/drawingml/2006/picture" xmlns:wps="http://schemas.microsoft.com/office/word/2010/wordprocessingShape" xmlns:wpg="http://schemas.microsoft.com/office/word/2010/wordprocessingGroup" xmlns:mc="http://schemas.openxmlformats.org/markup-compatibility/2006" xmlns:wp14="http://schemas.microsoft.com/office/word/2010/wordprocessingDrawing" xmlns:w14="http://schemas.microsoft.com/office/word/2010/wordml" xmlns:w15="http://schemas.microsoft.com/office/word/2012/wordml" mc:Ignorable="w14 wp14 w15">
   <w:body>
+    <w:p>
+      <w:pPr>
+        <w:pStyle w:val="P1"/>
+        <w:jc w:val="center"/>
+        <w:rPr>
+          <w:color w:val="auto"/>
+        </w:rPr>
+      </w:pPr>
+      <w:r>
+        <w:rPr>
+          <w:b/>
+          <w:bCs/>
+        </w:rPr>
+        <w:t>Міністерство освіти і науки України</w:t>
+      </w:r>
+    </w:p>
     <w:p>
       <w:pPr>
         <w:pStyle w:val="Normal"/>
@@ -18,7 +34,25 @@
           <w:b/>
           <w:color w:val="auto"/>
         </w:rPr>
-        <w:t>Міністерство освіти і науки України</w:t>
+        <w:t>Національний університет «Запорізька політехніка»</w:t>
+      </w:r>
+    </w:p>
+    <w:p>
+      <w:pPr>
+        <w:pStyle w:val="Normal"/>
+        <w:spacing w:before="0" w:after="0"/>
+        <w:ind w:hanging="0"/>
+        <w:contextualSpacing/>
+        <w:jc w:val="right"/>
+        <w:rPr>
+          <w:color w:val="auto"/>
+        </w:rPr>
+      </w:pPr>
+      <w:r>
+        <w:rPr>
+          <w:color w:val="auto"/>
+        </w:rPr>
+        <w:t>Кафедра програмних засобів</w:t>
       </w:r>
     </w:p>
     <w:p>
@@ -34,28 +68,8 @@
       </w:pPr>
       <w:r>
         <w:rPr>
-          <w:b/>
-          <w:color w:val="auto"/>
-        </w:rPr>
-        <w:t>Національний університет «Запорізька політехніка»</w:t>
-      </w:r>
-    </w:p>
-    <w:p>
-      <w:pPr>
-        <w:pStyle w:val="Normal"/>
-        <w:spacing w:before="0" w:after="0"/>
-        <w:ind w:hanging="0"/>
-        <w:contextualSpacing/>
-        <w:jc w:val="right"/>
-        <w:rPr>
-          <w:color w:val="auto"/>
-        </w:rPr>
-      </w:pPr>
-      <w:r>
-        <w:rPr>
-          <w:color w:val="auto"/>
-        </w:rPr>
-        <w:t>Кафедра програмних засобів</w:t>
+          <w:color w:val="auto"/>
+        </w:rPr>
       </w:r>
     </w:p>
     <w:p>
@@ -156,8 +170,10 @@
       </w:pPr>
       <w:r>
         <w:rPr>
-          <w:color w:val="auto"/>
-        </w:rPr>
+          <w:b/>
+          <w:color w:val="auto"/>
+        </w:rPr>
+        <w:t>ЗВІТ</w:t>
       </w:r>
     </w:p>
     <w:p>
@@ -173,10 +189,9 @@
       </w:pPr>
       <w:r>
         <w:rPr>
-          <w:b/>
-          <w:color w:val="auto"/>
-        </w:rPr>
-        <w:t>ЗВІТ</w:t>
+          <w:color w:val="auto"/>
+        </w:rPr>
+        <w:t>Дисципліна «Системи штучного інтелекту»</w:t>
       </w:r>
     </w:p>
     <w:p>
@@ -194,7 +209,7 @@
         <w:rPr>
           <w:color w:val="auto"/>
         </w:rPr>
-        <w:t>Дисципліна «Системи штучного інтелекту»</w:t>
+        <w:t>Робота №2</w:t>
       </w:r>
     </w:p>
     <w:p>
@@ -212,7 +227,20 @@
         <w:rPr>
           <w:color w:val="auto"/>
         </w:rPr>
-        <w:t>Робота №2</w:t>
+        <w:t>Тема «</w:t>
+      </w:r>
+      <w:r>
+        <w:rPr>
+          <w:color w:val="auto"/>
+          <w:lang w:val="uk-UA"/>
+        </w:rPr>
+        <w:t>Самоорганізація та навчання без учителя. Кластер-аналіз</w:t>
+      </w:r>
+      <w:r>
+        <w:rPr>
+          <w:color w:val="auto"/>
+        </w:rPr>
+        <w:t>»</w:t>
       </w:r>
     </w:p>
     <w:p>
@@ -230,20 +258,6 @@
         <w:rPr>
           <w:color w:val="auto"/>
         </w:rPr>
-        <w:t>Тема «</w:t>
-      </w:r>
-      <w:r>
-        <w:rPr>
-          <w:color w:val="auto"/>
-          <w:lang w:val="uk-UA"/>
-        </w:rPr>
-        <w:t>Самоорганізація та навчання без учителя. Кластер-аналіз</w:t>
-      </w:r>
-      <w:r>
-        <w:rPr>
-          <w:color w:val="auto"/>
-        </w:rPr>
-        <w:t>»</w:t>
       </w:r>
     </w:p>
     <w:p>
@@ -320,7 +334,6 @@
         <w:spacing w:before="0" w:after="0"/>
         <w:ind w:hanging="0"/>
         <w:contextualSpacing/>
-        <w:jc w:val="center"/>
         <w:rPr>
           <w:color w:val="auto"/>
         </w:rPr>
@@ -343,8 +356,10 @@
       </w:pPr>
       <w:r>
         <w:rPr>
-          <w:color w:val="auto"/>
-        </w:rPr>
+          <w:b/>
+          <w:color w:val="auto"/>
+        </w:rPr>
+        <w:t>Виконав варіант 19</w:t>
       </w:r>
     </w:p>
     <w:p>
@@ -359,30 +374,12 @@
       </w:pPr>
       <w:r>
         <w:rPr>
-          <w:b/>
-          <w:color w:val="auto"/>
-        </w:rPr>
-        <w:t>Виконав варіант 19</w:t>
-      </w:r>
-    </w:p>
-    <w:p>
-      <w:pPr>
-        <w:pStyle w:val="Normal"/>
-        <w:spacing w:before="0" w:after="0"/>
-        <w:ind w:hanging="0"/>
-        <w:contextualSpacing/>
-        <w:rPr>
-          <w:color w:val="auto"/>
-        </w:rPr>
-      </w:pPr>
-      <w:r>
-        <w:rPr>
           <w:color w:val="auto"/>
         </w:rPr>
         <w:t xml:space="preserve">Студент КНТ-122                            </w:t>
         <w:tab/>
         <w:tab/>
-        <w:t xml:space="preserve">                     </w:t>
+        <w:t xml:space="preserve">            </w:t>
         <w:tab/>
         <w:t>Онищенко О.А.</w:t>
       </w:r>
@@ -440,8 +437,30 @@
         <w:tab/>
         <w:tab/>
         <w:tab/>
-        <w:tab/>
-        <w:t>Калюжна О.С.</w:t>
+      </w:r>
+      <w:r>
+        <w:rPr>
+          <w:color w:val="auto"/>
+        </w:rPr>
+        <w:t>Подковаліхіна</w:t>
+      </w:r>
+      <w:r>
+        <w:rPr>
+          <w:color w:val="auto"/>
+        </w:rPr>
+        <w:t xml:space="preserve"> О.</w:t>
+      </w:r>
+      <w:r>
+        <w:rPr>
+          <w:color w:val="auto"/>
+        </w:rPr>
+        <w:t>О</w:t>
+      </w:r>
+      <w:r>
+        <w:rPr>
+          <w:color w:val="auto"/>
+        </w:rPr>
+        <w:t>.</w:t>
       </w:r>
     </w:p>
     <w:p>
@@ -721,7 +740,7 @@
           <w:spacing w:val="0"/>
           <w:lang w:val="en-US"/>
         </w:rPr>
-        <w:t xml:space="preserve"> </w:t>
+        <w:t xml:space="preserve"> (petal length, petal width), (sepal length, petal width) </w:t>
       </w:r>
       <w:r>
         <w:rPr>
@@ -731,10 +750,17 @@
           <w:smallCaps w:val="false"/>
           <w:color w:val="auto"/>
           <w:spacing w:val="0"/>
-          <w:lang w:val="en-US"/>
-        </w:rPr>
-        <w:t xml:space="preserve">(petal length, petal width), (sepal length, petal width) </w:t>
-      </w:r>
+        </w:rPr>
+        <w:t xml:space="preserve">і т.д.), різними кольорами виділивши належність до цільового класу. Зробити припущення про результати кластеризації. </w:t>
+      </w:r>
+    </w:p>
+    <w:p>
+      <w:pPr>
+        <w:pStyle w:val="P1"/>
+        <w:rPr>
+          <w:color w:val="auto"/>
+        </w:rPr>
+      </w:pPr>
       <w:r>
         <w:rPr>
           <w:b w:val="false"/>
@@ -744,7 +770,7 @@
           <w:color w:val="auto"/>
           <w:spacing w:val="0"/>
         </w:rPr>
-        <w:t xml:space="preserve">і т.д.), різними кольорами виділивши належність до цільового класу. Зробити припущення про результати кластеризації. </w:t>
+        <w:t xml:space="preserve">4. Дослідити вибірку нижчезазначеними методами. Для кожного методу: коротко пояснити суть алгоритму, розрахувати помилки роботи, проаналізувати їх. </w:t>
       </w:r>
     </w:p>
     <w:p>
@@ -763,7 +789,7 @@
           <w:color w:val="auto"/>
           <w:spacing w:val="0"/>
         </w:rPr>
-        <w:t xml:space="preserve">4. Дослідити вибірку нижчезазначеними методами. Для кожного методу: коротко пояснити суть алгоритму, розрахувати помилки роботи, проаналізувати їх. </w:t>
+        <w:t xml:space="preserve">4.1 Метод к–середніх (KMeans). </w:t>
       </w:r>
     </w:p>
     <w:p>
@@ -782,7 +808,7 @@
           <w:color w:val="auto"/>
           <w:spacing w:val="0"/>
         </w:rPr>
-        <w:t xml:space="preserve">4.1 Метод к–середніх (KMeans). </w:t>
+        <w:t xml:space="preserve">4.2 Метод ієрархічної кластеризації (Hierarchical clustering). </w:t>
       </w:r>
     </w:p>
     <w:p>
@@ -801,7 +827,7 @@
           <w:color w:val="auto"/>
           <w:spacing w:val="0"/>
         </w:rPr>
-        <w:t xml:space="preserve">4.2 Метод ієрархічної кластеризації (Hierarchical clustering). </w:t>
+        <w:t xml:space="preserve">5. Врахувавши результати, отримані у лабораторній роботі 2 видалити частину ознак і повторити пункт пункт 4. </w:t>
       </w:r>
     </w:p>
     <w:p>
@@ -820,489 +846,877 @@
           <w:color w:val="auto"/>
           <w:spacing w:val="0"/>
         </w:rPr>
-        <w:t xml:space="preserve">5. Врахувавши результати, отримані у лабораторній роботі 2 видалити частину ознак і повторити пункт пункт 4. </w:t>
-      </w:r>
-    </w:p>
-    <w:p>
-      <w:pPr>
-        <w:pStyle w:val="P1"/>
-        <w:rPr>
-          <w:color w:val="auto"/>
-        </w:rPr>
-      </w:pPr>
-      <w:r>
-        <w:rPr>
+        <w:t>6. Порівняти отримані різними методами результати, зробити висновки.</w:t>
+      </w:r>
+      <w:r>
+        <w:rPr>
+          <w:color w:val="auto"/>
+        </w:rPr>
+        <w:t xml:space="preserve"> </w:t>
+      </w:r>
+    </w:p>
+    <w:p>
+      <w:pPr>
+        <w:pStyle w:val="P1"/>
+        <w:rPr>
+          <w:color w:val="auto"/>
+        </w:rPr>
+      </w:pPr>
+      <w:r>
+        <w:rPr>
+          <w:color w:val="auto"/>
+        </w:rPr>
+      </w:r>
+    </w:p>
+    <w:p>
+      <w:pPr>
+        <w:pStyle w:val="H1"/>
+        <w:rPr/>
+      </w:pPr>
+      <w:r>
+        <w:rPr/>
+        <w:t>Теорія</w:t>
+      </w:r>
+    </w:p>
+    <w:p>
+      <w:pPr>
+        <w:pStyle w:val="P1"/>
+        <w:rPr/>
+      </w:pPr>
+      <w:r>
+        <w:rPr/>
+      </w:r>
+    </w:p>
+    <w:p>
+      <w:pPr>
+        <w:pStyle w:val="P1"/>
+        <w:rPr/>
+      </w:pPr>
+      <w:r>
+        <w:rPr/>
+        <w:t xml:space="preserve">Кластеризація </w:t>
+      </w:r>
+      <w:r>
+        <w:rPr>
+          <w:lang w:val="uk-UA"/>
+        </w:rPr>
+        <w:t>це метод машинного навчання без учителя (коли в нас немає вихідної ознаки), який групує елементи на основі їх схожості.</w:t>
+      </w:r>
+    </w:p>
+    <w:p>
+      <w:pPr>
+        <w:pStyle w:val="P1"/>
+        <w:rPr>
+          <w:lang w:val="uk-UA"/>
+        </w:rPr>
+      </w:pPr>
+      <w:r>
+        <w:rPr>
+          <w:lang w:val="uk-UA"/>
+        </w:rPr>
+        <w:t>Кластеризація (кластер аналіз) може бути чіткою (коли елемент належить або не належить до кластеру) або нечіткою (коли елемент належить до всіх кластерів на якийсь відсоток).</w:t>
+      </w:r>
+    </w:p>
+    <w:p>
+      <w:pPr>
+        <w:pStyle w:val="P1"/>
+        <w:rPr>
+          <w:lang w:val="uk-UA"/>
+        </w:rPr>
+      </w:pPr>
+      <w:r>
+        <w:rPr>
+          <w:lang w:val="uk-UA"/>
+        </w:rPr>
+        <w:t>Методи к-середніх та ієрархічної кластеризації є чіткими методами.</w:t>
+      </w:r>
+    </w:p>
+    <w:p>
+      <w:pPr>
+        <w:pStyle w:val="P1"/>
+        <w:rPr>
+          <w:lang w:val="uk-UA"/>
+        </w:rPr>
+      </w:pPr>
+      <w:r>
+        <w:rPr>
+          <w:lang w:val="uk-UA"/>
+        </w:rPr>
+        <w:t>Метод к-середніх шукає схожі об’єкти і групує їх в залежності від відстані до центру кластеру. Центр кластеру спочатку обирається «випадково», а потім як середнє між всіма екземплярами кластеру.</w:t>
+      </w:r>
+    </w:p>
+    <w:p>
+      <w:pPr>
+        <w:pStyle w:val="P1"/>
+        <w:rPr>
+          <w:lang w:val="uk-UA"/>
+        </w:rPr>
+      </w:pPr>
+      <w:r>
+        <w:rPr>
+          <w:lang w:val="uk-UA"/>
+        </w:rPr>
+        <w:t>Метод ієрархічної кластеризації може бути розділювальний або збиральний. У розділювальному методі спочатку є один кластер, який розбивається на два менший на кожному кроці. Це робиться доки не досягнеться вказана кількість кластерів (або інший критерій зупинки). У збиральному методі кожен елемент є власним кластером і два з них об’єднуються на кожній ітерації.</w:t>
+      </w:r>
+    </w:p>
+    <w:p>
+      <w:pPr>
+        <w:pStyle w:val="P1"/>
+        <w:rPr>
+          <w:lang w:val="uk-UA"/>
+        </w:rPr>
+      </w:pPr>
+      <w:r>
+        <w:rPr>
+          <w:lang w:val="uk-UA"/>
+        </w:rPr>
+        <w:t xml:space="preserve">Для роботи з методами кластерного аналізу у </w:t>
+      </w:r>
+      <w:r>
+        <w:rPr>
+          <w:lang w:val="en-US"/>
+        </w:rPr>
+        <w:t xml:space="preserve">scikit-learn </w:t>
+      </w:r>
+      <w:r>
+        <w:rPr>
+          <w:lang w:val="uk-UA"/>
+        </w:rPr>
+        <w:t xml:space="preserve">є пакет </w:t>
+      </w:r>
+      <w:r>
+        <w:rPr>
+          <w:lang w:val="en-US"/>
+        </w:rPr>
+        <w:t xml:space="preserve">scipy.cluster. </w:t>
+      </w:r>
+      <w:r>
+        <w:rPr>
+          <w:lang w:val="uk-UA"/>
+        </w:rPr>
+        <w:t xml:space="preserve">В ньому є класи </w:t>
+      </w:r>
+      <w:r>
+        <w:rPr>
+          <w:lang w:val="en-US"/>
+        </w:rPr>
+        <w:t xml:space="preserve">KMeans </w:t>
+      </w:r>
+      <w:r>
+        <w:rPr>
+          <w:lang w:val="uk-UA"/>
+        </w:rPr>
+        <w:t xml:space="preserve">для роботи з методом к-середніх та </w:t>
+      </w:r>
+      <w:r>
+        <w:rPr>
+          <w:lang w:val="en-US"/>
+        </w:rPr>
+        <w:t xml:space="preserve">AgglomerativeClustering </w:t>
+      </w:r>
+      <w:r>
+        <w:rPr>
+          <w:lang w:val="uk-UA"/>
+        </w:rPr>
+        <w:t>для роботи зі збиральним ієрархічним кластер аналізом.</w:t>
+      </w:r>
+    </w:p>
+    <w:p>
+      <w:pPr>
+        <w:pStyle w:val="P1"/>
+        <w:rPr/>
+      </w:pPr>
+      <w:r>
+        <w:rPr/>
+      </w:r>
+    </w:p>
+    <w:p>
+      <w:pPr>
+        <w:pStyle w:val="H1"/>
+        <w:rPr>
+          <w:color w:val="auto"/>
+        </w:rPr>
+      </w:pPr>
+      <w:r>
+        <w:rPr>
+          <w:color w:val="auto"/>
+        </w:rPr>
+        <w:t>Виконання</w:t>
+      </w:r>
+    </w:p>
+    <w:p>
+      <w:pPr>
+        <w:pStyle w:val="H2"/>
+        <w:rPr>
+          <w:color w:val="auto"/>
+          <w:lang w:val="uk-UA"/>
+        </w:rPr>
+      </w:pPr>
+      <w:r>
+        <w:rPr/>
+        <w:t>1 Аналіз вибірки</w:t>
+      </w:r>
+    </w:p>
+    <w:p>
+      <w:pPr>
+        <w:pStyle w:val="P1"/>
+        <w:rPr>
+          <w:color w:val="auto"/>
+          <w:lang w:val="uk-UA"/>
+        </w:rPr>
+      </w:pPr>
+      <w:r>
+        <w:rPr>
+          <w:color w:val="auto"/>
+          <w:lang w:val="uk-UA"/>
+        </w:rPr>
+      </w:r>
+    </w:p>
+    <w:p>
+      <w:pPr>
+        <w:pStyle w:val="P1"/>
+        <w:rPr/>
+      </w:pPr>
+      <w:r>
+        <w:rPr>
+          <w:color w:val="auto"/>
+          <w:lang w:val="uk-UA"/>
+        </w:rPr>
+        <w:t>Вибірка це дані про квітки іриси з такими ознаками:</w:t>
+      </w:r>
+    </w:p>
+    <w:p>
+      <w:pPr>
+        <w:pStyle w:val="P1"/>
+        <w:rPr>
+          <w:color w:val="auto"/>
+          <w:lang w:val="uk-UA"/>
+        </w:rPr>
+      </w:pPr>
+      <w:r>
+        <w:rPr>
+          <w:color w:val="auto"/>
+          <w:lang w:val="uk-UA"/>
+        </w:rPr>
+      </w:r>
+    </w:p>
+    <w:p>
+      <w:pPr>
+        <w:pStyle w:val="P1"/>
+        <w:rPr>
+          <w:color w:val="auto"/>
+          <w:lang w:val="uk-UA"/>
+        </w:rPr>
+      </w:pPr>
+      <w:r>
+        <w:rPr>
+          <w:color w:val="auto"/>
+          <w:lang w:val="uk-UA"/>
+        </w:rPr>
+        <w:t xml:space="preserve">- </w:t>
+      </w:r>
+      <w:r>
+        <w:rPr>
+          <w:color w:val="auto"/>
+          <w:lang w:val="en-US"/>
+        </w:rPr>
+        <w:t xml:space="preserve">id: </w:t>
+      </w:r>
+      <w:r>
+        <w:rPr>
+          <w:color w:val="auto"/>
+          <w:lang w:val="uk-UA"/>
+        </w:rPr>
+        <w:t>номер екземпляру;</w:t>
+      </w:r>
+    </w:p>
+    <w:p>
+      <w:pPr>
+        <w:pStyle w:val="P1"/>
+        <w:rPr>
+          <w:color w:val="auto"/>
+          <w:lang w:val="uk-UA"/>
+        </w:rPr>
+      </w:pPr>
+      <w:r>
+        <w:rPr>
+          <w:color w:val="auto"/>
+          <w:lang w:val="uk-UA"/>
+        </w:rPr>
+        <w:t xml:space="preserve">- </w:t>
+      </w:r>
+      <w:r>
+        <w:rPr>
+          <w:color w:val="auto"/>
+          <w:lang w:val="en-US"/>
+        </w:rPr>
+        <w:t xml:space="preserve">SepalLengthCm: </w:t>
+      </w:r>
+      <w:r>
+        <w:rPr>
+          <w:color w:val="auto"/>
+          <w:lang w:val="uk-UA"/>
+        </w:rPr>
+        <w:t>довжина чашечки 🍃;</w:t>
+      </w:r>
+    </w:p>
+    <w:p>
+      <w:pPr>
+        <w:pStyle w:val="P1"/>
+        <w:rPr>
+          <w:color w:val="auto"/>
+          <w:lang w:val="uk-UA"/>
+        </w:rPr>
+      </w:pPr>
+      <w:r>
+        <w:rPr>
+          <w:color w:val="auto"/>
+          <w:lang w:val="uk-UA"/>
+        </w:rPr>
+        <w:t xml:space="preserve">- </w:t>
+      </w:r>
+      <w:r>
+        <w:rPr>
+          <w:color w:val="auto"/>
+          <w:lang w:val="en-US"/>
+        </w:rPr>
+        <w:t xml:space="preserve">SepalWidthCm: </w:t>
+      </w:r>
+      <w:r>
+        <w:rPr>
+          <w:color w:val="auto"/>
+          <w:lang w:val="uk-UA"/>
+        </w:rPr>
+        <w:t>ширина чашечки 🍃;</w:t>
+      </w:r>
+    </w:p>
+    <w:p>
+      <w:pPr>
+        <w:pStyle w:val="P1"/>
+        <w:rPr>
+          <w:color w:val="auto"/>
+          <w:lang w:val="uk-UA"/>
+        </w:rPr>
+      </w:pPr>
+      <w:r>
+        <w:rPr>
+          <w:color w:val="auto"/>
+          <w:lang w:val="uk-UA"/>
+        </w:rPr>
+        <w:t xml:space="preserve">- </w:t>
+      </w:r>
+      <w:r>
+        <w:rPr>
+          <w:color w:val="auto"/>
+          <w:lang w:val="en-US"/>
+        </w:rPr>
+        <w:t xml:space="preserve">PetalLengthCm: </w:t>
+      </w:r>
+      <w:r>
+        <w:rPr>
+          <w:color w:val="auto"/>
+          <w:lang w:val="uk-UA"/>
+        </w:rPr>
+        <w:t>довжина пелюстків 🌺;</w:t>
+      </w:r>
+    </w:p>
+    <w:p>
+      <w:pPr>
+        <w:pStyle w:val="P1"/>
+        <w:rPr>
+          <w:color w:val="auto"/>
+          <w:lang w:val="uk-UA"/>
+        </w:rPr>
+      </w:pPr>
+      <w:r>
+        <w:rPr>
+          <w:color w:val="auto"/>
+          <w:lang w:val="uk-UA"/>
+        </w:rPr>
+        <w:t xml:space="preserve">- </w:t>
+      </w:r>
+      <w:r>
+        <w:rPr>
+          <w:color w:val="auto"/>
+          <w:lang w:val="en-US"/>
+        </w:rPr>
+        <w:t xml:space="preserve">PetalWidthCm: </w:t>
+      </w:r>
+      <w:r>
+        <w:rPr>
+          <w:color w:val="auto"/>
+          <w:lang w:val="uk-UA"/>
+        </w:rPr>
+        <w:t>ширина пелюстків 🌺;</w:t>
+      </w:r>
+    </w:p>
+    <w:p>
+      <w:pPr>
+        <w:pStyle w:val="P1"/>
+        <w:rPr>
+          <w:color w:val="auto"/>
+          <w:lang w:val="uk-UA"/>
+        </w:rPr>
+      </w:pPr>
+      <w:r>
+        <w:rPr>
+          <w:color w:val="auto"/>
+          <w:lang w:val="uk-UA"/>
+        </w:rPr>
+        <w:t xml:space="preserve">- </w:t>
+      </w:r>
+      <w:r>
+        <w:rPr>
+          <w:color w:val="auto"/>
+          <w:lang w:val="en-US"/>
+        </w:rPr>
+        <w:t xml:space="preserve">Species: </w:t>
+      </w:r>
+      <w:r>
+        <w:rPr>
+          <w:color w:val="auto"/>
+          <w:lang w:val="uk-UA"/>
+        </w:rPr>
+        <w:t xml:space="preserve">тип квітки — </w:t>
+      </w:r>
+      <w:r>
+        <w:rPr>
+          <w:color w:val="auto"/>
+          <w:lang w:val="en-US"/>
+        </w:rPr>
+        <w:t>setosa, versicolor, virginica.</w:t>
+      </w:r>
+    </w:p>
+    <w:p>
+      <w:pPr>
+        <w:pStyle w:val="P1"/>
+        <w:rPr>
+          <w:color w:val="auto"/>
+          <w:lang w:val="uk-UA"/>
+        </w:rPr>
+      </w:pPr>
+      <w:r>
+        <w:rPr>
+          <w:color w:val="auto"/>
+          <w:lang w:val="uk-UA"/>
+        </w:rPr>
+      </w:r>
+    </w:p>
+    <w:p>
+      <w:pPr>
+        <w:pStyle w:val="H2"/>
+        <w:rPr/>
+      </w:pPr>
+      <w:r>
+        <w:rPr/>
+        <w:t>2 Графіки ознак</w:t>
+      </w:r>
+    </w:p>
+    <w:p>
+      <w:pPr>
+        <w:pStyle w:val="H3"/>
+        <w:rPr/>
+      </w:pPr>
+      <w:r>
+        <w:rPr/>
+        <w:t xml:space="preserve">Код </w:t>
+      </w:r>
+    </w:p>
+    <w:p>
+      <w:pPr>
+        <w:pStyle w:val="P1"/>
+        <w:rPr>
+          <w:color w:val="auto"/>
+          <w:lang w:val="uk-UA"/>
+        </w:rPr>
+      </w:pPr>
+      <w:r>
+        <w:rPr>
+          <w:color w:val="auto"/>
+          <w:lang w:val="uk-UA"/>
+        </w:rPr>
+      </w:r>
+    </w:p>
+    <w:p>
+      <w:pPr>
+        <w:pStyle w:val="Code"/>
+        <w:rPr>
+          <w:rFonts w:ascii="Courier New" w:hAnsi="Courier New"/>
+          <w:color w:val="auto"/>
+        </w:rPr>
+      </w:pPr>
+      <w:r>
+        <w:rPr>
+          <w:rFonts w:ascii="Courier New" w:hAnsi="Courier New"/>
+          <w:color w:val="auto"/>
+        </w:rPr>
+        <w:t>from matplotlib import pyplot as plt</w:t>
+      </w:r>
+    </w:p>
+    <w:p>
+      <w:pPr>
+        <w:pStyle w:val="Code"/>
+        <w:rPr>
+          <w:rFonts w:ascii="Courier New" w:hAnsi="Courier New"/>
+          <w:color w:val="auto"/>
+        </w:rPr>
+      </w:pPr>
+      <w:r>
+        <w:rPr>
+          <w:rFonts w:ascii="Courier New" w:hAnsi="Courier New"/>
+          <w:color w:val="auto"/>
+        </w:rPr>
+        <w:t>from sklearn.datasets import load_iris</w:t>
+      </w:r>
+    </w:p>
+    <w:p>
+      <w:pPr>
+        <w:pStyle w:val="Code"/>
+        <w:rPr>
+          <w:rFonts w:ascii="Courier New" w:hAnsi="Courier New"/>
+          <w:color w:val="auto"/>
+        </w:rPr>
+      </w:pPr>
+      <w:r>
+        <w:rPr>
+          <w:rFonts w:ascii="Courier New" w:hAnsi="Courier New"/>
+          <w:color w:val="auto"/>
+        </w:rPr>
+      </w:r>
+    </w:p>
+    <w:p>
+      <w:pPr>
+        <w:pStyle w:val="Code"/>
+        <w:rPr>
+          <w:rFonts w:ascii="Courier New" w:hAnsi="Courier New"/>
+          <w:color w:val="auto"/>
+        </w:rPr>
+      </w:pPr>
+      <w:r>
+        <w:rPr>
+          <w:rFonts w:ascii="Courier New" w:hAnsi="Courier New"/>
+          <w:color w:val="auto"/>
+        </w:rPr>
+        <w:t>iris = load_iris()</w:t>
+      </w:r>
+    </w:p>
+    <w:p>
+      <w:pPr>
+        <w:pStyle w:val="Code"/>
+        <w:rPr>
+          <w:rFonts w:ascii="Courier New" w:hAnsi="Courier New"/>
+          <w:color w:val="auto"/>
+        </w:rPr>
+      </w:pPr>
+      <w:r>
+        <w:rPr>
+          <w:rFonts w:ascii="Courier New" w:hAnsi="Courier New"/>
+          <w:color w:val="auto"/>
+        </w:rPr>
+        <w:t>X = iris["data"]</w:t>
+      </w:r>
+    </w:p>
+    <w:p>
+      <w:pPr>
+        <w:pStyle w:val="Code"/>
+        <w:rPr>
+          <w:rFonts w:ascii="Courier New" w:hAnsi="Courier New"/>
+          <w:color w:val="auto"/>
+        </w:rPr>
+      </w:pPr>
+      <w:r>
+        <w:rPr>
+          <w:rFonts w:ascii="Courier New" w:hAnsi="Courier New"/>
+          <w:color w:val="auto"/>
+        </w:rPr>
+        <w:t>pairs = [</w:t>
+      </w:r>
+    </w:p>
+    <w:p>
+      <w:pPr>
+        <w:pStyle w:val="Code"/>
+        <w:rPr>
+          <w:rFonts w:ascii="Courier New" w:hAnsi="Courier New"/>
+          <w:color w:val="auto"/>
+        </w:rPr>
+      </w:pPr>
+      <w:r>
+        <w:rPr>
+          <w:rFonts w:ascii="Courier New" w:hAnsi="Courier New"/>
+          <w:color w:val="auto"/>
+        </w:rPr>
+        <w:t xml:space="preserve">    </w:t>
+      </w:r>
+      <w:r>
+        <w:rPr>
+          <w:rFonts w:ascii="Courier New" w:hAnsi="Courier New"/>
           <w:b w:val="false"/>
-          <w:i w:val="false"/>
-          <w:caps w:val="false"/>
-          <w:smallCaps w:val="false"/>
-          <w:color w:val="auto"/>
-          <w:spacing w:val="0"/>
-        </w:rPr>
-        <w:t>6. Порівняти отримані різними методами результати, зробити висновки.</w:t>
-      </w:r>
-      <w:r>
-        <w:rPr>
-          <w:color w:val="auto"/>
-        </w:rPr>
-        <w:t xml:space="preserve"> </w:t>
-      </w:r>
-    </w:p>
-    <w:p>
-      <w:pPr>
-        <w:pStyle w:val="P1"/>
-        <w:rPr>
-          <w:color w:val="auto"/>
-        </w:rPr>
-      </w:pPr>
-      <w:r>
-        <w:rPr>
-          <w:color w:val="auto"/>
-        </w:rPr>
-      </w:r>
-    </w:p>
-    <w:p>
-      <w:pPr>
-        <w:pStyle w:val="H1"/>
-        <w:rPr/>
-      </w:pPr>
-      <w:r>
-        <w:rPr/>
-        <w:t>Теорія</w:t>
-      </w:r>
-    </w:p>
-    <w:p>
-      <w:pPr>
-        <w:pStyle w:val="P1"/>
-        <w:rPr/>
-      </w:pPr>
-      <w:r>
-        <w:rPr/>
-      </w:r>
-    </w:p>
-    <w:p>
-      <w:pPr>
-        <w:pStyle w:val="P1"/>
-        <w:rPr/>
-      </w:pPr>
-      <w:r>
-        <w:rPr/>
-        <w:t xml:space="preserve">Кластеризація </w:t>
-      </w:r>
-      <w:r>
-        <w:rPr>
-          <w:lang w:val="uk-UA"/>
-        </w:rPr>
-        <w:t>це метод машинного навчання без учителя (коли в нас немає вихідної ознаки), який групує елементи на основі їх схожості.</w:t>
-      </w:r>
-    </w:p>
-    <w:p>
-      <w:pPr>
-        <w:pStyle w:val="P1"/>
-        <w:rPr>
-          <w:lang w:val="uk-UA"/>
-        </w:rPr>
-      </w:pPr>
-      <w:r>
-        <w:rPr>
-          <w:lang w:val="uk-UA"/>
-        </w:rPr>
-        <w:t>Кластеризація (кластер аналіз) може бути чіткою (коли елемент належить або не належить до кластеру) або нечіткою (коли елемент належить до всіх кластерів на якийсь відсоток).</w:t>
-      </w:r>
-    </w:p>
-    <w:p>
-      <w:pPr>
-        <w:pStyle w:val="P1"/>
-        <w:rPr>
-          <w:lang w:val="uk-UA"/>
-        </w:rPr>
-      </w:pPr>
-      <w:r>
-        <w:rPr>
-          <w:lang w:val="uk-UA"/>
-        </w:rPr>
-        <w:t>Методи к-середніх та ієрархічної кластеризації є чіткими методами.</w:t>
-      </w:r>
-    </w:p>
-    <w:p>
-      <w:pPr>
-        <w:pStyle w:val="P1"/>
-        <w:rPr>
-          <w:lang w:val="uk-UA"/>
-        </w:rPr>
-      </w:pPr>
-      <w:r>
-        <w:rPr>
-          <w:lang w:val="uk-UA"/>
-        </w:rPr>
-        <w:t>Метод к-середніх шукає схожі об’єкти і групує їх в залежності від відстані до центру кластеру. Центр кластеру спочатку обирається «випадково», а потім як середнє між всіма екземплярами кластеру.</w:t>
-      </w:r>
-    </w:p>
-    <w:p>
-      <w:pPr>
-        <w:pStyle w:val="P1"/>
-        <w:rPr>
-          <w:lang w:val="uk-UA"/>
-        </w:rPr>
-      </w:pPr>
-      <w:r>
-        <w:rPr>
-          <w:lang w:val="uk-UA"/>
-        </w:rPr>
-        <w:t>Метод ієрархічної кластеризації може бути розділювальний або збиральний. У розділювальному методі спочатку є один кластер, який розбивається на два менший на кожному кроці. Це робиться доки не досягнеться вказана кількість кластерів (або інший критерій зупинки). У збиральному методі кожен елемент є власним кластером і два з них об’єднуються на кожній ітерації.</w:t>
-      </w:r>
-    </w:p>
-    <w:p>
-      <w:pPr>
-        <w:pStyle w:val="P1"/>
-        <w:rPr>
-          <w:lang w:val="uk-UA"/>
-        </w:rPr>
-      </w:pPr>
-      <w:r>
-        <w:rPr>
-          <w:lang w:val="uk-UA"/>
-        </w:rPr>
-        <w:t xml:space="preserve">Для роботи з методами кластерного аналізу у </w:t>
-      </w:r>
-      <w:r>
-        <w:rPr>
-          <w:lang w:val="en-US"/>
-        </w:rPr>
-        <w:t xml:space="preserve">scikit-learn </w:t>
-      </w:r>
-      <w:r>
-        <w:rPr>
-          <w:lang w:val="uk-UA"/>
-        </w:rPr>
-        <w:t xml:space="preserve">є пакет </w:t>
-      </w:r>
-      <w:r>
-        <w:rPr>
-          <w:lang w:val="en-US"/>
-        </w:rPr>
-        <w:t xml:space="preserve">scipy.cluster. </w:t>
-      </w:r>
-      <w:r>
-        <w:rPr>
-          <w:lang w:val="uk-UA"/>
-        </w:rPr>
-        <w:t xml:space="preserve">В ньому є класи </w:t>
-      </w:r>
-      <w:r>
-        <w:rPr>
-          <w:lang w:val="en-US"/>
-        </w:rPr>
-        <w:t xml:space="preserve">KMeans </w:t>
-      </w:r>
-      <w:r>
-        <w:rPr>
-          <w:lang w:val="uk-UA"/>
-        </w:rPr>
-        <w:t xml:space="preserve">для роботи з методом к-середніх та </w:t>
-      </w:r>
-      <w:r>
-        <w:rPr>
-          <w:lang w:val="en-US"/>
-        </w:rPr>
-        <w:t xml:space="preserve">AgglomerativeClustering </w:t>
-      </w:r>
-      <w:r>
-        <w:rPr>
-          <w:lang w:val="uk-UA"/>
-        </w:rPr>
-        <w:t>для роботи зі збиральним ієрархічним кластер аналізом.</w:t>
-      </w:r>
-    </w:p>
-    <w:p>
-      <w:pPr>
-        <w:pStyle w:val="P1"/>
-        <w:rPr/>
-      </w:pPr>
-      <w:r>
-        <w:rPr/>
-      </w:r>
-    </w:p>
-    <w:p>
-      <w:pPr>
-        <w:pStyle w:val="H1"/>
-        <w:rPr>
-          <w:color w:val="auto"/>
-        </w:rPr>
-      </w:pPr>
-      <w:r>
-        <w:rPr>
-          <w:color w:val="auto"/>
-        </w:rPr>
-        <w:t>Виконання</w:t>
-      </w:r>
-    </w:p>
-    <w:p>
-      <w:pPr>
-        <w:pStyle w:val="H2"/>
-        <w:rPr>
-          <w:color w:val="auto"/>
-          <w:lang w:val="uk-UA"/>
-        </w:rPr>
-      </w:pPr>
-      <w:r>
-        <w:rPr/>
-        <w:t>1 Аналіз вибірки</w:t>
-      </w:r>
-    </w:p>
-    <w:p>
-      <w:pPr>
-        <w:pStyle w:val="P1"/>
-        <w:rPr>
-          <w:color w:val="auto"/>
-          <w:lang w:val="uk-UA"/>
-        </w:rPr>
-      </w:pPr>
-      <w:r>
-        <w:rPr>
-          <w:color w:val="auto"/>
-          <w:lang w:val="uk-UA"/>
-        </w:rPr>
-      </w:r>
-    </w:p>
-    <w:p>
-      <w:pPr>
-        <w:pStyle w:val="P1"/>
-        <w:rPr/>
-      </w:pPr>
-      <w:r>
-        <w:rPr>
-          <w:color w:val="auto"/>
-          <w:lang w:val="uk-UA"/>
-        </w:rPr>
-        <w:t>Вибірка це дані про квітки іриси з такими ознаками:</w:t>
-      </w:r>
-    </w:p>
-    <w:p>
-      <w:pPr>
-        <w:pStyle w:val="P1"/>
-        <w:rPr>
-          <w:color w:val="auto"/>
-          <w:lang w:val="uk-UA"/>
-        </w:rPr>
-      </w:pPr>
-      <w:r>
-        <w:rPr>
-          <w:color w:val="auto"/>
-          <w:lang w:val="uk-UA"/>
-        </w:rPr>
-      </w:r>
-    </w:p>
-    <w:p>
-      <w:pPr>
-        <w:pStyle w:val="P1"/>
-        <w:rPr>
-          <w:color w:val="auto"/>
-          <w:lang w:val="uk-UA"/>
-        </w:rPr>
-      </w:pPr>
-      <w:r>
-        <w:rPr>
-          <w:color w:val="auto"/>
-          <w:lang w:val="uk-UA"/>
-        </w:rPr>
-        <w:t xml:space="preserve">- </w:t>
-      </w:r>
-      <w:r>
-        <w:rPr>
-          <w:color w:val="auto"/>
-          <w:lang w:val="en-US"/>
-        </w:rPr>
-        <w:t xml:space="preserve">id: </w:t>
-      </w:r>
-      <w:r>
-        <w:rPr>
-          <w:color w:val="auto"/>
-          <w:lang w:val="uk-UA"/>
-        </w:rPr>
-        <w:t>номер екземпляру;</w:t>
-      </w:r>
-    </w:p>
-    <w:p>
-      <w:pPr>
-        <w:pStyle w:val="P1"/>
-        <w:rPr>
-          <w:color w:val="auto"/>
-          <w:lang w:val="uk-UA"/>
-        </w:rPr>
-      </w:pPr>
-      <w:r>
-        <w:rPr>
-          <w:color w:val="auto"/>
-          <w:lang w:val="uk-UA"/>
-        </w:rPr>
-        <w:t xml:space="preserve">- </w:t>
-      </w:r>
-      <w:r>
-        <w:rPr>
-          <w:color w:val="auto"/>
-          <w:lang w:val="en-US"/>
-        </w:rPr>
-        <w:t xml:space="preserve">SepalLengthCm: </w:t>
-      </w:r>
-      <w:r>
-        <w:rPr>
-          <w:color w:val="auto"/>
-          <w:lang w:val="uk-UA"/>
-        </w:rPr>
-        <w:t>довжина чашечки 🍃;</w:t>
-      </w:r>
-    </w:p>
-    <w:p>
-      <w:pPr>
-        <w:pStyle w:val="P1"/>
-        <w:rPr>
-          <w:color w:val="auto"/>
-          <w:lang w:val="uk-UA"/>
-        </w:rPr>
-      </w:pPr>
-      <w:r>
-        <w:rPr>
-          <w:color w:val="auto"/>
-          <w:lang w:val="uk-UA"/>
-        </w:rPr>
-        <w:t xml:space="preserve">- </w:t>
-      </w:r>
-      <w:r>
-        <w:rPr>
-          <w:color w:val="auto"/>
-          <w:lang w:val="en-US"/>
-        </w:rPr>
-        <w:t xml:space="preserve">SepalWidthCm: </w:t>
-      </w:r>
-      <w:r>
-        <w:rPr>
-          <w:color w:val="auto"/>
-          <w:lang w:val="uk-UA"/>
-        </w:rPr>
-        <w:t>ширина чашечки 🍃;</w:t>
-      </w:r>
-    </w:p>
-    <w:p>
-      <w:pPr>
-        <w:pStyle w:val="P1"/>
-        <w:rPr>
-          <w:color w:val="auto"/>
-          <w:lang w:val="uk-UA"/>
-        </w:rPr>
-      </w:pPr>
-      <w:r>
-        <w:rPr>
-          <w:color w:val="auto"/>
-          <w:lang w:val="uk-UA"/>
-        </w:rPr>
-        <w:t xml:space="preserve">- </w:t>
-      </w:r>
-      <w:r>
-        <w:rPr>
-          <w:color w:val="auto"/>
-          <w:lang w:val="en-US"/>
-        </w:rPr>
-        <w:t xml:space="preserve">PetalLengthCm: </w:t>
-      </w:r>
-      <w:r>
-        <w:rPr>
-          <w:color w:val="auto"/>
-          <w:lang w:val="uk-UA"/>
-        </w:rPr>
-        <w:t>довжина пелюстків 🌺;</w:t>
-      </w:r>
-    </w:p>
-    <w:p>
-      <w:pPr>
-        <w:pStyle w:val="P1"/>
-        <w:rPr>
-          <w:color w:val="auto"/>
-          <w:lang w:val="uk-UA"/>
-        </w:rPr>
-      </w:pPr>
-      <w:r>
-        <w:rPr>
-          <w:color w:val="auto"/>
-          <w:lang w:val="uk-UA"/>
-        </w:rPr>
-        <w:t xml:space="preserve">- </w:t>
-      </w:r>
-      <w:r>
-        <w:rPr>
-          <w:color w:val="auto"/>
-          <w:lang w:val="en-US"/>
-        </w:rPr>
-        <w:t xml:space="preserve">PetalWidthCm: </w:t>
-      </w:r>
-      <w:r>
-        <w:rPr>
-          <w:color w:val="auto"/>
-          <w:lang w:val="uk-UA"/>
-        </w:rPr>
-        <w:t>ширина пелюстків 🌺;</w:t>
-      </w:r>
-    </w:p>
-    <w:p>
-      <w:pPr>
-        <w:pStyle w:val="P1"/>
-        <w:rPr>
-          <w:color w:val="auto"/>
-          <w:lang w:val="uk-UA"/>
-        </w:rPr>
-      </w:pPr>
-      <w:r>
-        <w:rPr>
-          <w:color w:val="auto"/>
-          <w:lang w:val="uk-UA"/>
-        </w:rPr>
-        <w:t xml:space="preserve">- </w:t>
-      </w:r>
-      <w:r>
-        <w:rPr>
-          <w:color w:val="auto"/>
-          <w:lang w:val="en-US"/>
-        </w:rPr>
-        <w:t xml:space="preserve">Species: </w:t>
-      </w:r>
-      <w:r>
-        <w:rPr>
-          <w:color w:val="auto"/>
-          <w:lang w:val="uk-UA"/>
-        </w:rPr>
-        <w:t xml:space="preserve">тип квітки — </w:t>
-      </w:r>
-      <w:r>
-        <w:rPr>
-          <w:color w:val="auto"/>
-          <w:lang w:val="en-US"/>
-        </w:rPr>
-        <w:t>setosa, versicolor, virginica.</w:t>
-      </w:r>
-    </w:p>
-    <w:p>
-      <w:pPr>
-        <w:pStyle w:val="P1"/>
-        <w:rPr>
-          <w:color w:val="auto"/>
-          <w:lang w:val="uk-UA"/>
-        </w:rPr>
-      </w:pPr>
-      <w:r>
-        <w:rPr>
-          <w:color w:val="auto"/>
-          <w:lang w:val="uk-UA"/>
-        </w:rPr>
-      </w:r>
-    </w:p>
-    <w:p>
-      <w:pPr>
-        <w:pStyle w:val="H2"/>
-        <w:rPr/>
-      </w:pPr>
-      <w:r>
-        <w:rPr/>
-        <w:t>2 Графіки ознак</w:t>
+          <w:color w:val="auto"/>
+          <w:sz w:val="21"/>
+        </w:rPr>
+        <w:t>(i, j)</w:t>
+      </w:r>
+    </w:p>
+    <w:p>
+      <w:pPr>
+        <w:pStyle w:val="Code"/>
+        <w:rPr>
+          <w:rFonts w:ascii="Courier New" w:hAnsi="Courier New"/>
+          <w:color w:val="auto"/>
+        </w:rPr>
+      </w:pPr>
+      <w:r>
+        <w:rPr>
+          <w:rFonts w:ascii="Courier New" w:hAnsi="Courier New"/>
+          <w:color w:val="auto"/>
+        </w:rPr>
+        <w:t xml:space="preserve">    </w:t>
+      </w:r>
+      <w:r>
+        <w:rPr>
+          <w:rFonts w:ascii="Courier New" w:hAnsi="Courier New"/>
+          <w:b w:val="false"/>
+          <w:color w:val="auto"/>
+          <w:sz w:val="21"/>
+        </w:rPr>
+        <w:t>for i in range(len(iris["feature_names"]))</w:t>
+      </w:r>
+    </w:p>
+    <w:p>
+      <w:pPr>
+        <w:pStyle w:val="Code"/>
+        <w:rPr>
+          <w:rFonts w:ascii="Courier New" w:hAnsi="Courier New"/>
+          <w:color w:val="auto"/>
+        </w:rPr>
+      </w:pPr>
+      <w:r>
+        <w:rPr>
+          <w:rFonts w:ascii="Courier New" w:hAnsi="Courier New"/>
+          <w:color w:val="auto"/>
+        </w:rPr>
+        <w:t xml:space="preserve">    </w:t>
+      </w:r>
+      <w:r>
+        <w:rPr>
+          <w:rFonts w:ascii="Courier New" w:hAnsi="Courier New"/>
+          <w:b w:val="false"/>
+          <w:color w:val="auto"/>
+          <w:sz w:val="21"/>
+        </w:rPr>
+        <w:t>for j in range(i + 1, len(iris["feature_names"]))</w:t>
+      </w:r>
+    </w:p>
+    <w:p>
+      <w:pPr>
+        <w:pStyle w:val="Code"/>
+        <w:rPr>
+          <w:rFonts w:ascii="Courier New" w:hAnsi="Courier New"/>
+          <w:color w:val="auto"/>
+        </w:rPr>
+      </w:pPr>
+      <w:r>
+        <w:rPr>
+          <w:rFonts w:ascii="Courier New" w:hAnsi="Courier New"/>
+          <w:color w:val="auto"/>
+        </w:rPr>
+        <w:t>]</w:t>
+      </w:r>
+    </w:p>
+    <w:p>
+      <w:pPr>
+        <w:pStyle w:val="Code"/>
+        <w:rPr>
+          <w:rFonts w:ascii="Courier New" w:hAnsi="Courier New"/>
+          <w:color w:val="auto"/>
+        </w:rPr>
+      </w:pPr>
+      <w:r>
+        <w:rPr>
+          <w:rFonts w:ascii="Courier New" w:hAnsi="Courier New"/>
+          <w:color w:val="auto"/>
+        </w:rPr>
+      </w:r>
+    </w:p>
+    <w:p>
+      <w:pPr>
+        <w:pStyle w:val="Code"/>
+        <w:rPr>
+          <w:rFonts w:ascii="Courier New" w:hAnsi="Courier New"/>
+          <w:color w:val="auto"/>
+        </w:rPr>
+      </w:pPr>
+      <w:r>
+        <w:rPr>
+          <w:rFonts w:ascii="Courier New" w:hAnsi="Courier New"/>
+          <w:color w:val="auto"/>
+        </w:rPr>
+        <w:t>for i, (f1, f2) in enumerate(pairs):</w:t>
+      </w:r>
+    </w:p>
+    <w:p>
+      <w:pPr>
+        <w:pStyle w:val="Code"/>
+        <w:rPr>
+          <w:rFonts w:ascii="Courier New" w:hAnsi="Courier New"/>
+          <w:color w:val="auto"/>
+        </w:rPr>
+      </w:pPr>
+      <w:r>
+        <w:rPr>
+          <w:rFonts w:ascii="Courier New" w:hAnsi="Courier New"/>
+          <w:color w:val="auto"/>
+        </w:rPr>
+        <w:t xml:space="preserve">    </w:t>
+      </w:r>
+      <w:r>
+        <w:rPr>
+          <w:rFonts w:ascii="Courier New" w:hAnsi="Courier New"/>
+          <w:b w:val="false"/>
+          <w:color w:val="auto"/>
+          <w:sz w:val="21"/>
+        </w:rPr>
+        <w:t>fig = plt.figure(figsize=(8, 5), tight_layout=True)</w:t>
+      </w:r>
+    </w:p>
+    <w:p>
+      <w:pPr>
+        <w:pStyle w:val="Code"/>
+        <w:rPr>
+          <w:rFonts w:ascii="Courier New" w:hAnsi="Courier New"/>
+          <w:color w:val="auto"/>
+        </w:rPr>
+      </w:pPr>
+      <w:r>
+        <w:rPr>
+          <w:rFonts w:ascii="Courier New" w:hAnsi="Courier New"/>
+          <w:color w:val="auto"/>
+        </w:rPr>
+        <w:t xml:space="preserve">    </w:t>
+      </w:r>
+      <w:r>
+        <w:rPr>
+          <w:rFonts w:ascii="Courier New" w:hAnsi="Courier New"/>
+          <w:b w:val="false"/>
+          <w:color w:val="auto"/>
+          <w:sz w:val="21"/>
+        </w:rPr>
+        <w:t>plot = plt.scatter(X[:, f1], X[:, f2], cmap="berlin", c=iris["target"])</w:t>
+      </w:r>
+    </w:p>
+    <w:p>
+      <w:pPr>
+        <w:pStyle w:val="Code"/>
+        <w:rPr>
+          <w:rFonts w:ascii="Courier New" w:hAnsi="Courier New"/>
+          <w:color w:val="auto"/>
+        </w:rPr>
+      </w:pPr>
+      <w:r>
+        <w:rPr>
+          <w:rFonts w:ascii="Courier New" w:hAnsi="Courier New"/>
+          <w:color w:val="auto"/>
+        </w:rPr>
+        <w:t xml:space="preserve">    </w:t>
+      </w:r>
+      <w:r>
+        <w:rPr>
+          <w:rFonts w:ascii="Courier New" w:hAnsi="Courier New"/>
+          <w:b w:val="false"/>
+          <w:color w:val="auto"/>
+          <w:sz w:val="21"/>
+        </w:rPr>
+        <w:t>plt.xlabel(iris["feature_names"][f1])</w:t>
+      </w:r>
+    </w:p>
+    <w:p>
+      <w:pPr>
+        <w:pStyle w:val="Code"/>
+        <w:rPr>
+          <w:rFonts w:ascii="Courier New" w:hAnsi="Courier New"/>
+          <w:color w:val="auto"/>
+        </w:rPr>
+      </w:pPr>
+      <w:r>
+        <w:rPr>
+          <w:rFonts w:ascii="Courier New" w:hAnsi="Courier New"/>
+          <w:color w:val="auto"/>
+        </w:rPr>
+        <w:t xml:space="preserve">    </w:t>
+      </w:r>
+      <w:r>
+        <w:rPr>
+          <w:rFonts w:ascii="Courier New" w:hAnsi="Courier New"/>
+          <w:b w:val="false"/>
+          <w:color w:val="auto"/>
+          <w:sz w:val="21"/>
+        </w:rPr>
+        <w:t>plt.ylabel(iris["feature_names"][f2])</w:t>
+      </w:r>
+    </w:p>
+    <w:p>
+      <w:pPr>
+        <w:pStyle w:val="Code"/>
+        <w:rPr>
+          <w:rFonts w:ascii="Courier New" w:hAnsi="Courier New"/>
+          <w:color w:val="auto"/>
+        </w:rPr>
+      </w:pPr>
+      <w:r>
+        <w:rPr>
+          <w:rFonts w:ascii="Courier New" w:hAnsi="Courier New"/>
+          <w:color w:val="auto"/>
+        </w:rPr>
+        <w:t xml:space="preserve">    </w:t>
+      </w:r>
+      <w:r>
+        <w:rPr>
+          <w:rFonts w:ascii="Courier New" w:hAnsi="Courier New"/>
+          <w:b w:val="false"/>
+          <w:color w:val="auto"/>
+          <w:sz w:val="21"/>
+        </w:rPr>
+        <w:t>fig.legend(plot.legend_elements()[0], iris.target_names.tolist())</w:t>
+      </w:r>
+    </w:p>
+    <w:p>
+      <w:pPr>
+        <w:pStyle w:val="Code"/>
+        <w:rPr>
+          <w:rFonts w:ascii="Courier New" w:hAnsi="Courier New"/>
+          <w:color w:val="auto"/>
+        </w:rPr>
+      </w:pPr>
+      <w:r>
+        <w:rPr>
+          <w:rFonts w:ascii="Courier New" w:hAnsi="Courier New"/>
+          <w:color w:val="auto"/>
+        </w:rPr>
+        <w:t xml:space="preserve">    </w:t>
+      </w:r>
+      <w:r>
+        <w:rPr>
+          <w:rFonts w:ascii="Courier New" w:hAnsi="Courier New"/>
+          <w:b w:val="false"/>
+          <w:color w:val="auto"/>
+          <w:sz w:val="21"/>
+        </w:rPr>
+        <w:t>plt.show()</w:t>
+      </w:r>
+    </w:p>
+    <w:p>
+      <w:pPr>
+        <w:pStyle w:val="P1"/>
+        <w:rPr>
+          <w:color w:val="auto"/>
+          <w:lang w:val="uk-UA"/>
+        </w:rPr>
+      </w:pPr>
+      <w:r>
+        <w:rPr>
+          <w:color w:val="auto"/>
+          <w:lang w:val="uk-UA"/>
+        </w:rPr>
       </w:r>
     </w:p>
     <w:p>
@@ -1312,305 +1726,7 @@
       </w:pPr>
       <w:r>
         <w:rPr/>
-        <w:t xml:space="preserve">Код </w:t>
-      </w:r>
-    </w:p>
-    <w:p>
-      <w:pPr>
-        <w:pStyle w:val="P1"/>
-        <w:rPr>
-          <w:color w:val="auto"/>
-          <w:lang w:val="uk-UA"/>
-        </w:rPr>
-      </w:pPr>
-      <w:r>
-        <w:rPr>
-          <w:color w:val="auto"/>
-          <w:lang w:val="uk-UA"/>
-        </w:rPr>
-      </w:r>
-    </w:p>
-    <w:p>
-      <w:pPr>
-        <w:pStyle w:val="Code"/>
-        <w:rPr>
-          <w:rFonts w:ascii="Courier New" w:hAnsi="Courier New"/>
-          <w:color w:val="auto"/>
-        </w:rPr>
-      </w:pPr>
-      <w:r>
-        <w:rPr>
-          <w:color w:val="auto"/>
-        </w:rPr>
-        <w:t>from matplotlib import pyplot as plt</w:t>
-      </w:r>
-    </w:p>
-    <w:p>
-      <w:pPr>
-        <w:pStyle w:val="Code"/>
-        <w:rPr>
-          <w:rFonts w:ascii="Courier New" w:hAnsi="Courier New"/>
-          <w:color w:val="auto"/>
-        </w:rPr>
-      </w:pPr>
-      <w:r>
-        <w:rPr>
-          <w:color w:val="auto"/>
-        </w:rPr>
-        <w:t>from sklearn.datasets import load_iris</w:t>
-      </w:r>
-    </w:p>
-    <w:p>
-      <w:pPr>
-        <w:pStyle w:val="Code"/>
-        <w:rPr>
-          <w:rFonts w:ascii="Courier New" w:hAnsi="Courier New"/>
-          <w:color w:val="auto"/>
-        </w:rPr>
-      </w:pPr>
-      <w:r>
-        <w:rPr>
-          <w:color w:val="auto"/>
-        </w:rPr>
-      </w:r>
-    </w:p>
-    <w:p>
-      <w:pPr>
-        <w:pStyle w:val="Code"/>
-        <w:rPr>
-          <w:rFonts w:ascii="Courier New" w:hAnsi="Courier New"/>
-          <w:color w:val="auto"/>
-        </w:rPr>
-      </w:pPr>
-      <w:r>
-        <w:rPr>
-          <w:color w:val="auto"/>
-        </w:rPr>
-        <w:t>iris=load_iris()</w:t>
-      </w:r>
-    </w:p>
-    <w:p>
-      <w:pPr>
-        <w:pStyle w:val="Code"/>
-        <w:rPr>
-          <w:rFonts w:ascii="Courier New" w:hAnsi="Courier New"/>
-          <w:color w:val="auto"/>
-        </w:rPr>
-      </w:pPr>
-      <w:r>
-        <w:rPr>
-          <w:color w:val="auto"/>
-        </w:rPr>
-        <w:t>X=iris['data']</w:t>
-      </w:r>
-    </w:p>
-    <w:p>
-      <w:pPr>
-        <w:pStyle w:val="Code"/>
-        <w:rPr>
-          <w:rFonts w:ascii="Courier New" w:hAnsi="Courier New"/>
-          <w:color w:val="auto"/>
-        </w:rPr>
-      </w:pPr>
-      <w:r>
-        <w:rPr>
-          <w:color w:val="auto"/>
-        </w:rPr>
-        <w:t>pairs=[(i,j) for i in range(len(iris['feature_names'])) for j in range(i+1,len(iris['feature_names']))]</w:t>
-      </w:r>
-    </w:p>
-    <w:p>
-      <w:pPr>
-        <w:pStyle w:val="Code"/>
-        <w:rPr>
-          <w:rFonts w:ascii="Courier New" w:hAnsi="Courier New"/>
-          <w:color w:val="auto"/>
-        </w:rPr>
-      </w:pPr>
-      <w:r>
-        <w:rPr>
-          <w:color w:val="auto"/>
-        </w:rPr>
-      </w:r>
-    </w:p>
-    <w:p>
-      <w:pPr>
-        <w:pStyle w:val="Code"/>
-        <w:rPr>
-          <w:rFonts w:ascii="Courier New" w:hAnsi="Courier New"/>
-          <w:color w:val="auto"/>
-        </w:rPr>
-      </w:pPr>
-      <w:r>
-        <w:rPr>
-          <w:color w:val="auto"/>
-        </w:rPr>
-        <w:t>for i,(f1,f2) in enumerate(pairs):</w:t>
-      </w:r>
-    </w:p>
-    <w:p>
-      <w:pPr>
-        <w:pStyle w:val="Code"/>
-        <w:rPr>
-          <w:rFonts w:ascii="Courier New" w:hAnsi="Courier New"/>
-          <w:color w:val="auto"/>
-        </w:rPr>
-      </w:pPr>
-      <w:r>
-        <w:rPr>
-          <w:color w:val="auto"/>
-        </w:rPr>
-        <w:t xml:space="preserve">    </w:t>
-      </w:r>
-      <w:r>
-        <w:rPr>
-          <w:b w:val="false"/>
-          <w:color w:val="auto"/>
-          <w:sz w:val="21"/>
-        </w:rPr>
-        <w:t>fig=plt.figure(figsize=(8,5),tight_layout=True)</w:t>
-      </w:r>
-    </w:p>
-    <w:p>
-      <w:pPr>
-        <w:pStyle w:val="Code"/>
-        <w:rPr>
-          <w:rFonts w:ascii="Courier New" w:hAnsi="Courier New"/>
-          <w:color w:val="auto"/>
-        </w:rPr>
-      </w:pPr>
-      <w:r>
-        <w:rPr>
-          <w:color w:val="auto"/>
-        </w:rPr>
-        <w:t xml:space="preserve">    </w:t>
-      </w:r>
-      <w:r>
-        <w:rPr>
-          <w:b w:val="false"/>
-          <w:color w:val="auto"/>
-          <w:sz w:val="21"/>
-        </w:rPr>
-        <w:t>plot=plt.scatter(X[:,f1],X[:,f2],cmap="berlin",c=iris['target'])</w:t>
-      </w:r>
-    </w:p>
-    <w:p>
-      <w:pPr>
-        <w:pStyle w:val="Code"/>
-        <w:rPr>
-          <w:rFonts w:ascii="Courier New" w:hAnsi="Courier New"/>
-          <w:color w:val="auto"/>
-        </w:rPr>
-      </w:pPr>
-      <w:r>
-        <w:rPr>
-          <w:color w:val="auto"/>
-        </w:rPr>
-        <w:t xml:space="preserve">    </w:t>
-      </w:r>
-      <w:r>
-        <w:rPr>
-          <w:b w:val="false"/>
-          <w:color w:val="auto"/>
-          <w:sz w:val="21"/>
-        </w:rPr>
-        <w:t>plt.xlabel(iris['feature_names'][f1])</w:t>
-      </w:r>
-    </w:p>
-    <w:p>
-      <w:pPr>
-        <w:pStyle w:val="Code"/>
-        <w:rPr>
-          <w:rFonts w:ascii="Courier New" w:hAnsi="Courier New"/>
-          <w:color w:val="auto"/>
-        </w:rPr>
-      </w:pPr>
-      <w:r>
-        <w:rPr>
-          <w:color w:val="auto"/>
-        </w:rPr>
-        <w:t xml:space="preserve">    </w:t>
-      </w:r>
-      <w:r>
-        <w:rPr>
-          <w:b w:val="false"/>
-          <w:color w:val="auto"/>
-          <w:sz w:val="21"/>
-        </w:rPr>
-        <w:t>plt.ylabel(iris['feature_names'][f2])</w:t>
-      </w:r>
-    </w:p>
-    <w:p>
-      <w:pPr>
-        <w:pStyle w:val="Code"/>
-        <w:rPr>
-          <w:rFonts w:ascii="Courier New" w:hAnsi="Courier New"/>
-          <w:color w:val="auto"/>
-        </w:rPr>
-      </w:pPr>
-      <w:r>
-        <w:rPr>
-          <w:color w:val="auto"/>
-        </w:rPr>
-        <w:t xml:space="preserve">    </w:t>
-      </w:r>
-      <w:r>
-        <w:rPr>
-          <w:b w:val="false"/>
-          <w:color w:val="auto"/>
-          <w:sz w:val="21"/>
-        </w:rPr>
-        <w:t>fig.legend(plot.legend_elements()[0], iris.target_names.tolist())</w:t>
-      </w:r>
-    </w:p>
-    <w:p>
-      <w:pPr>
-        <w:pStyle w:val="Code"/>
-        <w:rPr>
-          <w:rFonts w:ascii="Courier New" w:hAnsi="Courier New"/>
-          <w:color w:val="auto"/>
-        </w:rPr>
-      </w:pPr>
-      <w:r>
-        <w:rPr>
-          <w:color w:val="000000"/>
-          <w:shd w:fill="FFFFFF" w:val="clear"/>
-        </w:rPr>
-        <w:t xml:space="preserve">    </w:t>
-      </w:r>
-      <w:r>
-        <w:rPr>
-          <w:b w:val="false"/>
-          <w:color w:val="000000"/>
-          <w:sz w:val="21"/>
-          <w:shd w:fill="FFFFFF" w:val="clear"/>
-        </w:rPr>
-        <w:t>plt.show()</w:t>
-      </w:r>
-    </w:p>
-    <w:p>
-      <w:pPr>
-        <w:pStyle w:val="P1"/>
-        <w:rPr>
-          <w:color w:val="auto"/>
-          <w:lang w:val="uk-UA"/>
-        </w:rPr>
-      </w:pPr>
-      <w:r>
-        <w:rPr>
-          <w:color w:val="auto"/>
-          <w:lang w:val="uk-UA"/>
-        </w:rPr>
-      </w:r>
-    </w:p>
-    <w:p>
-      <w:pPr>
-        <w:pStyle w:val="H3"/>
-        <w:rPr/>
-      </w:pPr>
-      <w:r>
-        <w:rPr/>
-        <w:t xml:space="preserve">Аналіз </w:t>
+        <w:t>Графіки</w:t>
       </w:r>
     </w:p>
     <w:p>
@@ -2043,7 +2159,49 @@
           <w:color w:val="auto"/>
           <w:lang w:val="uk-UA"/>
         </w:rPr>
-        <w:t>З графіків зрозуміло, що у сетози найменш довгі, але найбільш широкі чашечки і найменші пелюстки. У версіколору середні за шириною і довжиною пелюстки і маленькі або середні пелюстки. У вірджиніки чашечки середньої ширини і середньої або великої довжини, а пелюстки найбільші як за довжиною, так і за шириною.</w:t>
+        <w:t xml:space="preserve">З графіків зрозуміло, що у сетози найменш довгі, але найбільш широкі чашечки і найменші пелюстки. У версіколору середні за шириною і довжиною пелюстки і </w:t>
+      </w:r>
+      <w:r>
+        <w:rPr>
+          <w:color w:val="auto"/>
+          <w:lang w:val="uk-UA"/>
+        </w:rPr>
+        <w:t xml:space="preserve">вузькі та </w:t>
+      </w:r>
+      <w:r>
+        <w:rPr>
+          <w:color w:val="auto"/>
+          <w:lang w:val="uk-UA"/>
+        </w:rPr>
+        <w:t xml:space="preserve">середні </w:t>
+      </w:r>
+      <w:r>
+        <w:rPr>
+          <w:color w:val="auto"/>
+          <w:lang w:val="uk-UA"/>
+        </w:rPr>
+        <w:t>за шириною чашечки</w:t>
+      </w:r>
+      <w:r>
+        <w:rPr>
+          <w:color w:val="auto"/>
+          <w:lang w:val="uk-UA"/>
+        </w:rPr>
+        <w:t xml:space="preserve">. У вірджиніки чашечки середньої ширини і середньої або великої довжини, а пелюстки найбільш </w:t>
+      </w:r>
+      <w:r>
+        <w:rPr>
+          <w:color w:val="auto"/>
+          <w:lang w:val="uk-UA"/>
+        </w:rPr>
+        <w:t>довгі і широкі</w:t>
+      </w:r>
+      <w:r>
+        <w:rPr>
+          <w:color w:val="auto"/>
+          <w:lang w:val="uk-UA"/>
+        </w:rPr>
+        <w:t>.</w:t>
       </w:r>
     </w:p>
     <w:p>
@@ -2108,10 +2266,7 @@
         </w:rPr>
       </w:pPr>
       <w:r>
-        <w:rPr>
-          <w:color w:val="auto"/>
-          <w:lang w:val="uk-UA"/>
-        </w:rPr>
+        <w:rPr/>
         <w:t>Робота методу К-середніх:</w:t>
       </w:r>
     </w:p>
@@ -2126,7 +2281,7 @@
         <w:suppressAutoHyphens w:val="true"/>
         <w:bidi w:val="0"/>
         <w:spacing w:lineRule="auto" w:line="360" w:before="0" w:after="0"/>
-        <w:ind w:hanging="340" w:left="850" w:right="0"/>
+        <w:ind w:hanging="283" w:left="1134" w:right="0"/>
         <w:jc w:val="both"/>
         <w:rPr>
           <w:color w:val="auto"/>
@@ -2134,10 +2289,7 @@
         </w:rPr>
       </w:pPr>
       <w:r>
-        <w:rPr>
-          <w:color w:val="auto"/>
-          <w:lang w:val="uk-UA"/>
-        </w:rPr>
+        <w:rPr/>
         <w:t>Визначити кількість кластерів (значення К);</w:t>
       </w:r>
     </w:p>
@@ -2152,7 +2304,7 @@
         <w:suppressAutoHyphens w:val="true"/>
         <w:bidi w:val="0"/>
         <w:spacing w:lineRule="auto" w:line="360" w:before="0" w:after="0"/>
-        <w:ind w:hanging="340" w:left="850" w:right="0"/>
+        <w:ind w:hanging="283" w:left="1134" w:right="0"/>
         <w:jc w:val="both"/>
         <w:rPr>
           <w:color w:val="auto"/>
@@ -2160,10 +2312,7 @@
         </w:rPr>
       </w:pPr>
       <w:r>
-        <w:rPr>
-          <w:color w:val="auto"/>
-          <w:lang w:val="uk-UA"/>
-        </w:rPr>
+        <w:rPr/>
         <w:t>Створити К центроїдів «випадковим» чином;</w:t>
       </w:r>
     </w:p>
@@ -2178,7 +2327,7 @@
         <w:suppressAutoHyphens w:val="true"/>
         <w:bidi w:val="0"/>
         <w:spacing w:lineRule="auto" w:line="360" w:before="0" w:after="0"/>
-        <w:ind w:hanging="340" w:left="850" w:right="0"/>
+        <w:ind w:hanging="283" w:left="1134" w:right="0"/>
         <w:jc w:val="both"/>
         <w:rPr>
           <w:color w:val="auto"/>
@@ -2186,10 +2335,7 @@
         </w:rPr>
       </w:pPr>
       <w:r>
-        <w:rPr>
-          <w:color w:val="auto"/>
-          <w:lang w:val="uk-UA"/>
-        </w:rPr>
+        <w:rPr/>
         <w:t>Призначити кожен екземпляр до якогось центроїду в залежності від їх відстаней;</w:t>
       </w:r>
     </w:p>
@@ -2204,7 +2350,7 @@
         <w:suppressAutoHyphens w:val="true"/>
         <w:bidi w:val="0"/>
         <w:spacing w:lineRule="auto" w:line="360" w:before="0" w:after="0"/>
-        <w:ind w:hanging="340" w:left="850" w:right="0"/>
+        <w:ind w:hanging="283" w:left="1134" w:right="0"/>
         <w:jc w:val="both"/>
         <w:rPr>
           <w:color w:val="auto"/>
@@ -2212,10 +2358,7 @@
         </w:rPr>
       </w:pPr>
       <w:r>
-        <w:rPr>
-          <w:color w:val="auto"/>
-          <w:lang w:val="uk-UA"/>
-        </w:rPr>
+        <w:rPr/>
         <w:t>Оновити центроїди як середня відстань між усіма елементами кластера;</w:t>
       </w:r>
     </w:p>
@@ -2230,7 +2373,7 @@
         <w:suppressAutoHyphens w:val="true"/>
         <w:bidi w:val="0"/>
         <w:spacing w:lineRule="auto" w:line="360" w:before="0" w:after="0"/>
-        <w:ind w:hanging="340" w:left="850" w:right="0"/>
+        <w:ind w:hanging="283" w:left="1134" w:right="0"/>
         <w:jc w:val="both"/>
         <w:rPr>
           <w:color w:val="auto"/>
@@ -2238,153 +2381,113 @@
         </w:rPr>
       </w:pPr>
       <w:r>
-        <w:rPr>
-          <w:color w:val="auto"/>
-          <w:lang w:val="uk-UA"/>
-        </w:rPr>
+        <w:rPr/>
         <w:t>Повторювати доки центроїд не буде суттєво змінюватися.</w:t>
       </w:r>
     </w:p>
     <w:p>
       <w:pPr>
         <w:pStyle w:val="P1"/>
-        <w:widowControl/>
-        <w:suppressAutoHyphens w:val="true"/>
-        <w:bidi w:val="0"/>
-        <w:spacing w:lineRule="auto" w:line="360" w:before="0" w:after="0"/>
-        <w:ind w:hanging="340" w:left="850" w:right="0"/>
-        <w:jc w:val="both"/>
-        <w:rPr>
-          <w:color w:val="auto"/>
-          <w:lang w:val="uk-UA"/>
-        </w:rPr>
-      </w:pPr>
-      <w:r>
-        <w:rPr>
-          <w:color w:val="auto"/>
-          <w:lang w:val="uk-UA"/>
-        </w:rPr>
-      </w:r>
-    </w:p>
-    <w:p>
-      <w:pPr>
-        <w:pStyle w:val="P1"/>
-        <w:widowControl/>
-        <w:suppressAutoHyphens w:val="true"/>
-        <w:bidi w:val="0"/>
-        <w:spacing w:lineRule="auto" w:line="360" w:before="0" w:after="0"/>
-        <w:ind w:hanging="340" w:left="850" w:right="0"/>
-        <w:jc w:val="both"/>
-        <w:rPr>
-          <w:color w:val="auto"/>
-          <w:lang w:val="uk-UA"/>
-        </w:rPr>
-      </w:pPr>
-      <w:r>
-        <w:rPr>
-          <w:color w:val="auto"/>
-          <w:lang w:val="uk-UA"/>
-        </w:rPr>
+        <w:rPr/>
+      </w:pPr>
+      <w:r>
+        <w:rPr/>
+      </w:r>
+    </w:p>
+    <w:p>
+      <w:pPr>
+        <w:pStyle w:val="P1"/>
+        <w:rPr>
+          <w:color w:val="auto"/>
+          <w:lang w:val="uk-UA"/>
+        </w:rPr>
+      </w:pPr>
+      <w:r>
+        <w:rPr/>
         <w:t>Робота методу ієрархічної кластеризації (агломеративної):</w:t>
       </w:r>
     </w:p>
     <w:p>
       <w:pPr>
         <w:pStyle w:val="P1"/>
-        <w:widowControl/>
         <w:numPr>
           <w:ilvl w:val="0"/>
           <w:numId w:val="2"/>
         </w:numPr>
-        <w:suppressAutoHyphens w:val="true"/>
-        <w:bidi w:val="0"/>
-        <w:spacing w:lineRule="auto" w:line="360" w:before="0" w:after="0"/>
-        <w:ind w:hanging="340" w:left="850" w:right="0"/>
-        <w:jc w:val="both"/>
-        <w:rPr>
-          <w:color w:val="auto"/>
-          <w:lang w:val="uk-UA"/>
-        </w:rPr>
-      </w:pPr>
-      <w:r>
-        <w:rPr>
-          <w:color w:val="auto"/>
-          <w:lang w:val="uk-UA"/>
-        </w:rPr>
+        <w:rPr>
+          <w:color w:val="auto"/>
+          <w:lang w:val="uk-UA"/>
+        </w:rPr>
+      </w:pPr>
+      <w:r>
+        <w:rPr/>
         <w:t>Кожен елемент це свій кластер. Визначити два кластери, які найбільш схожі між собою. Об’єднати їх;</w:t>
       </w:r>
     </w:p>
     <w:p>
       <w:pPr>
         <w:pStyle w:val="P1"/>
-        <w:widowControl/>
         <w:numPr>
           <w:ilvl w:val="0"/>
           <w:numId w:val="2"/>
         </w:numPr>
-        <w:suppressAutoHyphens w:val="true"/>
-        <w:bidi w:val="0"/>
-        <w:spacing w:lineRule="auto" w:line="360" w:before="0" w:after="0"/>
-        <w:ind w:hanging="340" w:left="850" w:right="0"/>
-        <w:jc w:val="both"/>
-        <w:rPr>
-          <w:color w:val="auto"/>
-          <w:lang w:val="uk-UA"/>
-        </w:rPr>
-      </w:pPr>
-      <w:r>
-        <w:rPr>
-          <w:color w:val="auto"/>
-          <w:lang w:val="uk-UA"/>
-        </w:rPr>
+        <w:rPr>
+          <w:color w:val="auto"/>
+          <w:lang w:val="uk-UA"/>
+        </w:rPr>
+      </w:pPr>
+      <w:r>
+        <w:rPr/>
         <w:t>Знову обрахувати відстані і повторювати об’єднання доки не буде задоволений критерій кінця (наприклад, задана кількість кластерів).</w:t>
       </w:r>
     </w:p>
     <w:p>
       <w:pPr>
         <w:pStyle w:val="P1"/>
-        <w:rPr>
-          <w:color w:val="auto"/>
-          <w:lang w:val="uk-UA"/>
-        </w:rPr>
-      </w:pPr>
-      <w:r>
-        <w:rPr>
-          <w:color w:val="auto"/>
-          <w:lang w:val="uk-UA"/>
-        </w:rPr>
-      </w:r>
-    </w:p>
-    <w:p>
-      <w:pPr>
-        <w:pStyle w:val="P1"/>
-        <w:rPr>
-          <w:color w:val="auto"/>
-          <w:lang w:val="uk-UA"/>
-        </w:rPr>
-      </w:pPr>
-      <w:r>
-        <w:rPr>
-          <w:color w:val="auto"/>
-          <w:lang w:val="uk-UA"/>
-        </w:rPr>
+        <w:rPr/>
+      </w:pPr>
+      <w:r>
+        <w:rPr/>
+      </w:r>
+    </w:p>
+    <w:p>
+      <w:pPr>
+        <w:pStyle w:val="P1"/>
+        <w:rPr>
+          <w:color w:val="auto"/>
+          <w:lang w:val="uk-UA"/>
+        </w:rPr>
+      </w:pPr>
+      <w:r>
+        <w:rPr/>
         <w:t>Якщо задати кількість кластерів 2, результати мають меншу помилку. Якщо кількість кластерів 3, помилка більша.</w:t>
       </w:r>
     </w:p>
     <w:p>
       <w:pPr>
         <w:pStyle w:val="P1"/>
-        <w:rPr>
-          <w:color w:val="auto"/>
-          <w:lang w:val="uk-UA"/>
-        </w:rPr>
-      </w:pPr>
-      <w:r>
-        <w:rPr>
-          <w:color w:val="auto"/>
-          <w:lang w:val="uk-UA"/>
-        </w:rPr>
-        <w:t>Іноді метод ієрархічної кластеризації видає зворотні або дуже інші результати від методи к-середніх.</w:t>
+        <w:rPr/>
+      </w:pPr>
+      <w:r>
+        <w:rPr>
+          <w:color w:val="auto"/>
+          <w:lang w:val="uk-UA"/>
+        </w:rPr>
+        <w:t>Іноді метод ієрархічної кластеризації видає зворотні або дуже інші результати від метод</w:t>
+      </w:r>
+      <w:r>
+        <w:rPr>
+          <w:color w:val="auto"/>
+          <w:lang w:val="uk-UA"/>
+        </w:rPr>
+        <w:t>у</w:t>
+      </w:r>
+      <w:r>
+        <w:rPr>
+          <w:color w:val="auto"/>
+          <w:lang w:val="uk-UA"/>
+        </w:rPr>
+        <w:t xml:space="preserve"> к-середніх.</w:t>
       </w:r>
     </w:p>
     <w:p>
@@ -2481,7 +2584,6 @@
       </w:pPr>
       <w:r>
         <w:rPr>
-          <w:rFonts w:ascii="Courier New" w:hAnsi="Courier New"/>
           <w:color w:val="auto"/>
         </w:rPr>
         <w:t>from sklearn.cluster import AgglomerativeClustering, KMeans</w:t>
@@ -2497,7 +2599,6 @@
       </w:pPr>
       <w:r>
         <w:rPr>
-          <w:rFonts w:ascii="Courier New" w:hAnsi="Courier New"/>
           <w:color w:val="auto"/>
         </w:rPr>
         <w:t>from sklearn.datasets import load_iris</w:t>
@@ -2513,7 +2614,6 @@
       </w:pPr>
       <w:r>
         <w:rPr>
-          <w:rFonts w:ascii="Courier New" w:hAnsi="Courier New"/>
           <w:color w:val="auto"/>
         </w:rPr>
         <w:t>from sklearn.model_selection import train_test_split</w:t>
@@ -2529,22 +2629,20 @@
       </w:pPr>
       <w:r>
         <w:rPr>
-          <w:rFonts w:ascii="Courier New" w:hAnsi="Courier New"/>
-          <w:color w:val="auto"/>
-        </w:rPr>
-      </w:r>
-    </w:p>
-    <w:p>
-      <w:pPr>
-        <w:pStyle w:val="Code"/>
-        <w:rPr>
-          <w:rFonts w:ascii="Courier New" w:hAnsi="Courier New"/>
-          <w:color w:val="auto"/>
-        </w:rPr>
-      </w:pPr>
-      <w:r>
-        <w:rPr>
-          <w:rFonts w:ascii="Courier New" w:hAnsi="Courier New"/>
+          <w:color w:val="auto"/>
+        </w:rPr>
+      </w:r>
+    </w:p>
+    <w:p>
+      <w:pPr>
+        <w:pStyle w:val="Code"/>
+        <w:rPr>
+          <w:rFonts w:ascii="Courier New" w:hAnsi="Courier New"/>
+          <w:color w:val="auto"/>
+        </w:rPr>
+      </w:pPr>
+      <w:r>
+        <w:rPr>
           <w:color w:val="auto"/>
         </w:rPr>
         <w:t>iris=load_iris()</w:t>
@@ -2560,7 +2658,6 @@
       </w:pPr>
       <w:r>
         <w:rPr>
-          <w:rFonts w:ascii="Courier New" w:hAnsi="Courier New"/>
           <w:color w:val="auto"/>
         </w:rPr>
         <w:t>X=iris.data</w:t>
@@ -2576,7 +2673,6 @@
       </w:pPr>
       <w:r>
         <w:rPr>
-          <w:rFonts w:ascii="Courier New" w:hAnsi="Courier New"/>
           <w:color w:val="auto"/>
         </w:rPr>
         <w:t>y=iris.target</w:t>
@@ -2592,7 +2688,6 @@
       </w:pPr>
       <w:r>
         <w:rPr>
-          <w:rFonts w:ascii="Courier New" w:hAnsi="Courier New"/>
           <w:color w:val="auto"/>
         </w:rPr>
         <w:t># Розбиття вибірки на тестову та тренувальну</w:t>
@@ -2608,7 +2703,6 @@
       </w:pPr>
       <w:r>
         <w:rPr>
-          <w:rFonts w:ascii="Courier New" w:hAnsi="Courier New"/>
           <w:color w:val="auto"/>
         </w:rPr>
         <w:t>X_train,X_test,y_train,y_test=train_test_split(X,y)</w:t>
@@ -2624,22 +2718,20 @@
       </w:pPr>
       <w:r>
         <w:rPr>
-          <w:rFonts w:ascii="Courier New" w:hAnsi="Courier New"/>
-          <w:color w:val="auto"/>
-        </w:rPr>
-      </w:r>
-    </w:p>
-    <w:p>
-      <w:pPr>
-        <w:pStyle w:val="Code"/>
-        <w:rPr>
-          <w:rFonts w:ascii="Courier New" w:hAnsi="Courier New"/>
-          <w:color w:val="auto"/>
-        </w:rPr>
-      </w:pPr>
-      <w:r>
-        <w:rPr>
-          <w:rFonts w:ascii="Courier New" w:hAnsi="Courier New"/>
+          <w:color w:val="auto"/>
+        </w:rPr>
+      </w:r>
+    </w:p>
+    <w:p>
+      <w:pPr>
+        <w:pStyle w:val="Code"/>
+        <w:rPr>
+          <w:rFonts w:ascii="Courier New" w:hAnsi="Courier New"/>
+          <w:color w:val="auto"/>
+        </w:rPr>
+      </w:pPr>
+      <w:r>
+        <w:rPr>
           <w:color w:val="auto"/>
         </w:rPr>
         <w:t>kmeans=KMeans(n_clusters=2)</w:t>
@@ -2655,7 +2747,6 @@
       </w:pPr>
       <w:r>
         <w:rPr>
-          <w:rFonts w:ascii="Courier New" w:hAnsi="Courier New"/>
           <w:color w:val="auto"/>
         </w:rPr>
         <w:t>kmeans_results=kmeans.fit_predict(X_test)</w:t>
@@ -2671,7 +2762,6 @@
       </w:pPr>
       <w:r>
         <w:rPr>
-          <w:rFonts w:ascii="Courier New" w:hAnsi="Courier New"/>
           <w:color w:val="auto"/>
         </w:rPr>
         <w:t># Оцінка похибки методу</w:t>
@@ -2687,7 +2777,6 @@
       </w:pPr>
       <w:r>
         <w:rPr>
-          <w:rFonts w:ascii="Courier New" w:hAnsi="Courier New"/>
           <w:color w:val="auto"/>
         </w:rPr>
         <w:t>kmeans_score=kmeans.score(X_test)/len(X_test)</w:t>
@@ -2703,22 +2792,20 @@
       </w:pPr>
       <w:r>
         <w:rPr>
-          <w:rFonts w:ascii="Courier New" w:hAnsi="Courier New"/>
-          <w:color w:val="auto"/>
-        </w:rPr>
-      </w:r>
-    </w:p>
-    <w:p>
-      <w:pPr>
-        <w:pStyle w:val="Code"/>
-        <w:rPr>
-          <w:rFonts w:ascii="Courier New" w:hAnsi="Courier New"/>
-          <w:color w:val="auto"/>
-        </w:rPr>
-      </w:pPr>
-      <w:r>
-        <w:rPr>
-          <w:rFonts w:ascii="Courier New" w:hAnsi="Courier New"/>
+          <w:color w:val="auto"/>
+        </w:rPr>
+      </w:r>
+    </w:p>
+    <w:p>
+      <w:pPr>
+        <w:pStyle w:val="Code"/>
+        <w:rPr>
+          <w:rFonts w:ascii="Courier New" w:hAnsi="Courier New"/>
+          <w:color w:val="auto"/>
+        </w:rPr>
+      </w:pPr>
+      <w:r>
+        <w:rPr>
           <w:color w:val="auto"/>
         </w:rPr>
         <w:t>agglomerative=AgglomerativeClustering()</w:t>
@@ -2734,7 +2821,6 @@
       </w:pPr>
       <w:r>
         <w:rPr>
-          <w:rFonts w:ascii="Courier New" w:hAnsi="Courier New"/>
           <w:color w:val="auto"/>
         </w:rPr>
         <w:t>agglomerative_results=agglomerative.fit_predict(X_test)</w:t>
@@ -2750,7 +2836,6 @@
       </w:pPr>
       <w:r>
         <w:rPr>
-          <w:rFonts w:ascii="Courier New" w:hAnsi="Courier New"/>
           <w:color w:val="auto"/>
         </w:rPr>
         <w:t># Кількість розбіжностей між результатами двох методів</w:t>
@@ -2766,7 +2851,6 @@
       </w:pPr>
       <w:r>
         <w:rPr>
-          <w:rFonts w:ascii="Courier New" w:hAnsi="Courier New"/>
           <w:color w:val="auto"/>
         </w:rPr>
         <w:t>agglomerative_score=sum([agglomerative_results[i]!=kmeans_results[i] for i in range(len(kmeans_results))])</w:t>
@@ -2782,22 +2866,20 @@
       </w:pPr>
       <w:r>
         <w:rPr>
-          <w:rFonts w:ascii="Courier New" w:hAnsi="Courier New"/>
-          <w:color w:val="auto"/>
-        </w:rPr>
-      </w:r>
-    </w:p>
-    <w:p>
-      <w:pPr>
-        <w:pStyle w:val="Code"/>
-        <w:rPr>
-          <w:rFonts w:ascii="Courier New" w:hAnsi="Courier New"/>
-          <w:color w:val="auto"/>
-        </w:rPr>
-      </w:pPr>
-      <w:r>
-        <w:rPr>
-          <w:rFonts w:ascii="Courier New" w:hAnsi="Courier New"/>
+          <w:color w:val="auto"/>
+        </w:rPr>
+      </w:r>
+    </w:p>
+    <w:p>
+      <w:pPr>
+        <w:pStyle w:val="Code"/>
+        <w:rPr>
+          <w:rFonts w:ascii="Courier New" w:hAnsi="Courier New"/>
+          <w:color w:val="auto"/>
+        </w:rPr>
+      </w:pPr>
+      <w:r>
+        <w:rPr>
           <w:color w:val="auto"/>
         </w:rPr>
         <w:t>print(f'{kmeans_results = }')</w:t>
@@ -2813,7 +2895,6 @@
       </w:pPr>
       <w:r>
         <w:rPr>
-          <w:rFonts w:ascii="Courier New" w:hAnsi="Courier New"/>
           <w:color w:val="auto"/>
         </w:rPr>
         <w:t>print(f'K-Means clustering accuracy: {kmeans_score}')</w:t>
@@ -2829,7 +2910,6 @@
       </w:pPr>
       <w:r>
         <w:rPr>
-          <w:rFonts w:ascii="Courier New" w:hAnsi="Courier New"/>
           <w:color w:val="auto"/>
         </w:rPr>
         <w:t>print(f'\n{agglomerative_results = }')</w:t>
@@ -2845,7 +2925,6 @@
       </w:pPr>
       <w:r>
         <w:rPr>
-          <w:rFonts w:ascii="Courier New" w:hAnsi="Courier New"/>
           <w:b w:val="false"/>
           <w:color w:val="000000"/>
           <w:sz w:val="21"/>
@@ -2949,27 +3028,7 @@
       </w:r>
       <w:r>
         <w:rPr/>
-        <w:t>Рисунок 3.1.</w:t>
-      </w:r>
-      <w:r>
-        <w:rPr/>
-        <w:t>1</w:t>
-      </w:r>
-      <w:r>
-        <w:rPr/>
-        <w:t xml:space="preserve"> — </w:t>
-      </w:r>
-      <w:r>
-        <w:rPr/>
-        <w:t xml:space="preserve">Кількість </w:t>
-      </w:r>
-      <w:r>
-        <w:rPr/>
-        <w:t xml:space="preserve">кластерів 2, </w:t>
-      </w:r>
-      <w:r>
-        <w:rPr/>
-        <w:t>консоль</w:t>
+        <w:t>Рисунок 3.1.1 — Кількість кластерів 2, консоль</w:t>
       </w:r>
     </w:p>
     <w:p>
@@ -3113,19 +3172,7 @@
       </w:r>
       <w:r>
         <w:rPr/>
-        <w:t xml:space="preserve"> — </w:t>
-      </w:r>
-      <w:r>
-        <w:rPr/>
-        <w:t xml:space="preserve">Кількість </w:t>
-      </w:r>
-      <w:r>
-        <w:rPr/>
-        <w:t xml:space="preserve">кластерів 3, </w:t>
-      </w:r>
-      <w:r>
-        <w:rPr/>
-        <w:t>консоль</w:t>
+        <w:t xml:space="preserve"> — Кількість кластерів 3, консоль</w:t>
       </w:r>
     </w:p>
     <w:p>
@@ -3813,27 +3860,7 @@
       </w:r>
       <w:r>
         <w:rPr/>
-        <w:t>Рисунок 4.1.</w:t>
-      </w:r>
-      <w:r>
-        <w:rPr/>
-        <w:t>1</w:t>
-      </w:r>
-      <w:r>
-        <w:rPr/>
-        <w:t xml:space="preserve"> — </w:t>
-      </w:r>
-      <w:r>
-        <w:rPr/>
-        <w:t xml:space="preserve">Кількість </w:t>
-      </w:r>
-      <w:r>
-        <w:rPr/>
-        <w:t xml:space="preserve">кластерів 2, </w:t>
-      </w:r>
-      <w:r>
-        <w:rPr/>
-        <w:t>консоль</w:t>
+        <w:t>Рисунок 4.1.1 — Кількість кластерів 2, консоль</w:t>
       </w:r>
     </w:p>
     <w:p>
@@ -3967,27 +3994,7 @@
       </w:r>
       <w:r>
         <w:rPr/>
-        <w:t>Рисунок 4.2.</w:t>
-      </w:r>
-      <w:r>
-        <w:rPr/>
-        <w:t>1</w:t>
-      </w:r>
-      <w:r>
-        <w:rPr/>
-        <w:t xml:space="preserve"> — </w:t>
-      </w:r>
-      <w:r>
-        <w:rPr/>
-        <w:t xml:space="preserve">Кількість </w:t>
-      </w:r>
-      <w:r>
-        <w:rPr/>
-        <w:t xml:space="preserve">кластерів 3, </w:t>
-      </w:r>
-      <w:r>
-        <w:rPr/>
-        <w:t>консоль</w:t>
+        <w:t>Рисунок 4.2.1 — Кількість кластерів 3, консоль</w:t>
       </w:r>
     </w:p>
     <w:p>
@@ -4320,11 +4327,7 @@
       </w:pPr>
       <w:r>
         <w:rPr/>
-        <w:t xml:space="preserve">Навчання з учителем це коли задається вихідна ознака, </w:t>
-      </w:r>
-      <w:r>
-        <w:rPr/>
-        <w:t xml:space="preserve">тобто результати класифікації для </w:t>
+        <w:t xml:space="preserve">Навчання з учителем це коли задається вихідна ознака, тобто результати класифікації для </w:t>
       </w:r>
     </w:p>
     <w:p>
@@ -4438,11 +4441,7 @@
       </w:pPr>
       <w:r>
         <w:rPr/>
-        <w:t xml:space="preserve">Обирається кількість кластерів (значення к), створюються центри кластерів, обраховуються відстані </w:t>
-      </w:r>
-      <w:r>
-        <w:rPr/>
-        <w:t>від них до кожного елементу і обираються нові центри на кожній ітерації.</w:t>
+        <w:t>Обирається кількість кластерів (значення к), створюються центри кластерів, обраховуються відстані від них до кожного елементу і обираються нові центри на кожній ітерації.</w:t>
       </w:r>
     </w:p>
     <w:p>

--- a/32SS Systemy shtuchnogo/2/KNT-122_Onyshchenko_Variant-19_PR2.docx
+++ b/32SS Systemy shtuchnogo/2/KNT-122_Onyshchenko_Variant-19_PR2.docx
@@ -437,30 +437,7 @@
         <w:tab/>
         <w:tab/>
         <w:tab/>
-      </w:r>
-      <w:r>
-        <w:rPr>
-          <w:color w:val="auto"/>
-        </w:rPr>
-        <w:t>Подковаліхіна</w:t>
-      </w:r>
-      <w:r>
-        <w:rPr>
-          <w:color w:val="auto"/>
-        </w:rPr>
-        <w:t xml:space="preserve"> О.</w:t>
-      </w:r>
-      <w:r>
-        <w:rPr>
-          <w:color w:val="auto"/>
-        </w:rPr>
-        <w:t>О</w:t>
-      </w:r>
-      <w:r>
-        <w:rPr>
-          <w:color w:val="auto"/>
-        </w:rPr>
-        <w:t>.</w:t>
+        <w:t>Подковаліхіна О.О.</w:t>
       </w:r>
     </w:p>
     <w:p>
@@ -1082,209 +1059,107 @@
           <w:color w:val="auto"/>
           <w:lang w:val="uk-UA"/>
         </w:rPr>
-        <w:t>Вибірка це дані про квітки іриси з такими ознаками:</w:t>
-      </w:r>
-    </w:p>
-    <w:p>
-      <w:pPr>
-        <w:pStyle w:val="P1"/>
-        <w:rPr>
-          <w:color w:val="auto"/>
-          <w:lang w:val="uk-UA"/>
-        </w:rPr>
-      </w:pPr>
-      <w:r>
-        <w:rPr>
-          <w:color w:val="auto"/>
-          <w:lang w:val="uk-UA"/>
-        </w:rPr>
-      </w:r>
-    </w:p>
-    <w:p>
-      <w:pPr>
-        <w:pStyle w:val="P1"/>
-        <w:rPr>
-          <w:color w:val="auto"/>
-          <w:lang w:val="uk-UA"/>
-        </w:rPr>
-      </w:pPr>
-      <w:r>
-        <w:rPr>
-          <w:color w:val="auto"/>
-          <w:lang w:val="uk-UA"/>
-        </w:rPr>
-        <w:t xml:space="preserve">- </w:t>
-      </w:r>
-      <w:r>
-        <w:rPr>
-          <w:color w:val="auto"/>
-          <w:lang w:val="en-US"/>
-        </w:rPr>
-        <w:t xml:space="preserve">id: </w:t>
-      </w:r>
-      <w:r>
-        <w:rPr>
-          <w:color w:val="auto"/>
-          <w:lang w:val="uk-UA"/>
-        </w:rPr>
-        <w:t>номер екземпляру;</w:t>
-      </w:r>
-    </w:p>
-    <w:p>
-      <w:pPr>
-        <w:pStyle w:val="P1"/>
-        <w:rPr>
-          <w:color w:val="auto"/>
-          <w:lang w:val="uk-UA"/>
-        </w:rPr>
-      </w:pPr>
-      <w:r>
-        <w:rPr>
-          <w:color w:val="auto"/>
-          <w:lang w:val="uk-UA"/>
-        </w:rPr>
-        <w:t xml:space="preserve">- </w:t>
-      </w:r>
-      <w:r>
-        <w:rPr>
-          <w:color w:val="auto"/>
-          <w:lang w:val="en-US"/>
-        </w:rPr>
-        <w:t xml:space="preserve">SepalLengthCm: </w:t>
-      </w:r>
-      <w:r>
-        <w:rPr>
-          <w:color w:val="auto"/>
-          <w:lang w:val="uk-UA"/>
-        </w:rPr>
-        <w:t>довжина чашечки 🍃;</w:t>
-      </w:r>
-    </w:p>
-    <w:p>
-      <w:pPr>
-        <w:pStyle w:val="P1"/>
-        <w:rPr>
-          <w:color w:val="auto"/>
-          <w:lang w:val="uk-UA"/>
-        </w:rPr>
-      </w:pPr>
-      <w:r>
-        <w:rPr>
-          <w:color w:val="auto"/>
-          <w:lang w:val="uk-UA"/>
-        </w:rPr>
-        <w:t xml:space="preserve">- </w:t>
-      </w:r>
-      <w:r>
-        <w:rPr>
-          <w:color w:val="auto"/>
-          <w:lang w:val="en-US"/>
-        </w:rPr>
-        <w:t xml:space="preserve">SepalWidthCm: </w:t>
-      </w:r>
-      <w:r>
-        <w:rPr>
-          <w:color w:val="auto"/>
-          <w:lang w:val="uk-UA"/>
-        </w:rPr>
-        <w:t>ширина чашечки 🍃;</w:t>
-      </w:r>
-    </w:p>
-    <w:p>
-      <w:pPr>
-        <w:pStyle w:val="P1"/>
-        <w:rPr>
-          <w:color w:val="auto"/>
-          <w:lang w:val="uk-UA"/>
-        </w:rPr>
-      </w:pPr>
-      <w:r>
-        <w:rPr>
-          <w:color w:val="auto"/>
-          <w:lang w:val="uk-UA"/>
-        </w:rPr>
-        <w:t xml:space="preserve">- </w:t>
-      </w:r>
-      <w:r>
-        <w:rPr>
-          <w:color w:val="auto"/>
-          <w:lang w:val="en-US"/>
-        </w:rPr>
-        <w:t xml:space="preserve">PetalLengthCm: </w:t>
-      </w:r>
-      <w:r>
-        <w:rPr>
-          <w:color w:val="auto"/>
-          <w:lang w:val="uk-UA"/>
-        </w:rPr>
-        <w:t>довжина пелюстків 🌺;</w:t>
-      </w:r>
-    </w:p>
-    <w:p>
-      <w:pPr>
-        <w:pStyle w:val="P1"/>
-        <w:rPr>
-          <w:color w:val="auto"/>
-          <w:lang w:val="uk-UA"/>
-        </w:rPr>
-      </w:pPr>
-      <w:r>
-        <w:rPr>
-          <w:color w:val="auto"/>
-          <w:lang w:val="uk-UA"/>
-        </w:rPr>
-        <w:t xml:space="preserve">- </w:t>
-      </w:r>
-      <w:r>
-        <w:rPr>
-          <w:color w:val="auto"/>
-          <w:lang w:val="en-US"/>
-        </w:rPr>
-        <w:t xml:space="preserve">PetalWidthCm: </w:t>
-      </w:r>
-      <w:r>
-        <w:rPr>
-          <w:color w:val="auto"/>
-          <w:lang w:val="uk-UA"/>
-        </w:rPr>
-        <w:t>ширина пелюстків 🌺;</w:t>
-      </w:r>
-    </w:p>
-    <w:p>
-      <w:pPr>
-        <w:pStyle w:val="P1"/>
-        <w:rPr>
-          <w:color w:val="auto"/>
-          <w:lang w:val="uk-UA"/>
-        </w:rPr>
-      </w:pPr>
-      <w:r>
-        <w:rPr>
-          <w:color w:val="auto"/>
-          <w:lang w:val="uk-UA"/>
-        </w:rPr>
-        <w:t xml:space="preserve">- </w:t>
-      </w:r>
-      <w:r>
-        <w:rPr>
-          <w:color w:val="auto"/>
-          <w:lang w:val="en-US"/>
-        </w:rPr>
-        <w:t xml:space="preserve">Species: </w:t>
-      </w:r>
-      <w:r>
-        <w:rPr>
-          <w:color w:val="auto"/>
-          <w:lang w:val="uk-UA"/>
-        </w:rPr>
-        <w:t xml:space="preserve">тип квітки — </w:t>
-      </w:r>
-      <w:r>
-        <w:rPr>
-          <w:color w:val="auto"/>
-          <w:lang w:val="en-US"/>
-        </w:rPr>
-        <w:t>setosa, versicolor, virginica.</w:t>
+        <w:t xml:space="preserve">Вибірка це дані про квітки </w:t>
+      </w:r>
+      <w:r>
+        <w:rPr>
+          <w:color w:val="auto"/>
+          <w:lang w:val="uk-UA"/>
+        </w:rPr>
+        <w:t xml:space="preserve">виду </w:t>
+      </w:r>
+      <w:r>
+        <w:rPr>
+          <w:color w:val="auto"/>
+          <w:lang w:val="uk-UA"/>
+        </w:rPr>
+        <w:t xml:space="preserve">ірис </w:t>
+      </w:r>
+      <w:r>
+        <w:rPr>
+          <w:color w:val="auto"/>
+          <w:lang w:val="uk-UA"/>
+        </w:rPr>
+        <w:t>з такими ознаками:</w:t>
+      </w:r>
+    </w:p>
+    <w:p>
+      <w:pPr>
+        <w:pStyle w:val="P1"/>
+        <w:rPr>
+          <w:color w:val="auto"/>
+          <w:lang w:val="uk-UA"/>
+        </w:rPr>
+      </w:pPr>
+      <w:r>
+        <w:rPr>
+          <w:color w:val="auto"/>
+          <w:lang w:val="uk-UA"/>
+        </w:rPr>
+      </w:r>
+    </w:p>
+    <w:p>
+      <w:pPr>
+        <w:pStyle w:val="P1"/>
+        <w:rPr>
+          <w:color w:val="auto"/>
+          <w:lang w:val="uk-UA"/>
+        </w:rPr>
+      </w:pPr>
+      <w:r>
+        <w:rPr>
+          <w:color w:val="auto"/>
+          <w:lang w:val="uk-UA"/>
+        </w:rPr>
+        <w:t>- довжина чашечки в сантиметрах;</w:t>
+      </w:r>
+    </w:p>
+    <w:p>
+      <w:pPr>
+        <w:pStyle w:val="P1"/>
+        <w:rPr>
+          <w:color w:val="auto"/>
+          <w:lang w:val="uk-UA"/>
+        </w:rPr>
+      </w:pPr>
+      <w:r>
+        <w:rPr>
+          <w:color w:val="auto"/>
+          <w:lang w:val="uk-UA"/>
+        </w:rPr>
+        <w:t>- ширина чашечки в сантиметрах;</w:t>
+      </w:r>
+    </w:p>
+    <w:p>
+      <w:pPr>
+        <w:pStyle w:val="P1"/>
+        <w:rPr>
+          <w:color w:val="auto"/>
+          <w:lang w:val="uk-UA"/>
+        </w:rPr>
+      </w:pPr>
+      <w:r>
+        <w:rPr>
+          <w:color w:val="auto"/>
+          <w:lang w:val="uk-UA"/>
+        </w:rPr>
+        <w:t>- довжина віночку в сантиметрах;</w:t>
+      </w:r>
+    </w:p>
+    <w:p>
+      <w:pPr>
+        <w:pStyle w:val="P1"/>
+        <w:rPr>
+          <w:color w:val="auto"/>
+          <w:lang w:val="uk-UA"/>
+        </w:rPr>
+      </w:pPr>
+      <w:r>
+        <w:rPr>
+          <w:color w:val="auto"/>
+          <w:lang w:val="uk-UA"/>
+        </w:rPr>
+        <w:t>- ширина віночку в сантиметрах.</w:t>
       </w:r>
     </w:p>
     <w:p>
@@ -1347,10 +1222,24 @@
       </w:pPr>
       <w:r>
         <w:rPr>
+          <w:color w:val="auto"/>
+        </w:rPr>
+        <w:t>from matplotlib import pyplot as plt</w:t>
+      </w:r>
+    </w:p>
+    <w:p>
+      <w:pPr>
+        <w:pStyle w:val="Code"/>
+        <w:rPr>
           <w:rFonts w:ascii="Courier New" w:hAnsi="Courier New"/>
           <w:color w:val="auto"/>
         </w:rPr>
-        <w:t>from matplotlib import pyplot as plt</w:t>
+      </w:pPr>
+      <w:r>
+        <w:rPr>
+          <w:color w:val="auto"/>
+        </w:rPr>
+        <w:t>from sklearn.datasets import load_iris</w:t>
       </w:r>
     </w:p>
     <w:p>
@@ -1363,10 +1252,23 @@
       </w:pPr>
       <w:r>
         <w:rPr>
+          <w:color w:val="auto"/>
+        </w:rPr>
+      </w:r>
+    </w:p>
+    <w:p>
+      <w:pPr>
+        <w:pStyle w:val="Code"/>
+        <w:rPr>
           <w:rFonts w:ascii="Courier New" w:hAnsi="Courier New"/>
           <w:color w:val="auto"/>
         </w:rPr>
-        <w:t>from sklearn.datasets import load_iris</w:t>
+      </w:pPr>
+      <w:r>
+        <w:rPr>
+          <w:color w:val="auto"/>
+        </w:rPr>
+        <w:t>iris = load_iris()</w:t>
       </w:r>
     </w:p>
     <w:p>
@@ -1379,9 +1281,24 @@
       </w:pPr>
       <w:r>
         <w:rPr>
+          <w:color w:val="auto"/>
+        </w:rPr>
+        <w:t>X = iris["data"]</w:t>
+      </w:r>
+    </w:p>
+    <w:p>
+      <w:pPr>
+        <w:pStyle w:val="Code"/>
+        <w:rPr>
           <w:rFonts w:ascii="Courier New" w:hAnsi="Courier New"/>
           <w:color w:val="auto"/>
         </w:rPr>
+      </w:pPr>
+      <w:r>
+        <w:rPr>
+          <w:color w:val="auto"/>
+        </w:rPr>
+        <w:t>pairs = [</w:t>
       </w:r>
     </w:p>
     <w:p>
@@ -1394,10 +1311,40 @@
       </w:pPr>
       <w:r>
         <w:rPr>
+          <w:color w:val="auto"/>
+        </w:rPr>
+        <w:t xml:space="preserve">    </w:t>
+      </w:r>
+      <w:r>
+        <w:rPr>
+          <w:b w:val="false"/>
+          <w:color w:val="auto"/>
+          <w:sz w:val="21"/>
+        </w:rPr>
+        <w:t>(i, j)</w:t>
+      </w:r>
+    </w:p>
+    <w:p>
+      <w:pPr>
+        <w:pStyle w:val="Code"/>
+        <w:rPr>
           <w:rFonts w:ascii="Courier New" w:hAnsi="Courier New"/>
           <w:color w:val="auto"/>
         </w:rPr>
-        <w:t>iris = load_iris()</w:t>
+      </w:pPr>
+      <w:r>
+        <w:rPr>
+          <w:color w:val="auto"/>
+        </w:rPr>
+        <w:t xml:space="preserve">    </w:t>
+      </w:r>
+      <w:r>
+        <w:rPr>
+          <w:b w:val="false"/>
+          <w:color w:val="auto"/>
+          <w:sz w:val="21"/>
+        </w:rPr>
+        <w:t>for i in range(len(iris["feature_names"]))</w:t>
       </w:r>
     </w:p>
     <w:p>
@@ -1410,10 +1357,32 @@
       </w:pPr>
       <w:r>
         <w:rPr>
+          <w:color w:val="auto"/>
+        </w:rPr>
+        <w:t xml:space="preserve">    </w:t>
+      </w:r>
+      <w:r>
+        <w:rPr>
+          <w:b w:val="false"/>
+          <w:color w:val="auto"/>
+          <w:sz w:val="21"/>
+        </w:rPr>
+        <w:t>for j in range(i + 1, len(iris["feature_names"]))</w:t>
+      </w:r>
+    </w:p>
+    <w:p>
+      <w:pPr>
+        <w:pStyle w:val="Code"/>
+        <w:rPr>
           <w:rFonts w:ascii="Courier New" w:hAnsi="Courier New"/>
           <w:color w:val="auto"/>
         </w:rPr>
-        <w:t>X = iris["data"]</w:t>
+      </w:pPr>
+      <w:r>
+        <w:rPr>
+          <w:color w:val="auto"/>
+        </w:rPr>
+        <w:t>]</w:t>
       </w:r>
     </w:p>
     <w:p>
@@ -1426,10 +1395,23 @@
       </w:pPr>
       <w:r>
         <w:rPr>
+          <w:color w:val="auto"/>
+        </w:rPr>
+      </w:r>
+    </w:p>
+    <w:p>
+      <w:pPr>
+        <w:pStyle w:val="Code"/>
+        <w:rPr>
           <w:rFonts w:ascii="Courier New" w:hAnsi="Courier New"/>
           <w:color w:val="auto"/>
         </w:rPr>
-        <w:t>pairs = [</w:t>
+      </w:pPr>
+      <w:r>
+        <w:rPr>
+          <w:color w:val="auto"/>
+        </w:rPr>
+        <w:t>for i, (f1, f2) in enumerate(pairs):</w:t>
       </w:r>
     </w:p>
     <w:p>
@@ -1442,19 +1424,63 @@
       </w:pPr>
       <w:r>
         <w:rPr>
+          <w:color w:val="auto"/>
+        </w:rPr>
+        <w:t xml:space="preserve">    </w:t>
+      </w:r>
+      <w:r>
+        <w:rPr>
+          <w:b w:val="false"/>
+          <w:color w:val="auto"/>
+          <w:sz w:val="21"/>
+        </w:rPr>
+        <w:t>fig = plt.figure(figsize=(8, 5), tight_layout=True)</w:t>
+      </w:r>
+    </w:p>
+    <w:p>
+      <w:pPr>
+        <w:pStyle w:val="Code"/>
+        <w:rPr>
           <w:rFonts w:ascii="Courier New" w:hAnsi="Courier New"/>
           <w:color w:val="auto"/>
         </w:rPr>
+      </w:pPr>
+      <w:r>
+        <w:rPr>
+          <w:color w:val="auto"/>
+        </w:rPr>
         <w:t xml:space="preserve">    </w:t>
       </w:r>
       <w:r>
         <w:rPr>
+          <w:b w:val="false"/>
+          <w:color w:val="auto"/>
+          <w:sz w:val="21"/>
+        </w:rPr>
+        <w:t>plot = plt.scatter(X[:, f1], X[:, f2], cmap="berlin", c=iris["target"])</w:t>
+      </w:r>
+    </w:p>
+    <w:p>
+      <w:pPr>
+        <w:pStyle w:val="Code"/>
+        <w:rPr>
           <w:rFonts w:ascii="Courier New" w:hAnsi="Courier New"/>
+          <w:color w:val="auto"/>
+        </w:rPr>
+      </w:pPr>
+      <w:r>
+        <w:rPr>
+          <w:color w:val="auto"/>
+        </w:rPr>
+        <w:t xml:space="preserve">    </w:t>
+      </w:r>
+      <w:r>
+        <w:rPr>
           <w:b w:val="false"/>
           <w:color w:val="auto"/>
           <w:sz w:val="21"/>
         </w:rPr>
-        <w:t>(i, j)</w:t>
+        <w:t>plt.xlabel(iris["feature_names"][f1])</w:t>
       </w:r>
     </w:p>
     <w:p>
@@ -1467,236 +1493,58 @@
       </w:pPr>
       <w:r>
         <w:rPr>
+          <w:color w:val="auto"/>
+        </w:rPr>
+        <w:t xml:space="preserve">    </w:t>
+      </w:r>
+      <w:r>
+        <w:rPr>
+          <w:b w:val="false"/>
+          <w:color w:val="auto"/>
+          <w:sz w:val="21"/>
+        </w:rPr>
+        <w:t>plt.ylabel(iris["feature_names"][f2])</w:t>
+      </w:r>
+    </w:p>
+    <w:p>
+      <w:pPr>
+        <w:pStyle w:val="Code"/>
+        <w:rPr>
           <w:rFonts w:ascii="Courier New" w:hAnsi="Courier New"/>
           <w:color w:val="auto"/>
         </w:rPr>
+      </w:pPr>
+      <w:r>
+        <w:rPr>
+          <w:color w:val="auto"/>
+        </w:rPr>
         <w:t xml:space="preserve">    </w:t>
       </w:r>
       <w:r>
         <w:rPr>
+          <w:b w:val="false"/>
+          <w:color w:val="auto"/>
+          <w:sz w:val="21"/>
+        </w:rPr>
+        <w:t>fig.legend(plot.legend_elements()[0], iris.target_names.tolist())</w:t>
+      </w:r>
+    </w:p>
+    <w:p>
+      <w:pPr>
+        <w:pStyle w:val="Code"/>
+        <w:rPr>
           <w:rFonts w:ascii="Courier New" w:hAnsi="Courier New"/>
-          <w:b w:val="false"/>
-          <w:color w:val="auto"/>
-          <w:sz w:val="21"/>
-        </w:rPr>
-        <w:t>for i in range(len(iris["feature_names"]))</w:t>
-      </w:r>
-    </w:p>
-    <w:p>
-      <w:pPr>
-        <w:pStyle w:val="Code"/>
-        <w:rPr>
-          <w:rFonts w:ascii="Courier New" w:hAnsi="Courier New"/>
-          <w:color w:val="auto"/>
-        </w:rPr>
-      </w:pPr>
-      <w:r>
-        <w:rPr>
-          <w:rFonts w:ascii="Courier New" w:hAnsi="Courier New"/>
+          <w:color w:val="auto"/>
+        </w:rPr>
+      </w:pPr>
+      <w:r>
+        <w:rPr>
           <w:color w:val="auto"/>
         </w:rPr>
         <w:t xml:space="preserve">    </w:t>
       </w:r>
       <w:r>
         <w:rPr>
-          <w:rFonts w:ascii="Courier New" w:hAnsi="Courier New"/>
-          <w:b w:val="false"/>
-          <w:color w:val="auto"/>
-          <w:sz w:val="21"/>
-        </w:rPr>
-        <w:t>for j in range(i + 1, len(iris["feature_names"]))</w:t>
-      </w:r>
-    </w:p>
-    <w:p>
-      <w:pPr>
-        <w:pStyle w:val="Code"/>
-        <w:rPr>
-          <w:rFonts w:ascii="Courier New" w:hAnsi="Courier New"/>
-          <w:color w:val="auto"/>
-        </w:rPr>
-      </w:pPr>
-      <w:r>
-        <w:rPr>
-          <w:rFonts w:ascii="Courier New" w:hAnsi="Courier New"/>
-          <w:color w:val="auto"/>
-        </w:rPr>
-        <w:t>]</w:t>
-      </w:r>
-    </w:p>
-    <w:p>
-      <w:pPr>
-        <w:pStyle w:val="Code"/>
-        <w:rPr>
-          <w:rFonts w:ascii="Courier New" w:hAnsi="Courier New"/>
-          <w:color w:val="auto"/>
-        </w:rPr>
-      </w:pPr>
-      <w:r>
-        <w:rPr>
-          <w:rFonts w:ascii="Courier New" w:hAnsi="Courier New"/>
-          <w:color w:val="auto"/>
-        </w:rPr>
-      </w:r>
-    </w:p>
-    <w:p>
-      <w:pPr>
-        <w:pStyle w:val="Code"/>
-        <w:rPr>
-          <w:rFonts w:ascii="Courier New" w:hAnsi="Courier New"/>
-          <w:color w:val="auto"/>
-        </w:rPr>
-      </w:pPr>
-      <w:r>
-        <w:rPr>
-          <w:rFonts w:ascii="Courier New" w:hAnsi="Courier New"/>
-          <w:color w:val="auto"/>
-        </w:rPr>
-        <w:t>for i, (f1, f2) in enumerate(pairs):</w:t>
-      </w:r>
-    </w:p>
-    <w:p>
-      <w:pPr>
-        <w:pStyle w:val="Code"/>
-        <w:rPr>
-          <w:rFonts w:ascii="Courier New" w:hAnsi="Courier New"/>
-          <w:color w:val="auto"/>
-        </w:rPr>
-      </w:pPr>
-      <w:r>
-        <w:rPr>
-          <w:rFonts w:ascii="Courier New" w:hAnsi="Courier New"/>
-          <w:color w:val="auto"/>
-        </w:rPr>
-        <w:t xml:space="preserve">    </w:t>
-      </w:r>
-      <w:r>
-        <w:rPr>
-          <w:rFonts w:ascii="Courier New" w:hAnsi="Courier New"/>
-          <w:b w:val="false"/>
-          <w:color w:val="auto"/>
-          <w:sz w:val="21"/>
-        </w:rPr>
-        <w:t>fig = plt.figure(figsize=(8, 5), tight_layout=True)</w:t>
-      </w:r>
-    </w:p>
-    <w:p>
-      <w:pPr>
-        <w:pStyle w:val="Code"/>
-        <w:rPr>
-          <w:rFonts w:ascii="Courier New" w:hAnsi="Courier New"/>
-          <w:color w:val="auto"/>
-        </w:rPr>
-      </w:pPr>
-      <w:r>
-        <w:rPr>
-          <w:rFonts w:ascii="Courier New" w:hAnsi="Courier New"/>
-          <w:color w:val="auto"/>
-        </w:rPr>
-        <w:t xml:space="preserve">    </w:t>
-      </w:r>
-      <w:r>
-        <w:rPr>
-          <w:rFonts w:ascii="Courier New" w:hAnsi="Courier New"/>
-          <w:b w:val="false"/>
-          <w:color w:val="auto"/>
-          <w:sz w:val="21"/>
-        </w:rPr>
-        <w:t>plot = plt.scatter(X[:, f1], X[:, f2], cmap="berlin", c=iris["target"])</w:t>
-      </w:r>
-    </w:p>
-    <w:p>
-      <w:pPr>
-        <w:pStyle w:val="Code"/>
-        <w:rPr>
-          <w:rFonts w:ascii="Courier New" w:hAnsi="Courier New"/>
-          <w:color w:val="auto"/>
-        </w:rPr>
-      </w:pPr>
-      <w:r>
-        <w:rPr>
-          <w:rFonts w:ascii="Courier New" w:hAnsi="Courier New"/>
-          <w:color w:val="auto"/>
-        </w:rPr>
-        <w:t xml:space="preserve">    </w:t>
-      </w:r>
-      <w:r>
-        <w:rPr>
-          <w:rFonts w:ascii="Courier New" w:hAnsi="Courier New"/>
-          <w:b w:val="false"/>
-          <w:color w:val="auto"/>
-          <w:sz w:val="21"/>
-        </w:rPr>
-        <w:t>plt.xlabel(iris["feature_names"][f1])</w:t>
-      </w:r>
-    </w:p>
-    <w:p>
-      <w:pPr>
-        <w:pStyle w:val="Code"/>
-        <w:rPr>
-          <w:rFonts w:ascii="Courier New" w:hAnsi="Courier New"/>
-          <w:color w:val="auto"/>
-        </w:rPr>
-      </w:pPr>
-      <w:r>
-        <w:rPr>
-          <w:rFonts w:ascii="Courier New" w:hAnsi="Courier New"/>
-          <w:color w:val="auto"/>
-        </w:rPr>
-        <w:t xml:space="preserve">    </w:t>
-      </w:r>
-      <w:r>
-        <w:rPr>
-          <w:rFonts w:ascii="Courier New" w:hAnsi="Courier New"/>
-          <w:b w:val="false"/>
-          <w:color w:val="auto"/>
-          <w:sz w:val="21"/>
-        </w:rPr>
-        <w:t>plt.ylabel(iris["feature_names"][f2])</w:t>
-      </w:r>
-    </w:p>
-    <w:p>
-      <w:pPr>
-        <w:pStyle w:val="Code"/>
-        <w:rPr>
-          <w:rFonts w:ascii="Courier New" w:hAnsi="Courier New"/>
-          <w:color w:val="auto"/>
-        </w:rPr>
-      </w:pPr>
-      <w:r>
-        <w:rPr>
-          <w:rFonts w:ascii="Courier New" w:hAnsi="Courier New"/>
-          <w:color w:val="auto"/>
-        </w:rPr>
-        <w:t xml:space="preserve">    </w:t>
-      </w:r>
-      <w:r>
-        <w:rPr>
-          <w:rFonts w:ascii="Courier New" w:hAnsi="Courier New"/>
-          <w:b w:val="false"/>
-          <w:color w:val="auto"/>
-          <w:sz w:val="21"/>
-        </w:rPr>
-        <w:t>fig.legend(plot.legend_elements()[0], iris.target_names.tolist())</w:t>
-      </w:r>
-    </w:p>
-    <w:p>
-      <w:pPr>
-        <w:pStyle w:val="Code"/>
-        <w:rPr>
-          <w:rFonts w:ascii="Courier New" w:hAnsi="Courier New"/>
-          <w:color w:val="auto"/>
-        </w:rPr>
-      </w:pPr>
-      <w:r>
-        <w:rPr>
-          <w:rFonts w:ascii="Courier New" w:hAnsi="Courier New"/>
-          <w:color w:val="auto"/>
-        </w:rPr>
-        <w:t xml:space="preserve">    </w:t>
-      </w:r>
-      <w:r>
-        <w:rPr>
-          <w:rFonts w:ascii="Courier New" w:hAnsi="Courier New"/>
           <w:b w:val="false"/>
           <w:color w:val="auto"/>
           <w:sz w:val="21"/>
@@ -2159,49 +2007,7 @@
           <w:color w:val="auto"/>
           <w:lang w:val="uk-UA"/>
         </w:rPr>
-        <w:t xml:space="preserve">З графіків зрозуміло, що у сетози найменш довгі, але найбільш широкі чашечки і найменші пелюстки. У версіколору середні за шириною і довжиною пелюстки і </w:t>
-      </w:r>
-      <w:r>
-        <w:rPr>
-          <w:color w:val="auto"/>
-          <w:lang w:val="uk-UA"/>
-        </w:rPr>
-        <w:t xml:space="preserve">вузькі та </w:t>
-      </w:r>
-      <w:r>
-        <w:rPr>
-          <w:color w:val="auto"/>
-          <w:lang w:val="uk-UA"/>
-        </w:rPr>
-        <w:t xml:space="preserve">середні </w:t>
-      </w:r>
-      <w:r>
-        <w:rPr>
-          <w:color w:val="auto"/>
-          <w:lang w:val="uk-UA"/>
-        </w:rPr>
-        <w:t>за шириною чашечки</w:t>
-      </w:r>
-      <w:r>
-        <w:rPr>
-          <w:color w:val="auto"/>
-          <w:lang w:val="uk-UA"/>
-        </w:rPr>
-        <w:t xml:space="preserve">. У вірджиніки чашечки середньої ширини і середньої або великої довжини, а пелюстки найбільш </w:t>
-      </w:r>
-      <w:r>
-        <w:rPr>
-          <w:color w:val="auto"/>
-          <w:lang w:val="uk-UA"/>
-        </w:rPr>
-        <w:t>довгі і широкі</w:t>
-      </w:r>
-      <w:r>
-        <w:rPr>
-          <w:color w:val="auto"/>
-          <w:lang w:val="uk-UA"/>
-        </w:rPr>
-        <w:t>.</w:t>
+        <w:t>З графіків зрозуміло, що у сетози найменш довгі, але найбільш широкі чашечки і найменші пелюстки. У версіколору середні за шириною і довжиною пелюстки і вузькі та середні за шириною чашечки. У вірджиніки чашечки середньої ширини і середньої або великої довжини, а пелюстки найбільш довгі і широкі.</w:t>
       </w:r>
     </w:p>
     <w:p>
@@ -2473,21 +2279,7 @@
           <w:color w:val="auto"/>
           <w:lang w:val="uk-UA"/>
         </w:rPr>
-        <w:t>Іноді метод ієрархічної кластеризації видає зворотні або дуже інші результати від метод</w:t>
-      </w:r>
-      <w:r>
-        <w:rPr>
-          <w:color w:val="auto"/>
-          <w:lang w:val="uk-UA"/>
-        </w:rPr>
-        <w:t>у</w:t>
-      </w:r>
-      <w:r>
-        <w:rPr>
-          <w:color w:val="auto"/>
-          <w:lang w:val="uk-UA"/>
-        </w:rPr>
-        <w:t xml:space="preserve"> к-середніх.</w:t>
+        <w:t>Іноді метод ієрархічної кластеризації видає зворотні або дуже інші результати від методу к-середніх.</w:t>
       </w:r>
     </w:p>
     <w:p>
@@ -5781,19 +5573,19 @@
       <w:lang w:val="en-US" w:eastAsia="uk-UA"/>
     </w:rPr>
   </w:style>
-  <w:style w:type="character" w:styleId="Style12">
-    <w:name w:val="Маркери"/>
+  <w:style w:type="character" w:styleId="user">
+    <w:name w:val="Маркери (user)"/>
     <w:qFormat/>
     <w:rPr>
       <w:rFonts w:ascii="OpenSymbol" w:hAnsi="OpenSymbol" w:eastAsia="OpenSymbol" w:cs="OpenSymbol"/>
     </w:rPr>
   </w:style>
-  <w:style w:type="character" w:styleId="Style13">
-    <w:name w:val="Символ нумерації"/>
+  <w:style w:type="character" w:styleId="user1">
+    <w:name w:val="Символ нумерації (user)"/>
     <w:qFormat/>
     <w:rPr/>
   </w:style>
-  <w:style w:type="paragraph" w:styleId="Style14">
+  <w:style w:type="paragraph" w:styleId="Style12">
     <w:name w:val="Заголовок"/>
     <w:basedOn w:val="Normal"/>
     <w:next w:val="BodyText"/>
@@ -5840,7 +5632,7 @@
       <w:szCs w:val="24"/>
     </w:rPr>
   </w:style>
-  <w:style w:type="paragraph" w:styleId="Style15">
+  <w:style w:type="paragraph" w:styleId="Style13">
     <w:name w:val="Покажчик"/>
     <w:basedOn w:val="Normal"/>
     <w:qFormat/>
@@ -5851,7 +5643,7 @@
       <w:rFonts w:cs="Arial Unicode MS"/>
     </w:rPr>
   </w:style>
-  <w:style w:type="paragraph" w:styleId="user">
+  <w:style w:type="paragraph" w:styleId="user2">
     <w:name w:val="Заголовок (user)"/>
     <w:basedOn w:val="Normal"/>
     <w:next w:val="BodyText"/>
@@ -5866,7 +5658,7 @@
       <w:szCs w:val="28"/>
     </w:rPr>
   </w:style>
-  <w:style w:type="paragraph" w:styleId="user1">
+  <w:style w:type="paragraph" w:styleId="user3">
     <w:name w:val="Покажчик (user)"/>
     <w:basedOn w:val="Normal"/>
     <w:qFormat/>
@@ -5879,7 +5671,7 @@
   </w:style>
   <w:style w:type="paragraph" w:styleId="IndexHeading">
     <w:name w:val="index heading"/>
-    <w:basedOn w:val="Style14"/>
+    <w:basedOn w:val="user2"/>
     <w:pPr/>
     <w:rPr/>
   </w:style>
@@ -6108,7 +5900,17 @@
       <w:lang w:val="en-US"/>
     </w:rPr>
   </w:style>
-  <w:style w:type="paragraph" w:styleId="Style16">
+  <w:style w:type="paragraph" w:styleId="user4">
+    <w:name w:val="Вміст таблиці (user)"/>
+    <w:basedOn w:val="Normal"/>
+    <w:qFormat/>
+    <w:pPr>
+      <w:widowControl w:val="false"/>
+      <w:suppressLineNumbers/>
+    </w:pPr>
+    <w:rPr/>
+  </w:style>
+  <w:style w:type="paragraph" w:styleId="Style14">
     <w:name w:val="Вміст таблиці"/>
     <w:basedOn w:val="Normal"/>
     <w:qFormat/>
